--- a/build/index.docx
+++ b/build/index.docx
@@ -1,1662 +1,1572 @@
 
 <file path=word/document.xml><?xml version="1.0" encoding="utf-8"?>
-<w:document xmlns:w="http://schemas.openxmlformats.org/wordprocessingml/2006/main" xmlns:m="http://schemas.openxmlformats.org/officeDocument/2006/math" xmlns:r="http://schemas.openxmlformats.org/officeDocument/2006/relationships" xmlns:o="urn:schemas-microsoft-com:office:office" xmlns:v="urn:schemas-microsoft-com:vml" xmlns:w10="urn:schemas-microsoft-com:office:word" xmlns:a="http://schemas.openxmlformats.org/drawingml/2006/main" xmlns:pic="http://schemas.openxmlformats.org/drawingml/2006/picture" xmlns:wp="http://schemas.openxmlformats.org/drawingml/2006/wordprocessingDrawing">
+<w:document xmlns:wpc="http://schemas.microsoft.com/office/word/2010/wordprocessingCanvas" xmlns:cx="http://schemas.microsoft.com/office/drawing/2014/chartex" xmlns:cx1="http://schemas.microsoft.com/office/drawing/2015/9/8/chartex" xmlns:cx2="http://schemas.microsoft.com/office/drawing/2015/10/21/chartex" xmlns:cx3="http://schemas.microsoft.com/office/drawing/2016/5/9/chartex" xmlns:cx4="http://schemas.microsoft.com/office/drawing/2016/5/10/chartex" xmlns:cx5="http://schemas.microsoft.com/office/drawing/2016/5/11/chartex" xmlns:cx6="http://schemas.microsoft.com/office/drawing/2016/5/12/chartex" xmlns:cx7="http://schemas.microsoft.com/office/drawing/2016/5/13/chartex" xmlns:cx8="http://schemas.microsoft.com/office/drawing/2016/5/14/chartex" xmlns:mc="http://schemas.openxmlformats.org/markup-compatibility/2006" xmlns:aink="http://schemas.microsoft.com/office/drawing/2016/ink" xmlns:am3d="http://schemas.microsoft.com/office/drawing/2017/model3d" xmlns:o="urn:schemas-microsoft-com:office:office" xmlns:oel="http://schemas.microsoft.com/office/2019/extlst" xmlns:r="http://schemas.openxmlformats.org/officeDocument/2006/relationships" xmlns:m="http://schemas.openxmlformats.org/officeDocument/2006/math" xmlns:v="urn:schemas-microsoft-com:vml" xmlns:wp14="http://schemas.microsoft.com/office/word/2010/wordprocessingDrawing" xmlns:wp="http://schemas.openxmlformats.org/drawingml/2006/wordprocessingDrawing" xmlns:w10="urn:schemas-microsoft-com:office:word" xmlns:w="http://schemas.openxmlformats.org/wordprocessingml/2006/main" xmlns:w14="http://schemas.microsoft.com/office/word/2010/wordml" xmlns:w15="http://schemas.microsoft.com/office/word/2012/wordml" xmlns:w16cex="http://schemas.microsoft.com/office/word/2018/wordml/cex" xmlns:w16cid="http://schemas.microsoft.com/office/word/2016/wordml/cid" xmlns:w16="http://schemas.microsoft.com/office/word/2018/wordml" xmlns:w16du="http://schemas.microsoft.com/office/word/2023/wordml/word16du" xmlns:w16sdtdh="http://schemas.microsoft.com/office/word/2020/wordml/sdtdatahash" xmlns:w16sdtfl="http://schemas.microsoft.com/office/word/2024/wordml/sdtformatlock" xmlns:w16se="http://schemas.microsoft.com/office/word/2015/wordml/symex" xmlns:wpg="http://schemas.microsoft.com/office/word/2010/wordprocessingGroup" xmlns:wpi="http://schemas.microsoft.com/office/word/2010/wordprocessingInk" xmlns:wne="http://schemas.microsoft.com/office/word/2006/wordml" xmlns:wps="http://schemas.microsoft.com/office/word/2010/wordprocessingShape" mc:Ignorable="w14 w15 w16se w16cid w16 w16cex w16sdtdh w16sdtfl w16du wp14">
   <w:body>
     <w:p>
       <w:pPr>
         <w:pStyle w:val="Titel"/>
       </w:pPr>
       <w:r>
-        <w:t xml:space="preserve">Titel</w:t>
+        <w:t>eCH-0XXX – Titel des Standards</w:t>
       </w:r>
-      <w:r>
-        <w:t xml:space="preserve"> </w:t>
-      </w:r>
-      <w:r>
-        <w:t xml:space="preserve">des</w:t>
-      </w:r>
-      <w:r>
-        <w:t xml:space="preserve"> </w:t>
-      </w:r>
-      <w:r>
-        <w:t xml:space="preserve">Standards</w:t>
-      </w:r>
-    </w:p>
-    <w:p>
-      <w:pPr>
-        <w:pStyle w:val="Date"/>
-      </w:pPr>
-      <w:r>
-        <w:t xml:space="preserve">2026-07-30</w:t>
-      </w:r>
-    </w:p>
-    <w:sdt>
-      <w:sdtPr>
-        <w:docPartObj>
-          <w:docPartGallery w:val="Table of Contents"/>
-          <w:docPartUnique/>
-        </w:docPartObj>
-      </w:sdtPr>
-      <w:sdtContent>
-        <w:p>
-          <w:pPr>
-            <w:pStyle w:val="TOCHeading"/>
-          </w:pPr>
-          <w:r>
-            <w:t xml:space="preserve">Table of Contents</w:t>
-          </w:r>
-        </w:p>
-        <w:p>
-          <w:r>
-            <w:fldChar w:fldCharType="begin" w:dirty="true"/>
-            <w:instrText xml:space="preserve">TOC \o "1-5" \h \z \u</w:instrText>
-            <w:fldChar w:fldCharType="separate"/>
-            <w:fldChar w:fldCharType="end"/>
-          </w:r>
-        </w:p>
-      </w:sdtContent>
-    </w:sdt>
-    <w:p>
-      <w:pPr>
-        <w:pStyle w:val="berschrift1"/>
-      </w:pPr>
     </w:p>
     <w:tbl>
       <w:tblPr>
-        <w:tblStyle w:val="FigureTable"/>
+        <w:tblStyle w:val="Tabellenraster"/>
         <w:tblW w:type="auto" w:w="0"/>
-        <w:tblLook w:firstRow="0" w:lastRow="0" w:firstColumn="0" w:lastColumn="0"/>
-        <w:jc w:val="center"/>
+        <w:tblLook w:firstColumn="1" w:firstRow="1" w:lastColumn="0" w:lastRow="0" w:noHBand="0" w:noVBand="1" w:val="04A0"/>
       </w:tblPr>
       <w:tblGrid>
-        <w:gridCol w:w="7920"/>
+        <w:gridCol w:w="2622"/>
+        <w:gridCol w:w="6589"/>
+      </w:tblGrid>
+      <w:tblGrid>
+        <w:gridCol w:w="4960"/>
+        <w:gridCol w:w="4960"/>
       </w:tblGrid>
       <w:tr>
         <w:tc>
-          <w:tcPr/>
+          <w:tcPr>
+            <w:tcW w:type="dxa" w:w="2622"/>
+          </w:tcPr>
           <w:p>
             <w:pPr>
-              <w:pStyle w:val="Compact"/>
-              <w:jc w:val="center"/>
+              <w:pStyle w:val="Tabellentitel"/>
             </w:pPr>
             <w:r>
-              <w:t xml:space="preserve">eCH Logo</w:t>
-            </w:r>
-          </w:p>
-        </w:tc>
-      </w:tr>
-    </w:tbl>
-    <w:tbl>
-      <w:tblPr>
-        <w:tblStyle w:val="Table"/>
-        <w:tblW w:type="pct" w:w="5000"/>
-        <w:tblLook w:firstRow="0" w:lastRow="0" w:firstColumn="0" w:lastColumn="0" w:noHBand="0" w:noVBand="0" w:val="0000"/>
-        <w:jc w:val="start"/>
-      </w:tblPr>
-      <w:tblGrid>
-        <w:gridCol w:w="2376"/>
-        <w:gridCol w:w="5544"/>
-      </w:tblGrid>
-      <w:tr>
-        <w:tc>
-          <w:tcPr/>
-          <w:p>
-            <w:pPr>
-              <w:jc w:val="left"/>
-            </w:pPr>
-            <w:r>
-              <w:t xml:space="preserve">Name</w:t>
+              <w:t>Name</w:t>
             </w:r>
           </w:p>
         </w:tc>
         <w:tc>
-          <w:tcPr/>
+          <w:tcPr>
+            <w:tcW w:type="dxa" w:w="6589"/>
+          </w:tcPr>
           <w:p>
             <w:pPr>
-              <w:jc w:val="left"/>
+              <w:pStyle w:val="Tabellentext"/>
             </w:pPr>
             <w:r>
-              <w:t xml:space="preserve">Titel des Standards</w:t>
+              <w:t>Titel des Standards</w:t>
             </w:r>
           </w:p>
         </w:tc>
       </w:tr>
       <w:tr>
         <w:tc>
-          <w:tcPr/>
+          <w:tcPr>
+            <w:tcW w:type="dxa" w:w="2622"/>
+          </w:tcPr>
           <w:p>
             <w:pPr>
-              <w:jc w:val="left"/>
+              <w:pStyle w:val="Tabellentitel"/>
             </w:pPr>
             <w:r>
-              <w:t xml:space="preserve">eCH-Nummer</w:t>
+              <w:t>eCH-Nummer</w:t>
             </w:r>
           </w:p>
         </w:tc>
         <w:tc>
-          <w:tcPr/>
+          <w:tcPr>
+            <w:tcW w:type="dxa" w:w="6589"/>
+          </w:tcPr>
           <w:p>
             <w:pPr>
-              <w:jc w:val="left"/>
+              <w:pStyle w:val="Tabellentext"/>
             </w:pPr>
             <w:r>
-              <w:t xml:space="preserve">eCH-0XXX</w:t>
+              <w:t>eCH-0XXX</w:t>
             </w:r>
           </w:p>
         </w:tc>
       </w:tr>
       <w:tr>
         <w:tc>
-          <w:tcPr/>
+          <w:tcPr>
+            <w:tcW w:type="dxa" w:w="2622"/>
+          </w:tcPr>
           <w:p>
             <w:pPr>
-              <w:jc w:val="left"/>
+              <w:pStyle w:val="Tabellentitel"/>
             </w:pPr>
             <w:r>
-              <w:t xml:space="preserve">Kategorie</w:t>
+              <w:t>Kategorie</w:t>
             </w:r>
           </w:p>
         </w:tc>
         <w:tc>
-          <w:tcPr/>
+          <w:tcPr>
+            <w:tcW w:type="dxa" w:w="6589"/>
+          </w:tcPr>
           <w:p>
             <w:pPr>
-              <w:jc w:val="left"/>
+              <w:pStyle w:val="Tabellentext"/>
             </w:pPr>
             <w:r>
-              <w:t xml:space="preserve">Standard</w:t>
+              <w:t>Standard</w:t>
             </w:r>
           </w:p>
         </w:tc>
       </w:tr>
       <w:tr>
         <w:tc>
-          <w:tcPr/>
+          <w:tcPr>
+            <w:tcW w:type="dxa" w:w="2622"/>
+          </w:tcPr>
           <w:p>
             <w:pPr>
-              <w:jc w:val="left"/>
+              <w:pStyle w:val="Tabellentitel"/>
             </w:pPr>
             <w:r>
-              <w:t xml:space="preserve">Reifegrad</w:t>
+              <w:t>Reifegrad</w:t>
             </w:r>
           </w:p>
         </w:tc>
         <w:tc>
-          <w:tcPr/>
+          <w:tcPr>
+            <w:tcW w:type="dxa" w:w="6589"/>
+          </w:tcPr>
           <w:p>
             <w:pPr>
-              <w:jc w:val="left"/>
+              <w:pStyle w:val="Tabellentext"/>
             </w:pPr>
             <w:r>
-              <w:t xml:space="preserve">Stabil</w:t>
+              <w:t>Stabil</w:t>
             </w:r>
           </w:p>
         </w:tc>
       </w:tr>
       <w:tr>
         <w:tc>
-          <w:tcPr/>
+          <w:tcPr>
+            <w:tcW w:type="dxa" w:w="2622"/>
+          </w:tcPr>
           <w:p>
             <w:pPr>
-              <w:jc w:val="left"/>
+              <w:pStyle w:val="Tabellentitel"/>
             </w:pPr>
             <w:r>
-              <w:rPr>
-                <w:bCs/>
-                <w:b/>
-              </w:rPr>
-              <w:t xml:space="preserve">Version</w:t>
+              <w:t>Version</w:t>
             </w:r>
           </w:p>
         </w:tc>
         <w:tc>
-          <w:tcPr/>
+          <w:tcPr>
+            <w:tcW w:type="dxa" w:w="6589"/>
+          </w:tcPr>
           <w:p>
             <w:pPr>
-              <w:jc w:val="left"/>
+              <w:pStyle w:val="Tabellentext"/>
             </w:pPr>
             <w:r>
-              <w:rPr>
-                <w:bCs/>
-                <w:b/>
-              </w:rPr>
-              <w:t xml:space="preserve">x.x.x</w:t>
+              <w:t>x.x.x</w:t>
             </w:r>
           </w:p>
         </w:tc>
       </w:tr>
       <w:tr>
         <w:tc>
-          <w:tcPr/>
+          <w:tcPr>
+            <w:tcW w:type="dxa" w:w="2622"/>
+          </w:tcPr>
           <w:p>
             <w:pPr>
-              <w:jc w:val="left"/>
+              <w:pStyle w:val="Tabellentitel"/>
             </w:pPr>
             <w:r>
-              <w:t xml:space="preserve">Status</w:t>
+              <w:t>Status</w:t>
             </w:r>
           </w:p>
         </w:tc>
         <w:tc>
-          <w:tcPr/>
+          <w:tcPr>
+            <w:tcW w:type="dxa" w:w="6589"/>
+          </w:tcPr>
           <w:p>
             <w:pPr>
-              <w:jc w:val="left"/>
+              <w:pStyle w:val="Tabellentext"/>
             </w:pPr>
             <w:r>
-              <w:t xml:space="preserve">Entwurf</w:t>
+              <w:t>Entwurf</w:t>
             </w:r>
           </w:p>
         </w:tc>
       </w:tr>
       <w:tr>
         <w:tc>
-          <w:tcPr/>
+          <w:tcPr>
+            <w:tcW w:type="dxa" w:w="2622"/>
+          </w:tcPr>
           <w:p>
             <w:pPr>
-              <w:jc w:val="left"/>
+              <w:pStyle w:val="Tabellentitel"/>
             </w:pPr>
             <w:r>
-              <w:t xml:space="preserve">Beschluss am</w:t>
+              <w:t>Beschluss am</w:t>
             </w:r>
           </w:p>
         </w:tc>
         <w:tc>
-          <w:tcPr/>
+          <w:tcPr>
+            <w:tcW w:type="dxa" w:w="6589"/>
+          </w:tcPr>
           <w:p>
             <w:pPr>
-              <w:jc w:val="left"/>
+              <w:pStyle w:val="Tabellentext"/>
             </w:pPr>
             <w:r>
-              <w:t xml:space="preserve">JJJJ-MM-TT</w:t>
+              <w:t>JJJJ-MM-TT</w:t>
             </w:r>
           </w:p>
         </w:tc>
       </w:tr>
       <w:tr>
         <w:tc>
-          <w:tcPr/>
+          <w:tcPr>
+            <w:tcW w:type="dxa" w:w="2622"/>
+          </w:tcPr>
           <w:p>
             <w:pPr>
-              <w:jc w:val="left"/>
+              <w:pStyle w:val="Tabellentitel"/>
             </w:pPr>
             <w:r>
-              <w:t xml:space="preserve">Ausgabedatum</w:t>
+              <w:t>Ausgabedatum</w:t>
             </w:r>
           </w:p>
         </w:tc>
         <w:tc>
-          <w:tcPr/>
+          <w:tcPr>
+            <w:tcW w:type="dxa" w:w="6589"/>
+          </w:tcPr>
           <w:p>
             <w:pPr>
-              <w:jc w:val="left"/>
+              <w:pStyle w:val="Tabellentext"/>
             </w:pPr>
             <w:r>
-              <w:t xml:space="preserve">JJJJ-MM-TT</w:t>
+              <w:t>JJJJ-MM-TT</w:t>
             </w:r>
           </w:p>
         </w:tc>
       </w:tr>
       <w:tr>
         <w:tc>
-          <w:tcPr/>
+          <w:tcPr>
+            <w:tcW w:type="dxa" w:w="2622"/>
+          </w:tcPr>
           <w:p>
             <w:pPr>
-              <w:jc w:val="left"/>
+              <w:pStyle w:val="Tabellentitel"/>
             </w:pPr>
             <w:r>
-              <w:rPr>
-                <w:bCs/>
-                <w:b/>
-              </w:rPr>
-              <w:t xml:space="preserve">Ersetzt Version</w:t>
+              <w:t>Ersetzt Version</w:t>
             </w:r>
           </w:p>
         </w:tc>
         <w:tc>
-          <w:tcPr/>
+          <w:tcPr>
+            <w:tcW w:type="dxa" w:w="6589"/>
+          </w:tcPr>
           <w:p>
             <w:pPr>
-              <w:jc w:val="left"/>
+              <w:pStyle w:val="Tabellentext"/>
             </w:pPr>
             <w:r>
-              <w:rPr>
-                <w:bCs/>
-                <w:b/>
-              </w:rPr>
-              <w:t xml:space="preserve">x.x.x – Aufgehoben</w:t>
+              <w:t>x.x.x – Aufgehoben</w:t>
             </w:r>
           </w:p>
         </w:tc>
       </w:tr>
       <w:tr>
         <w:tc>
-          <w:tcPr/>
+          <w:tcPr>
+            <w:tcW w:type="dxa" w:w="2622"/>
+          </w:tcPr>
           <w:p>
             <w:pPr>
-              <w:jc w:val="left"/>
+              <w:pStyle w:val="Tabellentitel"/>
             </w:pPr>
             <w:r>
-              <w:t xml:space="preserve">Voraussetzungen</w:t>
+              <w:t>Voraussetzungen</w:t>
             </w:r>
           </w:p>
         </w:tc>
         <w:tc>
-          <w:tcPr/>
+          <w:tcPr>
+            <w:tcW w:type="dxa" w:w="6589"/>
+          </w:tcPr>
           <w:p>
             <w:pPr>
-              <w:jc w:val="left"/>
+              <w:pStyle w:val="Tabellentext"/>
             </w:pPr>
             <w:r>
-              <w:t xml:space="preserve">&lt;Vorausgesetzter Standard&gt;</w:t>
+              <w:t>&lt;Vorausgesetzter Standard&gt;</w:t>
             </w:r>
           </w:p>
         </w:tc>
       </w:tr>
       <w:tr>
         <w:tc>
-          <w:tcPr/>
+          <w:tcPr>
+            <w:tcW w:type="dxa" w:w="2622"/>
+          </w:tcPr>
           <w:p>
             <w:pPr>
-              <w:jc w:val="left"/>
+              <w:pStyle w:val="Tabellentitel"/>
             </w:pPr>
             <w:r>
-              <w:t xml:space="preserve">Beilagen</w:t>
+              <w:t>Beilagen</w:t>
             </w:r>
           </w:p>
         </w:tc>
         <w:tc>
-          <w:tcPr/>
+          <w:tcPr>
+            <w:tcW w:type="dxa" w:w="6589"/>
+          </w:tcPr>
           <w:p>
             <w:pPr>
-              <w:jc w:val="left"/>
+              <w:pStyle w:val="Tabellentext"/>
             </w:pPr>
             <w:r>
-              <w:t xml:space="preserve">&lt;Beilage&gt;</w:t>
+              <w:t>&lt;Beilage&gt;</w:t>
             </w:r>
           </w:p>
         </w:tc>
       </w:tr>
       <w:tr>
         <w:tc>
-          <w:tcPr/>
+          <w:tcPr>
+            <w:tcW w:type="dxa" w:w="2622"/>
+          </w:tcPr>
           <w:p>
             <w:pPr>
-              <w:jc w:val="left"/>
+              <w:pStyle w:val="Tabellentitel"/>
             </w:pPr>
             <w:r>
-              <w:t xml:space="preserve">Sprachen</w:t>
+              <w:t>Sprachen</w:t>
             </w:r>
           </w:p>
         </w:tc>
         <w:tc>
-          <w:tcPr/>
+          <w:tcPr>
+            <w:tcW w:type="dxa" w:w="6589"/>
+          </w:tcPr>
           <w:p>
             <w:pPr>
-              <w:jc w:val="left"/>
+              <w:pStyle w:val="Tabellentext"/>
             </w:pPr>
             <w:r>
-              <w:t xml:space="preserve">Deutsch (Original), Französisch (Übersetzung)</w:t>
+              <w:t>Deutsch (Original), Französisch (Übersetzung)</w:t>
             </w:r>
           </w:p>
         </w:tc>
       </w:tr>
       <w:tr>
         <w:tc>
-          <w:tcPr/>
+          <w:tcPr>
+            <w:tcW w:type="dxa" w:w="2622"/>
+          </w:tcPr>
           <w:p>
             <w:pPr>
-              <w:jc w:val="left"/>
+              <w:pStyle w:val="Tabellentitel"/>
             </w:pPr>
             <w:r>
-              <w:t xml:space="preserve">Fachgruppe</w:t>
+              <w:t>Fachgruppe</w:t>
             </w:r>
           </w:p>
         </w:tc>
         <w:tc>
-          <w:tcPr/>
+          <w:tcPr>
+            <w:tcW w:type="dxa" w:w="6589"/>
+          </w:tcPr>
           <w:p>
             <w:pPr>
-              <w:jc w:val="left"/>
+              <w:pStyle w:val="Tabellentext"/>
             </w:pPr>
             <w:r>
-              <w:t xml:space="preserve">&lt;Fachgruppe&gt;</w:t>
+              <w:t>&lt;Fachgruppe&gt;</w:t>
             </w:r>
           </w:p>
         </w:tc>
       </w:tr>
       <w:tr>
         <w:tc>
-          <w:tcPr/>
+          <w:tcPr>
+            <w:tcW w:type="dxa" w:w="2622"/>
+          </w:tcPr>
           <w:p>
             <w:pPr>
-              <w:jc w:val="left"/>
+              <w:pStyle w:val="Tabellentitel"/>
             </w:pPr>
             <w:r>
-              <w:t xml:space="preserve">Herausgeber / Vertrieb</w:t>
+              <w:t>Herausgeber / Vertrieb</w:t>
             </w:r>
           </w:p>
         </w:tc>
         <w:tc>
-          <w:tcPr/>
+          <w:tcPr>
+            <w:tcW w:type="dxa" w:w="6589"/>
+          </w:tcPr>
           <w:p>
             <w:pPr>
-              <w:jc w:val="left"/>
+              <w:pStyle w:val="Tabellentext"/>
             </w:pPr>
             <w:r>
-              <w:t xml:space="preserve">Verein eCH, Affolternstrasse 52, 8050 Zürich</w:t>
-            </w:r>
-            <w:r>
-              <w:br/>
-            </w:r>
-            <w:r>
-              <w:t xml:space="preserve">T 044 388 74 64 /</w:t>
-            </w:r>
-            <w:r>
-              <w:t xml:space="preserve"> </w:t>
-            </w:r>
-            <w:hyperlink r:id="rId20">
-              <w:r>
-                <w:rPr>
-                  <w:rStyle w:val="Hyperlink"/>
-                </w:rPr>
-                <w:t xml:space="preserve">info@ech.ch</w:t>
-              </w:r>
-            </w:hyperlink>
-            <w:r>
-              <w:t xml:space="preserve"> </w:t>
-            </w:r>
-            <w:r>
-              <w:t xml:space="preserve">/ www.ech.ch</w:t>
+              <w:t>Verein eCH, Affolternstrasse 52, 8050 Zürich</w:t>
             </w:r>
           </w:p>
-        </w:tc>
-      </w:tr>
-    </w:tbl>
-    <w:bookmarkStart w:id="22" w:name="X544f6b60985093170668a07ce6b443d237a0506"/>
-    <w:p>
-      <w:pPr>
-        <w:pStyle w:val="berschrift1"/>
-      </w:pPr>
-      <w:r>
-        <w:t xml:space="preserve">Zusammenfassung</w:t>
-      </w:r>
-    </w:p>
-    <w:p>
-      <w:pPr>
-        <w:pStyle w:val="FirstParagraph"/>
-      </w:pPr>
-      <w:r>
-        <w:rPr>
-          <w:iCs/>
-          <w:i/>
-        </w:rPr>
-        <w:t xml:space="preserve">&lt;Kurze Zusammenfassung des Zwecks des Dokuments&gt;</w:t>
-      </w:r>
-    </w:p>
-    <w:p>
-      <w:pPr>
-        <w:pStyle w:val="Textkrper"/>
-      </w:pPr>
-      <w:r>
-        <w:t xml:space="preserve">Im vorliegenden Dokument wird bei der Bezeichnung von Personen eine geschlechtsneutrale Formulierung verwendet.</w:t>
-      </w:r>
-      <w:r>
-        <w:t xml:space="preserve"> </w:t>
-      </w:r>
-      <w:r>
-        <w:t xml:space="preserve">Basis bildet der</w:t>
-      </w:r>
-      <w:r>
-        <w:t xml:space="preserve"> </w:t>
-      </w:r>
-      <w:hyperlink r:id="rId21">
-        <w:r>
-          <w:rPr>
-            <w:rStyle w:val="Hyperlink"/>
-          </w:rPr>
-          <w:t xml:space="preserve">Leitfaden</w:t>
-        </w:r>
-      </w:hyperlink>
-      <w:r>
-        <w:t xml:space="preserve"> </w:t>
-      </w:r>
-      <w:r>
-        <w:t xml:space="preserve">der Bundeskanzlei.</w:t>
-      </w:r>
-      <w:r>
-        <w:t xml:space="preserve"> </w:t>
-      </w:r>
-      <w:r>
-        <w:t xml:space="preserve">Je nach Situation kommen Paarformen (Bürgerinnen und Bürger), geschlechtsabstrakte Formen (versicherte Person), geschlechtsneutrale Formen (Versicherte) oder Umschreibungen ohne Personenbezug zum Einsatz.</w:t>
-      </w:r>
-      <w:r>
-        <w:t xml:space="preserve"> </w:t>
-      </w:r>
-      <w:r>
-        <w:t xml:space="preserve">Das generische Maskulin (Bürger) ist nicht zulässig.</w:t>
-      </w:r>
-      <w:r>
-        <w:t xml:space="preserve"> </w:t>
-      </w:r>
-      <w:r>
-        <w:t xml:space="preserve">Vollformen werden in fortlaufenden Texten verwendet, also in Texten, die aus ausformulierten Sätzen bestehen.</w:t>
-      </w:r>
-      <w:r>
-        <w:t xml:space="preserve"> </w:t>
-      </w:r>
-      <w:r>
-        <w:t xml:space="preserve">In verknappten Textpassagen, namentlich in Tabellen, können Kurzformen verwendet werden.</w:t>
-      </w:r>
-      <w:r>
-        <w:t xml:space="preserve"> </w:t>
-      </w:r>
-      <w:r>
-        <w:t xml:space="preserve">Dabei wird die Kurzform mit Schrägstrich, aber ohne Auslassungsstrich verwendet (Referent/in).</w:t>
-      </w:r>
-      <w:r>
-        <w:t xml:space="preserve"> </w:t>
-      </w:r>
-      <w:r>
-        <w:t xml:space="preserve">Genderstern und ähnliche Schreibweisen werden nicht verwendet.</w:t>
-      </w:r>
-    </w:p>
-    <w:bookmarkEnd w:id="22"/>
-    <w:bookmarkStart w:id="25" w:name="einleitung"/>
-    <w:p>
-      <w:pPr>
-        <w:pStyle w:val="berschrift1"/>
-      </w:pPr>
-      <w:r>
-        <w:t xml:space="preserve">Einleitung</w:t>
-      </w:r>
-    </w:p>
-    <w:bookmarkStart w:id="23" w:name="status"/>
-    <w:p>
-      <w:pPr>
-        <w:pStyle w:val="berschrift2"/>
-      </w:pPr>
-      <w:r>
-        <w:t xml:space="preserve">Status</w:t>
-      </w:r>
-    </w:p>
-    <w:p>
-      <w:pPr>
-        <w:pStyle w:val="FirstParagraph"/>
-      </w:pPr>
-      <w:r>
-        <w:rPr>
-          <w:iCs/>
-          <w:i/>
-        </w:rPr>
-        <w:t xml:space="preserve">Entwurf</w:t>
-      </w:r>
-    </w:p>
-    <w:bookmarkEnd w:id="23"/>
-    <w:bookmarkStart w:id="24" w:name="anwendungsgebiet"/>
-    <w:p>
-      <w:pPr>
-        <w:pStyle w:val="berschrift2"/>
-      </w:pPr>
-      <w:r>
-        <w:t xml:space="preserve">Anwendungsgebiet</w:t>
-      </w:r>
-    </w:p>
-    <w:p>
-      <w:pPr>
-        <w:pStyle w:val="FirstParagraph"/>
-      </w:pPr>
-      <w:r>
-        <w:t xml:space="preserve">Die Angaben in diesem Kapitel sollen dem Leser einen raschen Überblick geben, wofür dieser Standard gedacht ist.</w:t>
-      </w:r>
-      <w:r>
-        <w:t xml:space="preserve"> </w:t>
-      </w:r>
-      <w:r>
-        <w:t xml:space="preserve">Hinweise zu folgenden Sachverhalten können dabei hilfreich sein:</w:t>
-      </w:r>
-    </w:p>
-    <w:p>
-      <w:pPr>
-        <w:numPr>
-          <w:ilvl w:val="0"/>
-          <w:numId w:val="1001"/>
-        </w:numPr>
-      </w:pPr>
-      <w:r>
-        <w:t xml:space="preserve">Benennung der Aufgabenbereiche gem. [eCH-0122: Architektur E-Government Schweiz: Grundlagen],</w:t>
-      </w:r>
-      <w:r>
-        <w:br/>
-      </w:r>
-      <w:r>
-        <w:t xml:space="preserve">Beispiel «Bauen»</w:t>
-      </w:r>
-    </w:p>
-    <w:p>
-      <w:pPr>
-        <w:numPr>
-          <w:ilvl w:val="0"/>
-          <w:numId w:val="1001"/>
-        </w:numPr>
-      </w:pPr>
-      <w:r>
-        <w:t xml:space="preserve">Konkrete Meldeflüsse mit entsprechenden Kommunikationspartnern,</w:t>
-      </w:r>
-      <w:r>
-        <w:br/>
-      </w:r>
-      <w:r>
-        <w:t xml:space="preserve">Beispiel «Datenaustausch zwischen Baugesuchstellern und Bewilligungsbehörden»</w:t>
-      </w:r>
-    </w:p>
-    <w:p>
-      <w:pPr>
-        <w:numPr>
-          <w:ilvl w:val="0"/>
-          <w:numId w:val="1001"/>
-        </w:numPr>
-      </w:pPr>
-      <w:r>
-        <w:t xml:space="preserve">Konkrete UseCases die vom Standard unterstützt werden,</w:t>
-      </w:r>
-      <w:r>
-        <w:br/>
-      </w:r>
-      <w:r>
-        <w:t xml:space="preserve">Beispiel «Abwickeln elektronisches Baugesuch»</w:t>
-      </w:r>
-    </w:p>
-    <w:p>
-      <w:pPr>
-        <w:pStyle w:val="FirstParagraph"/>
-      </w:pPr>
-      <w:r>
-        <w:rPr>
-          <w:iCs/>
-          <w:i/>
-        </w:rPr>
-        <w:t xml:space="preserve">&lt;Anwendungsgebiet beschreiben&gt;</w:t>
-      </w:r>
-    </w:p>
-    <w:bookmarkEnd w:id="24"/>
-    <w:bookmarkEnd w:id="25"/>
-    <w:bookmarkStart w:id="30" w:name="titel-1"/>
-    <w:p>
-      <w:pPr>
-        <w:pStyle w:val="berschrift1"/>
-      </w:pPr>
-      <w:r>
-        <w:t xml:space="preserve">Titel 1</w:t>
-      </w:r>
-    </w:p>
-    <w:p>
-      <w:pPr>
-        <w:pStyle w:val="FirstParagraph"/>
-      </w:pPr>
-      <w:r>
-        <w:t xml:space="preserve">Text</w:t>
-      </w:r>
-    </w:p>
-    <w:tbl>
-      <w:tblPr>
-        <w:tblStyle w:val="FigureTable"/>
-        <w:tblW w:type="auto" w:w="0"/>
-        <w:tblLook w:firstRow="0" w:lastRow="0" w:firstColumn="0" w:lastColumn="0"/>
-        <w:jc w:val="center"/>
-      </w:tblPr>
-      <w:tblGrid>
-        <w:gridCol w:w="7920"/>
-      </w:tblGrid>
-      <w:tr>
-        <w:tc>
-          <w:tcPr/>
           <w:p>
             <w:pPr>
-              <w:pStyle w:val="Compact"/>
-              <w:jc w:val="center"/>
+              <w:pStyle w:val="Tabellentext"/>
             </w:pPr>
             <w:r>
-              <w:t xml:space="preserve">Beispielbild</w:t>
+              <w:t>T 044 388 74 64 / info@ech.ch / www.ech.ch</w:t>
             </w:r>
           </w:p>
         </w:tc>
       </w:tr>
     </w:tbl>
     <w:p>
-      <w:pPr>
-        <w:pStyle w:val="ImageCaption"/>
+      <w:pPr/>
+    </w:p>
+    <w:p>
+      <w:pPr>
+        <w:pStyle w:val="Nebentitel"/>
       </w:pPr>
       <w:r>
-        <w:t xml:space="preserve">Abbildung: Text</w:t>
-      </w:r>
-    </w:p>
-    <w:bookmarkStart w:id="29" w:name="titel-2"/>
-    <w:p>
-      <w:pPr>
-        <w:pStyle w:val="berschrift2"/>
-      </w:pPr>
-      <w:r>
-        <w:t xml:space="preserve">Titel 2</w:t>
-      </w:r>
-    </w:p>
-    <w:bookmarkStart w:id="28" w:name="titel-3"/>
-    <w:p>
-      <w:pPr>
-        <w:pStyle w:val="berschrift3"/>
-      </w:pPr>
-      <w:r>
-        <w:t xml:space="preserve">Titel 3</w:t>
+        <w:t>Zusammenfassung</w:t>
       </w:r>
     </w:p>
     <w:p>
-      <w:pPr>
-        <w:numPr>
-          <w:ilvl w:val="0"/>
-          <w:numId w:val="1002"/>
-        </w:numPr>
-      </w:pPr>
+      <w:pPr/>
       <w:r>
-        <w:t xml:space="preserve">Untertitel</w:t>
+        <w:rPr>
+          <w:i/>
+        </w:rPr>
+        <w:t>&lt;Kurze Zusammenfassung des Zwecks des Dokuments&gt;</w:t>
       </w:r>
     </w:p>
     <w:p>
       <w:pPr>
-        <w:pStyle w:val="FirstParagraph"/>
+        <w:pStyle w:val="Nebentitel"/>
+      </w:pPr>
+    </w:p>
+    <w:p>
+      <w:pPr>
+        <w:pStyle w:val="Nebentitel"/>
       </w:pPr>
       <w:r>
-        <w:t xml:space="preserve">Austauschformat</w:t>
+        <w:t>Hinweis</w:t>
       </w:r>
     </w:p>
     <w:p>
-      <w:pPr>
-        <w:numPr>
-          <w:ilvl w:val="0"/>
-          <w:numId w:val="1003"/>
-        </w:numPr>
-      </w:pPr>
+      <w:pPr/>
       <w:r>
-        <w:t xml:space="preserve">Aufzählung Ebene 1</w:t>
+        <w:t>Im vorliegenden Dokument wird bei der Bezeichnung von Personen eine geschlechtsneutrale Formulierung verwendet. Basis bildet der Leitfaden der Bundeskanzlei. Je nach Situation kommen Paarformen (Bürgerinnen und Bürger), geschlechtsabstrakte Formen (versicherte Person), geschlechtsneutrale Formen (Versicherte) oder Umschreibungen ohne Personenbezug zum Einsatz. Das generische Maskulin (Bürger) ist nicht zulässig. Vollformen werden in fortlaufenden Texten verwendet. In verknappten Textpassagen, namentlich in Tabellen, können Kurzformen verwendet werden (Referent/in). Genderstern und ähnliche Schreibweisen werden nicht verwendet.</w:t>
       </w:r>
     </w:p>
     <w:p>
       <w:pPr>
-        <w:numPr>
-          <w:ilvl w:val="1"/>
-          <w:numId w:val="1004"/>
-        </w:numPr>
+        <w:pStyle w:val="TitelInhaltsverzeichnis"/>
       </w:pPr>
       <w:r>
-        <w:t xml:space="preserve">Aufzählung Ebene 2</w:t>
+        <w:t>Inhaltsverzeichnis</w:t>
       </w:r>
     </w:p>
     <w:p>
       <w:pPr>
-        <w:numPr>
-          <w:ilvl w:val="2"/>
-          <w:numId w:val="1005"/>
-        </w:numPr>
+        <w:pStyle w:val="Verzeichnis1"/>
+      </w:pPr>
+      <w:fldSimple w:instr=" TOC \o &quot;1-5&quot; \h \z \u ">
+        <w:r>
+          <w:t>[Inhaltsverzeichnis wird beim Öffnen in Word aktualisiert]</w:t>
+        </w:r>
+      </w:fldSimple>
+    </w:p>
+    <w:p>
+      <w:pPr>
+        <w:pStyle w:val="berschrift1"/>
       </w:pPr>
       <w:r>
-        <w:t xml:space="preserve">Aufzählung Ebene 3</w:t>
+        <w:t>Einleitung</w:t>
       </w:r>
     </w:p>
     <w:p>
       <w:pPr>
-        <w:numPr>
-          <w:ilvl w:val="0"/>
-          <w:numId w:val="1006"/>
-        </w:numPr>
+        <w:pStyle w:val="berschrift2"/>
       </w:pPr>
       <w:r>
-        <w:t xml:space="preserve">Aufzählung Ebene 1</w:t>
+        <w:t>Status</w:t>
       </w:r>
     </w:p>
     <w:p>
-      <w:pPr>
-        <w:numPr>
-          <w:ilvl w:val="1"/>
-          <w:numId w:val="1007"/>
-        </w:numPr>
-      </w:pPr>
+      <w:pPr/>
       <w:r>
-        <w:t xml:space="preserve">Aufzählung Ebene 2</w:t>
+        <w:rPr>
+          <w:b w:val="0"/>
+          <w:i/>
+        </w:rPr>
+        <w:t>Wählen Sie ein Element aus.</w:t>
       </w:r>
     </w:p>
     <w:p>
       <w:pPr>
-        <w:numPr>
-          <w:ilvl w:val="2"/>
-          <w:numId w:val="1008"/>
-        </w:numPr>
+        <w:pStyle w:val="berschrift2"/>
       </w:pPr>
       <w:r>
-        <w:t xml:space="preserve">Aufzählung Ebene 3</w:t>
+        <w:t>Anwendungsgebiet</w:t>
       </w:r>
     </w:p>
     <w:p>
-      <w:pPr>
-        <w:numPr>
-          <w:ilvl w:val="0"/>
-          <w:numId w:val="1009"/>
-        </w:numPr>
-      </w:pPr>
+      <w:pPr/>
       <w:r>
-        <w:t xml:space="preserve">Aufzählung Ebene 1</w:t>
+        <w:rPr>
+          <w:b w:val="0"/>
+          <w:i w:val="0"/>
+        </w:rPr>
+        <w:t>Die Angaben in diesem Kapitel sollen dem Leser einen raschen Überblick geben, wofür dieser Standard gedacht ist.</w:t>
+        <w:br/>
       </w:r>
     </w:p>
     <w:p>
       <w:pPr>
-        <w:numPr>
-          <w:ilvl w:val="1"/>
-          <w:numId w:val="1010"/>
-        </w:numPr>
+        <w:pStyle w:val="Aufzhlung"/>
       </w:pPr>
       <w:r>
-        <w:t xml:space="preserve">Aufzählung Ebene 1</w:t>
+        <w:t>Benennung der Aufgabenbereiche gem. [eCH-0122: Architektur E-Government Schweiz: Grundlagen]</w:t>
       </w:r>
     </w:p>
     <w:p>
       <w:pPr>
-        <w:numPr>
-          <w:ilvl w:val="2"/>
-          <w:numId w:val="1011"/>
-        </w:numPr>
+        <w:pStyle w:val="Aufzhlung"/>
       </w:pPr>
       <w:r>
-        <w:t xml:space="preserve">Aufzählung Ebene 1</w:t>
+        <w:t>Konkrete Meldeflüsse mit entsprechenden Kommunikationspartnern</w:t>
       </w:r>
     </w:p>
     <w:p>
       <w:pPr>
-        <w:pStyle w:val="TableCaption"/>
+        <w:pStyle w:val="Aufzhlung"/>
       </w:pPr>
       <w:r>
-        <w:t xml:space="preserve">Tabelle: Text</w:t>
+        <w:t>Konkrete UseCases die vom Standard unterstützt werden</w:t>
+      </w:r>
+    </w:p>
+    <w:p>
+      <w:pPr>
+        <w:pStyle w:val="berschrift1"/>
+      </w:pPr>
+      <w:r>
+        <w:t>Titel 1</w:t>
+      </w:r>
+    </w:p>
+    <w:p>
+      <w:pPr/>
+      <w:r>
+        <w:rPr>
+          <w:b w:val="0"/>
+          <w:i w:val="0"/>
+        </w:rPr>
+        <w:t>Text</w:t>
+      </w:r>
+    </w:p>
+    <w:p>
+      <w:pPr/>
+      <w:r>
+        <w:t>[Bild nicht gefunden: docs/images/placeholder.png]</w:t>
+      </w:r>
+    </w:p>
+    <w:p>
+      <w:pPr>
+        <w:pStyle w:val="Beschriftung"/>
+      </w:pPr>
+      <w:r>
+        <w:t xml:space="preserve">Abbildung </w:t>
+      </w:r>
+      <w:fldSimple w:instr=" SEQ Abbildung \* ARABIC ">
+        <w:r>
+          <w:t>1</w:t>
+        </w:r>
+      </w:fldSimple>
+      <w:r>
+        <w:t xml:space="preserve">: Text</w:t>
+      </w:r>
+    </w:p>
+    <w:p>
+      <w:pPr>
+        <w:pStyle w:val="berschrift2"/>
+      </w:pPr>
+      <w:r>
+        <w:t>Titel 2</w:t>
+      </w:r>
+    </w:p>
+    <w:p>
+      <w:pPr>
+        <w:pStyle w:val="berschrift3"/>
+      </w:pPr>
+      <w:r>
+        <w:t>Titel 3</w:t>
+      </w:r>
+    </w:p>
+    <w:p>
+      <w:pPr>
+        <w:pStyle w:val="Untertitel"/>
+      </w:pPr>
+      <w:r>
+        <w:t>Untertitel</w:t>
+      </w:r>
+    </w:p>
+    <w:p>
+      <w:pPr>
+        <w:pStyle w:val="Austauschformat"/>
+      </w:pPr>
+      <w:r>
+        <w:t>Austauschformat</w:t>
+      </w:r>
+    </w:p>
+    <w:p>
+      <w:pPr>
+        <w:pStyle w:val="Aufzhlung"/>
+      </w:pPr>
+      <w:r>
+        <w:t>Aufzählung Ebene 1</w:t>
+      </w:r>
+    </w:p>
+    <w:p>
+      <w:pPr>
+        <w:pStyle w:val="Liste-"/>
+      </w:pPr>
+      <w:r>
+        <w:t>Aufzählung Ebene 2</w:t>
+      </w:r>
+    </w:p>
+    <w:p>
+      <w:pPr>
+        <w:pStyle w:val="Liste-"/>
+      </w:pPr>
+      <w:r>
+        <w:t>Aufzählung Ebene 3</w:t>
+      </w:r>
+    </w:p>
+    <w:p>
+      <w:pPr>
+        <w:pStyle w:val="Liste1"/>
+      </w:pPr>
+      <w:r>
+        <w:t>Aufzählung Nummeriert Ebene 1</w:t>
+      </w:r>
+    </w:p>
+    <w:p>
+      <w:pPr>
+        <w:pStyle w:val="Liste1"/>
+      </w:pPr>
+      <w:r>
+        <w:t>Aufzählung Nummeriert Ebene 2</w:t>
+      </w:r>
+    </w:p>
+    <w:p>
+      <w:pPr>
+        <w:pStyle w:val="Listea"/>
+      </w:pPr>
+      <w:r>
+        <w:t>Aufzählung Alpha Ebene 1</w:t>
       </w:r>
     </w:p>
     <w:tbl>
       <w:tblPr>
-        <w:tblStyle w:val="Table"/>
-        <w:tblW w:type="pct" w:w="5000"/>
-        <w:tblLook w:firstRow="1" w:lastRow="0" w:firstColumn="0" w:lastColumn="0" w:noHBand="0" w:noVBand="0" w:val="0020"/>
-        <w:jc w:val="start"/>
-        <w:tblCaption w:val="Tabelle: Text"/>
+        <w:tblStyle w:val="Tabellenraster"/>
+        <w:tblW w:type="auto" w:w="0"/>
+        <w:tblLook w:firstColumn="1" w:firstRow="1" w:lastColumn="0" w:lastRow="0" w:noHBand="0" w:noVBand="1" w:val="04A0"/>
       </w:tblPr>
       <w:tblGrid>
-        <w:gridCol w:w="2639"/>
-        <w:gridCol w:w="2639"/>
-        <w:gridCol w:w="2640"/>
+        <w:gridCol w:w="3070"/>
+        <w:gridCol w:w="3070"/>
+        <w:gridCol w:w="3071"/>
+      </w:tblGrid>
+      <w:tblGrid>
+        <w:gridCol w:w="3307"/>
+        <w:gridCol w:w="3307"/>
+        <w:gridCol w:w="3307"/>
       </w:tblGrid>
       <w:tr>
-        <w:trPr>
-          <w:tblHeader w:val="true"/>
-        </w:trPr>
         <w:tc>
-          <w:tcPr/>
+          <w:tcPr>
+            <w:tcW w:type="dxa" w:w="3070"/>
+          </w:tcPr>
           <w:p>
             <w:pPr>
-              <w:pStyle w:val="Compact"/>
-              <w:jc w:val="left"/>
+              <w:pStyle w:val="Tabellentitel"/>
             </w:pPr>
             <w:r>
-              <w:t xml:space="preserve">Text1</w:t>
+              <w:t>Text1</w:t>
             </w:r>
           </w:p>
         </w:tc>
         <w:tc>
-          <w:tcPr/>
+          <w:tcPr>
+            <w:tcW w:type="dxa" w:w="3070"/>
+          </w:tcPr>
           <w:p>
             <w:pPr>
-              <w:pStyle w:val="Compact"/>
-              <w:jc w:val="left"/>
+              <w:pStyle w:val="Tabellentitel"/>
             </w:pPr>
             <w:r>
-              <w:t xml:space="preserve">Text 2</w:t>
+              <w:t>Text 2</w:t>
             </w:r>
           </w:p>
         </w:tc>
         <w:tc>
-          <w:tcPr/>
+          <w:tcPr>
+            <w:tcW w:type="dxa" w:w="3071"/>
+          </w:tcPr>
           <w:p>
             <w:pPr>
-              <w:pStyle w:val="Compact"/>
-              <w:jc w:val="left"/>
+              <w:pStyle w:val="Tabellentitel"/>
             </w:pPr>
             <w:r>
-              <w:t xml:space="preserve">Text 3</w:t>
+              <w:t>Text 3</w:t>
             </w:r>
           </w:p>
         </w:tc>
       </w:tr>
       <w:tr>
         <w:tc>
-          <w:tcPr/>
+          <w:tcPr>
+            <w:tcW w:type="dxa" w:w="3070"/>
+          </w:tcPr>
           <w:p>
             <w:pPr>
-              <w:jc w:val="left"/>
+              <w:pStyle w:val="Tabellentext"/>
             </w:pPr>
             <w:r>
-              <w:t xml:space="preserve">AAAa</w:t>
+              <w:t>AAAa</w:t>
             </w:r>
           </w:p>
         </w:tc>
         <w:tc>
-          <w:tcPr/>
+          <w:tcPr>
+            <w:tcW w:type="dxa" w:w="3070"/>
+          </w:tcPr>
           <w:p>
             <w:pPr>
-              <w:jc w:val="left"/>
+              <w:pStyle w:val="Tabellentext"/>
             </w:pPr>
             <w:r>
-              <w:t xml:space="preserve">Aaaa</w:t>
+              <w:t>Aaaa</w:t>
             </w:r>
           </w:p>
         </w:tc>
         <w:tc>
-          <w:tcPr/>
+          <w:tcPr>
+            <w:tcW w:type="dxa" w:w="3071"/>
+          </w:tcPr>
           <w:p>
             <w:pPr>
-              <w:jc w:val="left"/>
+              <w:pStyle w:val="Tabellentext"/>
             </w:pPr>
             <w:r>
-              <w:t xml:space="preserve">aAAa</w:t>
+              <w:t>aAAa</w:t>
             </w:r>
           </w:p>
         </w:tc>
       </w:tr>
       <w:tr>
         <w:tc>
-          <w:tcPr/>
+          <w:tcPr>
+            <w:tcW w:type="dxa" w:w="3070"/>
+          </w:tcPr>
           <w:p>
             <w:pPr>
-              <w:jc w:val="left"/>
+              <w:pStyle w:val="Tabellentext"/>
             </w:pPr>
             <w:r>
-              <w:t xml:space="preserve">Bbb</w:t>
+              <w:t>Bbb</w:t>
             </w:r>
           </w:p>
         </w:tc>
         <w:tc>
-          <w:tcPr/>
+          <w:tcPr>
+            <w:tcW w:type="dxa" w:w="3070"/>
+          </w:tcPr>
           <w:p>
             <w:pPr>
-              <w:jc w:val="left"/>
+              <w:pStyle w:val="Tabellentext"/>
             </w:pPr>
             <w:r>
-              <w:t xml:space="preserve">Bbb</w:t>
+              <w:t>Bbb</w:t>
             </w:r>
           </w:p>
         </w:tc>
         <w:tc>
-          <w:tcPr/>
+          <w:tcPr>
+            <w:tcW w:type="dxa" w:w="3071"/>
+          </w:tcPr>
           <w:p>
             <w:pPr>
-              <w:jc w:val="left"/>
+              <w:pStyle w:val="Tabellentext"/>
             </w:pPr>
             <w:r>
-              <w:t xml:space="preserve">bbb</w:t>
+              <w:t>bbb</w:t>
             </w:r>
           </w:p>
         </w:tc>
       </w:tr>
     </w:tbl>
-    <w:bookmarkStart w:id="27" w:name="titel-4"/>
     <w:p>
       <w:pPr>
-        <w:pStyle w:val="berschrift4"/>
+        <w:pStyle w:val="Beschriftung"/>
       </w:pPr>
       <w:r>
-        <w:t xml:space="preserve">Titel 4</w:t>
+        <w:t xml:space="preserve">Tabelle </w:t>
+      </w:r>
+      <w:fldSimple w:instr=" SEQ Tabelle \* ARABIC ">
+        <w:r>
+          <w:t>1</w:t>
+        </w:r>
+      </w:fldSimple>
+      <w:r>
+        <w:t xml:space="preserve">: Text</w:t>
       </w:r>
     </w:p>
     <w:p>
       <w:pPr>
-        <w:pStyle w:val="FirstParagraph"/>
+        <w:pStyle w:val="berschrift4"/>
       </w:pPr>
       <w:r>
-        <w:t xml:space="preserve">Text</w:t>
-      </w:r>
-    </w:p>
-    <w:bookmarkStart w:id="26" w:name="titel-5"/>
-    <w:p>
-      <w:pPr>
-        <w:pStyle w:val="berschrift5"/>
-      </w:pPr>
-      <w:r>
-        <w:t xml:space="preserve">Titel 5</w:t>
+        <w:t>Titel 4</w:t>
       </w:r>
     </w:p>
     <w:p>
-      <w:pPr>
-        <w:pStyle w:val="FirstParagraph"/>
-      </w:pPr>
+      <w:pPr/>
       <w:r>
-        <w:t xml:space="preserve">Text</w:t>
-      </w:r>
-    </w:p>
-    <w:bookmarkEnd w:id="26"/>
-    <w:bookmarkEnd w:id="27"/>
-    <w:bookmarkEnd w:id="28"/>
-    <w:bookmarkEnd w:id="29"/>
-    <w:bookmarkEnd w:id="30"/>
-    <w:bookmarkStart w:id="31" w:name="sicherheitsueberlegungen"/>
-    <w:p>
-      <w:pPr>
-        <w:pStyle w:val="berschrift1"/>
-      </w:pPr>
-      <w:r>
-        <w:t xml:space="preserve">Sicherheitsüberlegungen</w:t>
+        <w:rPr>
+          <w:b w:val="0"/>
+          <w:i w:val="0"/>
+        </w:rPr>
+        <w:t>Text</w:t>
       </w:r>
     </w:p>
     <w:p>
       <w:pPr>
-        <w:pStyle w:val="FirstParagraph"/>
+        <w:pStyle w:val="berschrift5"/>
       </w:pPr>
       <w:r>
-        <w:rPr>
-          <w:iCs/>
-          <w:i/>
-        </w:rPr>
-        <w:t xml:space="preserve">&lt;Text&gt;</w:t>
+        <w:t>Titel 5</w:t>
       </w:r>
     </w:p>
     <w:p>
-      <w:pPr>
-        <w:pStyle w:val="Textkrper"/>
-      </w:pPr>
+      <w:pPr/>
       <w:r>
-        <w:t xml:space="preserve">&lt;Hinweis auf explizit relevante gesetzliche Grundlagen, oder ein Hinweis,</w:t>
-      </w:r>
-      <w:r>
-        <w:t xml:space="preserve"> </w:t>
-      </w:r>
-      <w:r>
-        <w:t xml:space="preserve">dass bei der Umsetzung die relevanten gesetzlichen Grundlagen zu beachten sind.&gt;</w:t>
-      </w:r>
-    </w:p>
-    <w:bookmarkEnd w:id="31"/>
-    <w:bookmarkStart w:id="32" w:name="haftungsausschluss"/>
-    <w:p>
-      <w:pPr>
-        <w:pStyle w:val="berschrift1"/>
-      </w:pPr>
-      <w:r>
-        <w:t xml:space="preserve">Haftungsausschluss/Hinweise auf Rechte Dritter</w:t>
+        <w:rPr>
+          <w:b w:val="0"/>
+          <w:i w:val="0"/>
+        </w:rPr>
+        <w:t>Text</w:t>
       </w:r>
     </w:p>
     <w:p>
       <w:pPr>
-        <w:pStyle w:val="FirstParagraph"/>
-      </w:pPr>
+        <w:pStyle w:val="berschrift1"/>
+      </w:pPr>
+      <w:r>
+        <w:t>Sicherheitsüberlegungen</w:t>
+      </w:r>
+    </w:p>
+    <w:p>
+      <w:pPr/>
       <w:r>
         <w:rPr>
-          <w:bCs/>
+          <w:b w:val="0"/>
+          <w:i/>
+        </w:rPr>
+        <w:t>&lt;Text&gt;</w:t>
+      </w:r>
+    </w:p>
+    <w:p>
+      <w:pPr/>
+      <w:r>
+        <w:rPr>
+          <w:b w:val="0"/>
+          <w:i/>
+        </w:rPr>
+        <w:t>&lt;Hinweis auf explizit relevante gesetzliche Grundlagen, oder ein Hinweis, dass bei der Umsetzung die relevanten gesetzlichen Grundlagen zu beachten sind.&gt;</w:t>
+        <w:br/>
+      </w:r>
+    </w:p>
+    <w:p>
+      <w:pPr>
+        <w:pStyle w:val="berschrift1"/>
+      </w:pPr>
+      <w:r>
+        <w:t>Haftungsausschluss/Hinweise auf Rechte Dritter</w:t>
+      </w:r>
+    </w:p>
+    <w:p>
+      <w:pPr/>
+      <w:r>
+        <w:rPr>
           <w:b/>
+          <w:i w:val="0"/>
         </w:rPr>
-        <w:t xml:space="preserve">eCH</w:t>
-      </w:r>
-      <w:r>
-        <w:t xml:space="preserve">-Standards, welche der Verein</w:t>
-      </w:r>
-      <w:r>
-        <w:t xml:space="preserve"> </w:t>
+        <w:t>eCH</w:t>
       </w:r>
       <w:r>
         <w:rPr>
-          <w:bCs/>
-          <w:b/>
+          <w:b w:val="0"/>
+          <w:i w:val="0"/>
         </w:rPr>
-        <w:t xml:space="preserve">eCH</w:t>
-      </w:r>
-      <w:r>
-        <w:t xml:space="preserve"> </w:t>
-      </w:r>
-      <w:r>
-        <w:t xml:space="preserve">den Benutzenden zur unentgeltlichen Nutzung zur Verfügung stellen oder welche</w:t>
-      </w:r>
-      <w:r>
-        <w:t xml:space="preserve"> </w:t>
+        <w:t xml:space="preserve">-Standards, welche der Verein </w:t>
       </w:r>
       <w:r>
         <w:rPr>
-          <w:bCs/>
           <w:b/>
+          <w:i w:val="0"/>
         </w:rPr>
-        <w:t xml:space="preserve">eCH</w:t>
-      </w:r>
-      <w:r>
-        <w:t xml:space="preserve"> </w:t>
-      </w:r>
-      <w:r>
-        <w:t xml:space="preserve">referenzieren, haben nur den Status von Empfehlungen.</w:t>
-      </w:r>
-      <w:r>
-        <w:t xml:space="preserve"> </w:t>
-      </w:r>
-      <w:r>
-        <w:t xml:space="preserve">Der Verein</w:t>
-      </w:r>
-      <w:r>
-        <w:t xml:space="preserve"> </w:t>
+        <w:t>eCH</w:t>
       </w:r>
       <w:r>
         <w:rPr>
-          <w:bCs/>
-          <w:b/>
+          <w:b w:val="0"/>
+          <w:i w:val="0"/>
         </w:rPr>
-        <w:t xml:space="preserve">eCH</w:t>
-      </w:r>
-      <w:r>
-        <w:t xml:space="preserve"> </w:t>
-      </w:r>
-      <w:r>
-        <w:t xml:space="preserve">haftet in keinem Fall für Entscheidungen oder Massnahmen, welche den Benutzenden auf Grund dieser Dokumente trifft und / oder ergreift.</w:t>
-      </w:r>
-      <w:r>
-        <w:t xml:space="preserve"> </w:t>
-      </w:r>
-      <w:r>
-        <w:t xml:space="preserve">Die Benutzenden sind verpflichtet, die Dokumente vor deren Nutzung selbst zu überprüfen und sich gegebenenfalls beraten zu lassen.</w:t>
-      </w:r>
-      <w:r>
-        <w:t xml:space="preserve"> </w:t>
+        <w:t xml:space="preserve"> den Benutzenden zur unentgeltlichen Nutzung zur Verfügung stellen oder welche </w:t>
       </w:r>
       <w:r>
         <w:rPr>
-          <w:bCs/>
           <w:b/>
+          <w:i w:val="0"/>
         </w:rPr>
-        <w:t xml:space="preserve">eCH</w:t>
+        <w:t>eCH</w:t>
       </w:r>
       <w:r>
-        <w:t xml:space="preserve">-Standards können und sollen die technische, organisatorische oder juristische Beratung im konkreten Einzelfall nicht ersetzen.</w:t>
+        <w:rPr>
+          <w:b w:val="0"/>
+          <w:i w:val="0"/>
+        </w:rPr>
+        <w:t xml:space="preserve"> referenzieren, haben nur den Status von Empfehlungen. Der Verein </w:t>
+      </w:r>
+      <w:r>
+        <w:rPr>
+          <w:b/>
+          <w:i w:val="0"/>
+        </w:rPr>
+        <w:t>eCH</w:t>
+      </w:r>
+      <w:r>
+        <w:rPr>
+          <w:b w:val="0"/>
+          <w:i w:val="0"/>
+        </w:rPr>
+        <w:t xml:space="preserve"> haftet in keinem Fall für Entscheidungen oder Massnahmen, welche den Benutzenden auf Grund dieser Dokumente trifft und / oder ergreift. Die Benutzenden sind verpflichtet, die Dokumente vor deren Nutzung selbst zu überprüfen und sich gegebenenfalls beraten zu lassen. eCH-Standards können und sollen die technische, organisatorische oder juristische Beratung im konkreten Einzelfall nicht ersetzen.</w:t>
       </w:r>
     </w:p>
     <w:p>
-      <w:pPr>
-        <w:pStyle w:val="Textkrper"/>
-      </w:pPr>
-      <w:r>
-        <w:t xml:space="preserve">In</w:t>
-      </w:r>
-      <w:r>
-        <w:t xml:space="preserve"> </w:t>
-      </w:r>
+      <w:pPr/>
       <w:r>
         <w:rPr>
-          <w:bCs/>
-          <w:b/>
+          <w:b w:val="0"/>
+          <w:i w:val="0"/>
         </w:rPr>
-        <w:t xml:space="preserve">eCH</w:t>
-      </w:r>
-      <w:r>
-        <w:t xml:space="preserve">-Standards referenzierte Dokumente, Verfahren, Methoden, Produkte und Standards sind unter Umständen markenrechtlich, urheberrechtlich oder patentrechtlich geschützt.</w:t>
-      </w:r>
-      <w:r>
-        <w:t xml:space="preserve"> </w:t>
-      </w:r>
-      <w:r>
-        <w:t xml:space="preserve">Es liegt in der ausschliesslichen Verantwortlichkeit der Benutzenden, sich die allenfalls erforderlichen Rechte bei den jeweils berechtigten Personen und/oder Organisationen zu beschaffen.</w:t>
+        <w:t>In eCH-Standards referenzierte Dokumente, Verfahren, Methoden, Produkte und Standards sind unter Umständen markenrechtlich, urheberrechtlich oder patentrechtlich geschützt. Es liegt in der ausschliesslichen Verantwortlichkeit der Benutzenden, sich die allenfalls erforderlichen Rechte bei den jeweils berechtigten Personen und/oder Organisationen zu beschaffen.</w:t>
+        <w:br/>
       </w:r>
     </w:p>
     <w:p>
-      <w:pPr>
-        <w:pStyle w:val="Textkrper"/>
-      </w:pPr>
-      <w:r>
-        <w:t xml:space="preserve">Obwohl der Verein</w:t>
-      </w:r>
-      <w:r>
-        <w:t xml:space="preserve"> </w:t>
-      </w:r>
+      <w:pPr/>
       <w:r>
         <w:rPr>
-          <w:bCs/>
-          <w:b/>
+          <w:b w:val="0"/>
+          <w:i w:val="0"/>
         </w:rPr>
-        <w:t xml:space="preserve">eCH</w:t>
-      </w:r>
-      <w:r>
-        <w:t xml:space="preserve"> </w:t>
-      </w:r>
-      <w:r>
-        <w:t xml:space="preserve">all seine Sorgfalt darauf verwendet, die</w:t>
-      </w:r>
-      <w:r>
-        <w:t xml:space="preserve"> </w:t>
-      </w:r>
-      <w:r>
-        <w:rPr>
-          <w:bCs/>
-          <w:b/>
-        </w:rPr>
-        <w:t xml:space="preserve">eCH</w:t>
-      </w:r>
-      <w:r>
-        <w:t xml:space="preserve">-Standards sorgfältig auszuarbeiten, kann keine Zusicherung oder Garantie auf Aktualität, Vollständigkeit, Richtigkeit bzw. Fehlerfreiheit der zur Verfügung gestellten Informationen und Dokumente gegeben werden.</w:t>
-      </w:r>
-      <w:r>
-        <w:t xml:space="preserve"> </w:t>
-      </w:r>
-      <w:r>
-        <w:t xml:space="preserve">Der Inhalt von</w:t>
-      </w:r>
-      <w:r>
-        <w:t xml:space="preserve"> </w:t>
-      </w:r>
-      <w:r>
-        <w:rPr>
-          <w:bCs/>
-          <w:b/>
-        </w:rPr>
-        <w:t xml:space="preserve">eCH</w:t>
-      </w:r>
-      <w:r>
-        <w:t xml:space="preserve">-Standards kann jederzeit und ohne Ankündigung geändert werden.</w:t>
+        <w:t>Obwohl der Verein eCH all seine Sorgfalt darauf verwendet, die eCH-Standards sorgfältig auszuarbeiten, kann keine Zusicherung oder Garantie auf Aktualität, Vollständigkeit, Richtigkeit bzw. Fehlerfreiheit der zur Verfügung gestellten Informationen und Dokumente gegeben werden. Der Inhalt von eCH-Standards kann jederzeit und ohne Ankündigung geändert werden.</w:t>
+        <w:br/>
       </w:r>
     </w:p>
     <w:p>
-      <w:pPr>
-        <w:pStyle w:val="Textkrper"/>
-      </w:pPr>
-      <w:r>
-        <w:t xml:space="preserve">Jede Haftung für Schäden, welche den Benutzenden aus dem Gebrauch der</w:t>
-      </w:r>
-      <w:r>
-        <w:t xml:space="preserve"> </w:t>
-      </w:r>
+      <w:pPr/>
       <w:r>
         <w:rPr>
-          <w:bCs/>
-          <w:b/>
+          <w:b w:val="0"/>
+          <w:i w:val="0"/>
         </w:rPr>
-        <w:t xml:space="preserve">eCH</w:t>
-      </w:r>
-      <w:r>
-        <w:t xml:space="preserve">-Standards entstehen ist, soweit gesetzlich zulässig, wegbedungen.</w:t>
-      </w:r>
-    </w:p>
-    <w:bookmarkEnd w:id="32"/>
-    <w:bookmarkStart w:id="33" w:name="urheberrechte"/>
-    <w:p>
-      <w:pPr>
-        <w:pStyle w:val="berschrift1"/>
-      </w:pPr>
-      <w:r>
-        <w:t xml:space="preserve">Urheberrechte</w:t>
+        <w:t>Jede Haftung für Schäden, welche den Benutzenden aus dem Gebrauch der eCH-Standards entstehen ist, soweit gesetzlich zulässig, wegbedungen.</w:t>
+        <w:br/>
       </w:r>
     </w:p>
     <w:p>
       <w:pPr>
-        <w:pStyle w:val="FirstParagraph"/>
+        <w:pStyle w:val="berschrift1"/>
       </w:pPr>
       <w:r>
-        <w:t xml:space="preserve">Wer</w:t>
-      </w:r>
-      <w:r>
-        <w:t xml:space="preserve"> </w:t>
-      </w:r>
-      <w:r>
-        <w:rPr>
-          <w:bCs/>
-          <w:b/>
-        </w:rPr>
-        <w:t xml:space="preserve">eCH</w:t>
-      </w:r>
-      <w:r>
-        <w:t xml:space="preserve">-Standards erarbeitet, behält das geistige Eigentum an diesen.</w:t>
-      </w:r>
-      <w:r>
-        <w:t xml:space="preserve"> </w:t>
-      </w:r>
-      <w:r>
-        <w:t xml:space="preserve">Allerdings verpflichten sich die Erarbeitenden, ihr betreffendes geistiges Eigentum oder ihre Rechte an geistigem Eigentum anderer, sofern möglich, den jeweiligen Fachgruppen und dem Verein</w:t>
-      </w:r>
-      <w:r>
-        <w:t xml:space="preserve"> </w:t>
-      </w:r>
-      <w:r>
-        <w:rPr>
-          <w:bCs/>
-          <w:b/>
-        </w:rPr>
-        <w:t xml:space="preserve">eCH</w:t>
-      </w:r>
-      <w:r>
-        <w:t xml:space="preserve"> </w:t>
-      </w:r>
-      <w:r>
-        <w:t xml:space="preserve">kostenlos zur uneingeschränkten Nutzung und Weiterentwicklung im Rahmen des Vereinszweckes zur Verfügung zu stellen.</w:t>
+        <w:t>Urheberrechte</w:t>
       </w:r>
     </w:p>
     <w:p>
-      <w:pPr>
-        <w:pStyle w:val="Textkrper"/>
-      </w:pPr>
-      <w:r>
-        <w:t xml:space="preserve">Die von den Fachgruppen erarbeiteten Standards können unter Nennung der jeweiligen urhebenden Person von</w:t>
-      </w:r>
-      <w:r>
-        <w:t xml:space="preserve"> </w:t>
-      </w:r>
+      <w:pPr/>
       <w:r>
         <w:rPr>
-          <w:bCs/>
-          <w:b/>
+          <w:b w:val="0"/>
+          <w:i w:val="0"/>
         </w:rPr>
-        <w:t xml:space="preserve">eCH</w:t>
-      </w:r>
-      <w:r>
-        <w:t xml:space="preserve"> </w:t>
-      </w:r>
-      <w:r>
-        <w:t xml:space="preserve">unentgeltlich und uneingeschränkt genutzt, weiterverbreitet und weiterentwickelt werden.</w:t>
+        <w:t>Wer eCH-Standards erarbeitet, behält das geistige Eigentum an diesen. Allerdings verpflichten sich die Erarbeitenden, ihr betreffendes geistiges Eigentum oder ihre Rechte an geistigem Eigentum anderer, sofern möglich, den jeweiligen Fachgruppen und dem Verein eCH kostenlos zur uneingeschränkten Nutzung und Weiterentwicklung im Rahmen des Vereinszweckes zur Verfügung zu stellen.</w:t>
+        <w:br/>
       </w:r>
     </w:p>
     <w:p>
-      <w:pPr>
-        <w:pStyle w:val="Textkrper"/>
-      </w:pPr>
+      <w:pPr/>
       <w:r>
         <w:rPr>
-          <w:bCs/>
-          <w:b/>
+          <w:b w:val="0"/>
+          <w:i w:val="0"/>
         </w:rPr>
-        <w:t xml:space="preserve">eCH</w:t>
-      </w:r>
-      <w:r>
-        <w:t xml:space="preserve">-Standards sind vollständig dokumentiert und frei von lizenz- und/oder patentrechtlichen Einschränkungen.</w:t>
-      </w:r>
-      <w:r>
-        <w:t xml:space="preserve"> </w:t>
-      </w:r>
-      <w:r>
-        <w:t xml:space="preserve">Die dazugehörige Dokumentation kann unentgeltlich bezogen werden.</w:t>
+        <w:t>Die von den Fachgruppen erarbeiteten Standards können unter Nennung der jeweiligen urhebenden Person von eCH unentgeltlich und uneingeschränkt genutzt, weiterverbreitet und weiterentwickelt werden.</w:t>
+        <w:br/>
       </w:r>
     </w:p>
     <w:p>
-      <w:pPr>
-        <w:pStyle w:val="Textkrper"/>
-      </w:pPr>
-      <w:r>
-        <w:t xml:space="preserve">Diese Bestimmungen gelten ausschliesslich für die von</w:t>
-      </w:r>
-      <w:r>
-        <w:t xml:space="preserve"> </w:t>
-      </w:r>
+      <w:pPr/>
       <w:r>
         <w:rPr>
-          <w:bCs/>
-          <w:b/>
+          <w:b w:val="0"/>
+          <w:i w:val="0"/>
         </w:rPr>
-        <w:t xml:space="preserve">eCH</w:t>
-      </w:r>
-      <w:r>
-        <w:t xml:space="preserve"> </w:t>
-      </w:r>
-      <w:r>
-        <w:t xml:space="preserve">erarbeiteten Standards, nicht jedoch für Standards oder Produkte Dritter, auf welche in den</w:t>
-      </w:r>
-      <w:r>
-        <w:t xml:space="preserve"> </w:t>
-      </w:r>
-      <w:r>
-        <w:rPr>
-          <w:bCs/>
-          <w:b/>
-        </w:rPr>
-        <w:t xml:space="preserve">eCH</w:t>
-      </w:r>
-      <w:r>
-        <w:t xml:space="preserve">-Standards Bezug genommen wird.</w:t>
-      </w:r>
-      <w:r>
-        <w:t xml:space="preserve"> </w:t>
-      </w:r>
-      <w:r>
-        <w:t xml:space="preserve">Die Standards enthalten die entsprechenden Hinweise auf die Rechte Dritter.</w:t>
-      </w:r>
-    </w:p>
-    <w:bookmarkEnd w:id="33"/>
-    <w:bookmarkStart w:id="34" w:name="anhang-a"/>
-    <w:p>
-      <w:pPr>
-        <w:pStyle w:val="berschrift1"/>
-      </w:pPr>
-      <w:r>
-        <w:t xml:space="preserve">Referenzen &amp; Bibliographie</w:t>
+        <w:t>eCH-Standards sind vollständig dokumentiert und frei von lizenz- und/oder patentrechtlichen Einschränkungen. Die dazugehörige Dokumentation kann unentgeltlich bezogen werden.</w:t>
+        <w:br/>
       </w:r>
     </w:p>
     <w:p>
-      <w:pPr>
-        <w:pStyle w:val="FirstParagraph"/>
-      </w:pPr>
+      <w:pPr/>
       <w:r>
         <w:rPr>
-          <w:iCs/>
-          <w:i/>
+          <w:b w:val="0"/>
+          <w:i w:val="0"/>
         </w:rPr>
-        <w:t xml:space="preserve">&lt;Keine&gt;</w:t>
-      </w:r>
-    </w:p>
-    <w:bookmarkEnd w:id="34"/>
-    <w:bookmarkStart w:id="35" w:name="anhang-b"/>
-    <w:p>
-      <w:pPr>
-        <w:pStyle w:val="berschrift1"/>
-      </w:pPr>
-      <w:r>
-        <w:t xml:space="preserve">Mitarbeit &amp; Überprüfung</w:t>
+        <w:t>Diese Bestimmungen gelten ausschliesslich für die von eCH erarbeiteten Standards, nicht jedoch für Standards oder Produkte Dritter, auf welche in den eCH-Standards Bezug genommen wird. Die Standards enthalten die entsprechenden Hinweise auf die Rechte Dritter.</w:t>
+        <w:br/>
       </w:r>
     </w:p>
     <w:p>
       <w:pPr>
-        <w:pStyle w:val="FirstParagraph"/>
-      </w:pPr>
+        <w:pStyle w:val="Anhangberschrift"/>
+      </w:pPr>
+      <w:r>
+        <w:t>Anhang A – Referenzen &amp; Bibliographie</w:t>
+      </w:r>
+    </w:p>
+    <w:p>
+      <w:pPr/>
       <w:r>
         <w:rPr>
-          <w:iCs/>
+          <w:b w:val="0"/>
           <w:i/>
         </w:rPr>
-        <w:t xml:space="preserve">&lt;Hier sind alle Mitarbeiterinnen und Mitarbeiter aufzuführen, die an dieser Version des Dokuments mitgearbeitet haben.&gt;</w:t>
+        <w:t>&lt;Keine&gt;</w:t>
       </w:r>
     </w:p>
     <w:tbl>
       <w:tblPr>
-        <w:tblStyle w:val="Table"/>
-        <w:tblW w:type="pct" w:w="5000"/>
-        <w:tblLook w:firstRow="0" w:lastRow="0" w:firstColumn="0" w:lastColumn="0" w:noHBand="0" w:noVBand="0" w:val="0000"/>
-        <w:jc w:val="start"/>
+        <w:tblStyle w:val="Tabellenraster"/>
+        <w:tblW w:type="auto" w:w="0"/>
+        <w:tblLook w:firstColumn="1" w:firstRow="1" w:lastColumn="0" w:lastRow="0" w:noHBand="0" w:noVBand="1" w:val="04A0"/>
       </w:tblPr>
       <w:tblGrid>
-        <w:gridCol w:w="2376"/>
-        <w:gridCol w:w="5544"/>
+        <w:gridCol w:w="1500"/>
+        <w:gridCol w:w="7711"/>
       </w:tblGrid>
+      <w:tblGrid>
+  </w:tblGrid>
       <w:tr>
         <w:tc>
-          <w:tcPr/>
+          <w:tcPr>
+            <w:tcW w:type="dxa" w:w="1500"/>
+          </w:tcPr>
           <w:p>
             <w:pPr>
-              <w:jc w:val="left"/>
+              <w:pStyle w:val="Tabellentext"/>
             </w:pPr>
             <w:r>
-              <w:t xml:space="preserve">&lt;N. N.&gt;</w:t>
+              <w:t>[Ref]</w:t>
             </w:r>
           </w:p>
         </w:tc>
         <w:tc>
-          <w:tcPr/>
+          <w:tcPr>
+            <w:tcW w:type="dxa" w:w="7711"/>
+          </w:tcPr>
           <w:p>
             <w:pPr>
-              <w:jc w:val="left"/>
+              <w:pStyle w:val="Tabellentext"/>
             </w:pPr>
             <w:r>
-              <w:t xml:space="preserve">&lt;Organisation/Firma&gt;</w:t>
+              <w:t>&lt;Referenz&gt;</w:t>
+            </w:r>
+          </w:p>
+        </w:tc>
+      </w:tr>
+    </w:tbl>
+    <w:p>
+      <w:pPr>
+        <w:pStyle w:val="Anhangberschrift"/>
+      </w:pPr>
+      <w:r>
+        <w:t>Anhang B – Mitarbeit &amp; Überprüfung</w:t>
+      </w:r>
+    </w:p>
+    <w:p>
+      <w:pPr/>
+      <w:r>
+        <w:rPr>
+          <w:b w:val="0"/>
+          <w:i/>
+        </w:rPr>
+        <w:t>&lt;Hier sind alle Mitarbeiterinnen und Mitarbeiter aufzuführen, die an dieser Version des Dokuments mitgearbeitet haben.&gt;</w:t>
+        <w:br/>
+      </w:r>
+    </w:p>
+    <w:tbl>
+      <w:tblPr>
+        <w:tblStyle w:val="Tabellenraster"/>
+        <w:tblW w:type="auto" w:w="0"/>
+        <w:tblLook w:firstColumn="1" w:firstRow="1" w:lastColumn="0" w:lastRow="0" w:noHBand="0" w:noVBand="1" w:val="04A0"/>
+      </w:tblPr>
+      <w:tblGrid>
+        <w:gridCol w:w="4605"/>
+        <w:gridCol w:w="4606"/>
+      </w:tblGrid>
+      <w:tblGrid>
+  </w:tblGrid>
+      <w:tr>
+        <w:tc>
+          <w:tcPr>
+            <w:tcW w:type="dxa" w:w="4605"/>
+          </w:tcPr>
+          <w:p>
+            <w:pPr>
+              <w:pStyle w:val="Tabellentext"/>
+            </w:pPr>
+            <w:r>
+              <w:t>&lt;N. N.&gt;</w:t>
+            </w:r>
+          </w:p>
+        </w:tc>
+        <w:tc>
+          <w:tcPr>
+            <w:tcW w:type="dxa" w:w="4606"/>
+          </w:tcPr>
+          <w:p>
+            <w:pPr>
+              <w:pStyle w:val="Tabellentext"/>
+            </w:pPr>
+            <w:r>
+              <w:t>&lt;Organisation/Firma&gt;</w:t>
             </w:r>
           </w:p>
         </w:tc>
       </w:tr>
       <w:tr>
         <w:tc>
-          <w:tcPr/>
+          <w:tcPr>
+            <w:tcW w:type="dxa" w:w="4605"/>
+          </w:tcPr>
           <w:p>
             <w:pPr>
-              <w:jc w:val="left"/>
+              <w:pStyle w:val="Tabellentext"/>
             </w:pPr>
             <w:r>
-              <w:t xml:space="preserve">&lt;N. N.&gt;</w:t>
+              <w:t>&lt;N. N.&gt;</w:t>
             </w:r>
           </w:p>
         </w:tc>
         <w:tc>
-          <w:tcPr/>
+          <w:tcPr>
+            <w:tcW w:type="dxa" w:w="4606"/>
+          </w:tcPr>
           <w:p>
             <w:pPr>
-              <w:jc w:val="left"/>
+              <w:pStyle w:val="Tabellentext"/>
             </w:pPr>
             <w:r>
-              <w:t xml:space="preserve">&lt;Organisation/Firma&gt;</w:t>
+              <w:t>&lt;Organisation/Firma&gt;</w:t>
             </w:r>
           </w:p>
         </w:tc>
       </w:tr>
     </w:tbl>
-    <w:bookmarkEnd w:id="35"/>
-    <w:bookmarkStart w:id="36" w:name="anhang-c"/>
     <w:p>
       <w:pPr>
-        <w:pStyle w:val="berschrift1"/>
+        <w:pStyle w:val="Anhangberschrift"/>
       </w:pPr>
       <w:r>
-        <w:t xml:space="preserve">Abkürzungen und Glossar</w:t>
+        <w:t>Anhang C – Abkürzungen und Glossar</w:t>
       </w:r>
     </w:p>
     <w:tbl>
       <w:tblPr>
-        <w:tblStyle w:val="Table"/>
-        <w:tblW w:type="pct" w:w="5000"/>
-        <w:tblLook w:firstRow="0" w:lastRow="0" w:firstColumn="0" w:lastColumn="0" w:noHBand="0" w:noVBand="0" w:val="0000"/>
-        <w:jc w:val="start"/>
+        <w:tblStyle w:val="Tabellenraster"/>
+        <w:tblW w:type="auto" w:w="0"/>
+        <w:tblLook w:firstColumn="1" w:firstRow="1" w:lastColumn="0" w:lastRow="0" w:noHBand="0" w:noVBand="1" w:val="04A0"/>
       </w:tblPr>
       <w:tblGrid>
-        <w:gridCol w:w="1584"/>
-        <w:gridCol w:w="6336"/>
+        <w:gridCol w:w="2000"/>
+        <w:gridCol w:w="7211"/>
       </w:tblGrid>
+      <w:tblGrid>
+  </w:tblGrid>
       <w:tr>
         <w:tc>
-          <w:tcPr/>
+          <w:tcPr>
+            <w:tcW w:type="dxa" w:w="2000"/>
+          </w:tcPr>
           <w:p>
             <w:pPr>
-              <w:jc w:val="left"/>
+              <w:pStyle w:val="Tabellentext"/>
             </w:pPr>
             <w:r>
-              <w:t xml:space="preserve">&lt;Abk.&gt;</w:t>
+              <w:t>&lt;Abk.&gt;</w:t>
             </w:r>
           </w:p>
         </w:tc>
         <w:tc>
-          <w:tcPr/>
+          <w:tcPr>
+            <w:tcW w:type="dxa" w:w="7211"/>
+          </w:tcPr>
           <w:p>
             <w:pPr>
-              <w:jc w:val="left"/>
+              <w:pStyle w:val="Tabellentext"/>
             </w:pPr>
             <w:r>
-              <w:t xml:space="preserve">&lt;Text&gt;</w:t>
+              <w:t>&lt;Text&gt;</w:t>
             </w:r>
           </w:p>
         </w:tc>
       </w:tr>
       <w:tr>
         <w:tc>
-          <w:tcPr/>
+          <w:tcPr>
+            <w:tcW w:type="dxa" w:w="2000"/>
+          </w:tcPr>
           <w:p>
             <w:pPr>
-              <w:jc w:val="left"/>
+              <w:pStyle w:val="Tabellentext"/>
             </w:pPr>
             <w:r>
-              <w:t xml:space="preserve">&lt;Abk.&gt;</w:t>
+              <w:t>&lt;Abk.&gt;</w:t>
             </w:r>
           </w:p>
         </w:tc>
         <w:tc>
-          <w:tcPr/>
+          <w:tcPr>
+            <w:tcW w:type="dxa" w:w="7211"/>
+          </w:tcPr>
           <w:p>
             <w:pPr>
-              <w:jc w:val="left"/>
+              <w:pStyle w:val="Tabellentext"/>
             </w:pPr>
             <w:r>
-              <w:t xml:space="preserve">&lt;Text&gt;</w:t>
+              <w:t>&lt;Text&gt;</w:t>
             </w:r>
           </w:p>
         </w:tc>
       </w:tr>
     </w:tbl>
-    <w:bookmarkEnd w:id="36"/>
-    <w:bookmarkStart w:id="37" w:name="anhang-d"/>
     <w:p>
       <w:pPr>
-        <w:pStyle w:val="berschrift1"/>
+        <w:pStyle w:val="Anhangberschrift"/>
       </w:pPr>
       <w:r>
-        <w:t xml:space="preserve">Änderungen gegenüber Vorversion</w:t>
+        <w:t>Anhang D – Änderungen gegenüber Vorversion</w:t>
       </w:r>
     </w:p>
     <w:p>
-      <w:pPr>
-        <w:pStyle w:val="FirstParagraph"/>
-      </w:pPr>
+      <w:pPr/>
       <w:r>
         <w:rPr>
-          <w:iCs/>
+          <w:b w:val="0"/>
           <w:i/>
         </w:rPr>
-        <w:t xml:space="preserve">&lt;Dies ist die erste Version.&gt;</w:t>
-      </w:r>
-    </w:p>
-    <w:bookmarkEnd w:id="37"/>
-    <w:bookmarkStart w:id="38" w:name="anhang-e"/>
-    <w:p>
-      <w:pPr>
-        <w:pStyle w:val="berschrift1"/>
-      </w:pPr>
-      <w:r>
-        <w:t xml:space="preserve">Abbildungsverzeichnis</w:t>
+        <w:t>&lt;Dies ist die erste Version.&gt;</w:t>
       </w:r>
     </w:p>
     <w:p>
-      <w:pPr>
-        <w:pStyle w:val="FirstParagraph"/>
-      </w:pPr>
+      <w:pPr/>
       <w:r>
-        <w:t xml:space="preserve">list-of::image[]</w:t>
+        <w:rPr>
+          <w:b w:val="0"/>
+          <w:i/>
+        </w:rPr>
+        <w:t>&lt;oder eine detaillierte Zusammenstellung der Änderungen gegenüber der Vorversion&gt;</w:t>
+        <w:br/>
       </w:r>
     </w:p>
-    <w:bookmarkEnd w:id="38"/>
-    <w:bookmarkStart w:id="39" w:name="anhang-f"/>
+    <w:tbl>
+      <w:tblPr>
+        <w:tblStyle w:val="Tabellenraster"/>
+        <w:tblW w:type="auto" w:w="0"/>
+        <w:tblLook w:firstColumn="1" w:firstRow="1" w:lastColumn="0" w:lastRow="0" w:noHBand="0" w:noVBand="1" w:val="04A0"/>
+      </w:tblPr>
+      <w:tblGrid>
+        <w:gridCol w:w="1500"/>
+        <w:gridCol w:w="1000"/>
+        <w:gridCol w:w="5000"/>
+        <w:gridCol w:w="1711"/>
+      </w:tblGrid>
+      <w:tblGrid>
+        <w:gridCol w:w="2480"/>
+        <w:gridCol w:w="2480"/>
+        <w:gridCol w:w="2480"/>
+        <w:gridCol w:w="2480"/>
+      </w:tblGrid>
+      <w:tr>
+        <w:tc>
+          <w:tcPr>
+            <w:tcW w:type="dxa" w:w="1500"/>
+          </w:tcPr>
+          <w:p>
+            <w:pPr>
+              <w:pStyle w:val="Tabellentitel"/>
+            </w:pPr>
+            <w:r>
+              <w:t>Kapitel</w:t>
+            </w:r>
+          </w:p>
+        </w:tc>
+        <w:tc>
+          <w:tcPr>
+            <w:tcW w:type="dxa" w:w="1000"/>
+          </w:tcPr>
+          <w:p>
+            <w:pPr>
+              <w:pStyle w:val="Tabellentitel"/>
+            </w:pPr>
+            <w:r>
+              <w:t>Seite</w:t>
+            </w:r>
+          </w:p>
+        </w:tc>
+        <w:tc>
+          <w:tcPr>
+            <w:tcW w:type="dxa" w:w="5000"/>
+          </w:tcPr>
+          <w:p>
+            <w:pPr>
+              <w:pStyle w:val="Tabellentitel"/>
+            </w:pPr>
+            <w:r>
+              <w:t>Anpassung</w:t>
+            </w:r>
+          </w:p>
+        </w:tc>
+        <w:tc>
+          <w:tcPr>
+            <w:tcW w:type="dxa" w:w="1711"/>
+          </w:tcPr>
+          <w:p>
+            <w:pPr>
+              <w:pStyle w:val="Tabellentitel"/>
+            </w:pPr>
+            <w:r>
+              <w:t>RFC Nr.</w:t>
+            </w:r>
+          </w:p>
+        </w:tc>
+      </w:tr>
+      <w:tr>
+        <w:tc>
+          <w:tcPr>
+            <w:tcW w:type="dxa" w:w="1500"/>
+          </w:tcPr>
+          <w:p>
+            <w:pPr>
+              <w:pStyle w:val="Tabellentext"/>
+            </w:pPr>
+            <w:r/>
+          </w:p>
+        </w:tc>
+        <w:tc>
+          <w:tcPr>
+            <w:tcW w:type="dxa" w:w="1000"/>
+          </w:tcPr>
+          <w:p>
+            <w:pPr>
+              <w:pStyle w:val="Tabellentext"/>
+            </w:pPr>
+            <w:r/>
+          </w:p>
+        </w:tc>
+        <w:tc>
+          <w:tcPr>
+            <w:tcW w:type="dxa" w:w="5000"/>
+          </w:tcPr>
+          <w:p>
+            <w:pPr>
+              <w:pStyle w:val="Tabellentext"/>
+            </w:pPr>
+            <w:r/>
+          </w:p>
+        </w:tc>
+        <w:tc>
+          <w:tcPr>
+            <w:tcW w:type="dxa" w:w="1711"/>
+          </w:tcPr>
+          <w:p>
+            <w:pPr>
+              <w:pStyle w:val="Tabellentext"/>
+            </w:pPr>
+            <w:r/>
+          </w:p>
+        </w:tc>
+      </w:tr>
+      <w:tr>
+        <w:tc>
+          <w:tcPr>
+            <w:tcW w:type="dxa" w:w="1500"/>
+          </w:tcPr>
+          <w:p>
+            <w:pPr>
+              <w:pStyle w:val="Tabellentext"/>
+            </w:pPr>
+            <w:r/>
+          </w:p>
+        </w:tc>
+        <w:tc>
+          <w:tcPr>
+            <w:tcW w:type="dxa" w:w="1000"/>
+          </w:tcPr>
+          <w:p>
+            <w:pPr>
+              <w:pStyle w:val="Tabellentext"/>
+            </w:pPr>
+            <w:r/>
+          </w:p>
+        </w:tc>
+        <w:tc>
+          <w:tcPr>
+            <w:tcW w:type="dxa" w:w="5000"/>
+          </w:tcPr>
+          <w:p>
+            <w:pPr>
+              <w:pStyle w:val="Tabellentext"/>
+            </w:pPr>
+            <w:r/>
+          </w:p>
+        </w:tc>
+        <w:tc>
+          <w:tcPr>
+            <w:tcW w:type="dxa" w:w="1711"/>
+          </w:tcPr>
+          <w:p>
+            <w:pPr>
+              <w:pStyle w:val="Tabellentext"/>
+            </w:pPr>
+            <w:r/>
+          </w:p>
+        </w:tc>
+      </w:tr>
+      <w:tr>
+        <w:tc>
+          <w:tcPr>
+            <w:tcW w:type="dxa" w:w="1500"/>
+          </w:tcPr>
+          <w:p>
+            <w:pPr>
+              <w:pStyle w:val="Tabellentext"/>
+            </w:pPr>
+            <w:r/>
+          </w:p>
+        </w:tc>
+        <w:tc>
+          <w:tcPr>
+            <w:tcW w:type="dxa" w:w="1000"/>
+          </w:tcPr>
+          <w:p>
+            <w:pPr>
+              <w:pStyle w:val="Tabellentext"/>
+            </w:pPr>
+            <w:r/>
+          </w:p>
+        </w:tc>
+        <w:tc>
+          <w:tcPr>
+            <w:tcW w:type="dxa" w:w="5000"/>
+          </w:tcPr>
+          <w:p>
+            <w:pPr>
+              <w:pStyle w:val="Tabellentext"/>
+            </w:pPr>
+            <w:r/>
+          </w:p>
+        </w:tc>
+        <w:tc>
+          <w:tcPr>
+            <w:tcW w:type="dxa" w:w="1711"/>
+          </w:tcPr>
+          <w:p>
+            <w:pPr>
+              <w:pStyle w:val="Tabellentext"/>
+            </w:pPr>
+            <w:r/>
+          </w:p>
+        </w:tc>
+      </w:tr>
+    </w:tbl>
     <w:p>
       <w:pPr>
-        <w:pStyle w:val="berschrift1"/>
+        <w:pStyle w:val="Beschriftung"/>
       </w:pPr>
       <w:r>
-        <w:t xml:space="preserve">Tabellenverzeichnis</w:t>
+        <w:t xml:space="preserve">Tabelle </w:t>
+      </w:r>
+      <w:fldSimple w:instr=" SEQ Tabelle \* ARABIC ">
+        <w:r>
+          <w:t>2</w:t>
+        </w:r>
+      </w:fldSimple>
+      <w:r>
+        <w:t xml:space="preserve">: Änderungen gegenüber Vorversion</w:t>
       </w:r>
     </w:p>
     <w:p>
       <w:pPr>
-        <w:pStyle w:val="FirstParagraph"/>
+        <w:pStyle w:val="Anhangberschrift"/>
       </w:pPr>
       <w:r>
-        <w:t xml:space="preserve">list-of::table[]</w:t>
+        <w:t>Anhang E – Abbildungsverzeichnis</w:t>
       </w:r>
     </w:p>
-    <w:bookmarkEnd w:id="39"/>
+    <w:p>
+      <w:pPr>
+        <w:pStyle w:val="Abbildungsverzeichnis"/>
+      </w:pPr>
+      <w:fldSimple w:instr=" TOC \h \z \c &quot;Abbildung&quot; ">
+        <w:r>
+          <w:t>[Abbildung-Verzeichnis wird beim Öffnen in Word aktualisiert]</w:t>
+        </w:r>
+      </w:fldSimple>
+    </w:p>
+    <w:p>
+      <w:pPr>
+        <w:pStyle w:val="Anhangberschrift"/>
+      </w:pPr>
+      <w:r>
+        <w:t>Anhang F – Tabellenverzeichnis</w:t>
+      </w:r>
+    </w:p>
+    <w:p>
+      <w:pPr>
+        <w:pStyle w:val="Abbildungsverzeichnis"/>
+      </w:pPr>
+      <w:fldSimple w:instr=" TOC \h \z \c &quot;Tabelle&quot; ">
+        <w:r>
+          <w:t>[Tabelle-Verzeichnis wird beim Öffnen in Word aktualisiert]</w:t>
+        </w:r>
+      </w:fldSimple>
+    </w:p>
     <w:sectPr>
-      <w:headerReference r:id="rId9" w:type="default"/>
-      <w:footerReference r:id="rId12" w:type="default"/>
-      <w:headerReference r:id="rId10" w:type="first"/>
-      <w:footerReference r:id="rId11" w:type="first"/>
-      <w:pgSz w:code="9" w:h="16838" w:w="11906"/>
-      <w:pgMar w:bottom="1701" w:footer="454" w:gutter="0" w:header="567" w:left="1134" w:right="851" w:top="1418"/>
+      <w:headerReference w:type="default" r:id="rId13"/>
+      <w:footerReference w:type="default" r:id="rId14"/>
+      <w:headerReference w:type="first" r:id="rId15"/>
+      <w:footerReference w:type="first" r:id="rId16"/>
+      <w:pgSz w:w="11906" w:h="16838" w:code="9"/>
+      <w:pgMar w:top="1418" w:right="851" w:bottom="1701" w:left="1134" w:header="567" w:footer="454" w:gutter="0"/>
       <w:cols w:space="708"/>
       <w:docGrid w:linePitch="360"/>
     </w:sectPr>
@@ -1664,8 +1574,104 @@
 </w:document>
 </file>
 
-<file path=word/comments.xml><?xml version="1.0" encoding="utf-8"?>
-<w:comments xmlns:w="http://schemas.openxmlformats.org/wordprocessingml/2006/main" xmlns:m="http://schemas.openxmlformats.org/officeDocument/2006/math" xmlns:r="http://schemas.openxmlformats.org/officeDocument/2006/relationships" xmlns:o="urn:schemas-microsoft-com:office:office" xmlns:v="urn:schemas-microsoft-com:vml" xmlns:w10="urn:schemas-microsoft-com:office:word" xmlns:a="http://schemas.openxmlformats.org/drawingml/2006/main" xmlns:pic="http://schemas.openxmlformats.org/drawingml/2006/picture" xmlns:wp="http://schemas.openxmlformats.org/drawingml/2006/wordprocessingDrawing"/>
+<file path=word/customizations.xml><?xml version="1.0" encoding="utf-8"?>
+<wne:tcg xmlns:r="http://schemas.openxmlformats.org/officeDocument/2006/relationships" xmlns:wne="http://schemas.microsoft.com/office/word/2006/wordml">
+  <wne:keymaps>
+    <wne:keymap wne:kcmPrimary="0332">
+      <wne:acd wne:acdName="acd0"/>
+    </wne:keymap>
+    <wne:keymap wne:kcmPrimary="0333">
+      <wne:acd wne:acdName="acd1"/>
+    </wne:keymap>
+    <wne:keymap wne:kcmPrimary="0334">
+      <wne:acd wne:acdName="acd2"/>
+    </wne:keymap>
+    <wne:keymap wne:kcmPrimary="0335">
+      <wne:acd wne:acdName="acd3"/>
+    </wne:keymap>
+    <wne:keymap wne:kcmPrimary="0336">
+      <wne:acd wne:acdName="acd5"/>
+    </wne:keymap>
+    <wne:keymap wne:kcmPrimary="0337">
+      <wne:acd wne:acdName="acd10"/>
+    </wne:keymap>
+    <wne:keymap wne:kcmPrimary="0338">
+      <wne:acd wne:acdName="acd11"/>
+    </wne:keymap>
+    <wne:keymap wne:kcmPrimary="0339">
+      <wne:acd wne:acdName="acd12"/>
+    </wne:keymap>
+    <wne:keymap wne:kcmPrimary="0341">
+      <wne:acd wne:acdName="acd7"/>
+    </wne:keymap>
+    <wne:keymap wne:kcmPrimary="0353">
+      <wne:acd wne:acdName="acd4"/>
+    </wne:keymap>
+    <wne:keymap wne:kcmPrimary="0355">
+      <wne:acd wne:acdName="acd6"/>
+    </wne:keymap>
+    <wne:keymap wne:kcmPrimary="0359">
+      <wne:acd wne:acdName="acd9"/>
+    </wne:keymap>
+  </wne:keymaps>
+  <wne:toolbars>
+    <wne:acdManifest>
+      <wne:acdEntry wne:acdName="acd0"/>
+      <wne:acdEntry wne:acdName="acd1"/>
+      <wne:acdEntry wne:acdName="acd2"/>
+      <wne:acdEntry wne:acdName="acd3"/>
+      <wne:acdEntry wne:acdName="acd4"/>
+      <wne:acdEntry wne:acdName="acd5"/>
+      <wne:acdEntry wne:acdName="acd6"/>
+      <wne:acdEntry wne:acdName="acd7"/>
+      <wne:acdEntry wne:acdName="acd8"/>
+      <wne:acdEntry wne:acdName="acd9"/>
+      <wne:acdEntry wne:acdName="acd10"/>
+      <wne:acdEntry wne:acdName="acd11"/>
+      <wne:acdEntry wne:acdName="acd12"/>
+    </wne:acdManifest>
+  </wne:toolbars>
+  <wne:acds>
+    <wne:acd wne:argValue="AgDcAGIAZQByAHMAYwBoAHIAaQBmAHQAIAAyADsAMQAuADEAIADcAGIAZQByAHMAYwBoAHIAaQBm&#10;AHQA" wne:acdName="acd0" wne:fciIndexBasedOn="0065"/>
+    <wne:acd wne:argValue="AgDcAGIAZQByAHMAYwBoAHIAaQBmAHQAIAAzADsAMQAuADEALgAxACAA3ABiAGUAcgBzAGMAaABy&#10;AGkAZgB0AA==" wne:acdName="acd1" wne:fciIndexBasedOn="0065"/>
+    <wne:acd wne:argValue="AgDcAGIAZQByAHMAYwBoAHIAaQBmAHQAIAA0ADsAMQAuADEALgAxAC4AMQAgANwAYgBlAHIAcwBj&#10;AGgAcgBpAGYAdAA=" wne:acdName="acd2" wne:fciIndexBasedOn="0065"/>
+    <wne:acd wne:argValue="AgDcAGIAZQByAHMAYwBoAHIAaQBmAHQAIAA1ADsAMQAuADEALgAxAC4AMQAuADEAIADcAGIAZQBy&#10;AHMAYwBoAHIAaQBmAHQA" wne:acdName="acd3" wne:fciIndexBasedOn="0065"/>
+    <wne:acd wne:argValue="AQAAAAAA" wne:acdName="acd4" wne:fciIndexBasedOn="0065"/>
+    <wne:acd wne:argValue="AgAiICAAQQB1AGYAegDkAGgAbAB1AG4AZwA=" wne:acdName="acd5" wne:fciIndexBasedOn="0065"/>
+    <wne:acd wne:argValue="AQAAAEoA" wne:acdName="acd6" wne:fciIndexBasedOn="0065"/>
+    <wne:acd wne:argValue="AgBBAHUAcwB0AGEAdQBzAGMAaABmAG8AcgBtAGEAdAA=" wne:acdName="acd7" wne:fciIndexBasedOn="0065"/>
+    <wne:acd wne:acdName="acd8" wne:fciIndexBasedOn="0065"/>
+    <wne:acd wne:argValue="AgBUAGEAYgBlAGwAbABlAG4AdABlAHgAdAA=" wne:acdName="acd9" wne:fciIndexBasedOn="0065"/>
+    <wne:acd wne:argValue="AgBMAGkAcwB0AGUAIAAtAA==" wne:acdName="acd10" wne:fciIndexBasedOn="0065"/>
+    <wne:acd wne:argValue="AgBMAGkAcwB0AGUAIAAxAC4A" wne:acdName="acd11" wne:fciIndexBasedOn="0065"/>
+    <wne:acd wne:argValue="AgBMAGkAcwB0AGUAIABhACkA" wne:acdName="acd12" wne:fciIndexBasedOn="0065"/>
+  </wne:acds>
+</wne:tcg>
+</file>
+
+<file path=word/endnotes.xml><?xml version="1.0" encoding="utf-8"?>
+<w:endnotes xmlns:wpc="http://schemas.microsoft.com/office/word/2010/wordprocessingCanvas" xmlns:cx="http://schemas.microsoft.com/office/drawing/2014/chartex" xmlns:cx1="http://schemas.microsoft.com/office/drawing/2015/9/8/chartex" xmlns:cx2="http://schemas.microsoft.com/office/drawing/2015/10/21/chartex" xmlns:cx3="http://schemas.microsoft.com/office/drawing/2016/5/9/chartex" xmlns:cx4="http://schemas.microsoft.com/office/drawing/2016/5/10/chartex" xmlns:cx5="http://schemas.microsoft.com/office/drawing/2016/5/11/chartex" xmlns:cx6="http://schemas.microsoft.com/office/drawing/2016/5/12/chartex" xmlns:cx7="http://schemas.microsoft.com/office/drawing/2016/5/13/chartex" xmlns:cx8="http://schemas.microsoft.com/office/drawing/2016/5/14/chartex" xmlns:mc="http://schemas.openxmlformats.org/markup-compatibility/2006" xmlns:aink="http://schemas.microsoft.com/office/drawing/2016/ink" xmlns:am3d="http://schemas.microsoft.com/office/drawing/2017/model3d" xmlns:o="urn:schemas-microsoft-com:office:office" xmlns:oel="http://schemas.microsoft.com/office/2019/extlst" xmlns:r="http://schemas.openxmlformats.org/officeDocument/2006/relationships" xmlns:m="http://schemas.openxmlformats.org/officeDocument/2006/math" xmlns:v="urn:schemas-microsoft-com:vml" xmlns:wp14="http://schemas.microsoft.com/office/word/2010/wordprocessingDrawing" xmlns:wp="http://schemas.openxmlformats.org/drawingml/2006/wordprocessingDrawing" xmlns:w10="urn:schemas-microsoft-com:office:word" xmlns:w="http://schemas.openxmlformats.org/wordprocessingml/2006/main" xmlns:w14="http://schemas.microsoft.com/office/word/2010/wordml" xmlns:w15="http://schemas.microsoft.com/office/word/2012/wordml" xmlns:w16cex="http://schemas.microsoft.com/office/word/2018/wordml/cex" xmlns:w16cid="http://schemas.microsoft.com/office/word/2016/wordml/cid" xmlns:w16="http://schemas.microsoft.com/office/word/2018/wordml" xmlns:w16du="http://schemas.microsoft.com/office/word/2023/wordml/word16du" xmlns:w16sdtdh="http://schemas.microsoft.com/office/word/2020/wordml/sdtdatahash" xmlns:w16sdtfl="http://schemas.microsoft.com/office/word/2024/wordml/sdtformatlock" xmlns:w16se="http://schemas.microsoft.com/office/word/2015/wordml/symex" xmlns:wpg="http://schemas.microsoft.com/office/word/2010/wordprocessingGroup" xmlns:wpi="http://schemas.microsoft.com/office/word/2010/wordprocessingInk" xmlns:wne="http://schemas.microsoft.com/office/word/2006/wordml" xmlns:wps="http://schemas.microsoft.com/office/word/2010/wordprocessingShape" mc:Ignorable="w14 w15 w16se w16cid w16 w16cex w16sdtdh w16sdtfl w16du wp14">
+  <w:endnote w:type="separator" w:id="-1">
+    <w:p>
+      <w:pPr>
+        <w:spacing w:line="240" w:lineRule="auto"/>
+      </w:pPr>
+      <w:r>
+        <w:separator/>
+      </w:r>
+    </w:p>
+  </w:endnote>
+  <w:endnote w:type="continuationSeparator" w:id="0">
+    <w:p>
+      <w:pPr>
+        <w:spacing w:line="240" w:lineRule="auto"/>
+      </w:pPr>
+      <w:r>
+        <w:continuationSeparator/>
+      </w:r>
+    </w:p>
+  </w:endnote>
+</w:endnotes>
 </file>
 
 <file path=word/footer1.xml><?xml version="1.0" encoding="utf-8"?>
@@ -2106,18 +2112,24 @@
 </file>
 
 <file path=word/footnotes.xml><?xml version="1.0" encoding="utf-8"?>
-<w:footnotes xmlns:w="http://schemas.openxmlformats.org/wordprocessingml/2006/main" xmlns:m="http://schemas.openxmlformats.org/officeDocument/2006/math" xmlns:r="http://schemas.openxmlformats.org/officeDocument/2006/relationships" xmlns:o="urn:schemas-microsoft-com:office:office" xmlns:v="urn:schemas-microsoft-com:vml" xmlns:w10="urn:schemas-microsoft-com:office:word" xmlns:a="http://schemas.openxmlformats.org/drawingml/2006/main" xmlns:pic="http://schemas.openxmlformats.org/drawingml/2006/picture" xmlns:wp="http://schemas.openxmlformats.org/drawingml/2006/wordprocessingDrawing">
-  <w:footnote w:type="continuationSeparator" w:id="0">
+<w:footnotes xmlns:wpc="http://schemas.microsoft.com/office/word/2010/wordprocessingCanvas" xmlns:cx="http://schemas.microsoft.com/office/drawing/2014/chartex" xmlns:cx1="http://schemas.microsoft.com/office/drawing/2015/9/8/chartex" xmlns:cx2="http://schemas.microsoft.com/office/drawing/2015/10/21/chartex" xmlns:cx3="http://schemas.microsoft.com/office/drawing/2016/5/9/chartex" xmlns:cx4="http://schemas.microsoft.com/office/drawing/2016/5/10/chartex" xmlns:cx5="http://schemas.microsoft.com/office/drawing/2016/5/11/chartex" xmlns:cx6="http://schemas.microsoft.com/office/drawing/2016/5/12/chartex" xmlns:cx7="http://schemas.microsoft.com/office/drawing/2016/5/13/chartex" xmlns:cx8="http://schemas.microsoft.com/office/drawing/2016/5/14/chartex" xmlns:mc="http://schemas.openxmlformats.org/markup-compatibility/2006" xmlns:aink="http://schemas.microsoft.com/office/drawing/2016/ink" xmlns:am3d="http://schemas.microsoft.com/office/drawing/2017/model3d" xmlns:o="urn:schemas-microsoft-com:office:office" xmlns:oel="http://schemas.microsoft.com/office/2019/extlst" xmlns:r="http://schemas.openxmlformats.org/officeDocument/2006/relationships" xmlns:m="http://schemas.openxmlformats.org/officeDocument/2006/math" xmlns:v="urn:schemas-microsoft-com:vml" xmlns:wp14="http://schemas.microsoft.com/office/word/2010/wordprocessingDrawing" xmlns:wp="http://schemas.openxmlformats.org/drawingml/2006/wordprocessingDrawing" xmlns:w10="urn:schemas-microsoft-com:office:word" xmlns:w="http://schemas.openxmlformats.org/wordprocessingml/2006/main" xmlns:w14="http://schemas.microsoft.com/office/word/2010/wordml" xmlns:w15="http://schemas.microsoft.com/office/word/2012/wordml" xmlns:w16cex="http://schemas.microsoft.com/office/word/2018/wordml/cex" xmlns:w16cid="http://schemas.microsoft.com/office/word/2016/wordml/cid" xmlns:w16="http://schemas.microsoft.com/office/word/2018/wordml" xmlns:w16du="http://schemas.microsoft.com/office/word/2023/wordml/word16du" xmlns:w16sdtdh="http://schemas.microsoft.com/office/word/2020/wordml/sdtdatahash" xmlns:w16sdtfl="http://schemas.microsoft.com/office/word/2024/wordml/sdtformatlock" xmlns:w16se="http://schemas.microsoft.com/office/word/2015/wordml/symex" xmlns:wpg="http://schemas.microsoft.com/office/word/2010/wordprocessingGroup" xmlns:wpi="http://schemas.microsoft.com/office/word/2010/wordprocessingInk" xmlns:wne="http://schemas.microsoft.com/office/word/2006/wordml" xmlns:wps="http://schemas.microsoft.com/office/word/2010/wordprocessingShape" mc:Ignorable="w14 w15 w16se w16cid w16 w16cex w16sdtdh w16sdtfl w16du wp14">
+  <w:footnote w:type="separator" w:id="-1">
     <w:p>
+      <w:pPr>
+        <w:spacing w:line="240" w:lineRule="auto"/>
+      </w:pPr>
       <w:r>
-        <w:continuationSeparator/>
+        <w:separator/>
       </w:r>
     </w:p>
   </w:footnote>
-  <w:footnote w:type="separator" w:id="-1">
+  <w:footnote w:type="continuationSeparator" w:id="0">
     <w:p>
+      <w:pPr>
+        <w:spacing w:line="240" w:lineRule="auto"/>
+      </w:pPr>
       <w:r>
-        <w:separator/>
+        <w:continuationSeparator/>
       </w:r>
     </w:p>
   </w:footnote>
@@ -4903,8 +4915,8 @@
 </file>
 
 <file path=word/numbering.xml><?xml version="1.0" encoding="utf-8"?>
-<w:numbering xmlns:aink="http://schemas.microsoft.com/office/drawing/2016/ink" xmlns:am3d="http://schemas.microsoft.com/office/drawing/2017/model3d" xmlns:cx="http://schemas.microsoft.com/office/drawing/2014/chartex" xmlns:cx1="http://schemas.microsoft.com/office/drawing/2015/9/8/chartex" xmlns:cx2="http://schemas.microsoft.com/office/drawing/2015/10/21/chartex" xmlns:cx3="http://schemas.microsoft.com/office/drawing/2016/5/9/chartex" xmlns:cx4="http://schemas.microsoft.com/office/drawing/2016/5/10/chartex" xmlns:cx5="http://schemas.microsoft.com/office/drawing/2016/5/11/chartex" xmlns:cx6="http://schemas.microsoft.com/office/drawing/2016/5/12/chartex" xmlns:cx7="http://schemas.microsoft.com/office/drawing/2016/5/13/chartex" xmlns:cx8="http://schemas.microsoft.com/office/drawing/2016/5/14/chartex" xmlns:m="http://schemas.openxmlformats.org/officeDocument/2006/math" xmlns:mc="http://schemas.openxmlformats.org/markup-compatibility/2006" xmlns:o="urn:schemas-microsoft-com:office:office" xmlns:oel="http://schemas.microsoft.com/office/2019/extlst" xmlns:r="http://schemas.openxmlformats.org/officeDocument/2006/relationships" xmlns:v="urn:schemas-microsoft-com:vml" xmlns:w="http://schemas.openxmlformats.org/wordprocessingml/2006/main" xmlns:w10="urn:schemas-microsoft-com:office:word" xmlns:w14="http://schemas.microsoft.com/office/word/2010/wordml" xmlns:w15="http://schemas.microsoft.com/office/word/2012/wordml" xmlns:w16="http://schemas.microsoft.com/office/word/2018/wordml" xmlns:w16cex="http://schemas.microsoft.com/office/word/2018/wordml/cex" xmlns:w16cid="http://schemas.microsoft.com/office/word/2016/wordml/cid" xmlns:w16du="http://schemas.microsoft.com/office/word/2023/wordml/word16du" xmlns:w16sdtdh="http://schemas.microsoft.com/office/word/2020/wordml/sdtdatahash" xmlns:w16sdtfl="http://schemas.microsoft.com/office/word/2024/wordml/sdtformatlock" xmlns:w16se="http://schemas.microsoft.com/office/word/2015/wordml/symex" xmlns:wne="http://schemas.microsoft.com/office/word/2006/wordml" xmlns:wp="http://schemas.openxmlformats.org/drawingml/2006/wordprocessingDrawing" xmlns:wp14="http://schemas.microsoft.com/office/word/2010/wordprocessingDrawing" xmlns:wpc="http://schemas.microsoft.com/office/word/2010/wordprocessingCanvas" xmlns:wpg="http://schemas.microsoft.com/office/word/2010/wordprocessingGroup" xmlns:wpi="http://schemas.microsoft.com/office/word/2010/wordprocessingInk" xmlns:wps="http://schemas.microsoft.com/office/word/2010/wordprocessingShape" mc:Ignorable="w14 w15 w16se w16cid w16 w16cex w16sdtdh w16sdtfl w16du wp14">
-  <w:abstractNum w15:restartNumberingAfterBreak="0" w:abstractNumId="0">
+<w:numbering xmlns:wpc="http://schemas.microsoft.com/office/word/2010/wordprocessingCanvas" xmlns:cx="http://schemas.microsoft.com/office/drawing/2014/chartex" xmlns:cx1="http://schemas.microsoft.com/office/drawing/2015/9/8/chartex" xmlns:cx2="http://schemas.microsoft.com/office/drawing/2015/10/21/chartex" xmlns:cx3="http://schemas.microsoft.com/office/drawing/2016/5/9/chartex" xmlns:cx4="http://schemas.microsoft.com/office/drawing/2016/5/10/chartex" xmlns:cx5="http://schemas.microsoft.com/office/drawing/2016/5/11/chartex" xmlns:cx6="http://schemas.microsoft.com/office/drawing/2016/5/12/chartex" xmlns:cx7="http://schemas.microsoft.com/office/drawing/2016/5/13/chartex" xmlns:cx8="http://schemas.microsoft.com/office/drawing/2016/5/14/chartex" xmlns:mc="http://schemas.openxmlformats.org/markup-compatibility/2006" xmlns:aink="http://schemas.microsoft.com/office/drawing/2016/ink" xmlns:am3d="http://schemas.microsoft.com/office/drawing/2017/model3d" xmlns:o="urn:schemas-microsoft-com:office:office" xmlns:oel="http://schemas.microsoft.com/office/2019/extlst" xmlns:r="http://schemas.openxmlformats.org/officeDocument/2006/relationships" xmlns:m="http://schemas.openxmlformats.org/officeDocument/2006/math" xmlns:v="urn:schemas-microsoft-com:vml" xmlns:wp14="http://schemas.microsoft.com/office/word/2010/wordprocessingDrawing" xmlns:wp="http://schemas.openxmlformats.org/drawingml/2006/wordprocessingDrawing" xmlns:w10="urn:schemas-microsoft-com:office:word" xmlns:w="http://schemas.openxmlformats.org/wordprocessingml/2006/main" xmlns:w14="http://schemas.microsoft.com/office/word/2010/wordml" xmlns:w15="http://schemas.microsoft.com/office/word/2012/wordml" xmlns:w16cex="http://schemas.microsoft.com/office/word/2018/wordml/cex" xmlns:w16cid="http://schemas.microsoft.com/office/word/2016/wordml/cid" xmlns:w16="http://schemas.microsoft.com/office/word/2018/wordml" xmlns:w16du="http://schemas.microsoft.com/office/word/2023/wordml/word16du" xmlns:w16sdtdh="http://schemas.microsoft.com/office/word/2020/wordml/sdtdatahash" xmlns:w16sdtfl="http://schemas.microsoft.com/office/word/2024/wordml/sdtformatlock" xmlns:w16se="http://schemas.microsoft.com/office/word/2015/wordml/symex" xmlns:wpg="http://schemas.microsoft.com/office/word/2010/wordprocessingGroup" xmlns:wpi="http://schemas.microsoft.com/office/word/2010/wordprocessingInk" xmlns:wne="http://schemas.microsoft.com/office/word/2006/wordml" xmlns:wps="http://schemas.microsoft.com/office/word/2010/wordprocessingShape" mc:Ignorable="w14 w15 w16se w16cid w16 w16cex w16sdtdh w16sdtfl w16du wp14">
+  <w:abstractNum w:abstractNumId="0" w15:restartNumberingAfterBreak="0">
     <w:nsid w:val="038816DB"/>
     <w:multiLevelType w:val="multilevel"/>
     <w:tmpl w:val="CC7C6422"/>
@@ -4915,7 +4927,7 @@
       <w:lvlText w:val="%1"/>
       <w:lvlJc w:val="left"/>
       <w:pPr>
-        <w:ind w:hanging="432" w:left="432"/>
+        <w:ind w:left="432" w:hanging="432"/>
       </w:pPr>
     </w:lvl>
     <w:lvl w:ilvl="1">
@@ -4925,7 +4937,7 @@
       <w:lvlText w:val="%1.%2"/>
       <w:lvlJc w:val="left"/>
       <w:pPr>
-        <w:ind w:hanging="576" w:left="576"/>
+        <w:ind w:left="576" w:hanging="576"/>
       </w:pPr>
     </w:lvl>
     <w:lvl w:ilvl="2">
@@ -4935,7 +4947,7 @@
       <w:lvlText w:val="%1.%2.%3"/>
       <w:lvlJc w:val="left"/>
       <w:pPr>
-        <w:ind w:hanging="720" w:left="720"/>
+        <w:ind w:left="720" w:hanging="720"/>
       </w:pPr>
     </w:lvl>
     <w:lvl w:ilvl="3">
@@ -4945,7 +4957,7 @@
       <w:lvlText w:val="%1.%2.%3.%4"/>
       <w:lvlJc w:val="left"/>
       <w:pPr>
-        <w:ind w:hanging="864" w:left="864"/>
+        <w:ind w:left="864" w:hanging="864"/>
       </w:pPr>
     </w:lvl>
     <w:lvl w:ilvl="4">
@@ -4955,7 +4967,7 @@
       <w:lvlText w:val="%1.%2.%3.%4.%5"/>
       <w:lvlJc w:val="left"/>
       <w:pPr>
-        <w:ind w:hanging="1008" w:left="1008"/>
+        <w:ind w:left="1008" w:hanging="1008"/>
       </w:pPr>
     </w:lvl>
     <w:lvl w:ilvl="5">
@@ -4965,7 +4977,7 @@
       <w:lvlText w:val="%1.%2.%3.%4.%5.%6"/>
       <w:lvlJc w:val="left"/>
       <w:pPr>
-        <w:ind w:hanging="1152" w:left="1152"/>
+        <w:ind w:left="1152" w:hanging="1152"/>
       </w:pPr>
     </w:lvl>
     <w:lvl w:ilvl="6">
@@ -4975,7 +4987,7 @@
       <w:lvlText w:val="%1.%2.%3.%4.%5.%6.%7"/>
       <w:lvlJc w:val="left"/>
       <w:pPr>
-        <w:ind w:hanging="1296" w:left="1296"/>
+        <w:ind w:left="1296" w:hanging="1296"/>
       </w:pPr>
     </w:lvl>
     <w:lvl w:ilvl="7">
@@ -4985,7 +4997,7 @@
       <w:lvlText w:val="%1.%2.%3.%4.%5.%6.%7.%8"/>
       <w:lvlJc w:val="left"/>
       <w:pPr>
-        <w:ind w:hanging="1440" w:left="1440"/>
+        <w:ind w:left="1440" w:hanging="1440"/>
       </w:pPr>
     </w:lvl>
     <w:lvl w:ilvl="8">
@@ -4995,11 +5007,11 @@
       <w:lvlText w:val="%1.%2.%3.%4.%5.%6.%7.%8.%9"/>
       <w:lvlJc w:val="left"/>
       <w:pPr>
-        <w:ind w:hanging="1584" w:left="1584"/>
+        <w:ind w:left="1584" w:hanging="1584"/>
       </w:pPr>
     </w:lvl>
   </w:abstractNum>
-  <w:abstractNum w15:restartNumberingAfterBreak="0" w:abstractNumId="1">
+  <w:abstractNum w:abstractNumId="1" w15:restartNumberingAfterBreak="0">
     <w:nsid w:val="0AFA4C92"/>
     <w:multiLevelType w:val="multilevel"/>
     <w:tmpl w:val="C5AAADF2"/>
@@ -5011,9 +5023,9 @@
       <w:lvlJc w:val="left"/>
       <w:pPr>
         <w:tabs>
-          <w:tab w:pos="357" w:val="num"/>
+          <w:tab w:val="num" w:pos="357"/>
         </w:tabs>
-        <w:ind w:hanging="357" w:left="357"/>
+        <w:ind w:left="357" w:hanging="357"/>
       </w:pPr>
       <w:rPr>
         <w:rFonts w:ascii="Arial" w:hAnsi="Arial" w:hint="default"/>
@@ -5025,7 +5037,7 @@
       <w:lvlText w:val="-"/>
       <w:lvlJc w:val="left"/>
       <w:pPr>
-        <w:ind w:hanging="357" w:left="714"/>
+        <w:ind w:left="714" w:hanging="357"/>
       </w:pPr>
       <w:rPr>
         <w:rFonts w:ascii="Frutiger LT Pro 45 Light" w:hAnsi="Frutiger LT Pro 45 Light" w:hint="default"/>
@@ -5037,7 +5049,7 @@
       <w:lvlText w:val="-"/>
       <w:lvlJc w:val="left"/>
       <w:pPr>
-        <w:ind w:hanging="357" w:left="1071"/>
+        <w:ind w:left="1071" w:hanging="357"/>
       </w:pPr>
       <w:rPr>
         <w:rFonts w:ascii="Frutiger LT Pro 45 Light" w:hAnsi="Frutiger LT Pro 45 Light" w:hint="default"/>
@@ -5049,7 +5061,7 @@
       <w:lvlText w:val="-"/>
       <w:lvlJc w:val="left"/>
       <w:pPr>
-        <w:ind w:hanging="357" w:left="1428"/>
+        <w:ind w:left="1428" w:hanging="357"/>
       </w:pPr>
       <w:rPr>
         <w:rFonts w:ascii="Arial" w:hAnsi="Arial" w:hint="default"/>
@@ -5061,7 +5073,7 @@
       <w:lvlText w:val="-"/>
       <w:lvlJc w:val="left"/>
       <w:pPr>
-        <w:ind w:hanging="357" w:left="1785"/>
+        <w:ind w:left="1785" w:hanging="357"/>
       </w:pPr>
       <w:rPr>
         <w:rFonts w:ascii="Arial" w:hAnsi="Arial" w:hint="default"/>
@@ -5073,7 +5085,7 @@
       <w:lvlText w:val="-"/>
       <w:lvlJc w:val="left"/>
       <w:pPr>
-        <w:ind w:hanging="357" w:left="2142"/>
+        <w:ind w:left="2142" w:hanging="357"/>
       </w:pPr>
       <w:rPr>
         <w:rFonts w:ascii="Arial" w:hAnsi="Arial" w:hint="default"/>
@@ -5085,7 +5097,7 @@
       <w:lvlText w:val="-"/>
       <w:lvlJc w:val="left"/>
       <w:pPr>
-        <w:ind w:hanging="357" w:left="2499"/>
+        <w:ind w:left="2499" w:hanging="357"/>
       </w:pPr>
       <w:rPr>
         <w:rFonts w:ascii="Arial" w:hAnsi="Arial" w:hint="default"/>
@@ -5097,7 +5109,7 @@
       <w:lvlText w:val="-"/>
       <w:lvlJc w:val="left"/>
       <w:pPr>
-        <w:ind w:hanging="357" w:left="2856"/>
+        <w:ind w:left="2856" w:hanging="357"/>
       </w:pPr>
       <w:rPr>
         <w:rFonts w:ascii="Arial" w:hAnsi="Arial" w:hint="default"/>
@@ -5109,14 +5121,14 @@
       <w:lvlText w:val="-"/>
       <w:lvlJc w:val="left"/>
       <w:pPr>
-        <w:ind w:hanging="357" w:left="3213"/>
+        <w:ind w:left="3213" w:hanging="357"/>
       </w:pPr>
       <w:rPr>
         <w:rFonts w:ascii="Arial" w:hAnsi="Arial" w:hint="default"/>
       </w:rPr>
     </w:lvl>
   </w:abstractNum>
-  <w:abstractNum w15:restartNumberingAfterBreak="0" w:abstractNumId="2">
+  <w:abstractNum w:abstractNumId="2" w15:restartNumberingAfterBreak="0">
     <w:nsid w:val="0EF039B9"/>
     <w:multiLevelType w:val="hybridMultilevel"/>
     <w:tmpl w:val="C316D74A"/>
@@ -5128,136 +5140,136 @@
       <w:lvlJc w:val="left"/>
       <w:pPr>
         <w:tabs>
-          <w:tab w:pos="284" w:val="num"/>
+          <w:tab w:val="num" w:pos="284"/>
         </w:tabs>
-        <w:ind w:hanging="284" w:left="284"/>
+        <w:ind w:left="284" w:hanging="284"/>
       </w:pPr>
       <w:rPr>
         <w:rFonts w:ascii="Symbol" w:hAnsi="Symbol" w:hint="default"/>
       </w:rPr>
     </w:lvl>
-    <w:lvl w:ilvl="1" w:tentative="1" w:tplc="08070003">
+    <w:lvl w:ilvl="1" w:tplc="08070003" w:tentative="1">
       <w:start w:val="1"/>
       <w:numFmt w:val="bullet"/>
       <w:lvlText w:val="o"/>
       <w:lvlJc w:val="left"/>
       <w:pPr>
         <w:tabs>
-          <w:tab w:pos="1440" w:val="num"/>
+          <w:tab w:val="num" w:pos="1440"/>
         </w:tabs>
-        <w:ind w:hanging="360" w:left="1440"/>
+        <w:ind w:left="1440" w:hanging="360"/>
       </w:pPr>
       <w:rPr>
-        <w:rFonts w:ascii="Courier New" w:cs="Courier New" w:hAnsi="Courier New" w:hint="default"/>
+        <w:rFonts w:ascii="Courier New" w:hAnsi="Courier New" w:cs="Courier New" w:hint="default"/>
       </w:rPr>
     </w:lvl>
-    <w:lvl w:ilvl="2" w:tentative="1" w:tplc="08070005">
+    <w:lvl w:ilvl="2" w:tplc="08070005" w:tentative="1">
       <w:start w:val="1"/>
       <w:numFmt w:val="bullet"/>
       <w:lvlText w:val=""/>
       <w:lvlJc w:val="left"/>
       <w:pPr>
         <w:tabs>
-          <w:tab w:pos="2160" w:val="num"/>
+          <w:tab w:val="num" w:pos="2160"/>
         </w:tabs>
-        <w:ind w:hanging="360" w:left="2160"/>
+        <w:ind w:left="2160" w:hanging="360"/>
       </w:pPr>
       <w:rPr>
         <w:rFonts w:ascii="Wingdings" w:hAnsi="Wingdings" w:hint="default"/>
       </w:rPr>
     </w:lvl>
-    <w:lvl w:ilvl="3" w:tentative="1" w:tplc="08070001">
+    <w:lvl w:ilvl="3" w:tplc="08070001" w:tentative="1">
       <w:start w:val="1"/>
       <w:numFmt w:val="bullet"/>
       <w:lvlText w:val=""/>
       <w:lvlJc w:val="left"/>
       <w:pPr>
         <w:tabs>
-          <w:tab w:pos="2880" w:val="num"/>
+          <w:tab w:val="num" w:pos="2880"/>
         </w:tabs>
-        <w:ind w:hanging="360" w:left="2880"/>
+        <w:ind w:left="2880" w:hanging="360"/>
       </w:pPr>
       <w:rPr>
         <w:rFonts w:ascii="Symbol" w:hAnsi="Symbol" w:hint="default"/>
       </w:rPr>
     </w:lvl>
-    <w:lvl w:ilvl="4" w:tentative="1" w:tplc="08070003">
+    <w:lvl w:ilvl="4" w:tplc="08070003" w:tentative="1">
       <w:start w:val="1"/>
       <w:numFmt w:val="bullet"/>
       <w:lvlText w:val="o"/>
       <w:lvlJc w:val="left"/>
       <w:pPr>
         <w:tabs>
-          <w:tab w:pos="3600" w:val="num"/>
+          <w:tab w:val="num" w:pos="3600"/>
         </w:tabs>
-        <w:ind w:hanging="360" w:left="3600"/>
+        <w:ind w:left="3600" w:hanging="360"/>
       </w:pPr>
       <w:rPr>
-        <w:rFonts w:ascii="Courier New" w:cs="Courier New" w:hAnsi="Courier New" w:hint="default"/>
+        <w:rFonts w:ascii="Courier New" w:hAnsi="Courier New" w:cs="Courier New" w:hint="default"/>
       </w:rPr>
     </w:lvl>
-    <w:lvl w:ilvl="5" w:tentative="1" w:tplc="08070005">
+    <w:lvl w:ilvl="5" w:tplc="08070005" w:tentative="1">
       <w:start w:val="1"/>
       <w:numFmt w:val="bullet"/>
       <w:lvlText w:val=""/>
       <w:lvlJc w:val="left"/>
       <w:pPr>
         <w:tabs>
-          <w:tab w:pos="4320" w:val="num"/>
+          <w:tab w:val="num" w:pos="4320"/>
         </w:tabs>
-        <w:ind w:hanging="360" w:left="4320"/>
+        <w:ind w:left="4320" w:hanging="360"/>
       </w:pPr>
       <w:rPr>
         <w:rFonts w:ascii="Wingdings" w:hAnsi="Wingdings" w:hint="default"/>
       </w:rPr>
     </w:lvl>
-    <w:lvl w:ilvl="6" w:tentative="1" w:tplc="08070001">
+    <w:lvl w:ilvl="6" w:tplc="08070001" w:tentative="1">
       <w:start w:val="1"/>
       <w:numFmt w:val="bullet"/>
       <w:lvlText w:val=""/>
       <w:lvlJc w:val="left"/>
       <w:pPr>
         <w:tabs>
-          <w:tab w:pos="5040" w:val="num"/>
+          <w:tab w:val="num" w:pos="5040"/>
         </w:tabs>
-        <w:ind w:hanging="360" w:left="5040"/>
+        <w:ind w:left="5040" w:hanging="360"/>
       </w:pPr>
       <w:rPr>
         <w:rFonts w:ascii="Symbol" w:hAnsi="Symbol" w:hint="default"/>
       </w:rPr>
     </w:lvl>
-    <w:lvl w:ilvl="7" w:tentative="1" w:tplc="08070003">
+    <w:lvl w:ilvl="7" w:tplc="08070003" w:tentative="1">
       <w:start w:val="1"/>
       <w:numFmt w:val="bullet"/>
       <w:lvlText w:val="o"/>
       <w:lvlJc w:val="left"/>
       <w:pPr>
         <w:tabs>
-          <w:tab w:pos="5760" w:val="num"/>
+          <w:tab w:val="num" w:pos="5760"/>
         </w:tabs>
-        <w:ind w:hanging="360" w:left="5760"/>
+        <w:ind w:left="5760" w:hanging="360"/>
       </w:pPr>
       <w:rPr>
-        <w:rFonts w:ascii="Courier New" w:cs="Courier New" w:hAnsi="Courier New" w:hint="default"/>
+        <w:rFonts w:ascii="Courier New" w:hAnsi="Courier New" w:cs="Courier New" w:hint="default"/>
       </w:rPr>
     </w:lvl>
-    <w:lvl w:ilvl="8" w:tentative="1" w:tplc="08070005">
+    <w:lvl w:ilvl="8" w:tplc="08070005" w:tentative="1">
       <w:start w:val="1"/>
       <w:numFmt w:val="bullet"/>
       <w:lvlText w:val=""/>
       <w:lvlJc w:val="left"/>
       <w:pPr>
         <w:tabs>
-          <w:tab w:pos="6480" w:val="num"/>
+          <w:tab w:val="num" w:pos="6480"/>
         </w:tabs>
-        <w:ind w:hanging="360" w:left="6480"/>
+        <w:ind w:left="6480" w:hanging="360"/>
       </w:pPr>
       <w:rPr>
         <w:rFonts w:ascii="Wingdings" w:hAnsi="Wingdings" w:hint="default"/>
       </w:rPr>
     </w:lvl>
   </w:abstractNum>
-  <w:abstractNum w15:restartNumberingAfterBreak="0" w:abstractNumId="3">
+  <w:abstractNum w:abstractNumId="3" w15:restartNumberingAfterBreak="0">
     <w:nsid w:val="111B6F03"/>
     <w:multiLevelType w:val="hybridMultilevel"/>
     <w:tmpl w:val="C26ADF9C"/>
@@ -5268,110 +5280,110 @@
       <w:lvlText w:val=""/>
       <w:lvlJc w:val="left"/>
       <w:pPr>
-        <w:ind w:hanging="360" w:left="720"/>
+        <w:ind w:left="720" w:hanging="360"/>
       </w:pPr>
       <w:rPr>
         <w:rFonts w:ascii="Symbol" w:hAnsi="Symbol" w:hint="default"/>
       </w:rPr>
     </w:lvl>
-    <w:lvl w:ilvl="1" w:tentative="1" w:tplc="08070003">
+    <w:lvl w:ilvl="1" w:tplc="08070003" w:tentative="1">
       <w:start w:val="1"/>
       <w:numFmt w:val="bullet"/>
       <w:lvlText w:val="o"/>
       <w:lvlJc w:val="left"/>
       <w:pPr>
-        <w:ind w:hanging="360" w:left="1440"/>
+        <w:ind w:left="1440" w:hanging="360"/>
       </w:pPr>
       <w:rPr>
-        <w:rFonts w:ascii="Courier New" w:cs="Courier New" w:hAnsi="Courier New" w:hint="default"/>
+        <w:rFonts w:ascii="Courier New" w:hAnsi="Courier New" w:cs="Courier New" w:hint="default"/>
       </w:rPr>
     </w:lvl>
-    <w:lvl w:ilvl="2" w:tentative="1" w:tplc="08070005">
+    <w:lvl w:ilvl="2" w:tplc="08070005" w:tentative="1">
       <w:start w:val="1"/>
       <w:numFmt w:val="bullet"/>
       <w:lvlText w:val=""/>
       <w:lvlJc w:val="left"/>
       <w:pPr>
-        <w:ind w:hanging="360" w:left="2160"/>
+        <w:ind w:left="2160" w:hanging="360"/>
       </w:pPr>
       <w:rPr>
         <w:rFonts w:ascii="Wingdings" w:hAnsi="Wingdings" w:hint="default"/>
       </w:rPr>
     </w:lvl>
-    <w:lvl w:ilvl="3" w:tentative="1" w:tplc="08070001">
+    <w:lvl w:ilvl="3" w:tplc="08070001" w:tentative="1">
       <w:start w:val="1"/>
       <w:numFmt w:val="bullet"/>
       <w:lvlText w:val=""/>
       <w:lvlJc w:val="left"/>
       <w:pPr>
-        <w:ind w:hanging="360" w:left="2880"/>
+        <w:ind w:left="2880" w:hanging="360"/>
       </w:pPr>
       <w:rPr>
         <w:rFonts w:ascii="Symbol" w:hAnsi="Symbol" w:hint="default"/>
       </w:rPr>
     </w:lvl>
-    <w:lvl w:ilvl="4" w:tentative="1" w:tplc="08070003">
+    <w:lvl w:ilvl="4" w:tplc="08070003" w:tentative="1">
       <w:start w:val="1"/>
       <w:numFmt w:val="bullet"/>
       <w:lvlText w:val="o"/>
       <w:lvlJc w:val="left"/>
       <w:pPr>
-        <w:ind w:hanging="360" w:left="3600"/>
+        <w:ind w:left="3600" w:hanging="360"/>
       </w:pPr>
       <w:rPr>
-        <w:rFonts w:ascii="Courier New" w:cs="Courier New" w:hAnsi="Courier New" w:hint="default"/>
+        <w:rFonts w:ascii="Courier New" w:hAnsi="Courier New" w:cs="Courier New" w:hint="default"/>
       </w:rPr>
     </w:lvl>
-    <w:lvl w:ilvl="5" w:tentative="1" w:tplc="08070005">
+    <w:lvl w:ilvl="5" w:tplc="08070005" w:tentative="1">
       <w:start w:val="1"/>
       <w:numFmt w:val="bullet"/>
       <w:lvlText w:val=""/>
       <w:lvlJc w:val="left"/>
       <w:pPr>
-        <w:ind w:hanging="360" w:left="4320"/>
+        <w:ind w:left="4320" w:hanging="360"/>
       </w:pPr>
       <w:rPr>
         <w:rFonts w:ascii="Wingdings" w:hAnsi="Wingdings" w:hint="default"/>
       </w:rPr>
     </w:lvl>
-    <w:lvl w:ilvl="6" w:tentative="1" w:tplc="08070001">
+    <w:lvl w:ilvl="6" w:tplc="08070001" w:tentative="1">
       <w:start w:val="1"/>
       <w:numFmt w:val="bullet"/>
       <w:lvlText w:val=""/>
       <w:lvlJc w:val="left"/>
       <w:pPr>
-        <w:ind w:hanging="360" w:left="5040"/>
+        <w:ind w:left="5040" w:hanging="360"/>
       </w:pPr>
       <w:rPr>
         <w:rFonts w:ascii="Symbol" w:hAnsi="Symbol" w:hint="default"/>
       </w:rPr>
     </w:lvl>
-    <w:lvl w:ilvl="7" w:tentative="1" w:tplc="08070003">
+    <w:lvl w:ilvl="7" w:tplc="08070003" w:tentative="1">
       <w:start w:val="1"/>
       <w:numFmt w:val="bullet"/>
       <w:lvlText w:val="o"/>
       <w:lvlJc w:val="left"/>
       <w:pPr>
-        <w:ind w:hanging="360" w:left="5760"/>
+        <w:ind w:left="5760" w:hanging="360"/>
       </w:pPr>
       <w:rPr>
-        <w:rFonts w:ascii="Courier New" w:cs="Courier New" w:hAnsi="Courier New" w:hint="default"/>
+        <w:rFonts w:ascii="Courier New" w:hAnsi="Courier New" w:cs="Courier New" w:hint="default"/>
       </w:rPr>
     </w:lvl>
-    <w:lvl w:ilvl="8" w:tentative="1" w:tplc="08070005">
+    <w:lvl w:ilvl="8" w:tplc="08070005" w:tentative="1">
       <w:start w:val="1"/>
       <w:numFmt w:val="bullet"/>
       <w:lvlText w:val=""/>
       <w:lvlJc w:val="left"/>
       <w:pPr>
-        <w:ind w:hanging="360" w:left="6480"/>
+        <w:ind w:left="6480" w:hanging="360"/>
       </w:pPr>
       <w:rPr>
         <w:rFonts w:ascii="Wingdings" w:hAnsi="Wingdings" w:hint="default"/>
       </w:rPr>
     </w:lvl>
   </w:abstractNum>
-  <w:abstractNum w15:restartNumberingAfterBreak="0" w:abstractNumId="4">
+  <w:abstractNum w:abstractNumId="4" w15:restartNumberingAfterBreak="0">
     <w:nsid w:val="13166640"/>
     <w:multiLevelType w:val="multilevel"/>
     <w:tmpl w:val="B38ECC52"/>
@@ -5382,7 +5394,7 @@
       <w:lvlText w:val="%1)"/>
       <w:lvlJc w:val="left"/>
       <w:pPr>
-        <w:ind w:hanging="357" w:left="357"/>
+        <w:ind w:left="357" w:hanging="357"/>
       </w:pPr>
       <w:rPr>
         <w:rFonts w:hint="default"/>
@@ -5394,7 +5406,7 @@
       <w:lvlText w:val="%2."/>
       <w:lvlJc w:val="left"/>
       <w:pPr>
-        <w:ind w:hanging="357" w:left="714"/>
+        <w:ind w:left="714" w:hanging="357"/>
       </w:pPr>
       <w:rPr>
         <w:rFonts w:hint="default"/>
@@ -5406,7 +5418,7 @@
       <w:lvlText w:val=""/>
       <w:lvlJc w:val="left"/>
       <w:pPr>
-        <w:ind w:hanging="357" w:left="1071"/>
+        <w:ind w:left="1071" w:hanging="357"/>
       </w:pPr>
       <w:rPr>
         <w:rFonts w:ascii="Wingdings" w:hAnsi="Wingdings" w:hint="default"/>
@@ -5418,7 +5430,7 @@
       <w:lvlText w:val=""/>
       <w:lvlJc w:val="left"/>
       <w:pPr>
-        <w:ind w:hanging="357" w:left="1428"/>
+        <w:ind w:left="1428" w:hanging="357"/>
       </w:pPr>
       <w:rPr>
         <w:rFonts w:ascii="Wingdings" w:hAnsi="Wingdings" w:hint="default"/>
@@ -5430,7 +5442,7 @@
       <w:lvlText w:val=""/>
       <w:lvlJc w:val="left"/>
       <w:pPr>
-        <w:ind w:hanging="357" w:left="1785"/>
+        <w:ind w:left="1785" w:hanging="357"/>
       </w:pPr>
       <w:rPr>
         <w:rFonts w:ascii="Wingdings" w:hAnsi="Wingdings" w:hint="default"/>
@@ -5442,7 +5454,7 @@
       <w:lvlText w:val=""/>
       <w:lvlJc w:val="left"/>
       <w:pPr>
-        <w:ind w:hanging="357" w:left="2142"/>
+        <w:ind w:left="2142" w:hanging="357"/>
       </w:pPr>
       <w:rPr>
         <w:rFonts w:ascii="Wingdings" w:hAnsi="Wingdings" w:hint="default"/>
@@ -5454,7 +5466,7 @@
       <w:lvlText w:val=""/>
       <w:lvlJc w:val="left"/>
       <w:pPr>
-        <w:ind w:hanging="357" w:left="2499"/>
+        <w:ind w:left="2499" w:hanging="357"/>
       </w:pPr>
       <w:rPr>
         <w:rFonts w:ascii="Wingdings" w:hAnsi="Wingdings" w:hint="default"/>
@@ -5466,7 +5478,7 @@
       <w:lvlText w:val=""/>
       <w:lvlJc w:val="left"/>
       <w:pPr>
-        <w:ind w:hanging="357" w:left="2856"/>
+        <w:ind w:left="2856" w:hanging="357"/>
       </w:pPr>
       <w:rPr>
         <w:rFonts w:ascii="Wingdings" w:hAnsi="Wingdings" w:hint="default"/>
@@ -5478,14 +5490,14 @@
       <w:lvlText w:val=""/>
       <w:lvlJc w:val="left"/>
       <w:pPr>
-        <w:ind w:hanging="357" w:left="3213"/>
+        <w:ind w:left="3213" w:hanging="357"/>
       </w:pPr>
       <w:rPr>
         <w:rFonts w:ascii="Wingdings" w:hAnsi="Wingdings" w:hint="default"/>
       </w:rPr>
     </w:lvl>
   </w:abstractNum>
-  <w:abstractNum w15:restartNumberingAfterBreak="0" w:abstractNumId="5">
+  <w:abstractNum w:abstractNumId="5" w15:restartNumberingAfterBreak="0">
     <w:nsid w:val="13C35B83"/>
     <w:multiLevelType w:val="hybridMultilevel"/>
     <w:tmpl w:val="70CA7B22"/>
@@ -5497,9 +5509,9 @@
       <w:lvlJc w:val="left"/>
       <w:pPr>
         <w:tabs>
-          <w:tab w:pos="851" w:val="num"/>
+          <w:tab w:val="num" w:pos="851"/>
         </w:tabs>
-        <w:ind w:hanging="284" w:left="851"/>
+        <w:ind w:left="851" w:hanging="284"/>
       </w:pPr>
       <w:rPr>
         <w:rFonts w:ascii="Arial" w:hAnsi="Arial" w:hint="default"/>
@@ -5509,104 +5521,104 @@
         <w:szCs w:val="22"/>
       </w:rPr>
     </w:lvl>
-    <w:lvl w:ilvl="1" w:tentative="1" w:tplc="08070019">
+    <w:lvl w:ilvl="1" w:tplc="08070019" w:tentative="1">
       <w:start w:val="1"/>
       <w:numFmt w:val="lowerLetter"/>
       <w:lvlText w:val="%2."/>
       <w:lvlJc w:val="left"/>
       <w:pPr>
         <w:tabs>
-          <w:tab w:pos="1440" w:val="num"/>
+          <w:tab w:val="num" w:pos="1440"/>
         </w:tabs>
-        <w:ind w:hanging="360" w:left="1440"/>
-      </w:pPr>
-    </w:lvl>
-    <w:lvl w:ilvl="2" w:tentative="1" w:tplc="0807001B">
+        <w:ind w:left="1440" w:hanging="360"/>
+      </w:pPr>
+    </w:lvl>
+    <w:lvl w:ilvl="2" w:tplc="0807001B" w:tentative="1">
       <w:start w:val="1"/>
       <w:numFmt w:val="lowerRoman"/>
       <w:lvlText w:val="%3."/>
       <w:lvlJc w:val="right"/>
       <w:pPr>
         <w:tabs>
-          <w:tab w:pos="2160" w:val="num"/>
+          <w:tab w:val="num" w:pos="2160"/>
         </w:tabs>
-        <w:ind w:hanging="180" w:left="2160"/>
-      </w:pPr>
-    </w:lvl>
-    <w:lvl w:ilvl="3" w:tentative="1" w:tplc="0807000F">
+        <w:ind w:left="2160" w:hanging="180"/>
+      </w:pPr>
+    </w:lvl>
+    <w:lvl w:ilvl="3" w:tplc="0807000F" w:tentative="1">
       <w:start w:val="1"/>
       <w:numFmt w:val="decimal"/>
       <w:lvlText w:val="%4."/>
       <w:lvlJc w:val="left"/>
       <w:pPr>
         <w:tabs>
-          <w:tab w:pos="2880" w:val="num"/>
+          <w:tab w:val="num" w:pos="2880"/>
         </w:tabs>
-        <w:ind w:hanging="360" w:left="2880"/>
-      </w:pPr>
-    </w:lvl>
-    <w:lvl w:ilvl="4" w:tentative="1" w:tplc="08070019">
+        <w:ind w:left="2880" w:hanging="360"/>
+      </w:pPr>
+    </w:lvl>
+    <w:lvl w:ilvl="4" w:tplc="08070019" w:tentative="1">
       <w:start w:val="1"/>
       <w:numFmt w:val="lowerLetter"/>
       <w:lvlText w:val="%5."/>
       <w:lvlJc w:val="left"/>
       <w:pPr>
         <w:tabs>
-          <w:tab w:pos="3600" w:val="num"/>
+          <w:tab w:val="num" w:pos="3600"/>
         </w:tabs>
-        <w:ind w:hanging="360" w:left="3600"/>
-      </w:pPr>
-    </w:lvl>
-    <w:lvl w:ilvl="5" w:tentative="1" w:tplc="0807001B">
+        <w:ind w:left="3600" w:hanging="360"/>
+      </w:pPr>
+    </w:lvl>
+    <w:lvl w:ilvl="5" w:tplc="0807001B" w:tentative="1">
       <w:start w:val="1"/>
       <w:numFmt w:val="lowerRoman"/>
       <w:lvlText w:val="%6."/>
       <w:lvlJc w:val="right"/>
       <w:pPr>
         <w:tabs>
-          <w:tab w:pos="4320" w:val="num"/>
+          <w:tab w:val="num" w:pos="4320"/>
         </w:tabs>
-        <w:ind w:hanging="180" w:left="4320"/>
-      </w:pPr>
-    </w:lvl>
-    <w:lvl w:ilvl="6" w:tentative="1" w:tplc="0807000F">
+        <w:ind w:left="4320" w:hanging="180"/>
+      </w:pPr>
+    </w:lvl>
+    <w:lvl w:ilvl="6" w:tplc="0807000F" w:tentative="1">
       <w:start w:val="1"/>
       <w:numFmt w:val="decimal"/>
       <w:lvlText w:val="%7."/>
       <w:lvlJc w:val="left"/>
       <w:pPr>
         <w:tabs>
-          <w:tab w:pos="5040" w:val="num"/>
+          <w:tab w:val="num" w:pos="5040"/>
         </w:tabs>
-        <w:ind w:hanging="360" w:left="5040"/>
-      </w:pPr>
-    </w:lvl>
-    <w:lvl w:ilvl="7" w:tentative="1" w:tplc="08070019">
+        <w:ind w:left="5040" w:hanging="360"/>
+      </w:pPr>
+    </w:lvl>
+    <w:lvl w:ilvl="7" w:tplc="08070019" w:tentative="1">
       <w:start w:val="1"/>
       <w:numFmt w:val="lowerLetter"/>
       <w:lvlText w:val="%8."/>
       <w:lvlJc w:val="left"/>
       <w:pPr>
         <w:tabs>
-          <w:tab w:pos="5760" w:val="num"/>
+          <w:tab w:val="num" w:pos="5760"/>
         </w:tabs>
-        <w:ind w:hanging="360" w:left="5760"/>
-      </w:pPr>
-    </w:lvl>
-    <w:lvl w:ilvl="8" w:tentative="1" w:tplc="0807001B">
+        <w:ind w:left="5760" w:hanging="360"/>
+      </w:pPr>
+    </w:lvl>
+    <w:lvl w:ilvl="8" w:tplc="0807001B" w:tentative="1">
       <w:start w:val="1"/>
       <w:numFmt w:val="lowerRoman"/>
       <w:lvlText w:val="%9."/>
       <w:lvlJc w:val="right"/>
       <w:pPr>
         <w:tabs>
-          <w:tab w:pos="6480" w:val="num"/>
+          <w:tab w:val="num" w:pos="6480"/>
         </w:tabs>
-        <w:ind w:hanging="180" w:left="6480"/>
+        <w:ind w:left="6480" w:hanging="180"/>
       </w:pPr>
     </w:lvl>
   </w:abstractNum>
-  <w:abstractNum w15:restartNumberingAfterBreak="0" w:abstractNumId="6">
+  <w:abstractNum w:abstractNumId="6" w15:restartNumberingAfterBreak="0">
     <w:nsid w:val="3A5173DB"/>
     <w:multiLevelType w:val="hybridMultilevel"/>
     <w:tmpl w:val="5ECC5286"/>
@@ -5618,9 +5630,9 @@
       <w:lvlJc w:val="left"/>
       <w:pPr>
         <w:tabs>
-          <w:tab w:pos="567" w:val="num"/>
+          <w:tab w:val="num" w:pos="567"/>
         </w:tabs>
-        <w:ind w:hanging="283" w:left="567"/>
+        <w:ind w:left="567" w:hanging="283"/>
       </w:pPr>
       <w:rPr>
         <w:rFonts w:ascii="Symbol" w:hAnsi="Symbol" w:hint="default"/>
@@ -5633,121 +5645,121 @@
       <w:lvlJc w:val="left"/>
       <w:pPr>
         <w:tabs>
-          <w:tab w:pos="1440" w:val="num"/>
+          <w:tab w:val="num" w:pos="1440"/>
         </w:tabs>
-        <w:ind w:hanging="360" w:left="1440"/>
+        <w:ind w:left="1440" w:hanging="360"/>
       </w:pPr>
       <w:rPr>
-        <w:rFonts w:ascii="Courier New" w:cs="Courier New" w:hAnsi="Courier New" w:hint="default"/>
+        <w:rFonts w:ascii="Courier New" w:hAnsi="Courier New" w:cs="Courier New" w:hint="default"/>
       </w:rPr>
     </w:lvl>
-    <w:lvl w:ilvl="2" w:tentative="1" w:tplc="08070005">
+    <w:lvl w:ilvl="2" w:tplc="08070005" w:tentative="1">
       <w:start w:val="1"/>
       <w:numFmt w:val="bullet"/>
       <w:lvlText w:val=""/>
       <w:lvlJc w:val="left"/>
       <w:pPr>
         <w:tabs>
-          <w:tab w:pos="2160" w:val="num"/>
+          <w:tab w:val="num" w:pos="2160"/>
         </w:tabs>
-        <w:ind w:hanging="360" w:left="2160"/>
+        <w:ind w:left="2160" w:hanging="360"/>
       </w:pPr>
       <w:rPr>
         <w:rFonts w:ascii="Wingdings" w:hAnsi="Wingdings" w:hint="default"/>
       </w:rPr>
     </w:lvl>
-    <w:lvl w:ilvl="3" w:tentative="1" w:tplc="08070001">
+    <w:lvl w:ilvl="3" w:tplc="08070001" w:tentative="1">
       <w:start w:val="1"/>
       <w:numFmt w:val="bullet"/>
       <w:lvlText w:val=""/>
       <w:lvlJc w:val="left"/>
       <w:pPr>
         <w:tabs>
-          <w:tab w:pos="2880" w:val="num"/>
+          <w:tab w:val="num" w:pos="2880"/>
         </w:tabs>
-        <w:ind w:hanging="360" w:left="2880"/>
+        <w:ind w:left="2880" w:hanging="360"/>
       </w:pPr>
       <w:rPr>
         <w:rFonts w:ascii="Symbol" w:hAnsi="Symbol" w:hint="default"/>
       </w:rPr>
     </w:lvl>
-    <w:lvl w:ilvl="4" w:tentative="1" w:tplc="08070003">
+    <w:lvl w:ilvl="4" w:tplc="08070003" w:tentative="1">
       <w:start w:val="1"/>
       <w:numFmt w:val="bullet"/>
       <w:lvlText w:val="o"/>
       <w:lvlJc w:val="left"/>
       <w:pPr>
         <w:tabs>
-          <w:tab w:pos="3600" w:val="num"/>
+          <w:tab w:val="num" w:pos="3600"/>
         </w:tabs>
-        <w:ind w:hanging="360" w:left="3600"/>
+        <w:ind w:left="3600" w:hanging="360"/>
       </w:pPr>
       <w:rPr>
-        <w:rFonts w:ascii="Courier New" w:cs="Courier New" w:hAnsi="Courier New" w:hint="default"/>
+        <w:rFonts w:ascii="Courier New" w:hAnsi="Courier New" w:cs="Courier New" w:hint="default"/>
       </w:rPr>
     </w:lvl>
-    <w:lvl w:ilvl="5" w:tentative="1" w:tplc="08070005">
+    <w:lvl w:ilvl="5" w:tplc="08070005" w:tentative="1">
       <w:start w:val="1"/>
       <w:numFmt w:val="bullet"/>
       <w:lvlText w:val=""/>
       <w:lvlJc w:val="left"/>
       <w:pPr>
         <w:tabs>
-          <w:tab w:pos="4320" w:val="num"/>
+          <w:tab w:val="num" w:pos="4320"/>
         </w:tabs>
-        <w:ind w:hanging="360" w:left="4320"/>
+        <w:ind w:left="4320" w:hanging="360"/>
       </w:pPr>
       <w:rPr>
         <w:rFonts w:ascii="Wingdings" w:hAnsi="Wingdings" w:hint="default"/>
       </w:rPr>
     </w:lvl>
-    <w:lvl w:ilvl="6" w:tentative="1" w:tplc="08070001">
+    <w:lvl w:ilvl="6" w:tplc="08070001" w:tentative="1">
       <w:start w:val="1"/>
       <w:numFmt w:val="bullet"/>
       <w:lvlText w:val=""/>
       <w:lvlJc w:val="left"/>
       <w:pPr>
         <w:tabs>
-          <w:tab w:pos="5040" w:val="num"/>
+          <w:tab w:val="num" w:pos="5040"/>
         </w:tabs>
-        <w:ind w:hanging="360" w:left="5040"/>
+        <w:ind w:left="5040" w:hanging="360"/>
       </w:pPr>
       <w:rPr>
         <w:rFonts w:ascii="Symbol" w:hAnsi="Symbol" w:hint="default"/>
       </w:rPr>
     </w:lvl>
-    <w:lvl w:ilvl="7" w:tentative="1" w:tplc="08070003">
+    <w:lvl w:ilvl="7" w:tplc="08070003" w:tentative="1">
       <w:start w:val="1"/>
       <w:numFmt w:val="bullet"/>
       <w:lvlText w:val="o"/>
       <w:lvlJc w:val="left"/>
       <w:pPr>
         <w:tabs>
-          <w:tab w:pos="5760" w:val="num"/>
+          <w:tab w:val="num" w:pos="5760"/>
         </w:tabs>
-        <w:ind w:hanging="360" w:left="5760"/>
+        <w:ind w:left="5760" w:hanging="360"/>
       </w:pPr>
       <w:rPr>
-        <w:rFonts w:ascii="Courier New" w:cs="Courier New" w:hAnsi="Courier New" w:hint="default"/>
+        <w:rFonts w:ascii="Courier New" w:hAnsi="Courier New" w:cs="Courier New" w:hint="default"/>
       </w:rPr>
     </w:lvl>
-    <w:lvl w:ilvl="8" w:tentative="1" w:tplc="08070005">
+    <w:lvl w:ilvl="8" w:tplc="08070005" w:tentative="1">
       <w:start w:val="1"/>
       <w:numFmt w:val="bullet"/>
       <w:lvlText w:val=""/>
       <w:lvlJc w:val="left"/>
       <w:pPr>
         <w:tabs>
-          <w:tab w:pos="6480" w:val="num"/>
+          <w:tab w:val="num" w:pos="6480"/>
         </w:tabs>
-        <w:ind w:hanging="360" w:left="6480"/>
+        <w:ind w:left="6480" w:hanging="360"/>
       </w:pPr>
       <w:rPr>
         <w:rFonts w:ascii="Wingdings" w:hAnsi="Wingdings" w:hint="default"/>
       </w:rPr>
     </w:lvl>
   </w:abstractNum>
-  <w:abstractNum w15:restartNumberingAfterBreak="0" w:abstractNumId="7">
+  <w:abstractNum w:abstractNumId="7" w15:restartNumberingAfterBreak="0">
     <w:nsid w:val="3A895634"/>
     <w:multiLevelType w:val="hybridMultilevel"/>
     <w:tmpl w:val="428417CC"/>
@@ -5758,110 +5770,110 @@
       <w:lvlText w:val=""/>
       <w:lvlJc w:val="left"/>
       <w:pPr>
-        <w:ind w:hanging="360" w:left="720"/>
+        <w:ind w:left="720" w:hanging="360"/>
       </w:pPr>
       <w:rPr>
         <w:rFonts w:ascii="Symbol" w:hAnsi="Symbol" w:hint="default"/>
       </w:rPr>
     </w:lvl>
-    <w:lvl w:ilvl="1" w:tentative="1" w:tplc="08070003">
+    <w:lvl w:ilvl="1" w:tplc="08070003" w:tentative="1">
       <w:start w:val="1"/>
       <w:numFmt w:val="bullet"/>
       <w:lvlText w:val="o"/>
       <w:lvlJc w:val="left"/>
       <w:pPr>
-        <w:ind w:hanging="360" w:left="1440"/>
+        <w:ind w:left="1440" w:hanging="360"/>
       </w:pPr>
       <w:rPr>
-        <w:rFonts w:ascii="Courier New" w:cs="Courier New" w:hAnsi="Courier New" w:hint="default"/>
+        <w:rFonts w:ascii="Courier New" w:hAnsi="Courier New" w:cs="Courier New" w:hint="default"/>
       </w:rPr>
     </w:lvl>
-    <w:lvl w:ilvl="2" w:tentative="1" w:tplc="08070005">
+    <w:lvl w:ilvl="2" w:tplc="08070005" w:tentative="1">
       <w:start w:val="1"/>
       <w:numFmt w:val="bullet"/>
       <w:lvlText w:val=""/>
       <w:lvlJc w:val="left"/>
       <w:pPr>
-        <w:ind w:hanging="360" w:left="2160"/>
+        <w:ind w:left="2160" w:hanging="360"/>
       </w:pPr>
       <w:rPr>
         <w:rFonts w:ascii="Wingdings" w:hAnsi="Wingdings" w:hint="default"/>
       </w:rPr>
     </w:lvl>
-    <w:lvl w:ilvl="3" w:tentative="1" w:tplc="08070001">
+    <w:lvl w:ilvl="3" w:tplc="08070001" w:tentative="1">
       <w:start w:val="1"/>
       <w:numFmt w:val="bullet"/>
       <w:lvlText w:val=""/>
       <w:lvlJc w:val="left"/>
       <w:pPr>
-        <w:ind w:hanging="360" w:left="2880"/>
+        <w:ind w:left="2880" w:hanging="360"/>
       </w:pPr>
       <w:rPr>
         <w:rFonts w:ascii="Symbol" w:hAnsi="Symbol" w:hint="default"/>
       </w:rPr>
     </w:lvl>
-    <w:lvl w:ilvl="4" w:tentative="1" w:tplc="08070003">
+    <w:lvl w:ilvl="4" w:tplc="08070003" w:tentative="1">
       <w:start w:val="1"/>
       <w:numFmt w:val="bullet"/>
       <w:lvlText w:val="o"/>
       <w:lvlJc w:val="left"/>
       <w:pPr>
-        <w:ind w:hanging="360" w:left="3600"/>
+        <w:ind w:left="3600" w:hanging="360"/>
       </w:pPr>
       <w:rPr>
-        <w:rFonts w:ascii="Courier New" w:cs="Courier New" w:hAnsi="Courier New" w:hint="default"/>
+        <w:rFonts w:ascii="Courier New" w:hAnsi="Courier New" w:cs="Courier New" w:hint="default"/>
       </w:rPr>
     </w:lvl>
-    <w:lvl w:ilvl="5" w:tentative="1" w:tplc="08070005">
+    <w:lvl w:ilvl="5" w:tplc="08070005" w:tentative="1">
       <w:start w:val="1"/>
       <w:numFmt w:val="bullet"/>
       <w:lvlText w:val=""/>
       <w:lvlJc w:val="left"/>
       <w:pPr>
-        <w:ind w:hanging="360" w:left="4320"/>
+        <w:ind w:left="4320" w:hanging="360"/>
       </w:pPr>
       <w:rPr>
         <w:rFonts w:ascii="Wingdings" w:hAnsi="Wingdings" w:hint="default"/>
       </w:rPr>
     </w:lvl>
-    <w:lvl w:ilvl="6" w:tentative="1" w:tplc="08070001">
+    <w:lvl w:ilvl="6" w:tplc="08070001" w:tentative="1">
       <w:start w:val="1"/>
       <w:numFmt w:val="bullet"/>
       <w:lvlText w:val=""/>
       <w:lvlJc w:val="left"/>
       <w:pPr>
-        <w:ind w:hanging="360" w:left="5040"/>
+        <w:ind w:left="5040" w:hanging="360"/>
       </w:pPr>
       <w:rPr>
         <w:rFonts w:ascii="Symbol" w:hAnsi="Symbol" w:hint="default"/>
       </w:rPr>
     </w:lvl>
-    <w:lvl w:ilvl="7" w:tentative="1" w:tplc="08070003">
+    <w:lvl w:ilvl="7" w:tplc="08070003" w:tentative="1">
       <w:start w:val="1"/>
       <w:numFmt w:val="bullet"/>
       <w:lvlText w:val="o"/>
       <w:lvlJc w:val="left"/>
       <w:pPr>
-        <w:ind w:hanging="360" w:left="5760"/>
+        <w:ind w:left="5760" w:hanging="360"/>
       </w:pPr>
       <w:rPr>
-        <w:rFonts w:ascii="Courier New" w:cs="Courier New" w:hAnsi="Courier New" w:hint="default"/>
+        <w:rFonts w:ascii="Courier New" w:hAnsi="Courier New" w:cs="Courier New" w:hint="default"/>
       </w:rPr>
     </w:lvl>
-    <w:lvl w:ilvl="8" w:tentative="1" w:tplc="08070005">
+    <w:lvl w:ilvl="8" w:tplc="08070005" w:tentative="1">
       <w:start w:val="1"/>
       <w:numFmt w:val="bullet"/>
       <w:lvlText w:val=""/>
       <w:lvlJc w:val="left"/>
       <w:pPr>
-        <w:ind w:hanging="360" w:left="6480"/>
+        <w:ind w:left="6480" w:hanging="360"/>
       </w:pPr>
       <w:rPr>
         <w:rFonts w:ascii="Wingdings" w:hAnsi="Wingdings" w:hint="default"/>
       </w:rPr>
     </w:lvl>
   </w:abstractNum>
-  <w:abstractNum w15:restartNumberingAfterBreak="0" w:abstractNumId="8">
+  <w:abstractNum w:abstractNumId="8" w15:restartNumberingAfterBreak="0">
     <w:nsid w:val="3AB44EE0"/>
     <w:multiLevelType w:val="hybridMultilevel"/>
     <w:tmpl w:val="D06C64E4"/>
@@ -5873,136 +5885,136 @@
       <w:lvlJc w:val="left"/>
       <w:pPr>
         <w:tabs>
-          <w:tab w:pos="851" w:val="num"/>
+          <w:tab w:val="num" w:pos="851"/>
         </w:tabs>
-        <w:ind w:hanging="284" w:left="851"/>
+        <w:ind w:left="851" w:hanging="284"/>
       </w:pPr>
       <w:rPr>
         <w:rFonts w:ascii="Symbol" w:hAnsi="Symbol" w:hint="default"/>
       </w:rPr>
     </w:lvl>
-    <w:lvl w:ilvl="1" w:tentative="1" w:tplc="08070003">
+    <w:lvl w:ilvl="1" w:tplc="08070003" w:tentative="1">
       <w:start w:val="1"/>
       <w:numFmt w:val="bullet"/>
       <w:lvlText w:val="o"/>
       <w:lvlJc w:val="left"/>
       <w:pPr>
         <w:tabs>
-          <w:tab w:pos="1440" w:val="num"/>
+          <w:tab w:val="num" w:pos="1440"/>
         </w:tabs>
-        <w:ind w:hanging="360" w:left="1440"/>
+        <w:ind w:left="1440" w:hanging="360"/>
       </w:pPr>
       <w:rPr>
-        <w:rFonts w:ascii="Courier New" w:cs="Courier New" w:hAnsi="Courier New" w:hint="default"/>
+        <w:rFonts w:ascii="Courier New" w:hAnsi="Courier New" w:cs="Courier New" w:hint="default"/>
       </w:rPr>
     </w:lvl>
-    <w:lvl w:ilvl="2" w:tentative="1" w:tplc="08070005">
+    <w:lvl w:ilvl="2" w:tplc="08070005" w:tentative="1">
       <w:start w:val="1"/>
       <w:numFmt w:val="bullet"/>
       <w:lvlText w:val=""/>
       <w:lvlJc w:val="left"/>
       <w:pPr>
         <w:tabs>
-          <w:tab w:pos="2160" w:val="num"/>
+          <w:tab w:val="num" w:pos="2160"/>
         </w:tabs>
-        <w:ind w:hanging="360" w:left="2160"/>
+        <w:ind w:left="2160" w:hanging="360"/>
       </w:pPr>
       <w:rPr>
         <w:rFonts w:ascii="Wingdings" w:hAnsi="Wingdings" w:hint="default"/>
       </w:rPr>
     </w:lvl>
-    <w:lvl w:ilvl="3" w:tentative="1" w:tplc="08070001">
+    <w:lvl w:ilvl="3" w:tplc="08070001" w:tentative="1">
       <w:start w:val="1"/>
       <w:numFmt w:val="bullet"/>
       <w:lvlText w:val=""/>
       <w:lvlJc w:val="left"/>
       <w:pPr>
         <w:tabs>
-          <w:tab w:pos="2880" w:val="num"/>
+          <w:tab w:val="num" w:pos="2880"/>
         </w:tabs>
-        <w:ind w:hanging="360" w:left="2880"/>
+        <w:ind w:left="2880" w:hanging="360"/>
       </w:pPr>
       <w:rPr>
         <w:rFonts w:ascii="Symbol" w:hAnsi="Symbol" w:hint="default"/>
       </w:rPr>
     </w:lvl>
-    <w:lvl w:ilvl="4" w:tentative="1" w:tplc="08070003">
+    <w:lvl w:ilvl="4" w:tplc="08070003" w:tentative="1">
       <w:start w:val="1"/>
       <w:numFmt w:val="bullet"/>
       <w:lvlText w:val="o"/>
       <w:lvlJc w:val="left"/>
       <w:pPr>
         <w:tabs>
-          <w:tab w:pos="3600" w:val="num"/>
+          <w:tab w:val="num" w:pos="3600"/>
         </w:tabs>
-        <w:ind w:hanging="360" w:left="3600"/>
+        <w:ind w:left="3600" w:hanging="360"/>
       </w:pPr>
       <w:rPr>
-        <w:rFonts w:ascii="Courier New" w:cs="Courier New" w:hAnsi="Courier New" w:hint="default"/>
+        <w:rFonts w:ascii="Courier New" w:hAnsi="Courier New" w:cs="Courier New" w:hint="default"/>
       </w:rPr>
     </w:lvl>
-    <w:lvl w:ilvl="5" w:tentative="1" w:tplc="08070005">
+    <w:lvl w:ilvl="5" w:tplc="08070005" w:tentative="1">
       <w:start w:val="1"/>
       <w:numFmt w:val="bullet"/>
       <w:lvlText w:val=""/>
       <w:lvlJc w:val="left"/>
       <w:pPr>
         <w:tabs>
-          <w:tab w:pos="4320" w:val="num"/>
+          <w:tab w:val="num" w:pos="4320"/>
         </w:tabs>
-        <w:ind w:hanging="360" w:left="4320"/>
+        <w:ind w:left="4320" w:hanging="360"/>
       </w:pPr>
       <w:rPr>
         <w:rFonts w:ascii="Wingdings" w:hAnsi="Wingdings" w:hint="default"/>
       </w:rPr>
     </w:lvl>
-    <w:lvl w:ilvl="6" w:tentative="1" w:tplc="08070001">
+    <w:lvl w:ilvl="6" w:tplc="08070001" w:tentative="1">
       <w:start w:val="1"/>
       <w:numFmt w:val="bullet"/>
       <w:lvlText w:val=""/>
       <w:lvlJc w:val="left"/>
       <w:pPr>
         <w:tabs>
-          <w:tab w:pos="5040" w:val="num"/>
+          <w:tab w:val="num" w:pos="5040"/>
         </w:tabs>
-        <w:ind w:hanging="360" w:left="5040"/>
+        <w:ind w:left="5040" w:hanging="360"/>
       </w:pPr>
       <w:rPr>
         <w:rFonts w:ascii="Symbol" w:hAnsi="Symbol" w:hint="default"/>
       </w:rPr>
     </w:lvl>
-    <w:lvl w:ilvl="7" w:tentative="1" w:tplc="08070003">
+    <w:lvl w:ilvl="7" w:tplc="08070003" w:tentative="1">
       <w:start w:val="1"/>
       <w:numFmt w:val="bullet"/>
       <w:lvlText w:val="o"/>
       <w:lvlJc w:val="left"/>
       <w:pPr>
         <w:tabs>
-          <w:tab w:pos="5760" w:val="num"/>
+          <w:tab w:val="num" w:pos="5760"/>
         </w:tabs>
-        <w:ind w:hanging="360" w:left="5760"/>
+        <w:ind w:left="5760" w:hanging="360"/>
       </w:pPr>
       <w:rPr>
-        <w:rFonts w:ascii="Courier New" w:cs="Courier New" w:hAnsi="Courier New" w:hint="default"/>
+        <w:rFonts w:ascii="Courier New" w:hAnsi="Courier New" w:cs="Courier New" w:hint="default"/>
       </w:rPr>
     </w:lvl>
-    <w:lvl w:ilvl="8" w:tentative="1" w:tplc="08070005">
+    <w:lvl w:ilvl="8" w:tplc="08070005" w:tentative="1">
       <w:start w:val="1"/>
       <w:numFmt w:val="bullet"/>
       <w:lvlText w:val=""/>
       <w:lvlJc w:val="left"/>
       <w:pPr>
         <w:tabs>
-          <w:tab w:pos="6480" w:val="num"/>
+          <w:tab w:val="num" w:pos="6480"/>
         </w:tabs>
-        <w:ind w:hanging="360" w:left="6480"/>
+        <w:ind w:left="6480" w:hanging="360"/>
       </w:pPr>
       <w:rPr>
         <w:rFonts w:ascii="Wingdings" w:hAnsi="Wingdings" w:hint="default"/>
       </w:rPr>
     </w:lvl>
   </w:abstractNum>
-  <w:abstractNum w15:restartNumberingAfterBreak="0" w:abstractNumId="9">
+  <w:abstractNum w:abstractNumId="9" w15:restartNumberingAfterBreak="0">
     <w:nsid w:val="3B4E58F2"/>
     <w:multiLevelType w:val="multilevel"/>
     <w:tmpl w:val="A3A0A14C"/>
@@ -6012,7 +6024,7 @@
       <w:lvlText w:val="%1"/>
       <w:lvlJc w:val="left"/>
       <w:pPr>
-        <w:ind w:hanging="432" w:left="432"/>
+        <w:ind w:left="432" w:hanging="432"/>
       </w:pPr>
     </w:lvl>
     <w:lvl w:ilvl="1">
@@ -6021,7 +6033,7 @@
       <w:lvlText w:val="%1.%2"/>
       <w:lvlJc w:val="left"/>
       <w:pPr>
-        <w:ind w:hanging="576" w:left="576"/>
+        <w:ind w:left="576" w:hanging="576"/>
       </w:pPr>
     </w:lvl>
     <w:lvl w:ilvl="2">
@@ -6030,7 +6042,7 @@
       <w:lvlText w:val="%1.%2.%3"/>
       <w:lvlJc w:val="left"/>
       <w:pPr>
-        <w:ind w:hanging="720" w:left="720"/>
+        <w:ind w:left="720" w:hanging="720"/>
       </w:pPr>
     </w:lvl>
     <w:lvl w:ilvl="3">
@@ -6039,7 +6051,7 @@
       <w:lvlText w:val="%1.%2.%3.%4"/>
       <w:lvlJc w:val="left"/>
       <w:pPr>
-        <w:ind w:hanging="864" w:left="864"/>
+        <w:ind w:left="864" w:hanging="864"/>
       </w:pPr>
     </w:lvl>
     <w:lvl w:ilvl="4">
@@ -6048,7 +6060,7 @@
       <w:lvlText w:val="%1.%2.%3.%4.%5"/>
       <w:lvlJc w:val="left"/>
       <w:pPr>
-        <w:ind w:hanging="1008" w:left="1008"/>
+        <w:ind w:left="1008" w:hanging="1008"/>
       </w:pPr>
     </w:lvl>
     <w:lvl w:ilvl="5">
@@ -6057,7 +6069,7 @@
       <w:lvlText w:val="%1.%2.%3.%4.%5.%6"/>
       <w:lvlJc w:val="left"/>
       <w:pPr>
-        <w:ind w:hanging="1152" w:left="1152"/>
+        <w:ind w:left="1152" w:hanging="1152"/>
       </w:pPr>
     </w:lvl>
     <w:lvl w:ilvl="6">
@@ -6066,7 +6078,7 @@
       <w:lvlText w:val="%1.%2.%3.%4.%5.%6.%7"/>
       <w:lvlJc w:val="left"/>
       <w:pPr>
-        <w:ind w:hanging="1296" w:left="1296"/>
+        <w:ind w:left="1296" w:hanging="1296"/>
       </w:pPr>
     </w:lvl>
     <w:lvl w:ilvl="7">
@@ -6075,7 +6087,7 @@
       <w:lvlText w:val="%1.%2.%3.%4.%5.%6.%7.%8"/>
       <w:lvlJc w:val="left"/>
       <w:pPr>
-        <w:ind w:hanging="1440" w:left="1440"/>
+        <w:ind w:left="1440" w:hanging="1440"/>
       </w:pPr>
     </w:lvl>
     <w:lvl w:ilvl="8">
@@ -6084,11 +6096,11 @@
       <w:lvlText w:val="%1.%2.%3.%4.%5.%6.%7.%8.%9"/>
       <w:lvlJc w:val="left"/>
       <w:pPr>
-        <w:ind w:hanging="1584" w:left="1584"/>
+        <w:ind w:left="1584" w:hanging="1584"/>
       </w:pPr>
     </w:lvl>
   </w:abstractNum>
-  <w:abstractNum w15:restartNumberingAfterBreak="0" w:abstractNumId="10">
+  <w:abstractNum w:abstractNumId="10" w15:restartNumberingAfterBreak="0">
     <w:nsid w:val="41B32C57"/>
     <w:multiLevelType w:val="hybridMultilevel"/>
     <w:tmpl w:val="8724F9D8"/>
@@ -6100,9 +6112,9 @@
       <w:lvlJc w:val="left"/>
       <w:pPr>
         <w:tabs>
-          <w:tab w:pos="567" w:val="num"/>
+          <w:tab w:val="num" w:pos="567"/>
         </w:tabs>
-        <w:ind w:hanging="283" w:left="567"/>
+        <w:ind w:left="567" w:hanging="283"/>
       </w:pPr>
       <w:rPr>
         <w:rFonts w:ascii="Arial" w:hAnsi="Arial" w:hint="default"/>
@@ -6112,104 +6124,104 @@
         <w:szCs w:val="22"/>
       </w:rPr>
     </w:lvl>
-    <w:lvl w:ilvl="1" w:tentative="1" w:tplc="08070019">
+    <w:lvl w:ilvl="1" w:tplc="08070019" w:tentative="1">
       <w:start w:val="1"/>
       <w:numFmt w:val="lowerLetter"/>
       <w:lvlText w:val="%2."/>
       <w:lvlJc w:val="left"/>
       <w:pPr>
         <w:tabs>
-          <w:tab w:pos="1440" w:val="num"/>
+          <w:tab w:val="num" w:pos="1440"/>
         </w:tabs>
-        <w:ind w:hanging="360" w:left="1440"/>
-      </w:pPr>
-    </w:lvl>
-    <w:lvl w:ilvl="2" w:tentative="1" w:tplc="0807001B">
+        <w:ind w:left="1440" w:hanging="360"/>
+      </w:pPr>
+    </w:lvl>
+    <w:lvl w:ilvl="2" w:tplc="0807001B" w:tentative="1">
       <w:start w:val="1"/>
       <w:numFmt w:val="lowerRoman"/>
       <w:lvlText w:val="%3."/>
       <w:lvlJc w:val="right"/>
       <w:pPr>
         <w:tabs>
-          <w:tab w:pos="2160" w:val="num"/>
+          <w:tab w:val="num" w:pos="2160"/>
         </w:tabs>
-        <w:ind w:hanging="180" w:left="2160"/>
-      </w:pPr>
-    </w:lvl>
-    <w:lvl w:ilvl="3" w:tentative="1" w:tplc="0807000F">
+        <w:ind w:left="2160" w:hanging="180"/>
+      </w:pPr>
+    </w:lvl>
+    <w:lvl w:ilvl="3" w:tplc="0807000F" w:tentative="1">
       <w:start w:val="1"/>
       <w:numFmt w:val="decimal"/>
       <w:lvlText w:val="%4."/>
       <w:lvlJc w:val="left"/>
       <w:pPr>
         <w:tabs>
-          <w:tab w:pos="2880" w:val="num"/>
+          <w:tab w:val="num" w:pos="2880"/>
         </w:tabs>
-        <w:ind w:hanging="360" w:left="2880"/>
-      </w:pPr>
-    </w:lvl>
-    <w:lvl w:ilvl="4" w:tentative="1" w:tplc="08070019">
+        <w:ind w:left="2880" w:hanging="360"/>
+      </w:pPr>
+    </w:lvl>
+    <w:lvl w:ilvl="4" w:tplc="08070019" w:tentative="1">
       <w:start w:val="1"/>
       <w:numFmt w:val="lowerLetter"/>
       <w:lvlText w:val="%5."/>
       <w:lvlJc w:val="left"/>
       <w:pPr>
         <w:tabs>
-          <w:tab w:pos="3600" w:val="num"/>
+          <w:tab w:val="num" w:pos="3600"/>
         </w:tabs>
-        <w:ind w:hanging="360" w:left="3600"/>
-      </w:pPr>
-    </w:lvl>
-    <w:lvl w:ilvl="5" w:tentative="1" w:tplc="0807001B">
+        <w:ind w:left="3600" w:hanging="360"/>
+      </w:pPr>
+    </w:lvl>
+    <w:lvl w:ilvl="5" w:tplc="0807001B" w:tentative="1">
       <w:start w:val="1"/>
       <w:numFmt w:val="lowerRoman"/>
       <w:lvlText w:val="%6."/>
       <w:lvlJc w:val="right"/>
       <w:pPr>
         <w:tabs>
-          <w:tab w:pos="4320" w:val="num"/>
+          <w:tab w:val="num" w:pos="4320"/>
         </w:tabs>
-        <w:ind w:hanging="180" w:left="4320"/>
-      </w:pPr>
-    </w:lvl>
-    <w:lvl w:ilvl="6" w:tentative="1" w:tplc="0807000F">
+        <w:ind w:left="4320" w:hanging="180"/>
+      </w:pPr>
+    </w:lvl>
+    <w:lvl w:ilvl="6" w:tplc="0807000F" w:tentative="1">
       <w:start w:val="1"/>
       <w:numFmt w:val="decimal"/>
       <w:lvlText w:val="%7."/>
       <w:lvlJc w:val="left"/>
       <w:pPr>
         <w:tabs>
-          <w:tab w:pos="5040" w:val="num"/>
+          <w:tab w:val="num" w:pos="5040"/>
         </w:tabs>
-        <w:ind w:hanging="360" w:left="5040"/>
-      </w:pPr>
-    </w:lvl>
-    <w:lvl w:ilvl="7" w:tentative="1" w:tplc="08070019">
+        <w:ind w:left="5040" w:hanging="360"/>
+      </w:pPr>
+    </w:lvl>
+    <w:lvl w:ilvl="7" w:tplc="08070019" w:tentative="1">
       <w:start w:val="1"/>
       <w:numFmt w:val="lowerLetter"/>
       <w:lvlText w:val="%8."/>
       <w:lvlJc w:val="left"/>
       <w:pPr>
         <w:tabs>
-          <w:tab w:pos="5760" w:val="num"/>
+          <w:tab w:val="num" w:pos="5760"/>
         </w:tabs>
-        <w:ind w:hanging="360" w:left="5760"/>
-      </w:pPr>
-    </w:lvl>
-    <w:lvl w:ilvl="8" w:tentative="1" w:tplc="0807001B">
+        <w:ind w:left="5760" w:hanging="360"/>
+      </w:pPr>
+    </w:lvl>
+    <w:lvl w:ilvl="8" w:tplc="0807001B" w:tentative="1">
       <w:start w:val="1"/>
       <w:numFmt w:val="lowerRoman"/>
       <w:lvlText w:val="%9."/>
       <w:lvlJc w:val="right"/>
       <w:pPr>
         <w:tabs>
-          <w:tab w:pos="6480" w:val="num"/>
+          <w:tab w:val="num" w:pos="6480"/>
         </w:tabs>
-        <w:ind w:hanging="180" w:left="6480"/>
+        <w:ind w:left="6480" w:hanging="180"/>
       </w:pPr>
     </w:lvl>
   </w:abstractNum>
-  <w:abstractNum w15:restartNumberingAfterBreak="0" w:abstractNumId="11">
+  <w:abstractNum w:abstractNumId="11" w15:restartNumberingAfterBreak="0">
     <w:nsid w:val="4A0E38E1"/>
     <w:multiLevelType w:val="multilevel"/>
     <w:tmpl w:val="11C65910"/>
@@ -6220,7 +6232,7 @@
       <w:lvlText w:val="%1."/>
       <w:lvlJc w:val="left"/>
       <w:pPr>
-        <w:ind w:hanging="357" w:left="357"/>
+        <w:ind w:left="357" w:hanging="357"/>
       </w:pPr>
       <w:rPr>
         <w:rFonts w:hint="default"/>
@@ -6232,7 +6244,7 @@
       <w:lvlText w:val="%2)"/>
       <w:lvlJc w:val="left"/>
       <w:pPr>
-        <w:ind w:hanging="357" w:left="714"/>
+        <w:ind w:left="714" w:hanging="357"/>
       </w:pPr>
       <w:rPr>
         <w:rFonts w:hint="default"/>
@@ -6244,7 +6256,7 @@
       <w:lvlText w:val="-"/>
       <w:lvlJc w:val="left"/>
       <w:pPr>
-        <w:ind w:hanging="357" w:left="1071"/>
+        <w:ind w:left="1071" w:hanging="357"/>
       </w:pPr>
       <w:rPr>
         <w:rFonts w:ascii="Arial" w:hAnsi="Arial" w:hint="default"/>
@@ -6256,7 +6268,7 @@
       <w:lvlText w:val="-"/>
       <w:lvlJc w:val="left"/>
       <w:pPr>
-        <w:ind w:hanging="357" w:left="1428"/>
+        <w:ind w:left="1428" w:hanging="357"/>
       </w:pPr>
       <w:rPr>
         <w:rFonts w:ascii="Arial" w:hAnsi="Arial" w:hint="default"/>
@@ -6268,7 +6280,7 @@
       <w:lvlText w:val="-"/>
       <w:lvlJc w:val="left"/>
       <w:pPr>
-        <w:ind w:hanging="357" w:left="1785"/>
+        <w:ind w:left="1785" w:hanging="357"/>
       </w:pPr>
       <w:rPr>
         <w:rFonts w:ascii="Arial" w:hAnsi="Arial" w:hint="default"/>
@@ -6280,7 +6292,7 @@
       <w:lvlText w:val="-"/>
       <w:lvlJc w:val="left"/>
       <w:pPr>
-        <w:ind w:hanging="357" w:left="2142"/>
+        <w:ind w:left="2142" w:hanging="357"/>
       </w:pPr>
       <w:rPr>
         <w:rFonts w:ascii="Arial" w:hAnsi="Arial" w:hint="default"/>
@@ -6292,7 +6304,7 @@
       <w:lvlText w:val="-"/>
       <w:lvlJc w:val="left"/>
       <w:pPr>
-        <w:ind w:hanging="357" w:left="2499"/>
+        <w:ind w:left="2499" w:hanging="357"/>
       </w:pPr>
       <w:rPr>
         <w:rFonts w:ascii="Arial" w:hAnsi="Arial" w:hint="default"/>
@@ -6304,7 +6316,7 @@
       <w:lvlText w:val="-"/>
       <w:lvlJc w:val="left"/>
       <w:pPr>
-        <w:ind w:hanging="357" w:left="2856"/>
+        <w:ind w:left="2856" w:hanging="357"/>
       </w:pPr>
       <w:rPr>
         <w:rFonts w:ascii="Arial" w:hAnsi="Arial" w:hint="default"/>
@@ -6317,14 +6329,14 @@
       <w:lvlText w:val="-"/>
       <w:lvlJc w:val="left"/>
       <w:pPr>
-        <w:ind w:hanging="357" w:left="3213"/>
+        <w:ind w:left="3213" w:hanging="357"/>
       </w:pPr>
       <w:rPr>
         <w:rFonts w:ascii="Arial" w:hAnsi="Arial" w:hint="default"/>
       </w:rPr>
     </w:lvl>
   </w:abstractNum>
-  <w:abstractNum w15:restartNumberingAfterBreak="0" w:abstractNumId="12">
+  <w:abstractNum w:abstractNumId="12" w15:restartNumberingAfterBreak="0">
     <w:nsid w:val="4F6F0C3A"/>
     <w:multiLevelType w:val="hybridMultilevel"/>
     <w:tmpl w:val="9190D9BA"/>
@@ -6336,9 +6348,9 @@
       <w:lvlJc w:val="left"/>
       <w:pPr>
         <w:tabs>
-          <w:tab w:pos="284" w:val="num"/>
+          <w:tab w:val="num" w:pos="284"/>
         </w:tabs>
-        <w:ind w:hanging="284" w:left="284"/>
+        <w:ind w:left="284" w:hanging="284"/>
       </w:pPr>
       <w:rPr>
         <w:rFonts w:ascii="Arial" w:hAnsi="Arial" w:hint="default"/>
@@ -6348,104 +6360,104 @@
         <w:szCs w:val="22"/>
       </w:rPr>
     </w:lvl>
-    <w:lvl w:ilvl="1" w:tentative="1" w:tplc="08070019">
+    <w:lvl w:ilvl="1" w:tplc="08070019" w:tentative="1">
       <w:start w:val="1"/>
       <w:numFmt w:val="lowerLetter"/>
       <w:lvlText w:val="%2."/>
       <w:lvlJc w:val="left"/>
       <w:pPr>
         <w:tabs>
-          <w:tab w:pos="1440" w:val="num"/>
+          <w:tab w:val="num" w:pos="1440"/>
         </w:tabs>
-        <w:ind w:hanging="360" w:left="1440"/>
-      </w:pPr>
-    </w:lvl>
-    <w:lvl w:ilvl="2" w:tentative="1" w:tplc="0807001B">
+        <w:ind w:left="1440" w:hanging="360"/>
+      </w:pPr>
+    </w:lvl>
+    <w:lvl w:ilvl="2" w:tplc="0807001B" w:tentative="1">
       <w:start w:val="1"/>
       <w:numFmt w:val="lowerRoman"/>
       <w:lvlText w:val="%3."/>
       <w:lvlJc w:val="right"/>
       <w:pPr>
         <w:tabs>
-          <w:tab w:pos="2160" w:val="num"/>
+          <w:tab w:val="num" w:pos="2160"/>
         </w:tabs>
-        <w:ind w:hanging="180" w:left="2160"/>
-      </w:pPr>
-    </w:lvl>
-    <w:lvl w:ilvl="3" w:tentative="1" w:tplc="0807000F">
+        <w:ind w:left="2160" w:hanging="180"/>
+      </w:pPr>
+    </w:lvl>
+    <w:lvl w:ilvl="3" w:tplc="0807000F" w:tentative="1">
       <w:start w:val="1"/>
       <w:numFmt w:val="decimal"/>
       <w:lvlText w:val="%4."/>
       <w:lvlJc w:val="left"/>
       <w:pPr>
         <w:tabs>
-          <w:tab w:pos="2880" w:val="num"/>
+          <w:tab w:val="num" w:pos="2880"/>
         </w:tabs>
-        <w:ind w:hanging="360" w:left="2880"/>
-      </w:pPr>
-    </w:lvl>
-    <w:lvl w:ilvl="4" w:tentative="1" w:tplc="08070019">
+        <w:ind w:left="2880" w:hanging="360"/>
+      </w:pPr>
+    </w:lvl>
+    <w:lvl w:ilvl="4" w:tplc="08070019" w:tentative="1">
       <w:start w:val="1"/>
       <w:numFmt w:val="lowerLetter"/>
       <w:lvlText w:val="%5."/>
       <w:lvlJc w:val="left"/>
       <w:pPr>
         <w:tabs>
-          <w:tab w:pos="3600" w:val="num"/>
+          <w:tab w:val="num" w:pos="3600"/>
         </w:tabs>
-        <w:ind w:hanging="360" w:left="3600"/>
-      </w:pPr>
-    </w:lvl>
-    <w:lvl w:ilvl="5" w:tentative="1" w:tplc="0807001B">
+        <w:ind w:left="3600" w:hanging="360"/>
+      </w:pPr>
+    </w:lvl>
+    <w:lvl w:ilvl="5" w:tplc="0807001B" w:tentative="1">
       <w:start w:val="1"/>
       <w:numFmt w:val="lowerRoman"/>
       <w:lvlText w:val="%6."/>
       <w:lvlJc w:val="right"/>
       <w:pPr>
         <w:tabs>
-          <w:tab w:pos="4320" w:val="num"/>
+          <w:tab w:val="num" w:pos="4320"/>
         </w:tabs>
-        <w:ind w:hanging="180" w:left="4320"/>
-      </w:pPr>
-    </w:lvl>
-    <w:lvl w:ilvl="6" w:tentative="1" w:tplc="0807000F">
+        <w:ind w:left="4320" w:hanging="180"/>
+      </w:pPr>
+    </w:lvl>
+    <w:lvl w:ilvl="6" w:tplc="0807000F" w:tentative="1">
       <w:start w:val="1"/>
       <w:numFmt w:val="decimal"/>
       <w:lvlText w:val="%7."/>
       <w:lvlJc w:val="left"/>
       <w:pPr>
         <w:tabs>
-          <w:tab w:pos="5040" w:val="num"/>
+          <w:tab w:val="num" w:pos="5040"/>
         </w:tabs>
-        <w:ind w:hanging="360" w:left="5040"/>
-      </w:pPr>
-    </w:lvl>
-    <w:lvl w:ilvl="7" w:tentative="1" w:tplc="08070019">
+        <w:ind w:left="5040" w:hanging="360"/>
+      </w:pPr>
+    </w:lvl>
+    <w:lvl w:ilvl="7" w:tplc="08070019" w:tentative="1">
       <w:start w:val="1"/>
       <w:numFmt w:val="lowerLetter"/>
       <w:lvlText w:val="%8."/>
       <w:lvlJc w:val="left"/>
       <w:pPr>
         <w:tabs>
-          <w:tab w:pos="5760" w:val="num"/>
+          <w:tab w:val="num" w:pos="5760"/>
         </w:tabs>
-        <w:ind w:hanging="360" w:left="5760"/>
-      </w:pPr>
-    </w:lvl>
-    <w:lvl w:ilvl="8" w:tentative="1" w:tplc="0807001B">
+        <w:ind w:left="5760" w:hanging="360"/>
+      </w:pPr>
+    </w:lvl>
+    <w:lvl w:ilvl="8" w:tplc="0807001B" w:tentative="1">
       <w:start w:val="1"/>
       <w:numFmt w:val="lowerRoman"/>
       <w:lvlText w:val="%9."/>
       <w:lvlJc w:val="right"/>
       <w:pPr>
         <w:tabs>
-          <w:tab w:pos="6480" w:val="num"/>
+          <w:tab w:val="num" w:pos="6480"/>
         </w:tabs>
-        <w:ind w:hanging="180" w:left="6480"/>
+        <w:ind w:left="6480" w:hanging="180"/>
       </w:pPr>
     </w:lvl>
   </w:abstractNum>
-  <w:abstractNum w15:restartNumberingAfterBreak="0" w:abstractNumId="13">
+  <w:abstractNum w:abstractNumId="13" w15:restartNumberingAfterBreak="0">
     <w:nsid w:val="59637DC6"/>
     <w:multiLevelType w:val="hybridMultilevel"/>
     <w:tmpl w:val="C9D8210C"/>
@@ -6457,9 +6469,9 @@
       <w:lvlJc w:val="left"/>
       <w:pPr>
         <w:tabs>
-          <w:tab w:pos="284" w:val="num"/>
+          <w:tab w:val="num" w:pos="284"/>
         </w:tabs>
-        <w:ind w:hanging="284" w:left="284"/>
+        <w:ind w:left="284" w:hanging="284"/>
       </w:pPr>
       <w:rPr>
         <w:rFonts w:ascii="Arial" w:hAnsi="Arial" w:hint="default"/>
@@ -6469,104 +6481,104 @@
         <w:szCs w:val="22"/>
       </w:rPr>
     </w:lvl>
-    <w:lvl w:ilvl="1" w:tentative="1" w:tplc="08070019">
+    <w:lvl w:ilvl="1" w:tplc="08070019" w:tentative="1">
       <w:start w:val="1"/>
       <w:numFmt w:val="lowerLetter"/>
       <w:lvlText w:val="%2."/>
       <w:lvlJc w:val="left"/>
       <w:pPr>
         <w:tabs>
-          <w:tab w:pos="1440" w:val="num"/>
+          <w:tab w:val="num" w:pos="1440"/>
         </w:tabs>
-        <w:ind w:hanging="360" w:left="1440"/>
-      </w:pPr>
-    </w:lvl>
-    <w:lvl w:ilvl="2" w:tentative="1" w:tplc="0807001B">
+        <w:ind w:left="1440" w:hanging="360"/>
+      </w:pPr>
+    </w:lvl>
+    <w:lvl w:ilvl="2" w:tplc="0807001B" w:tentative="1">
       <w:start w:val="1"/>
       <w:numFmt w:val="lowerRoman"/>
       <w:lvlText w:val="%3."/>
       <w:lvlJc w:val="right"/>
       <w:pPr>
         <w:tabs>
-          <w:tab w:pos="2160" w:val="num"/>
+          <w:tab w:val="num" w:pos="2160"/>
         </w:tabs>
-        <w:ind w:hanging="180" w:left="2160"/>
-      </w:pPr>
-    </w:lvl>
-    <w:lvl w:ilvl="3" w:tentative="1" w:tplc="0807000F">
+        <w:ind w:left="2160" w:hanging="180"/>
+      </w:pPr>
+    </w:lvl>
+    <w:lvl w:ilvl="3" w:tplc="0807000F" w:tentative="1">
       <w:start w:val="1"/>
       <w:numFmt w:val="decimal"/>
       <w:lvlText w:val="%4."/>
       <w:lvlJc w:val="left"/>
       <w:pPr>
         <w:tabs>
-          <w:tab w:pos="2880" w:val="num"/>
+          <w:tab w:val="num" w:pos="2880"/>
         </w:tabs>
-        <w:ind w:hanging="360" w:left="2880"/>
-      </w:pPr>
-    </w:lvl>
-    <w:lvl w:ilvl="4" w:tentative="1" w:tplc="08070019">
+        <w:ind w:left="2880" w:hanging="360"/>
+      </w:pPr>
+    </w:lvl>
+    <w:lvl w:ilvl="4" w:tplc="08070019" w:tentative="1">
       <w:start w:val="1"/>
       <w:numFmt w:val="lowerLetter"/>
       <w:lvlText w:val="%5."/>
       <w:lvlJc w:val="left"/>
       <w:pPr>
         <w:tabs>
-          <w:tab w:pos="3600" w:val="num"/>
+          <w:tab w:val="num" w:pos="3600"/>
         </w:tabs>
-        <w:ind w:hanging="360" w:left="3600"/>
-      </w:pPr>
-    </w:lvl>
-    <w:lvl w:ilvl="5" w:tentative="1" w:tplc="0807001B">
+        <w:ind w:left="3600" w:hanging="360"/>
+      </w:pPr>
+    </w:lvl>
+    <w:lvl w:ilvl="5" w:tplc="0807001B" w:tentative="1">
       <w:start w:val="1"/>
       <w:numFmt w:val="lowerRoman"/>
       <w:lvlText w:val="%6."/>
       <w:lvlJc w:val="right"/>
       <w:pPr>
         <w:tabs>
-          <w:tab w:pos="4320" w:val="num"/>
+          <w:tab w:val="num" w:pos="4320"/>
         </w:tabs>
-        <w:ind w:hanging="180" w:left="4320"/>
-      </w:pPr>
-    </w:lvl>
-    <w:lvl w:ilvl="6" w:tentative="1" w:tplc="0807000F">
+        <w:ind w:left="4320" w:hanging="180"/>
+      </w:pPr>
+    </w:lvl>
+    <w:lvl w:ilvl="6" w:tplc="0807000F" w:tentative="1">
       <w:start w:val="1"/>
       <w:numFmt w:val="decimal"/>
       <w:lvlText w:val="%7."/>
       <w:lvlJc w:val="left"/>
       <w:pPr>
         <w:tabs>
-          <w:tab w:pos="5040" w:val="num"/>
+          <w:tab w:val="num" w:pos="5040"/>
         </w:tabs>
-        <w:ind w:hanging="360" w:left="5040"/>
-      </w:pPr>
-    </w:lvl>
-    <w:lvl w:ilvl="7" w:tentative="1" w:tplc="08070019">
+        <w:ind w:left="5040" w:hanging="360"/>
+      </w:pPr>
+    </w:lvl>
+    <w:lvl w:ilvl="7" w:tplc="08070019" w:tentative="1">
       <w:start w:val="1"/>
       <w:numFmt w:val="lowerLetter"/>
       <w:lvlText w:val="%8."/>
       <w:lvlJc w:val="left"/>
       <w:pPr>
         <w:tabs>
-          <w:tab w:pos="5760" w:val="num"/>
+          <w:tab w:val="num" w:pos="5760"/>
         </w:tabs>
-        <w:ind w:hanging="360" w:left="5760"/>
-      </w:pPr>
-    </w:lvl>
-    <w:lvl w:ilvl="8" w:tentative="1" w:tplc="0807001B">
+        <w:ind w:left="5760" w:hanging="360"/>
+      </w:pPr>
+    </w:lvl>
+    <w:lvl w:ilvl="8" w:tplc="0807001B" w:tentative="1">
       <w:start w:val="1"/>
       <w:numFmt w:val="lowerRoman"/>
       <w:lvlText w:val="%9."/>
       <w:lvlJc w:val="right"/>
       <w:pPr>
         <w:tabs>
-          <w:tab w:pos="6480" w:val="num"/>
+          <w:tab w:val="num" w:pos="6480"/>
         </w:tabs>
-        <w:ind w:hanging="180" w:left="6480"/>
+        <w:ind w:left="6480" w:hanging="180"/>
       </w:pPr>
     </w:lvl>
   </w:abstractNum>
-  <w:abstractNum w15:restartNumberingAfterBreak="0" w:abstractNumId="14">
+  <w:abstractNum w:abstractNumId="14" w15:restartNumberingAfterBreak="0">
     <w:nsid w:val="5A7929B4"/>
     <w:multiLevelType w:val="hybridMultilevel"/>
     <w:tmpl w:val="FB101B26"/>
@@ -6578,9 +6590,9 @@
       <w:lvlJc w:val="left"/>
       <w:pPr>
         <w:tabs>
-          <w:tab w:pos="567" w:val="num"/>
+          <w:tab w:val="num" w:pos="567"/>
         </w:tabs>
-        <w:ind w:hanging="283" w:left="567"/>
+        <w:ind w:left="567" w:hanging="283"/>
       </w:pPr>
       <w:rPr>
         <w:rFonts w:ascii="Arial" w:hAnsi="Arial" w:hint="default"/>
@@ -6590,104 +6602,104 @@
         <w:szCs w:val="22"/>
       </w:rPr>
     </w:lvl>
-    <w:lvl w:ilvl="1" w:tentative="1" w:tplc="08070019">
+    <w:lvl w:ilvl="1" w:tplc="08070019" w:tentative="1">
       <w:start w:val="1"/>
       <w:numFmt w:val="lowerLetter"/>
       <w:lvlText w:val="%2."/>
       <w:lvlJc w:val="left"/>
       <w:pPr>
         <w:tabs>
-          <w:tab w:pos="1440" w:val="num"/>
+          <w:tab w:val="num" w:pos="1440"/>
         </w:tabs>
-        <w:ind w:hanging="360" w:left="1440"/>
-      </w:pPr>
-    </w:lvl>
-    <w:lvl w:ilvl="2" w:tentative="1" w:tplc="0807001B">
+        <w:ind w:left="1440" w:hanging="360"/>
+      </w:pPr>
+    </w:lvl>
+    <w:lvl w:ilvl="2" w:tplc="0807001B" w:tentative="1">
       <w:start w:val="1"/>
       <w:numFmt w:val="lowerRoman"/>
       <w:lvlText w:val="%3."/>
       <w:lvlJc w:val="right"/>
       <w:pPr>
         <w:tabs>
-          <w:tab w:pos="2160" w:val="num"/>
+          <w:tab w:val="num" w:pos="2160"/>
         </w:tabs>
-        <w:ind w:hanging="180" w:left="2160"/>
-      </w:pPr>
-    </w:lvl>
-    <w:lvl w:ilvl="3" w:tentative="1" w:tplc="0807000F">
+        <w:ind w:left="2160" w:hanging="180"/>
+      </w:pPr>
+    </w:lvl>
+    <w:lvl w:ilvl="3" w:tplc="0807000F" w:tentative="1">
       <w:start w:val="1"/>
       <w:numFmt w:val="decimal"/>
       <w:lvlText w:val="%4."/>
       <w:lvlJc w:val="left"/>
       <w:pPr>
         <w:tabs>
-          <w:tab w:pos="2880" w:val="num"/>
+          <w:tab w:val="num" w:pos="2880"/>
         </w:tabs>
-        <w:ind w:hanging="360" w:left="2880"/>
-      </w:pPr>
-    </w:lvl>
-    <w:lvl w:ilvl="4" w:tentative="1" w:tplc="08070019">
+        <w:ind w:left="2880" w:hanging="360"/>
+      </w:pPr>
+    </w:lvl>
+    <w:lvl w:ilvl="4" w:tplc="08070019" w:tentative="1">
       <w:start w:val="1"/>
       <w:numFmt w:val="lowerLetter"/>
       <w:lvlText w:val="%5."/>
       <w:lvlJc w:val="left"/>
       <w:pPr>
         <w:tabs>
-          <w:tab w:pos="3600" w:val="num"/>
+          <w:tab w:val="num" w:pos="3600"/>
         </w:tabs>
-        <w:ind w:hanging="360" w:left="3600"/>
-      </w:pPr>
-    </w:lvl>
-    <w:lvl w:ilvl="5" w:tentative="1" w:tplc="0807001B">
+        <w:ind w:left="3600" w:hanging="360"/>
+      </w:pPr>
+    </w:lvl>
+    <w:lvl w:ilvl="5" w:tplc="0807001B" w:tentative="1">
       <w:start w:val="1"/>
       <w:numFmt w:val="lowerRoman"/>
       <w:lvlText w:val="%6."/>
       <w:lvlJc w:val="right"/>
       <w:pPr>
         <w:tabs>
-          <w:tab w:pos="4320" w:val="num"/>
+          <w:tab w:val="num" w:pos="4320"/>
         </w:tabs>
-        <w:ind w:hanging="180" w:left="4320"/>
-      </w:pPr>
-    </w:lvl>
-    <w:lvl w:ilvl="6" w:tentative="1" w:tplc="0807000F">
+        <w:ind w:left="4320" w:hanging="180"/>
+      </w:pPr>
+    </w:lvl>
+    <w:lvl w:ilvl="6" w:tplc="0807000F" w:tentative="1">
       <w:start w:val="1"/>
       <w:numFmt w:val="decimal"/>
       <w:lvlText w:val="%7."/>
       <w:lvlJc w:val="left"/>
       <w:pPr>
         <w:tabs>
-          <w:tab w:pos="5040" w:val="num"/>
+          <w:tab w:val="num" w:pos="5040"/>
         </w:tabs>
-        <w:ind w:hanging="360" w:left="5040"/>
-      </w:pPr>
-    </w:lvl>
-    <w:lvl w:ilvl="7" w:tentative="1" w:tplc="08070019">
+        <w:ind w:left="5040" w:hanging="360"/>
+      </w:pPr>
+    </w:lvl>
+    <w:lvl w:ilvl="7" w:tplc="08070019" w:tentative="1">
       <w:start w:val="1"/>
       <w:numFmt w:val="lowerLetter"/>
       <w:lvlText w:val="%8."/>
       <w:lvlJc w:val="left"/>
       <w:pPr>
         <w:tabs>
-          <w:tab w:pos="5760" w:val="num"/>
+          <w:tab w:val="num" w:pos="5760"/>
         </w:tabs>
-        <w:ind w:hanging="360" w:left="5760"/>
-      </w:pPr>
-    </w:lvl>
-    <w:lvl w:ilvl="8" w:tentative="1" w:tplc="0807001B">
+        <w:ind w:left="5760" w:hanging="360"/>
+      </w:pPr>
+    </w:lvl>
+    <w:lvl w:ilvl="8" w:tplc="0807001B" w:tentative="1">
       <w:start w:val="1"/>
       <w:numFmt w:val="lowerRoman"/>
       <w:lvlText w:val="%9."/>
       <w:lvlJc w:val="right"/>
       <w:pPr>
         <w:tabs>
-          <w:tab w:pos="6480" w:val="num"/>
+          <w:tab w:val="num" w:pos="6480"/>
         </w:tabs>
-        <w:ind w:hanging="180" w:left="6480"/>
+        <w:ind w:left="6480" w:hanging="180"/>
       </w:pPr>
     </w:lvl>
   </w:abstractNum>
-  <w:abstractNum w15:restartNumberingAfterBreak="0" w:abstractNumId="15">
+  <w:abstractNum w:abstractNumId="15" w15:restartNumberingAfterBreak="0">
     <w:nsid w:val="5C090190"/>
     <w:multiLevelType w:val="multilevel"/>
     <w:tmpl w:val="23D40036"/>
@@ -6698,9 +6710,9 @@
       <w:lvlJc w:val="left"/>
       <w:pPr>
         <w:tabs>
-          <w:tab w:pos="720" w:val="num"/>
+          <w:tab w:val="num" w:pos="720"/>
         </w:tabs>
-        <w:ind w:hanging="720" w:left="720"/>
+        <w:ind w:left="720" w:hanging="720"/>
       </w:pPr>
     </w:lvl>
     <w:lvl w:ilvl="1">
@@ -6710,9 +6722,9 @@
       <w:lvlJc w:val="left"/>
       <w:pPr>
         <w:tabs>
-          <w:tab w:pos="1440" w:val="num"/>
+          <w:tab w:val="num" w:pos="1440"/>
         </w:tabs>
-        <w:ind w:hanging="720" w:left="1440"/>
+        <w:ind w:left="1440" w:hanging="720"/>
       </w:pPr>
     </w:lvl>
     <w:lvl w:ilvl="2">
@@ -6722,9 +6734,9 @@
       <w:lvlJc w:val="left"/>
       <w:pPr>
         <w:tabs>
-          <w:tab w:pos="2160" w:val="num"/>
+          <w:tab w:val="num" w:pos="2160"/>
         </w:tabs>
-        <w:ind w:hanging="720" w:left="2160"/>
+        <w:ind w:left="2160" w:hanging="720"/>
       </w:pPr>
     </w:lvl>
     <w:lvl w:ilvl="3">
@@ -6734,9 +6746,9 @@
       <w:lvlJc w:val="left"/>
       <w:pPr>
         <w:tabs>
-          <w:tab w:pos="2880" w:val="num"/>
+          <w:tab w:val="num" w:pos="2880"/>
         </w:tabs>
-        <w:ind w:hanging="720" w:left="2880"/>
+        <w:ind w:left="2880" w:hanging="720"/>
       </w:pPr>
     </w:lvl>
     <w:lvl w:ilvl="4">
@@ -6746,9 +6758,9 @@
       <w:lvlJc w:val="left"/>
       <w:pPr>
         <w:tabs>
-          <w:tab w:pos="3600" w:val="num"/>
+          <w:tab w:val="num" w:pos="3600"/>
         </w:tabs>
-        <w:ind w:hanging="720" w:left="3600"/>
+        <w:ind w:left="3600" w:hanging="720"/>
       </w:pPr>
     </w:lvl>
     <w:lvl w:ilvl="5">
@@ -6758,9 +6770,9 @@
       <w:lvlJc w:val="left"/>
       <w:pPr>
         <w:tabs>
-          <w:tab w:pos="4320" w:val="num"/>
+          <w:tab w:val="num" w:pos="4320"/>
         </w:tabs>
-        <w:ind w:hanging="720" w:left="4320"/>
+        <w:ind w:left="4320" w:hanging="720"/>
       </w:pPr>
     </w:lvl>
     <w:lvl w:ilvl="6">
@@ -6770,9 +6782,9 @@
       <w:lvlJc w:val="left"/>
       <w:pPr>
         <w:tabs>
-          <w:tab w:pos="5040" w:val="num"/>
+          <w:tab w:val="num" w:pos="5040"/>
         </w:tabs>
-        <w:ind w:hanging="720" w:left="5040"/>
+        <w:ind w:left="5040" w:hanging="720"/>
       </w:pPr>
     </w:lvl>
     <w:lvl w:ilvl="7">
@@ -6782,9 +6794,9 @@
       <w:lvlJc w:val="left"/>
       <w:pPr>
         <w:tabs>
-          <w:tab w:pos="5760" w:val="num"/>
+          <w:tab w:val="num" w:pos="5760"/>
         </w:tabs>
-        <w:ind w:hanging="720" w:left="5760"/>
+        <w:ind w:left="5760" w:hanging="720"/>
       </w:pPr>
     </w:lvl>
     <w:lvl w:ilvl="8">
@@ -6794,13 +6806,13 @@
       <w:lvlJc w:val="left"/>
       <w:pPr>
         <w:tabs>
-          <w:tab w:pos="6480" w:val="num"/>
+          <w:tab w:val="num" w:pos="6480"/>
         </w:tabs>
-        <w:ind w:hanging="720" w:left="6480"/>
+        <w:ind w:left="6480" w:hanging="720"/>
       </w:pPr>
     </w:lvl>
   </w:abstractNum>
-  <w:abstractNum w15:restartNumberingAfterBreak="0" w:abstractNumId="16">
+  <w:abstractNum w:abstractNumId="16" w15:restartNumberingAfterBreak="0">
     <w:nsid w:val="5CD655F4"/>
     <w:multiLevelType w:val="hybridMultilevel"/>
     <w:tmpl w:val="C6540E6C"/>
@@ -6812,9 +6824,9 @@
       <w:lvlJc w:val="left"/>
       <w:pPr>
         <w:tabs>
-          <w:tab w:pos="851" w:val="num"/>
+          <w:tab w:val="num" w:pos="851"/>
         </w:tabs>
-        <w:ind w:hanging="284" w:left="851"/>
+        <w:ind w:left="851" w:hanging="284"/>
       </w:pPr>
       <w:rPr>
         <w:rFonts w:ascii="Arial" w:hAnsi="Arial" w:hint="default"/>
@@ -6824,480 +6836,158 @@
         <w:szCs w:val="22"/>
       </w:rPr>
     </w:lvl>
-    <w:lvl w:ilvl="1" w:tentative="1" w:tplc="08070019">
+    <w:lvl w:ilvl="1" w:tplc="08070019" w:tentative="1">
       <w:start w:val="1"/>
       <w:numFmt w:val="lowerLetter"/>
       <w:lvlText w:val="%2."/>
       <w:lvlJc w:val="left"/>
       <w:pPr>
         <w:tabs>
-          <w:tab w:pos="1440" w:val="num"/>
+          <w:tab w:val="num" w:pos="1440"/>
         </w:tabs>
-        <w:ind w:hanging="360" w:left="1440"/>
-      </w:pPr>
-    </w:lvl>
-    <w:lvl w:ilvl="2" w:tentative="1" w:tplc="0807001B">
+        <w:ind w:left="1440" w:hanging="360"/>
+      </w:pPr>
+    </w:lvl>
+    <w:lvl w:ilvl="2" w:tplc="0807001B" w:tentative="1">
       <w:start w:val="1"/>
       <w:numFmt w:val="lowerRoman"/>
       <w:lvlText w:val="%3."/>
       <w:lvlJc w:val="right"/>
       <w:pPr>
         <w:tabs>
-          <w:tab w:pos="2160" w:val="num"/>
+          <w:tab w:val="num" w:pos="2160"/>
         </w:tabs>
-        <w:ind w:hanging="180" w:left="2160"/>
-      </w:pPr>
-    </w:lvl>
-    <w:lvl w:ilvl="3" w:tentative="1" w:tplc="0807000F">
+        <w:ind w:left="2160" w:hanging="180"/>
+      </w:pPr>
+    </w:lvl>
+    <w:lvl w:ilvl="3" w:tplc="0807000F" w:tentative="1">
       <w:start w:val="1"/>
       <w:numFmt w:val="decimal"/>
       <w:lvlText w:val="%4."/>
       <w:lvlJc w:val="left"/>
       <w:pPr>
         <w:tabs>
-          <w:tab w:pos="2880" w:val="num"/>
+          <w:tab w:val="num" w:pos="2880"/>
         </w:tabs>
-        <w:ind w:hanging="360" w:left="2880"/>
-      </w:pPr>
-    </w:lvl>
-    <w:lvl w:ilvl="4" w:tentative="1" w:tplc="08070019">
+        <w:ind w:left="2880" w:hanging="360"/>
+      </w:pPr>
+    </w:lvl>
+    <w:lvl w:ilvl="4" w:tplc="08070019" w:tentative="1">
       <w:start w:val="1"/>
       <w:numFmt w:val="lowerLetter"/>
       <w:lvlText w:val="%5."/>
       <w:lvlJc w:val="left"/>
       <w:pPr>
         <w:tabs>
-          <w:tab w:pos="3600" w:val="num"/>
+          <w:tab w:val="num" w:pos="3600"/>
         </w:tabs>
-        <w:ind w:hanging="360" w:left="3600"/>
-      </w:pPr>
-    </w:lvl>
-    <w:lvl w:ilvl="5" w:tentative="1" w:tplc="0807001B">
+        <w:ind w:left="3600" w:hanging="360"/>
+      </w:pPr>
+    </w:lvl>
+    <w:lvl w:ilvl="5" w:tplc="0807001B" w:tentative="1">
       <w:start w:val="1"/>
       <w:numFmt w:val="lowerRoman"/>
       <w:lvlText w:val="%6."/>
       <w:lvlJc w:val="right"/>
       <w:pPr>
         <w:tabs>
-          <w:tab w:pos="4320" w:val="num"/>
+          <w:tab w:val="num" w:pos="4320"/>
         </w:tabs>
-        <w:ind w:hanging="180" w:left="4320"/>
-      </w:pPr>
-    </w:lvl>
-    <w:lvl w:ilvl="6" w:tentative="1" w:tplc="0807000F">
+        <w:ind w:left="4320" w:hanging="180"/>
+      </w:pPr>
+    </w:lvl>
+    <w:lvl w:ilvl="6" w:tplc="0807000F" w:tentative="1">
       <w:start w:val="1"/>
       <w:numFmt w:val="decimal"/>
       <w:lvlText w:val="%7."/>
       <w:lvlJc w:val="left"/>
       <w:pPr>
         <w:tabs>
-          <w:tab w:pos="5040" w:val="num"/>
+          <w:tab w:val="num" w:pos="5040"/>
         </w:tabs>
-        <w:ind w:hanging="360" w:left="5040"/>
-      </w:pPr>
-    </w:lvl>
-    <w:lvl w:ilvl="7" w:tentative="1" w:tplc="08070019">
+        <w:ind w:left="5040" w:hanging="360"/>
+      </w:pPr>
+    </w:lvl>
+    <w:lvl w:ilvl="7" w:tplc="08070019" w:tentative="1">
       <w:start w:val="1"/>
       <w:numFmt w:val="lowerLetter"/>
       <w:lvlText w:val="%8."/>
       <w:lvlJc w:val="left"/>
       <w:pPr>
         <w:tabs>
-          <w:tab w:pos="5760" w:val="num"/>
+          <w:tab w:val="num" w:pos="5760"/>
         </w:tabs>
-        <w:ind w:hanging="360" w:left="5760"/>
-      </w:pPr>
-    </w:lvl>
-    <w:lvl w:ilvl="8" w:tentative="1" w:tplc="0807001B">
+        <w:ind w:left="5760" w:hanging="360"/>
+      </w:pPr>
+    </w:lvl>
+    <w:lvl w:ilvl="8" w:tplc="0807001B" w:tentative="1">
       <w:start w:val="1"/>
       <w:numFmt w:val="lowerRoman"/>
       <w:lvlText w:val="%9."/>
       <w:lvlJc w:val="right"/>
       <w:pPr>
         <w:tabs>
-          <w:tab w:pos="6480" w:val="num"/>
+          <w:tab w:val="num" w:pos="6480"/>
         </w:tabs>
-        <w:ind w:hanging="180" w:left="6480"/>
+        <w:ind w:left="6480" w:hanging="180"/>
       </w:pPr>
     </w:lvl>
   </w:abstractNum>
-  <w:abstractNum w:abstractNumId="990">
-    <w:nsid w:val="A990"/>
-    <w:multiLevelType w:val="multilevel"/>
-    <w:lvl w:ilvl="0">
-      <w:numFmt w:val="bullet"/>
-      <w:lvlText w:val=" "/>
-      <w:lvlJc w:val="left"/>
-      <w:pPr>
-        <w:ind w:left="720" w:hanging="480"/>
-      </w:pPr>
-    </w:lvl>
-    <w:lvl w:ilvl="1">
-      <w:numFmt w:val="bullet"/>
-      <w:lvlText w:val=" "/>
-      <w:lvlJc w:val="left"/>
-      <w:pPr>
-        <w:ind w:left="1440" w:hanging="480"/>
-      </w:pPr>
-    </w:lvl>
-    <w:lvl w:ilvl="2">
-      <w:numFmt w:val="bullet"/>
-      <w:lvlText w:val=" "/>
-      <w:lvlJc w:val="left"/>
-      <w:pPr>
-        <w:ind w:left="2160" w:hanging="480"/>
-      </w:pPr>
-    </w:lvl>
-    <w:lvl w:ilvl="3">
-      <w:numFmt w:val="bullet"/>
-      <w:lvlText w:val=" "/>
-      <w:lvlJc w:val="left"/>
-      <w:pPr>
-        <w:ind w:left="2880" w:hanging="480"/>
-      </w:pPr>
-    </w:lvl>
-    <w:lvl w:ilvl="4">
-      <w:numFmt w:val="bullet"/>
-      <w:lvlText w:val=" "/>
-      <w:lvlJc w:val="left"/>
-      <w:pPr>
-        <w:ind w:left="3600" w:hanging="480"/>
-      </w:pPr>
-    </w:lvl>
-    <w:lvl w:ilvl="5">
-      <w:numFmt w:val="bullet"/>
-      <w:lvlText w:val=" "/>
-      <w:lvlJc w:val="left"/>
-      <w:pPr>
-        <w:ind w:left="4320" w:hanging="480"/>
-      </w:pPr>
-    </w:lvl>
-    <w:lvl w:ilvl="6">
-      <w:numFmt w:val="bullet"/>
-      <w:lvlText w:val=" "/>
-      <w:lvlJc w:val="left"/>
-      <w:pPr>
-        <w:ind w:left="5040" w:hanging="480"/>
-      </w:pPr>
-    </w:lvl>
-    <w:lvl w:ilvl="7">
-      <w:numFmt w:val="bullet"/>
-      <w:lvlText w:val=" "/>
-      <w:lvlJc w:val="left"/>
-      <w:pPr>
-        <w:ind w:left="5760" w:hanging="480"/>
-      </w:pPr>
-    </w:lvl>
-    <w:lvl w:ilvl="8">
-      <w:numFmt w:val="bullet"/>
-      <w:lvlText w:val=" "/>
-      <w:lvlJc w:val="left"/>
-      <w:pPr>
-        <w:ind w:left="6480" w:hanging="480"/>
-      </w:pPr>
-    </w:lvl>
-  </w:abstractNum>
-  <w:abstractNum w:abstractNumId="991">
-    <w:nsid w:val="A991"/>
-    <w:multiLevelType w:val="multilevel"/>
-    <w:lvl w:ilvl="0">
-      <w:numFmt w:val="bullet"/>
-      <w:lvlText w:val="•"/>
-      <w:lvlJc w:val="left"/>
-      <w:pPr>
-        <w:ind w:left="720" w:hanging="480"/>
-      </w:pPr>
-    </w:lvl>
-    <w:lvl w:ilvl="1">
-      <w:numFmt w:val="bullet"/>
-      <w:lvlText w:val="–"/>
-      <w:lvlJc w:val="left"/>
-      <w:pPr>
-        <w:ind w:left="1440" w:hanging="480"/>
-      </w:pPr>
-    </w:lvl>
-    <w:lvl w:ilvl="2">
-      <w:numFmt w:val="bullet"/>
-      <w:lvlText w:val="•"/>
-      <w:lvlJc w:val="left"/>
-      <w:pPr>
-        <w:ind w:left="2160" w:hanging="480"/>
-      </w:pPr>
-    </w:lvl>
-    <w:lvl w:ilvl="3">
-      <w:numFmt w:val="bullet"/>
-      <w:lvlText w:val="–"/>
-      <w:lvlJc w:val="left"/>
-      <w:pPr>
-        <w:ind w:left="2880" w:hanging="480"/>
-      </w:pPr>
-    </w:lvl>
-    <w:lvl w:ilvl="4">
-      <w:numFmt w:val="bullet"/>
-      <w:lvlText w:val="•"/>
-      <w:lvlJc w:val="left"/>
-      <w:pPr>
-        <w:ind w:left="3600" w:hanging="480"/>
-      </w:pPr>
-    </w:lvl>
-    <w:lvl w:ilvl="5">
-      <w:numFmt w:val="bullet"/>
-      <w:lvlText w:val="–"/>
-      <w:lvlJc w:val="left"/>
-      <w:pPr>
-        <w:ind w:left="4320" w:hanging="480"/>
-      </w:pPr>
-    </w:lvl>
-    <w:lvl w:ilvl="6">
-      <w:numFmt w:val="bullet"/>
-      <w:lvlText w:val="•"/>
-      <w:lvlJc w:val="left"/>
-      <w:pPr>
-        <w:ind w:left="5040" w:hanging="480"/>
-      </w:pPr>
-    </w:lvl>
-    <w:lvl w:ilvl="7">
-      <w:numFmt w:val="bullet"/>
-      <w:lvlText w:val="–"/>
-      <w:lvlJc w:val="left"/>
-      <w:pPr>
-        <w:ind w:left="5760" w:hanging="480"/>
-      </w:pPr>
-    </w:lvl>
-    <w:lvl w:ilvl="8">
-      <w:numFmt w:val="bullet"/>
-      <w:lvlText w:val="•"/>
-      <w:lvlJc w:val="left"/>
-      <w:pPr>
-        <w:ind w:left="6480" w:hanging="480"/>
-      </w:pPr>
-    </w:lvl>
-  </w:abstractNum>
-  <w:abstractNum w:abstractNumId="99401">
-    <w:nsid w:val="A99401"/>
-    <w:multiLevelType w:val="multilevel"/>
-    <w:lvl w:ilvl="0">
-      <w:start w:val="1"/>
-      <w:numFmt w:val="decimal"/>
-      <w:lvlText w:val="%1."/>
-      <w:lvlJc w:val="left"/>
-      <w:pPr>
-        <w:ind w:left="720" w:hanging="480"/>
-      </w:pPr>
-    </w:lvl>
-    <w:lvl w:ilvl="1">
-      <w:start w:val="1"/>
-      <w:numFmt w:val="decimal"/>
-      <w:lvlText w:val="%2."/>
-      <w:lvlJc w:val="left"/>
-      <w:pPr>
-        <w:ind w:left="1440" w:hanging="480"/>
-      </w:pPr>
-    </w:lvl>
-    <w:lvl w:ilvl="2">
-      <w:start w:val="1"/>
-      <w:numFmt w:val="decimal"/>
-      <w:lvlText w:val="%3."/>
-      <w:lvlJc w:val="left"/>
-      <w:pPr>
-        <w:ind w:left="2160" w:hanging="480"/>
-      </w:pPr>
-    </w:lvl>
-    <w:lvl w:ilvl="3">
-      <w:start w:val="1"/>
-      <w:numFmt w:val="decimal"/>
-      <w:lvlText w:val="%4."/>
-      <w:lvlJc w:val="left"/>
-      <w:pPr>
-        <w:ind w:left="2880" w:hanging="480"/>
-      </w:pPr>
-    </w:lvl>
-    <w:lvl w:ilvl="4">
-      <w:start w:val="1"/>
-      <w:numFmt w:val="decimal"/>
-      <w:lvlText w:val="%5."/>
-      <w:lvlJc w:val="left"/>
-      <w:pPr>
-        <w:ind w:left="3600" w:hanging="480"/>
-      </w:pPr>
-    </w:lvl>
-    <w:lvl w:ilvl="5">
-      <w:start w:val="1"/>
-      <w:numFmt w:val="decimal"/>
-      <w:lvlText w:val="%6."/>
-      <w:lvlJc w:val="left"/>
-      <w:pPr>
-        <w:ind w:left="4320" w:hanging="480"/>
-      </w:pPr>
-    </w:lvl>
-    <w:lvl w:ilvl="6">
-      <w:start w:val="1"/>
-      <w:numFmt w:val="decimal"/>
-      <w:lvlText w:val="%7."/>
-      <w:lvlJc w:val="left"/>
-      <w:pPr>
-        <w:ind w:left="5040" w:hanging="480"/>
-      </w:pPr>
-    </w:lvl>
-    <w:lvl w:ilvl="7">
-      <w:start w:val="1"/>
-      <w:numFmt w:val="decimal"/>
-      <w:lvlText w:val="%8."/>
-      <w:lvlJc w:val="left"/>
-      <w:pPr>
-        <w:ind w:left="5760" w:hanging="480"/>
-      </w:pPr>
-    </w:lvl>
-    <w:lvl w:ilvl="8">
-      <w:start w:val="1"/>
-      <w:numFmt w:val="decimal"/>
-      <w:lvlText w:val="%9."/>
-      <w:lvlJc w:val="left"/>
-      <w:pPr>
-        <w:ind w:left="6480" w:hanging="480"/>
-      </w:pPr>
-    </w:lvl>
-  </w:abstractNum>
-  <w:abstractNum w:abstractNumId="99701">
-    <w:nsid w:val="A99701"/>
-    <w:multiLevelType w:val="multilevel"/>
-    <w:lvl w:ilvl="0">
-      <w:start w:val="1"/>
-      <w:numFmt w:val="lowerLetter"/>
-      <w:lvlText w:val="%1."/>
-      <w:lvlJc w:val="left"/>
-      <w:pPr>
-        <w:ind w:left="720" w:hanging="480"/>
-      </w:pPr>
-    </w:lvl>
-    <w:lvl w:ilvl="1">
-      <w:start w:val="1"/>
-      <w:numFmt w:val="lowerLetter"/>
-      <w:lvlText w:val="%2."/>
-      <w:lvlJc w:val="left"/>
-      <w:pPr>
-        <w:ind w:left="1440" w:hanging="480"/>
-      </w:pPr>
-    </w:lvl>
-    <w:lvl w:ilvl="2">
-      <w:start w:val="1"/>
-      <w:numFmt w:val="lowerLetter"/>
-      <w:lvlText w:val="%3."/>
-      <w:lvlJc w:val="left"/>
-      <w:pPr>
-        <w:ind w:left="2160" w:hanging="480"/>
-      </w:pPr>
-    </w:lvl>
-    <w:lvl w:ilvl="3">
-      <w:start w:val="1"/>
-      <w:numFmt w:val="lowerLetter"/>
-      <w:lvlText w:val="%4."/>
-      <w:lvlJc w:val="left"/>
-      <w:pPr>
-        <w:ind w:left="2880" w:hanging="480"/>
-      </w:pPr>
-    </w:lvl>
-    <w:lvl w:ilvl="4">
-      <w:start w:val="1"/>
-      <w:numFmt w:val="lowerLetter"/>
-      <w:lvlText w:val="%5."/>
-      <w:lvlJc w:val="left"/>
-      <w:pPr>
-        <w:ind w:left="3600" w:hanging="480"/>
-      </w:pPr>
-    </w:lvl>
-    <w:lvl w:ilvl="5">
-      <w:start w:val="1"/>
-      <w:numFmt w:val="lowerLetter"/>
-      <w:lvlText w:val="%6."/>
-      <w:lvlJc w:val="left"/>
-      <w:pPr>
-        <w:ind w:left="4320" w:hanging="480"/>
-      </w:pPr>
-    </w:lvl>
-    <w:lvl w:ilvl="6">
-      <w:start w:val="1"/>
-      <w:numFmt w:val="lowerLetter"/>
-      <w:lvlText w:val="%7."/>
-      <w:lvlJc w:val="left"/>
-      <w:pPr>
-        <w:ind w:left="5040" w:hanging="480"/>
-      </w:pPr>
-    </w:lvl>
-    <w:lvl w:ilvl="7">
-      <w:start w:val="1"/>
-      <w:numFmt w:val="lowerLetter"/>
-      <w:lvlText w:val="%8."/>
-      <w:lvlJc w:val="left"/>
-      <w:pPr>
-        <w:ind w:left="5760" w:hanging="480"/>
-      </w:pPr>
-    </w:lvl>
-    <w:lvl w:ilvl="8">
-      <w:start w:val="1"/>
-      <w:numFmt w:val="lowerLetter"/>
-      <w:lvlText w:val="%9."/>
-      <w:lvlJc w:val="left"/>
-      <w:pPr>
-        <w:ind w:left="6480" w:hanging="480"/>
-      </w:pPr>
-    </w:lvl>
-  </w:abstractNum>
-  <w:num w16cid:durableId="1466042984" w:numId="1">
+  <w:num w:numId="1" w16cid:durableId="1466042984">
     <w:abstractNumId w:val="0"/>
   </w:num>
-  <w:num w16cid:durableId="1019546345" w:numId="2">
+  <w:num w:numId="2" w16cid:durableId="1019546345">
     <w:abstractNumId w:val="2"/>
   </w:num>
-  <w:num w16cid:durableId="2025663762" w:numId="3">
+  <w:num w:numId="3" w16cid:durableId="2025663762">
     <w:abstractNumId w:val="6"/>
   </w:num>
-  <w:num w16cid:durableId="2044667082" w:numId="4">
+  <w:num w:numId="4" w16cid:durableId="2044667082">
     <w:abstractNumId w:val="8"/>
   </w:num>
-  <w:num w16cid:durableId="1228956682" w:numId="5">
+  <w:num w:numId="5" w16cid:durableId="1228956682">
     <w:abstractNumId w:val="13"/>
   </w:num>
-  <w:num w16cid:durableId="1304385136" w:numId="6">
+  <w:num w:numId="6" w16cid:durableId="1304385136">
     <w:abstractNumId w:val="10"/>
   </w:num>
-  <w:num w16cid:durableId="1376613719" w:numId="7">
+  <w:num w:numId="7" w16cid:durableId="1376613719">
     <w:abstractNumId w:val="16"/>
   </w:num>
-  <w:num w16cid:durableId="1365473648" w:numId="8">
+  <w:num w:numId="8" w16cid:durableId="1365473648">
     <w:abstractNumId w:val="12"/>
   </w:num>
-  <w:num w16cid:durableId="1073510175" w:numId="9">
+  <w:num w:numId="9" w16cid:durableId="1073510175">
     <w:abstractNumId w:val="14"/>
   </w:num>
-  <w:num w16cid:durableId="1439792601" w:numId="10">
+  <w:num w:numId="10" w16cid:durableId="1439792601">
     <w:abstractNumId w:val="5"/>
   </w:num>
-  <w:num w16cid:durableId="301546651" w:numId="11">
+  <w:num w:numId="11" w16cid:durableId="301546651">
     <w:abstractNumId w:val="7"/>
   </w:num>
-  <w:num w16cid:durableId="326596334" w:numId="12">
+  <w:num w:numId="12" w16cid:durableId="326596334">
     <w:abstractNumId w:val="3"/>
   </w:num>
-  <w:num w16cid:durableId="1315183798" w:numId="13">
+  <w:num w:numId="13" w16cid:durableId="1315183798">
     <w:abstractNumId w:val="1"/>
   </w:num>
-  <w:num w16cid:durableId="1242181299" w:numId="14">
+  <w:num w:numId="14" w16cid:durableId="1242181299">
     <w:abstractNumId w:val="11"/>
   </w:num>
-  <w:num w16cid:durableId="2004119214" w:numId="15">
+  <w:num w:numId="15" w16cid:durableId="2004119214">
     <w:abstractNumId w:val="4"/>
   </w:num>
-  <w:num w16cid:durableId="2032565839" w:numId="16">
+  <w:num w:numId="16" w16cid:durableId="2032565839">
     <w:abstractNumId w:val="9"/>
   </w:num>
-  <w:num w16cid:durableId="1371373101" w:numId="17">
+  <w:num w:numId="17" w16cid:durableId="1371373101">
     <w:abstractNumId w:val="15"/>
   </w:num>
-  <w:num w16cid:durableId="1441340092" w:numId="18">
+  <w:num w:numId="18" w16cid:durableId="1441340092">
     <w:abstractNumId w:val="0"/>
   </w:num>
-  <w:num w16cid:durableId="475924084" w:numId="19">
+  <w:num w:numId="19" w16cid:durableId="475924084">
     <w:abstractNumId w:val="11"/>
     <w:lvlOverride w:ilvl="0">
       <w:startOverride w:val="1"/>
@@ -7327,160 +7017,17 @@
       <w:startOverride w:val="1"/>
     </w:lvlOverride>
   </w:num>
-  <w:num w:numId="1000">
-    <w:abstractNumId w:val="990"/>
-  </w:num>
-  <w:num w:numId="1001">
-    <w:abstractNumId w:val="991"/>
-  </w:num>
-  <w:num w:numId="1002">
-    <w:abstractNumId w:val="991"/>
-  </w:num>
-  <w:num w:numId="1003">
-    <w:abstractNumId w:val="991"/>
-  </w:num>
-  <w:num w:numId="1004">
-    <w:abstractNumId w:val="991"/>
-  </w:num>
-  <w:num w:numId="1005">
-    <w:abstractNumId w:val="991"/>
-  </w:num>
-  <w:num w:numId="1006">
-    <w:abstractNumId w:val="99401"/>
-    <w:lvlOverride w:ilvl="0">
-      <w:startOverride w:val="1"/>
-    </w:lvlOverride>
-    <w:lvlOverride w:ilvl="1">
-      <w:startOverride w:val="1"/>
-    </w:lvlOverride>
-    <w:lvlOverride w:ilvl="2">
-      <w:startOverride w:val="1"/>
-    </w:lvlOverride>
-    <w:lvlOverride w:ilvl="3">
-      <w:startOverride w:val="1"/>
-    </w:lvlOverride>
-    <w:lvlOverride w:ilvl="4">
-      <w:startOverride w:val="1"/>
-    </w:lvlOverride>
-    <w:lvlOverride w:ilvl="5">
-      <w:startOverride w:val="1"/>
-    </w:lvlOverride>
-    <w:lvlOverride w:ilvl="6">
-      <w:startOverride w:val="1"/>
-    </w:lvlOverride>
-    <w:lvlOverride w:ilvl="7">
-      <w:startOverride w:val="1"/>
-    </w:lvlOverride>
-    <w:lvlOverride w:ilvl="8">
-      <w:startOverride w:val="1"/>
-    </w:lvlOverride>
-  </w:num>
-  <w:num w:numId="1007">
-    <w:abstractNumId w:val="99701"/>
-    <w:lvlOverride w:ilvl="0">
-      <w:startOverride w:val="1"/>
-    </w:lvlOverride>
-    <w:lvlOverride w:ilvl="1">
-      <w:startOverride w:val="1"/>
-    </w:lvlOverride>
-    <w:lvlOverride w:ilvl="2">
-      <w:startOverride w:val="1"/>
-    </w:lvlOverride>
-    <w:lvlOverride w:ilvl="3">
-      <w:startOverride w:val="1"/>
-    </w:lvlOverride>
-    <w:lvlOverride w:ilvl="4">
-      <w:startOverride w:val="1"/>
-    </w:lvlOverride>
-    <w:lvlOverride w:ilvl="5">
-      <w:startOverride w:val="1"/>
-    </w:lvlOverride>
-    <w:lvlOverride w:ilvl="6">
-      <w:startOverride w:val="1"/>
-    </w:lvlOverride>
-    <w:lvlOverride w:ilvl="7">
-      <w:startOverride w:val="1"/>
-    </w:lvlOverride>
-    <w:lvlOverride w:ilvl="8">
-      <w:startOverride w:val="1"/>
-    </w:lvlOverride>
-  </w:num>
-  <w:num w:numId="1008">
-    <w:abstractNumId w:val="991"/>
-  </w:num>
-  <w:num w:numId="1009">
-    <w:abstractNumId w:val="99701"/>
-    <w:lvlOverride w:ilvl="0">
-      <w:startOverride w:val="1"/>
-    </w:lvlOverride>
-    <w:lvlOverride w:ilvl="1">
-      <w:startOverride w:val="1"/>
-    </w:lvlOverride>
-    <w:lvlOverride w:ilvl="2">
-      <w:startOverride w:val="1"/>
-    </w:lvlOverride>
-    <w:lvlOverride w:ilvl="3">
-      <w:startOverride w:val="1"/>
-    </w:lvlOverride>
-    <w:lvlOverride w:ilvl="4">
-      <w:startOverride w:val="1"/>
-    </w:lvlOverride>
-    <w:lvlOverride w:ilvl="5">
-      <w:startOverride w:val="1"/>
-    </w:lvlOverride>
-    <w:lvlOverride w:ilvl="6">
-      <w:startOverride w:val="1"/>
-    </w:lvlOverride>
-    <w:lvlOverride w:ilvl="7">
-      <w:startOverride w:val="1"/>
-    </w:lvlOverride>
-    <w:lvlOverride w:ilvl="8">
-      <w:startOverride w:val="1"/>
-    </w:lvlOverride>
-  </w:num>
-  <w:num w:numId="1010">
-    <w:abstractNumId w:val="99701"/>
-    <w:lvlOverride w:ilvl="0">
-      <w:startOverride w:val="1"/>
-    </w:lvlOverride>
-    <w:lvlOverride w:ilvl="1">
-      <w:startOverride w:val="1"/>
-    </w:lvlOverride>
-    <w:lvlOverride w:ilvl="2">
-      <w:startOverride w:val="1"/>
-    </w:lvlOverride>
-    <w:lvlOverride w:ilvl="3">
-      <w:startOverride w:val="1"/>
-    </w:lvlOverride>
-    <w:lvlOverride w:ilvl="4">
-      <w:startOverride w:val="1"/>
-    </w:lvlOverride>
-    <w:lvlOverride w:ilvl="5">
-      <w:startOverride w:val="1"/>
-    </w:lvlOverride>
-    <w:lvlOverride w:ilvl="6">
-      <w:startOverride w:val="1"/>
-    </w:lvlOverride>
-    <w:lvlOverride w:ilvl="7">
-      <w:startOverride w:val="1"/>
-    </w:lvlOverride>
-    <w:lvlOverride w:ilvl="8">
-      <w:startOverride w:val="1"/>
-    </w:lvlOverride>
-  </w:num>
-  <w:num w:numId="1011">
-    <w:abstractNumId w:val="991"/>
-  </w:num>
+  <w:numIdMacAtCleanup w:val="15"/>
 </w:numbering>
 </file>
 
 <file path=word/styles.xml><?xml version="1.0" encoding="utf-8"?>
-<w:styles xmlns:mc="http://schemas.openxmlformats.org/markup-compatibility/2006" xmlns:r="http://schemas.openxmlformats.org/officeDocument/2006/relationships" xmlns:w="http://schemas.openxmlformats.org/wordprocessingml/2006/main" xmlns:w14="http://schemas.microsoft.com/office/word/2010/wordml" xmlns:w15="http://schemas.microsoft.com/office/word/2012/wordml" xmlns:w16="http://schemas.microsoft.com/office/word/2018/wordml" xmlns:w16cex="http://schemas.microsoft.com/office/word/2018/wordml/cex" xmlns:w16cid="http://schemas.microsoft.com/office/word/2016/wordml/cid" xmlns:w16du="http://schemas.microsoft.com/office/word/2023/wordml/word16du" xmlns:w16sdtdh="http://schemas.microsoft.com/office/word/2020/wordml/sdtdatahash" xmlns:w16sdtfl="http://schemas.microsoft.com/office/word/2024/wordml/sdtformatlock" xmlns:w16se="http://schemas.microsoft.com/office/word/2015/wordml/symex" mc:Ignorable="w14 w15 w16se w16cid w16 w16cex w16sdtdh w16sdtfl w16du">
+<w:styles xmlns:mc="http://schemas.openxmlformats.org/markup-compatibility/2006" xmlns:r="http://schemas.openxmlformats.org/officeDocument/2006/relationships" xmlns:w="http://schemas.openxmlformats.org/wordprocessingml/2006/main" xmlns:w14="http://schemas.microsoft.com/office/word/2010/wordml" xmlns:w15="http://schemas.microsoft.com/office/word/2012/wordml" xmlns:w16cex="http://schemas.microsoft.com/office/word/2018/wordml/cex" xmlns:w16cid="http://schemas.microsoft.com/office/word/2016/wordml/cid" xmlns:w16="http://schemas.microsoft.com/office/word/2018/wordml" xmlns:w16du="http://schemas.microsoft.com/office/word/2023/wordml/word16du" xmlns:w16sdtdh="http://schemas.microsoft.com/office/word/2020/wordml/sdtdatahash" xmlns:w16sdtfl="http://schemas.microsoft.com/office/word/2024/wordml/sdtformatlock" xmlns:w16se="http://schemas.microsoft.com/office/word/2015/wordml/symex" mc:Ignorable="w14 w15 w16se w16cid w16 w16cex w16sdtdh w16sdtfl w16du">
   <w:docDefaults>
     <w:rPrDefault>
       <w:rPr>
-        <w:rFonts w:ascii="Arial" w:cstheme="minorBidi" w:eastAsiaTheme="minorHAnsi" w:hAnsi="Arial"/>
-        <w:lang w:bidi="ar-SA" w:eastAsia="en-US" w:val="de-CH"/>
+        <w:rFonts w:ascii="Arial" w:eastAsiaTheme="minorHAnsi" w:hAnsi="Arial" w:cstheme="minorBidi"/>
+        <w:lang w:val="de-CH" w:eastAsia="en-US" w:bidi="ar-SA"/>
       </w:rPr>
     </w:rPrDefault>
     <w:pPrDefault>
@@ -7489,13 +7036,13 @@
       </w:pPr>
     </w:pPrDefault>
   </w:docDefaults>
-  <w:latentStyles w:count="376" w:defLockedState="0" w:defQFormat="0" w:defSemiHidden="0" w:defUIPriority="99" w:defUnhideWhenUsed="0">
-    <w:lsdException w:name="Normal" w:qFormat="1" w:uiPriority="0"/>
-    <w:lsdException w:name="heading 1" w:qFormat="1" w:uiPriority="0"/>
-    <w:lsdException w:name="heading 2" w:qFormat="1" w:semiHidden="1" w:uiPriority="0" w:unhideWhenUsed="1"/>
-    <w:lsdException w:name="heading 3" w:qFormat="1" w:semiHidden="1" w:uiPriority="0" w:unhideWhenUsed="1"/>
-    <w:lsdException w:name="heading 4" w:qFormat="1" w:semiHidden="1" w:uiPriority="0" w:unhideWhenUsed="1"/>
-    <w:lsdException w:name="heading 5" w:qFormat="1" w:semiHidden="1" w:uiPriority="0" w:unhideWhenUsed="1"/>
+  <w:latentStyles w:defLockedState="0" w:defUIPriority="99" w:defSemiHidden="0" w:defUnhideWhenUsed="0" w:defQFormat="0" w:count="376">
+    <w:lsdException w:name="Normal" w:uiPriority="0" w:qFormat="1"/>
+    <w:lsdException w:name="heading 1" w:uiPriority="0" w:qFormat="1"/>
+    <w:lsdException w:name="heading 2" w:semiHidden="1" w:uiPriority="0" w:unhideWhenUsed="1" w:qFormat="1"/>
+    <w:lsdException w:name="heading 3" w:semiHidden="1" w:uiPriority="0" w:unhideWhenUsed="1" w:qFormat="1"/>
+    <w:lsdException w:name="heading 4" w:semiHidden="1" w:uiPriority="0" w:unhideWhenUsed="1" w:qFormat="1"/>
+    <w:lsdException w:name="heading 5" w:semiHidden="1" w:uiPriority="0" w:unhideWhenUsed="1" w:qFormat="1"/>
     <w:lsdException w:name="heading 6" w:semiHidden="1" w:uiPriority="0" w:unhideWhenUsed="1"/>
     <w:lsdException w:name="heading 7" w:semiHidden="1" w:uiPriority="0" w:unhideWhenUsed="1"/>
     <w:lsdException w:name="heading 8" w:semiHidden="1" w:uiPriority="0" w:unhideWhenUsed="1"/>
@@ -7524,7 +7071,7 @@
     <w:lsdException w:name="header" w:semiHidden="1" w:unhideWhenUsed="1"/>
     <w:lsdException w:name="footer" w:semiHidden="1" w:uiPriority="0" w:unhideWhenUsed="1"/>
     <w:lsdException w:name="index heading" w:semiHidden="1" w:unhideWhenUsed="1"/>
-    <w:lsdException w:name="caption" w:qFormat="1" w:semiHidden="1" w:uiPriority="1" w:unhideWhenUsed="1"/>
+    <w:lsdException w:name="caption" w:semiHidden="1" w:uiPriority="1" w:unhideWhenUsed="1" w:qFormat="1"/>
     <w:lsdException w:name="table of figures" w:semiHidden="1" w:unhideWhenUsed="1"/>
     <w:lsdException w:name="envelope address" w:semiHidden="1" w:unhideWhenUsed="1"/>
     <w:lsdException w:name="envelope return" w:semiHidden="1" w:unhideWhenUsed="1"/>
@@ -7552,7 +7099,7 @@
     <w:lsdException w:name="List Number 3" w:semiHidden="1" w:unhideWhenUsed="1"/>
     <w:lsdException w:name="List Number 4" w:semiHidden="1" w:unhideWhenUsed="1"/>
     <w:lsdException w:name="List Number 5" w:semiHidden="1" w:unhideWhenUsed="1"/>
-    <w:lsdException w:name="Title" w:qFormat="1" w:uiPriority="0"/>
+    <w:lsdException w:name="Title" w:uiPriority="0" w:qFormat="1"/>
     <w:lsdException w:name="Closing" w:semiHidden="1" w:unhideWhenUsed="1"/>
     <w:lsdException w:name="Signature" w:semiHidden="1" w:unhideWhenUsed="1"/>
     <w:lsdException w:name="Default Paragraph Font" w:semiHidden="1" w:uiPriority="1" w:unhideWhenUsed="1"/>
@@ -7564,7 +7111,7 @@
     <w:lsdException w:name="List Continue 4" w:semiHidden="1" w:unhideWhenUsed="1"/>
     <w:lsdException w:name="List Continue 5" w:semiHidden="1" w:unhideWhenUsed="1"/>
     <w:lsdException w:name="Message Header" w:semiHidden="1" w:unhideWhenUsed="1"/>
-    <w:lsdException w:name="Subtitle" w:qFormat="1" w:uiPriority="0"/>
+    <w:lsdException w:name="Subtitle" w:uiPriority="0" w:qFormat="1"/>
     <w:lsdException w:name="Salutation" w:semiHidden="1" w:unhideWhenUsed="1"/>
     <w:lsdException w:name="Date" w:semiHidden="1" w:unhideWhenUsed="1"/>
     <w:lsdException w:name="Body Text First Indent" w:semiHidden="1" w:unhideWhenUsed="1"/>
@@ -7575,7 +7122,7 @@
     <w:lsdException w:name="Body Text Indent 2" w:semiHidden="1" w:unhideWhenUsed="1"/>
     <w:lsdException w:name="Body Text Indent 3" w:semiHidden="1" w:unhideWhenUsed="1"/>
     <w:lsdException w:name="Block Text" w:semiHidden="1" w:unhideWhenUsed="1"/>
-    <w:lsdException w:name="Hyperlink" w:qFormat="1" w:semiHidden="1" w:unhideWhenUsed="1"/>
+    <w:lsdException w:name="Hyperlink" w:semiHidden="1" w:unhideWhenUsed="1" w:qFormat="1"/>
     <w:lsdException w:name="FollowedHyperlink" w:semiHidden="1" w:unhideWhenUsed="1"/>
     <w:lsdException w:name="Strong" w:uiPriority="22"/>
     <w:lsdException w:name="Emphasis" w:uiPriority="20"/>
@@ -7756,7 +7303,7 @@
     <w:lsdException w:name="Intense Reference" w:uiPriority="32"/>
     <w:lsdException w:name="Book Title" w:uiPriority="33"/>
     <w:lsdException w:name="Bibliography" w:semiHidden="1" w:uiPriority="37" w:unhideWhenUsed="1"/>
-    <w:lsdException w:name="TOC Heading" w:qFormat="1" w:semiHidden="1" w:uiPriority="39" w:unhideWhenUsed="1"/>
+    <w:lsdException w:name="TOC Heading" w:semiHidden="1" w:uiPriority="39" w:unhideWhenUsed="1" w:qFormat="1"/>
     <w:lsdException w:name="Plain Table 1" w:uiPriority="41"/>
     <w:lsdException w:name="Plain Table 2" w:uiPriority="42"/>
     <w:lsdException w:name="Plain Table 3" w:uiPriority="43"/>
@@ -7867,7 +7414,7 @@
     <w:lsdException w:name="Unresolved Mention" w:semiHidden="1" w:unhideWhenUsed="1"/>
     <w:lsdException w:name="Smart Link" w:semiHidden="1" w:unhideWhenUsed="1"/>
   </w:latentStyles>
-  <w:style w:default="1" w:styleId="Standard" w:type="paragraph">
+  <w:style w:type="paragraph" w:default="1" w:styleId="Standard">
     <w:name w:val="Normal"/>
     <w:qFormat/>
     <w:rsid w:val="00103AD0"/>
@@ -7880,7 +7427,7 @@
       <w:szCs w:val="22"/>
     </w:rPr>
   </w:style>
-  <w:style w:styleId="berschrift1" w:type="paragraph">
+  <w:style w:type="paragraph" w:styleId="berschrift1">
     <w:name w:val="heading 1"/>
     <w:aliases w:val="1 Überschrift"/>
     <w:basedOn w:val="Standard"/>
@@ -7894,20 +7441,20 @@
       <w:numPr>
         <w:numId w:val="1"/>
       </w:numPr>
-      <w:spacing w:after="0" w:before="480" w:line="360" w:lineRule="auto"/>
-      <w:ind w:hanging="431" w:left="431"/>
+      <w:spacing w:before="480" w:after="0" w:line="360" w:lineRule="auto"/>
+      <w:ind w:left="431" w:hanging="431"/>
       <w:outlineLvl w:val="0"/>
     </w:pPr>
     <w:rPr>
-      <w:rFonts w:cstheme="majorBidi" w:eastAsiaTheme="majorEastAsia"/>
+      <w:rFonts w:eastAsiaTheme="majorEastAsia" w:cstheme="majorBidi"/>
       <w:b/>
       <w:bCs/>
-      <w:color w:themeColor="text1" w:val="000000"/>
+      <w:color w:val="000000" w:themeColor="text1"/>
       <w:sz w:val="32"/>
       <w:szCs w:val="28"/>
     </w:rPr>
   </w:style>
-  <w:style w:styleId="berschrift2" w:type="paragraph">
+  <w:style w:type="paragraph" w:styleId="berschrift2">
     <w:name w:val="heading 2"/>
     <w:aliases w:val="1.1 Überschrift"/>
     <w:basedOn w:val="Standard"/>
@@ -7927,15 +7474,15 @@
       <w:outlineLvl w:val="1"/>
     </w:pPr>
     <w:rPr>
-      <w:rFonts w:cstheme="majorBidi" w:eastAsiaTheme="majorEastAsia"/>
+      <w:rFonts w:eastAsiaTheme="majorEastAsia" w:cstheme="majorBidi"/>
       <w:b/>
       <w:bCs/>
-      <w:color w:themeColor="text1" w:val="000000"/>
+      <w:color w:val="000000" w:themeColor="text1"/>
       <w:sz w:val="24"/>
       <w:szCs w:val="26"/>
     </w:rPr>
   </w:style>
-  <w:style w:styleId="berschrift3" w:type="paragraph">
+  <w:style w:type="paragraph" w:styleId="berschrift3">
     <w:name w:val="heading 3"/>
     <w:aliases w:val="1.1.1 Überschrift"/>
     <w:basedOn w:val="Standard"/>
@@ -7951,18 +7498,18 @@
         <w:ilvl w:val="2"/>
         <w:numId w:val="1"/>
       </w:numPr>
-      <w:spacing w:after="0" w:before="240" w:line="360" w:lineRule="auto"/>
+      <w:spacing w:before="240" w:after="0" w:line="360" w:lineRule="auto"/>
       <w:outlineLvl w:val="2"/>
     </w:pPr>
     <w:rPr>
-      <w:rFonts w:cstheme="majorBidi" w:eastAsiaTheme="majorEastAsia"/>
+      <w:rFonts w:eastAsiaTheme="majorEastAsia" w:cstheme="majorBidi"/>
       <w:b/>
       <w:bCs/>
-      <w:color w:themeColor="text1" w:val="000000"/>
+      <w:color w:val="000000" w:themeColor="text1"/>
       <w:szCs w:val="20"/>
     </w:rPr>
   </w:style>
-  <w:style w:styleId="berschrift4" w:type="paragraph">
+  <w:style w:type="paragraph" w:styleId="berschrift4">
     <w:name w:val="heading 4"/>
     <w:aliases w:val="1.1.1.1 Überschrift"/>
     <w:basedOn w:val="Standard"/>
@@ -7979,22 +7526,22 @@
         <w:numId w:val="1"/>
       </w:numPr>
       <w:tabs>
-        <w:tab w:pos="1276" w:val="left"/>
+        <w:tab w:val="left" w:pos="1276"/>
       </w:tabs>
-      <w:spacing w:after="0" w:before="240" w:line="360" w:lineRule="auto"/>
-      <w:ind w:hanging="862" w:left="862"/>
+      <w:spacing w:before="240" w:after="0" w:line="360" w:lineRule="auto"/>
+      <w:ind w:left="862" w:hanging="862"/>
       <w:outlineLvl w:val="3"/>
     </w:pPr>
     <w:rPr>
-      <w:rFonts w:cs="Times New Roman" w:eastAsia="Times New Roman"/>
+      <w:rFonts w:eastAsia="Times New Roman" w:cs="Times New Roman"/>
       <w:b/>
       <w:bCs/>
-      <w:color w:themeColor="text1" w:val="000000"/>
+      <w:color w:val="000000" w:themeColor="text1"/>
       <w:szCs w:val="28"/>
       <w:lang w:eastAsia="de-DE"/>
     </w:rPr>
   </w:style>
-  <w:style w:styleId="berschrift5" w:type="paragraph">
+  <w:style w:type="paragraph" w:styleId="berschrift5">
     <w:name w:val="heading 5"/>
     <w:aliases w:val="1.1.1.1.1 Überschrift"/>
     <w:basedOn w:val="Standard"/>
@@ -8011,15 +7558,15 @@
         <w:numId w:val="1"/>
       </w:numPr>
       <w:tabs>
-        <w:tab w:pos="1418" w:val="left"/>
-        <w:tab w:pos="1559" w:val="left"/>
+        <w:tab w:val="left" w:pos="1418"/>
+        <w:tab w:val="left" w:pos="1559"/>
       </w:tabs>
-      <w:spacing w:after="0" w:before="240" w:line="360" w:lineRule="auto"/>
-      <w:ind w:hanging="1009" w:left="1009"/>
+      <w:spacing w:before="240" w:after="0" w:line="360" w:lineRule="auto"/>
+      <w:ind w:left="1009" w:hanging="1009"/>
       <w:outlineLvl w:val="4"/>
     </w:pPr>
     <w:rPr>
-      <w:rFonts w:cs="Times New Roman" w:eastAsia="Times New Roman"/>
+      <w:rFonts w:eastAsia="Times New Roman" w:cs="Times New Roman"/>
       <w:b/>
       <w:bCs/>
       <w:iCs/>
@@ -8027,7 +7574,7 @@
       <w:lang w:eastAsia="de-DE"/>
     </w:rPr>
   </w:style>
-  <w:style w:styleId="berschrift6" w:type="paragraph">
+  <w:style w:type="paragraph" w:styleId="berschrift6">
     <w:name w:val="heading 6"/>
     <w:aliases w:val="Legal Level 1."/>
     <w:basedOn w:val="Standard"/>
@@ -8043,22 +7590,22 @@
         <w:numId w:val="1"/>
       </w:numPr>
       <w:tabs>
-        <w:tab w:pos="1559" w:val="left"/>
-        <w:tab w:pos="1701" w:val="left"/>
-        <w:tab w:pos="1843" w:val="left"/>
+        <w:tab w:val="left" w:pos="1559"/>
+        <w:tab w:val="left" w:pos="1701"/>
+        <w:tab w:val="left" w:pos="1843"/>
       </w:tabs>
-      <w:spacing w:after="60" w:before="460"/>
+      <w:spacing w:before="460" w:after="60"/>
       <w:contextualSpacing/>
       <w:outlineLvl w:val="5"/>
     </w:pPr>
     <w:rPr>
-      <w:rFonts w:cs="Times New Roman" w:eastAsia="Times New Roman"/>
+      <w:rFonts w:eastAsia="Times New Roman" w:cs="Times New Roman"/>
       <w:bCs/>
       <w:szCs w:val="20"/>
       <w:lang w:eastAsia="de-DE"/>
     </w:rPr>
   </w:style>
-  <w:style w:styleId="berschrift7" w:type="paragraph">
+  <w:style w:type="paragraph" w:styleId="berschrift7">
     <w:name w:val="heading 7"/>
     <w:aliases w:val="Legal Level 1.1."/>
     <w:basedOn w:val="Standard"/>
@@ -8074,22 +7621,22 @@
         <w:numId w:val="1"/>
       </w:numPr>
       <w:tabs>
-        <w:tab w:pos="1701" w:val="left"/>
-        <w:tab w:pos="1843" w:val="left"/>
-        <w:tab w:pos="1985" w:val="left"/>
-        <w:tab w:pos="2126" w:val="left"/>
+        <w:tab w:val="left" w:pos="1701"/>
+        <w:tab w:val="left" w:pos="1843"/>
+        <w:tab w:val="left" w:pos="1985"/>
+        <w:tab w:val="left" w:pos="2126"/>
       </w:tabs>
-      <w:spacing w:after="60" w:before="460"/>
+      <w:spacing w:before="460" w:after="60"/>
       <w:contextualSpacing/>
       <w:outlineLvl w:val="6"/>
     </w:pPr>
     <w:rPr>
-      <w:rFonts w:cs="Times New Roman" w:eastAsia="Times New Roman"/>
+      <w:rFonts w:eastAsia="Times New Roman" w:cs="Times New Roman"/>
       <w:szCs w:val="24"/>
       <w:lang w:eastAsia="de-DE"/>
     </w:rPr>
   </w:style>
-  <w:style w:styleId="berschrift8" w:type="paragraph">
+  <w:style w:type="paragraph" w:styleId="berschrift8">
     <w:name w:val="heading 8"/>
     <w:aliases w:val="Legal Level 1.1.1."/>
     <w:basedOn w:val="Standard"/>
@@ -8105,22 +7652,22 @@
         <w:numId w:val="1"/>
       </w:numPr>
       <w:tabs>
-        <w:tab w:pos="1843" w:val="left"/>
-        <w:tab w:pos="1985" w:val="left"/>
-        <w:tab w:pos="2126" w:val="left"/>
-        <w:tab w:pos="2268" w:val="left"/>
+        <w:tab w:val="left" w:pos="1843"/>
+        <w:tab w:val="left" w:pos="1985"/>
+        <w:tab w:val="left" w:pos="2126"/>
+        <w:tab w:val="left" w:pos="2268"/>
       </w:tabs>
-      <w:spacing w:after="60" w:before="460"/>
+      <w:spacing w:before="460" w:after="60"/>
       <w:outlineLvl w:val="7"/>
     </w:pPr>
     <w:rPr>
-      <w:rFonts w:cs="Times New Roman" w:eastAsia="Times New Roman"/>
+      <w:rFonts w:eastAsia="Times New Roman" w:cs="Times New Roman"/>
       <w:iCs/>
       <w:szCs w:val="24"/>
       <w:lang w:eastAsia="de-DE"/>
     </w:rPr>
   </w:style>
-  <w:style w:styleId="berschrift9" w:type="paragraph">
+  <w:style w:type="paragraph" w:styleId="berschrift9">
     <w:name w:val="heading 9"/>
     <w:aliases w:val="Legal Level 1.1.1.1."/>
     <w:basedOn w:val="Standard"/>
@@ -8136,51 +7683,51 @@
         <w:numId w:val="1"/>
       </w:numPr>
       <w:tabs>
-        <w:tab w:pos="1985" w:val="left"/>
-        <w:tab w:pos="2126" w:val="left"/>
-        <w:tab w:pos="2268" w:val="left"/>
-        <w:tab w:pos="2410" w:val="left"/>
-        <w:tab w:pos="2552" w:val="left"/>
+        <w:tab w:val="left" w:pos="1985"/>
+        <w:tab w:val="left" w:pos="2126"/>
+        <w:tab w:val="left" w:pos="2268"/>
+        <w:tab w:val="left" w:pos="2410"/>
+        <w:tab w:val="left" w:pos="2552"/>
       </w:tabs>
-      <w:spacing w:after="60" w:before="460"/>
-      <w:ind w:hanging="1639" w:left="1639"/>
+      <w:spacing w:before="460" w:after="60"/>
+      <w:ind w:left="1639" w:hanging="1639"/>
       <w:contextualSpacing/>
       <w:outlineLvl w:val="8"/>
     </w:pPr>
     <w:rPr>
-      <w:rFonts w:cs="Arial" w:eastAsia="Times New Roman"/>
+      <w:rFonts w:eastAsia="Times New Roman" w:cs="Arial"/>
       <w:szCs w:val="20"/>
       <w:lang w:eastAsia="de-DE"/>
     </w:rPr>
   </w:style>
-  <w:style w:default="1" w:styleId="Absatz-Standardschriftart" w:type="character">
+  <w:style w:type="character" w:default="1" w:styleId="Absatz-Standardschriftart">
     <w:name w:val="Default Paragraph Font"/>
     <w:uiPriority w:val="1"/>
     <w:semiHidden/>
     <w:unhideWhenUsed/>
   </w:style>
-  <w:style w:default="1" w:styleId="NormaleTabelle" w:type="table">
+  <w:style w:type="table" w:default="1" w:styleId="NormaleTabelle">
     <w:name w:val="Normal Table"/>
     <w:uiPriority w:val="99"/>
     <w:semiHidden/>
     <w:unhideWhenUsed/>
     <w:tblPr>
-      <w:tblInd w:type="dxa" w:w="0"/>
+      <w:tblInd w:w="0" w:type="dxa"/>
       <w:tblCellMar>
-        <w:top w:type="dxa" w:w="0"/>
-        <w:left w:type="dxa" w:w="108"/>
-        <w:bottom w:type="dxa" w:w="0"/>
-        <w:right w:type="dxa" w:w="108"/>
+        <w:top w:w="0" w:type="dxa"/>
+        <w:left w:w="108" w:type="dxa"/>
+        <w:bottom w:w="0" w:type="dxa"/>
+        <w:right w:w="108" w:type="dxa"/>
       </w:tblCellMar>
     </w:tblPr>
   </w:style>
-  <w:style w:default="1" w:styleId="KeineListe" w:type="numbering">
+  <w:style w:type="numbering" w:default="1" w:styleId="KeineListe">
     <w:name w:val="No List"/>
     <w:uiPriority w:val="99"/>
     <w:semiHidden/>
     <w:unhideWhenUsed/>
   </w:style>
-  <w:style w:styleId="Kopfzeile" w:type="paragraph">
+  <w:style w:type="paragraph" w:styleId="Kopfzeile">
     <w:name w:val="header"/>
     <w:basedOn w:val="Standard"/>
     <w:link w:val="KopfzeileZchn"/>
@@ -8194,7 +7741,7 @@
       <w:sz w:val="15"/>
     </w:rPr>
   </w:style>
-  <w:style w:customStyle="1" w:styleId="KopfzeileZchn" w:type="character">
+  <w:style w:type="character" w:customStyle="1" w:styleId="KopfzeileZchn">
     <w:name w:val="Kopfzeile Zchn"/>
     <w:basedOn w:val="Absatz-Standardschriftart"/>
     <w:link w:val="Kopfzeile"/>
@@ -8205,7 +7752,7 @@
       <w:szCs w:val="22"/>
     </w:rPr>
   </w:style>
-  <w:style w:styleId="Fuzeile" w:type="paragraph">
+  <w:style w:type="paragraph" w:styleId="Fuzeile">
     <w:name w:val="footer"/>
     <w:basedOn w:val="Standard"/>
     <w:link w:val="FuzeileZchn"/>
@@ -8213,10 +7760,10 @@
     <w:rsid w:val="00103AD0"/>
     <w:pPr>
       <w:pBdr>
-        <w:top w:color="auto" w:space="1" w:sz="4" w:val="single"/>
+        <w:top w:val="single" w:sz="4" w:space="1" w:color="auto"/>
       </w:pBdr>
       <w:tabs>
-        <w:tab w:pos="9921" w:val="right"/>
+        <w:tab w:val="right" w:pos="9921"/>
       </w:tabs>
       <w:spacing w:after="0" w:line="360" w:lineRule="auto"/>
     </w:pPr>
@@ -8225,7 +7772,7 @@
       <w:sz w:val="20"/>
     </w:rPr>
   </w:style>
-  <w:style w:customStyle="1" w:styleId="FuzeileZchn" w:type="character">
+  <w:style w:type="character" w:customStyle="1" w:styleId="FuzeileZchn">
     <w:name w:val="Fußzeile Zchn"/>
     <w:basedOn w:val="Absatz-Standardschriftart"/>
     <w:link w:val="Fuzeile"/>
@@ -8235,7 +7782,7 @@
       <w:szCs w:val="22"/>
     </w:rPr>
   </w:style>
-  <w:style w:styleId="Tabellenraster" w:type="table">
+  <w:style w:type="table" w:styleId="Tabellenraster">
     <w:name w:val="Table Grid"/>
     <w:basedOn w:val="NormaleTabelle"/>
     <w:uiPriority w:val="59"/>
@@ -8245,16 +7792,16 @@
     </w:pPr>
     <w:tblPr>
       <w:tblBorders>
-        <w:top w:color="000000" w:space="0" w:sz="4" w:themeColor="text1" w:val="single"/>
-        <w:left w:color="000000" w:space="0" w:sz="4" w:themeColor="text1" w:val="single"/>
-        <w:bottom w:color="000000" w:space="0" w:sz="4" w:themeColor="text1" w:val="single"/>
-        <w:right w:color="000000" w:space="0" w:sz="4" w:themeColor="text1" w:val="single"/>
-        <w:insideH w:color="000000" w:space="0" w:sz="4" w:themeColor="text1" w:val="single"/>
-        <w:insideV w:color="000000" w:space="0" w:sz="4" w:themeColor="text1" w:val="single"/>
+        <w:top w:val="single" w:sz="4" w:space="0" w:color="000000" w:themeColor="text1"/>
+        <w:left w:val="single" w:sz="4" w:space="0" w:color="000000" w:themeColor="text1"/>
+        <w:bottom w:val="single" w:sz="4" w:space="0" w:color="000000" w:themeColor="text1"/>
+        <w:right w:val="single" w:sz="4" w:space="0" w:color="000000" w:themeColor="text1"/>
+        <w:insideH w:val="single" w:sz="4" w:space="0" w:color="000000" w:themeColor="text1"/>
+        <w:insideV w:val="single" w:sz="4" w:space="0" w:color="000000" w:themeColor="text1"/>
       </w:tblBorders>
     </w:tblPr>
   </w:style>
-  <w:style w:styleId="Sprechblasentext" w:type="paragraph">
+  <w:style w:type="paragraph" w:styleId="Sprechblasentext">
     <w:name w:val="Balloon Text"/>
     <w:basedOn w:val="Standard"/>
     <w:link w:val="SprechblasentextZchn"/>
@@ -8266,12 +7813,12 @@
       <w:spacing w:line="240" w:lineRule="auto"/>
     </w:pPr>
     <w:rPr>
-      <w:rFonts w:ascii="Tahoma" w:cs="Tahoma" w:hAnsi="Tahoma"/>
+      <w:rFonts w:ascii="Tahoma" w:hAnsi="Tahoma" w:cs="Tahoma"/>
       <w:sz w:val="16"/>
       <w:szCs w:val="16"/>
     </w:rPr>
   </w:style>
-  <w:style w:customStyle="1" w:styleId="SprechblasentextZchn" w:type="character">
+  <w:style w:type="character" w:customStyle="1" w:styleId="SprechblasentextZchn">
     <w:name w:val="Sprechblasentext Zchn"/>
     <w:basedOn w:val="Absatz-Standardschriftart"/>
     <w:link w:val="Sprechblasentext"/>
@@ -8279,12 +7826,12 @@
     <w:semiHidden/>
     <w:rsid w:val="00103AD0"/>
     <w:rPr>
-      <w:rFonts w:ascii="Tahoma" w:cs="Tahoma" w:hAnsi="Tahoma"/>
+      <w:rFonts w:ascii="Tahoma" w:hAnsi="Tahoma" w:cs="Tahoma"/>
       <w:sz w:val="16"/>
       <w:szCs w:val="16"/>
     </w:rPr>
   </w:style>
-  <w:style w:customStyle="1" w:styleId="KopfzeileDepartement" w:type="paragraph">
+  <w:style w:type="paragraph" w:customStyle="1" w:styleId="KopfzeileDepartement">
     <w:name w:val="KopfzeileDepartement"/>
     <w:basedOn w:val="Kopfzeile"/>
     <w:next w:val="KopfzeileFett"/>
@@ -8296,7 +7843,7 @@
       <w:contextualSpacing/>
     </w:pPr>
   </w:style>
-  <w:style w:customStyle="1" w:styleId="KopfzeileFett" w:type="paragraph">
+  <w:style w:type="paragraph" w:customStyle="1" w:styleId="KopfzeileFett">
     <w:name w:val="KopfzeileFett"/>
     <w:basedOn w:val="Kopfzeile"/>
     <w:next w:val="Kopfzeile"/>
@@ -8307,7 +7854,7 @@
       <w:b/>
     </w:rPr>
   </w:style>
-  <w:style w:customStyle="1" w:styleId="Klassifizierung" w:type="paragraph">
+  <w:style w:type="paragraph" w:customStyle="1" w:styleId="Klassifizierung">
     <w:name w:val="Klassifizierung"/>
     <w:basedOn w:val="Standard"/>
     <w:uiPriority w:val="2"/>
@@ -8320,7 +7867,7 @@
       <w:b/>
     </w:rPr>
   </w:style>
-  <w:style w:customStyle="1" w:styleId="Referenz" w:type="paragraph">
+  <w:style w:type="paragraph" w:customStyle="1" w:styleId="Referenz">
     <w:name w:val="Referenz"/>
     <w:basedOn w:val="Standard"/>
     <w:uiPriority w:val="1"/>
@@ -8333,7 +7880,7 @@
       <w:sz w:val="15"/>
     </w:rPr>
   </w:style>
-  <w:style w:customStyle="1" w:styleId="PostAbs" w:type="paragraph">
+  <w:style w:type="paragraph" w:customStyle="1" w:styleId="PostAbs">
     <w:name w:val="PostAbs"/>
     <w:basedOn w:val="Standard"/>
     <w:uiPriority w:val="2"/>
@@ -8348,7 +7895,7 @@
       <w:sz w:val="16"/>
     </w:rPr>
   </w:style>
-  <w:style w:customStyle="1" w:styleId="A" w:type="character">
+  <w:style w:type="character" w:customStyle="1" w:styleId="A">
     <w:name w:val="A"/>
     <w:uiPriority w:val="2"/>
     <w:semiHidden/>
@@ -8359,7 +7906,7 @@
       <w:sz w:val="48"/>
     </w:rPr>
   </w:style>
-  <w:style w:customStyle="1" w:styleId="PRIORITY" w:type="paragraph">
+  <w:style w:type="paragraph" w:customStyle="1" w:styleId="PRIORITY">
     <w:name w:val="PRIORITY"/>
     <w:basedOn w:val="PPA"/>
     <w:next w:val="Standard"/>
@@ -8374,7 +7921,7 @@
       <w:bCs w:val="0"/>
     </w:rPr>
   </w:style>
-  <w:style w:customStyle="1" w:styleId="PP" w:type="paragraph">
+  <w:style w:type="paragraph" w:customStyle="1" w:styleId="PP">
     <w:name w:val="PP"/>
     <w:next w:val="Standard"/>
     <w:uiPriority w:val="2"/>
@@ -8385,7 +7932,7 @@
       <w:spacing w:before="90" w:line="240" w:lineRule="auto"/>
     </w:pPr>
     <w:rPr>
-      <w:rFonts w:ascii="Arial Narrow" w:cs="Times New Roman" w:eastAsia="Times New Roman" w:hAnsi="Arial Narrow"/>
+      <w:rFonts w:ascii="Arial Narrow" w:eastAsia="Times New Roman" w:hAnsi="Arial Narrow" w:cs="Times New Roman"/>
       <w:b/>
       <w:bCs/>
       <w:caps/>
@@ -8393,7 +7940,7 @@
       <w:sz w:val="24"/>
     </w:rPr>
   </w:style>
-  <w:style w:styleId="Titel" w:type="paragraph">
+  <w:style w:type="paragraph" w:styleId="Titel">
     <w:name w:val="Title"/>
     <w:basedOn w:val="Standard"/>
     <w:next w:val="Standard"/>
@@ -8401,27 +7948,27 @@
     <w:qFormat/>
     <w:rsid w:val="00103AD0"/>
     <w:rPr>
-      <w:rFonts w:cstheme="majorBidi" w:eastAsiaTheme="majorEastAsia"/>
+      <w:rFonts w:eastAsiaTheme="majorEastAsia" w:cstheme="majorBidi"/>
       <w:b/>
-      <w:color w:themeColor="text1" w:val="000000"/>
+      <w:color w:val="000000" w:themeColor="text1"/>
       <w:sz w:val="36"/>
       <w:szCs w:val="52"/>
     </w:rPr>
   </w:style>
-  <w:style w:customStyle="1" w:styleId="TitelZchn" w:type="character">
+  <w:style w:type="character" w:customStyle="1" w:styleId="TitelZchn">
     <w:name w:val="Titel Zchn"/>
     <w:basedOn w:val="Absatz-Standardschriftart"/>
     <w:link w:val="Titel"/>
     <w:rsid w:val="00103AD0"/>
     <w:rPr>
-      <w:rFonts w:cstheme="majorBidi" w:eastAsiaTheme="majorEastAsia"/>
+      <w:rFonts w:eastAsiaTheme="majorEastAsia" w:cstheme="majorBidi"/>
       <w:b/>
-      <w:color w:themeColor="text1" w:val="000000"/>
+      <w:color w:val="000000" w:themeColor="text1"/>
       <w:sz w:val="36"/>
       <w:szCs w:val="52"/>
     </w:rPr>
   </w:style>
-  <w:style w:styleId="Untertitel" w:type="paragraph">
+  <w:style w:type="paragraph" w:styleId="Untertitel">
     <w:name w:val="Subtitle"/>
     <w:basedOn w:val="Standard"/>
     <w:next w:val="Standard"/>
@@ -8433,13 +7980,13 @@
         <w:numId w:val="11"/>
       </w:numPr>
       <w:spacing w:before="240" w:line="360" w:lineRule="auto"/>
-      <w:ind w:hanging="357" w:left="357"/>
+      <w:ind w:left="357" w:hanging="357"/>
     </w:pPr>
     <w:rPr>
       <w:b/>
     </w:rPr>
   </w:style>
-  <w:style w:customStyle="1" w:styleId="UntertitelZchn" w:type="character">
+  <w:style w:type="character" w:customStyle="1" w:styleId="UntertitelZchn">
     <w:name w:val="Untertitel Zchn"/>
     <w:basedOn w:val="Absatz-Standardschriftart"/>
     <w:link w:val="Untertitel"/>
@@ -8450,37 +7997,37 @@
       <w:szCs w:val="22"/>
     </w:rPr>
   </w:style>
-  <w:style w:customStyle="1" w:styleId="berschrift1Zchn" w:type="character">
+  <w:style w:type="character" w:customStyle="1" w:styleId="berschrift1Zchn">
     <w:name w:val="Überschrift 1 Zchn"/>
     <w:aliases w:val="1 Überschrift Zchn"/>
     <w:basedOn w:val="Absatz-Standardschriftart"/>
     <w:link w:val="berschrift1"/>
     <w:rsid w:val="00103AD0"/>
     <w:rPr>
-      <w:rFonts w:cstheme="majorBidi" w:eastAsiaTheme="majorEastAsia"/>
+      <w:rFonts w:eastAsiaTheme="majorEastAsia" w:cstheme="majorBidi"/>
       <w:b/>
       <w:bCs/>
-      <w:color w:themeColor="text1" w:val="000000"/>
+      <w:color w:val="000000" w:themeColor="text1"/>
       <w:sz w:val="32"/>
       <w:szCs w:val="28"/>
     </w:rPr>
   </w:style>
-  <w:style w:customStyle="1" w:styleId="berschrift2Zchn" w:type="character">
+  <w:style w:type="character" w:customStyle="1" w:styleId="berschrift2Zchn">
     <w:name w:val="Überschrift 2 Zchn"/>
     <w:aliases w:val="1.1 Überschrift Zchn"/>
     <w:basedOn w:val="Absatz-Standardschriftart"/>
     <w:link w:val="berschrift2"/>
     <w:rsid w:val="00103AD0"/>
     <w:rPr>
-      <w:rFonts w:cstheme="majorBidi" w:eastAsiaTheme="majorEastAsia"/>
+      <w:rFonts w:eastAsiaTheme="majorEastAsia" w:cstheme="majorBidi"/>
       <w:b/>
       <w:bCs/>
-      <w:color w:themeColor="text1" w:val="000000"/>
+      <w:color w:val="000000" w:themeColor="text1"/>
       <w:sz w:val="24"/>
       <w:szCs w:val="26"/>
     </w:rPr>
   </w:style>
-  <w:style w:customStyle="1" w:styleId="berschrift3Zchn" w:type="character">
+  <w:style w:type="character" w:customStyle="1" w:styleId="berschrift3Zchn">
     <w:name w:val="Überschrift 3 Zchn"/>
     <w:aliases w:val="1.1.1 Überschrift Zchn"/>
     <w:basedOn w:val="Absatz-Standardschriftart"/>
@@ -8488,14 +8035,14 @@
     <w:semiHidden/>
     <w:rsid w:val="00103AD0"/>
     <w:rPr>
-      <w:rFonts w:cstheme="majorBidi" w:eastAsiaTheme="majorEastAsia"/>
+      <w:rFonts w:eastAsiaTheme="majorEastAsia" w:cstheme="majorBidi"/>
       <w:b/>
       <w:bCs/>
-      <w:color w:themeColor="text1" w:val="000000"/>
+      <w:color w:val="000000" w:themeColor="text1"/>
       <w:sz w:val="22"/>
     </w:rPr>
   </w:style>
-  <w:style w:customStyle="1" w:styleId="Tabelle" w:type="table">
+  <w:style w:type="table" w:customStyle="1" w:styleId="Tabelle">
     <w:name w:val="Tabelle"/>
     <w:basedOn w:val="NormaleTabelle"/>
     <w:uiPriority w:val="99"/>
@@ -8506,14 +8053,14 @@
     <w:tblPr>
       <w:tblStyleRowBandSize w:val="1"/>
       <w:tblStyleColBandSize w:val="1"/>
-      <w:tblInd w:type="dxa" w:w="57"/>
+      <w:tblInd w:w="57" w:type="dxa"/>
       <w:tblBorders>
-        <w:top w:color="auto" w:space="0" w:sz="4" w:val="single"/>
-        <w:left w:color="auto" w:space="0" w:sz="4" w:val="single"/>
-        <w:bottom w:color="auto" w:space="0" w:sz="4" w:val="single"/>
-        <w:right w:color="auto" w:space="0" w:sz="4" w:val="single"/>
-        <w:insideH w:color="auto" w:space="0" w:sz="4" w:val="single"/>
-        <w:insideV w:color="auto" w:space="0" w:sz="4" w:val="single"/>
+        <w:top w:val="single" w:sz="4" w:space="0" w:color="auto"/>
+        <w:left w:val="single" w:sz="4" w:space="0" w:color="auto"/>
+        <w:bottom w:val="single" w:sz="4" w:space="0" w:color="auto"/>
+        <w:right w:val="single" w:sz="4" w:space="0" w:color="auto"/>
+        <w:insideH w:val="single" w:sz="4" w:space="0" w:color="auto"/>
+        <w:insideV w:val="single" w:sz="4" w:space="0" w:color="auto"/>
       </w:tblBorders>
     </w:tblPr>
     <w:trPr>
@@ -8522,13 +8069,13 @@
     <w:tblStylePr w:type="firstRow">
       <w:pPr>
         <w:wordWrap/>
-        <w:spacing w:afterAutospacing="0" w:afterLines="0" w:beforeAutospacing="0" w:beforeLines="0"/>
+        <w:spacing w:beforeLines="0" w:beforeAutospacing="0" w:afterLines="0" w:afterAutospacing="0"/>
         <w:contextualSpacing/>
       </w:pPr>
       <w:rPr>
         <w:rFonts w:ascii="Arial" w:hAnsi="Arial"/>
         <w:b/>
-        <w:color w:themeColor="background1" w:val="FFFFFF"/>
+        <w:color w:val="FFFFFF" w:themeColor="background1"/>
         <w:sz w:val="20"/>
       </w:rPr>
       <w:tblPr/>
@@ -8538,16 +8085,16 @@
       </w:trPr>
       <w:tcPr>
         <w:tcBorders>
-          <w:top w:color="auto" w:space="0" w:sz="4" w:val="single"/>
-          <w:left w:color="auto" w:space="0" w:sz="4" w:val="single"/>
-          <w:bottom w:color="auto" w:space="0" w:sz="4" w:val="single"/>
-          <w:right w:color="auto" w:space="0" w:sz="4" w:val="single"/>
-          <w:insideH w:color="auto" w:space="0" w:sz="4" w:val="single"/>
-          <w:insideV w:color="auto" w:space="0" w:sz="4" w:val="single"/>
+          <w:top w:val="single" w:sz="4" w:space="0" w:color="auto"/>
+          <w:left w:val="single" w:sz="4" w:space="0" w:color="auto"/>
+          <w:bottom w:val="single" w:sz="4" w:space="0" w:color="auto"/>
+          <w:right w:val="single" w:sz="4" w:space="0" w:color="auto"/>
+          <w:insideH w:val="single" w:sz="4" w:space="0" w:color="auto"/>
+          <w:insideV w:val="single" w:sz="4" w:space="0" w:color="auto"/>
           <w:tl2br w:val="nil"/>
           <w:tr2bl w:val="nil"/>
         </w:tcBorders>
-        <w:shd w:color="auto" w:fill="7F7F7F" w:themeFill="text1" w:themeFillTint="80" w:val="clear"/>
+        <w:shd w:val="clear" w:color="auto" w:fill="7F7F7F" w:themeFill="text1" w:themeFillTint="80"/>
       </w:tcPr>
     </w:tblStylePr>
     <w:tblStylePr w:type="lastRow">
@@ -8579,23 +8126,23 @@
       </w:rPr>
     </w:tblStylePr>
   </w:style>
-  <w:style w:customStyle="1" w:styleId="berschrift4Zchn" w:type="character">
+  <w:style w:type="character" w:customStyle="1" w:styleId="berschrift4Zchn">
     <w:name w:val="Überschrift 4 Zchn"/>
     <w:aliases w:val="1.1.1.1 Überschrift Zchn"/>
     <w:basedOn w:val="Absatz-Standardschriftart"/>
     <w:link w:val="berschrift4"/>
     <w:rsid w:val="00103AD0"/>
     <w:rPr>
-      <w:rFonts w:cs="Times New Roman" w:eastAsia="Times New Roman"/>
+      <w:rFonts w:eastAsia="Times New Roman" w:cs="Times New Roman"/>
       <w:b/>
       <w:bCs/>
-      <w:color w:themeColor="text1" w:val="000000"/>
+      <w:color w:val="000000" w:themeColor="text1"/>
       <w:sz w:val="22"/>
       <w:szCs w:val="28"/>
       <w:lang w:eastAsia="de-DE"/>
     </w:rPr>
   </w:style>
-  <w:style w:customStyle="1" w:styleId="berschrift5Zchn" w:type="character">
+  <w:style w:type="character" w:customStyle="1" w:styleId="berschrift5Zchn">
     <w:name w:val="Überschrift 5 Zchn"/>
     <w:aliases w:val="1.1.1.1.1 Überschrift Zchn"/>
     <w:basedOn w:val="Absatz-Standardschriftart"/>
@@ -8603,7 +8150,7 @@
     <w:semiHidden/>
     <w:rsid w:val="00103AD0"/>
     <w:rPr>
-      <w:rFonts w:cs="Times New Roman" w:eastAsia="Times New Roman"/>
+      <w:rFonts w:eastAsia="Times New Roman" w:cs="Times New Roman"/>
       <w:b/>
       <w:bCs/>
       <w:iCs/>
@@ -8612,59 +8159,59 @@
       <w:lang w:eastAsia="de-DE"/>
     </w:rPr>
   </w:style>
-  <w:style w:customStyle="1" w:styleId="berschrift6Zchn" w:type="character">
+  <w:style w:type="character" w:customStyle="1" w:styleId="berschrift6Zchn">
     <w:name w:val="Überschrift 6 Zchn"/>
     <w:aliases w:val="Legal Level 1. Zchn"/>
     <w:basedOn w:val="Absatz-Standardschriftart"/>
     <w:link w:val="berschrift6"/>
     <w:rsid w:val="00103AD0"/>
     <w:rPr>
-      <w:rFonts w:cs="Times New Roman" w:eastAsia="Times New Roman"/>
+      <w:rFonts w:eastAsia="Times New Roman" w:cs="Times New Roman"/>
       <w:bCs/>
       <w:sz w:val="22"/>
       <w:lang w:eastAsia="de-DE"/>
     </w:rPr>
   </w:style>
-  <w:style w:customStyle="1" w:styleId="berschrift7Zchn" w:type="character">
+  <w:style w:type="character" w:customStyle="1" w:styleId="berschrift7Zchn">
     <w:name w:val="Überschrift 7 Zchn"/>
     <w:aliases w:val="Legal Level 1.1. Zchn"/>
     <w:basedOn w:val="Absatz-Standardschriftart"/>
     <w:link w:val="berschrift7"/>
     <w:rsid w:val="00103AD0"/>
     <w:rPr>
-      <w:rFonts w:cs="Times New Roman" w:eastAsia="Times New Roman"/>
+      <w:rFonts w:eastAsia="Times New Roman" w:cs="Times New Roman"/>
       <w:sz w:val="22"/>
       <w:szCs w:val="24"/>
       <w:lang w:eastAsia="de-DE"/>
     </w:rPr>
   </w:style>
-  <w:style w:customStyle="1" w:styleId="berschrift8Zchn" w:type="character">
+  <w:style w:type="character" w:customStyle="1" w:styleId="berschrift8Zchn">
     <w:name w:val="Überschrift 8 Zchn"/>
     <w:aliases w:val="Legal Level 1.1.1. Zchn"/>
     <w:basedOn w:val="Absatz-Standardschriftart"/>
     <w:link w:val="berschrift8"/>
     <w:rsid w:val="00103AD0"/>
     <w:rPr>
-      <w:rFonts w:cs="Times New Roman" w:eastAsia="Times New Roman"/>
+      <w:rFonts w:eastAsia="Times New Roman" w:cs="Times New Roman"/>
       <w:iCs/>
       <w:sz w:val="22"/>
       <w:szCs w:val="24"/>
       <w:lang w:eastAsia="de-DE"/>
     </w:rPr>
   </w:style>
-  <w:style w:customStyle="1" w:styleId="berschrift9Zchn" w:type="character">
+  <w:style w:type="character" w:customStyle="1" w:styleId="berschrift9Zchn">
     <w:name w:val="Überschrift 9 Zchn"/>
     <w:aliases w:val="Legal Level 1.1.1.1. Zchn"/>
     <w:basedOn w:val="Absatz-Standardschriftart"/>
     <w:link w:val="berschrift9"/>
     <w:rsid w:val="00103AD0"/>
     <w:rPr>
-      <w:rFonts w:cs="Arial" w:eastAsia="Times New Roman"/>
+      <w:rFonts w:eastAsia="Times New Roman" w:cs="Arial"/>
       <w:sz w:val="22"/>
       <w:lang w:eastAsia="de-DE"/>
     </w:rPr>
   </w:style>
-  <w:style w:styleId="Verzeichnis2" w:type="paragraph">
+  <w:style w:type="paragraph" w:styleId="Verzeichnis2">
     <w:name w:val="toc 2"/>
     <w:basedOn w:val="Standard"/>
     <w:next w:val="Standard"/>
@@ -8674,17 +8221,17 @@
     <w:rsid w:val="00103AD0"/>
     <w:pPr>
       <w:tabs>
-        <w:tab w:leader="dot" w:pos="9072" w:val="right"/>
+        <w:tab w:val="right" w:leader="dot" w:pos="9072"/>
       </w:tabs>
       <w:spacing w:before="120"/>
-      <w:ind w:hanging="567" w:left="567"/>
+      <w:ind w:left="567" w:hanging="567"/>
     </w:pPr>
     <w:rPr>
       <w:b/>
       <w:szCs w:val="20"/>
     </w:rPr>
   </w:style>
-  <w:style w:styleId="Verzeichnis1" w:type="paragraph">
+  <w:style w:type="paragraph" w:styleId="Verzeichnis1">
     <w:name w:val="toc 1"/>
     <w:basedOn w:val="Standard"/>
     <w:next w:val="Standard"/>
@@ -8695,10 +8242,10 @@
     <w:pPr>
       <w:widowControl/>
       <w:tabs>
-        <w:tab w:leader="dot" w:pos="9072" w:val="right"/>
+        <w:tab w:val="right" w:leader="dot" w:pos="9072"/>
       </w:tabs>
       <w:spacing w:before="120"/>
-      <w:ind w:hanging="567" w:left="567"/>
+      <w:ind w:left="567" w:hanging="567"/>
     </w:pPr>
     <w:rPr>
       <w:b/>
@@ -8706,7 +8253,7 @@
       <w:szCs w:val="20"/>
     </w:rPr>
   </w:style>
-  <w:style w:styleId="Verzeichnis3" w:type="paragraph">
+  <w:style w:type="paragraph" w:styleId="Verzeichnis3">
     <w:name w:val="toc 3"/>
     <w:basedOn w:val="Standard"/>
     <w:next w:val="Standard"/>
@@ -8717,15 +8264,15 @@
     <w:pPr>
       <w:widowControl/>
       <w:tabs>
-        <w:tab w:leader="dot" w:pos="9072" w:val="right"/>
+        <w:tab w:val="right" w:leader="dot" w:pos="9072"/>
       </w:tabs>
-      <w:ind w:hanging="851" w:left="851"/>
+      <w:ind w:left="851" w:hanging="851"/>
     </w:pPr>
     <w:rPr>
       <w:szCs w:val="20"/>
     </w:rPr>
   </w:style>
-  <w:style w:styleId="Verzeichnis4" w:type="paragraph">
+  <w:style w:type="paragraph" w:styleId="Verzeichnis4">
     <w:name w:val="toc 4"/>
     <w:basedOn w:val="Standard"/>
     <w:next w:val="Standard"/>
@@ -8735,15 +8282,15 @@
     <w:rsid w:val="00103AD0"/>
     <w:pPr>
       <w:tabs>
-        <w:tab w:leader="dot" w:pos="9072" w:val="right"/>
+        <w:tab w:val="right" w:leader="dot" w:pos="9072"/>
       </w:tabs>
-      <w:ind w:hanging="992" w:left="992"/>
+      <w:ind w:left="992" w:hanging="992"/>
     </w:pPr>
     <w:rPr>
       <w:szCs w:val="20"/>
     </w:rPr>
   </w:style>
-  <w:style w:styleId="Verzeichnis5" w:type="paragraph">
+  <w:style w:type="paragraph" w:styleId="Verzeichnis5">
     <w:name w:val="toc 5"/>
     <w:basedOn w:val="Standard"/>
     <w:next w:val="Standard"/>
@@ -8754,15 +8301,15 @@
     <w:pPr>
       <w:widowControl/>
       <w:tabs>
-        <w:tab w:leader="dot" w:pos="9072" w:val="right"/>
+        <w:tab w:val="right" w:leader="dot" w:pos="9072"/>
       </w:tabs>
-      <w:ind w:hanging="1134" w:left="1134"/>
+      <w:ind w:left="1134" w:hanging="1134"/>
     </w:pPr>
     <w:rPr>
       <w:szCs w:val="20"/>
     </w:rPr>
   </w:style>
-  <w:style w:styleId="Verzeichnis6" w:type="paragraph">
+  <w:style w:type="paragraph" w:styleId="Verzeichnis6">
     <w:name w:val="toc 6"/>
     <w:basedOn w:val="Standard"/>
     <w:next w:val="Standard"/>
@@ -8772,15 +8319,15 @@
     <w:pPr>
       <w:widowControl/>
       <w:tabs>
-        <w:tab w:leader="dot" w:pos="9072" w:val="right"/>
+        <w:tab w:val="right" w:leader="dot" w:pos="9072"/>
       </w:tabs>
-      <w:ind w:hanging="1418" w:left="1418"/>
+      <w:ind w:left="1418" w:hanging="1418"/>
     </w:pPr>
     <w:rPr>
       <w:szCs w:val="20"/>
     </w:rPr>
   </w:style>
-  <w:style w:styleId="Verzeichnis7" w:type="paragraph">
+  <w:style w:type="paragraph" w:styleId="Verzeichnis7">
     <w:name w:val="toc 7"/>
     <w:basedOn w:val="Standard"/>
     <w:next w:val="Standard"/>
@@ -8790,15 +8337,15 @@
     <w:pPr>
       <w:widowControl/>
       <w:tabs>
-        <w:tab w:leader="dot" w:pos="9072" w:val="right"/>
+        <w:tab w:val="right" w:leader="dot" w:pos="9072"/>
       </w:tabs>
-      <w:ind w:hanging="1559" w:left="1559"/>
+      <w:ind w:left="1559" w:hanging="1559"/>
     </w:pPr>
     <w:rPr>
       <w:szCs w:val="20"/>
     </w:rPr>
   </w:style>
-  <w:style w:styleId="Verzeichnis8" w:type="paragraph">
+  <w:style w:type="paragraph" w:styleId="Verzeichnis8">
     <w:name w:val="toc 8"/>
     <w:basedOn w:val="Standard"/>
     <w:next w:val="Standard"/>
@@ -8808,16 +8355,16 @@
     <w:pPr>
       <w:widowControl/>
       <w:tabs>
-        <w:tab w:leader="dot" w:pos="9072" w:val="right"/>
+        <w:tab w:val="right" w:leader="dot" w:pos="9072"/>
       </w:tabs>
-      <w:ind w:hanging="1701" w:left="1701"/>
+      <w:ind w:left="1701" w:hanging="1701"/>
     </w:pPr>
     <w:rPr>
       <w:rFonts w:eastAsiaTheme="minorEastAsia"/>
       <w:lang w:eastAsia="de-CH"/>
     </w:rPr>
   </w:style>
-  <w:style w:styleId="Verzeichnis9" w:type="paragraph">
+  <w:style w:type="paragraph" w:styleId="Verzeichnis9">
     <w:name w:val="toc 9"/>
     <w:basedOn w:val="Standard"/>
     <w:next w:val="Standard"/>
@@ -8826,16 +8373,16 @@
     <w:rsid w:val="00103AD0"/>
     <w:pPr>
       <w:tabs>
-        <w:tab w:leader="dot" w:pos="9072" w:val="right"/>
+        <w:tab w:val="right" w:leader="dot" w:pos="9072"/>
       </w:tabs>
-      <w:ind w:hanging="1843" w:left="1843"/>
+      <w:ind w:left="1843" w:hanging="1843"/>
     </w:pPr>
     <w:rPr>
       <w:rFonts w:eastAsiaTheme="minorEastAsia"/>
       <w:lang w:eastAsia="de-CH"/>
     </w:rPr>
   </w:style>
-  <w:style w:styleId="Beschriftung" w:type="paragraph">
+  <w:style w:type="paragraph" w:styleId="Beschriftung">
     <w:name w:val="caption"/>
     <w:basedOn w:val="Standard"/>
     <w:next w:val="Standard"/>
@@ -8844,14 +8391,14 @@
     <w:qFormat/>
     <w:rsid w:val="00103AD0"/>
     <w:pPr>
-      <w:spacing w:after="360" w:before="120" w:line="240" w:lineRule="auto"/>
+      <w:spacing w:before="120" w:after="360" w:line="240" w:lineRule="auto"/>
     </w:pPr>
     <w:rPr>
       <w:sz w:val="18"/>
       <w:szCs w:val="18"/>
     </w:rPr>
   </w:style>
-  <w:style w:customStyle="1" w:styleId="Platzhalter" w:type="paragraph">
+  <w:style w:type="paragraph" w:customStyle="1" w:styleId="Platzhalter">
     <w:name w:val="Platzhalter"/>
     <w:basedOn w:val="Standard"/>
     <w:next w:val="Standard"/>
@@ -8867,7 +8414,7 @@
       <w:sz w:val="2"/>
     </w:rPr>
   </w:style>
-  <w:style w:customStyle="1" w:styleId="ReferenzFormular" w:type="paragraph">
+  <w:style w:type="paragraph" w:customStyle="1" w:styleId="ReferenzFormular">
     <w:name w:val="ReferenzFormular"/>
     <w:basedOn w:val="Standard"/>
     <w:uiPriority w:val="1"/>
@@ -8882,21 +8429,21 @@
       <w:sz w:val="15"/>
     </w:rPr>
   </w:style>
-  <w:style w:customStyle="1" w:styleId="TitelInhaltsverzeichnis" w:type="paragraph">
+  <w:style w:type="paragraph" w:customStyle="1" w:styleId="TitelInhaltsverzeichnis">
     <w:name w:val="Titel Inhaltsverzeichnis"/>
     <w:basedOn w:val="Standard"/>
     <w:next w:val="Standard"/>
     <w:qFormat/>
     <w:rsid w:val="0045586D"/>
     <w:pPr>
-      <w:spacing w:after="180" w:before="260"/>
+      <w:spacing w:before="260" w:after="180"/>
     </w:pPr>
     <w:rPr>
       <w:b/>
       <w:sz w:val="32"/>
     </w:rPr>
   </w:style>
-  <w:style w:customStyle="1" w:styleId="Aufzhlung1CDB" w:type="paragraph">
+  <w:style w:type="paragraph" w:customStyle="1" w:styleId="Aufzhlung1CDB">
     <w:name w:val="Aufzählung 1_CDB"/>
     <w:basedOn w:val="Standard"/>
     <w:link w:val="Aufzhlung1CDBZchn"/>
@@ -8909,11 +8456,11 @@
       </w:numPr>
     </w:pPr>
     <w:rPr>
-      <w:rFonts w:cs="Times New Roman" w:eastAsia="Times New Roman"/>
+      <w:rFonts w:eastAsia="Times New Roman" w:cs="Times New Roman"/>
       <w:lang w:eastAsia="de-DE"/>
     </w:rPr>
   </w:style>
-  <w:style w:customStyle="1" w:styleId="Aufzhlung2CDB" w:type="paragraph">
+  <w:style w:type="paragraph" w:customStyle="1" w:styleId="Aufzhlung2CDB">
     <w:name w:val="Aufzählung 2_CDB"/>
     <w:basedOn w:val="Standard"/>
     <w:uiPriority w:val="1"/>
@@ -8925,11 +8472,11 @@
       </w:numPr>
     </w:pPr>
     <w:rPr>
-      <w:rFonts w:cs="Times New Roman" w:eastAsia="Times New Roman"/>
+      <w:rFonts w:eastAsia="Times New Roman" w:cs="Times New Roman"/>
       <w:lang w:eastAsia="de-DE"/>
     </w:rPr>
   </w:style>
-  <w:style w:customStyle="1" w:styleId="Aufzhlung3CDB" w:type="paragraph">
+  <w:style w:type="paragraph" w:customStyle="1" w:styleId="Aufzhlung3CDB">
     <w:name w:val="Aufzählung 3_CDB"/>
     <w:basedOn w:val="Standard"/>
     <w:link w:val="Aufzhlung3CDBZchn"/>
@@ -8942,11 +8489,11 @@
       </w:numPr>
     </w:pPr>
     <w:rPr>
-      <w:rFonts w:cs="Times New Roman" w:eastAsia="Times New Roman"/>
+      <w:rFonts w:eastAsia="Times New Roman" w:cs="Times New Roman"/>
       <w:lang w:eastAsia="de-DE"/>
     </w:rPr>
   </w:style>
-  <w:style w:customStyle="1" w:styleId="Aufzhlunga1CDB" w:type="paragraph">
+  <w:style w:type="paragraph" w:customStyle="1" w:styleId="Aufzhlunga1CDB">
     <w:name w:val="Aufzählung a1_CDB"/>
     <w:basedOn w:val="Standard"/>
     <w:link w:val="Aufzhlunga1CDBZchn"/>
@@ -8959,11 +8506,11 @@
       </w:numPr>
     </w:pPr>
     <w:rPr>
-      <w:rFonts w:cs="Times New Roman" w:eastAsia="Times New Roman"/>
+      <w:rFonts w:eastAsia="Times New Roman" w:cs="Times New Roman"/>
       <w:lang w:eastAsia="de-DE"/>
     </w:rPr>
   </w:style>
-  <w:style w:customStyle="1" w:styleId="Aufzhlunga2CDB" w:type="paragraph">
+  <w:style w:type="paragraph" w:customStyle="1" w:styleId="Aufzhlunga2CDB">
     <w:name w:val="Aufzählung a2_CDB"/>
     <w:basedOn w:val="Standard"/>
     <w:link w:val="Aufzhlunga2CDBZchn"/>
@@ -8976,11 +8523,11 @@
       </w:numPr>
     </w:pPr>
     <w:rPr>
-      <w:rFonts w:cs="Times New Roman" w:eastAsia="Times New Roman"/>
+      <w:rFonts w:eastAsia="Times New Roman" w:cs="Times New Roman"/>
       <w:lang w:eastAsia="de-DE"/>
     </w:rPr>
   </w:style>
-  <w:style w:customStyle="1" w:styleId="Aufzhlunga3CDB" w:type="paragraph">
+  <w:style w:type="paragraph" w:customStyle="1" w:styleId="Aufzhlunga3CDB">
     <w:name w:val="Aufzählung a3_CDB"/>
     <w:basedOn w:val="Standard"/>
     <w:link w:val="Aufzhlunga3CDBZchn"/>
@@ -8993,11 +8540,11 @@
       </w:numPr>
     </w:pPr>
     <w:rPr>
-      <w:rFonts w:cs="Times New Roman" w:eastAsia="Times New Roman"/>
+      <w:rFonts w:eastAsia="Times New Roman" w:cs="Times New Roman"/>
       <w:lang w:eastAsia="de-DE"/>
     </w:rPr>
   </w:style>
-  <w:style w:customStyle="1" w:styleId="AufzhlungNumm1CDB" w:type="paragraph">
+  <w:style w:type="paragraph" w:customStyle="1" w:styleId="AufzhlungNumm1CDB">
     <w:name w:val="Aufzählung Numm 1_CDB"/>
     <w:basedOn w:val="Standard"/>
     <w:link w:val="AufzhlungNumm1CDBZchn"/>
@@ -9010,11 +8557,11 @@
       </w:numPr>
     </w:pPr>
     <w:rPr>
-      <w:rFonts w:cs="Times New Roman" w:eastAsia="Times New Roman"/>
+      <w:rFonts w:eastAsia="Times New Roman" w:cs="Times New Roman"/>
       <w:lang w:eastAsia="de-DE"/>
     </w:rPr>
   </w:style>
-  <w:style w:customStyle="1" w:styleId="AufzhlungNumm2CDB" w:type="paragraph">
+  <w:style w:type="paragraph" w:customStyle="1" w:styleId="AufzhlungNumm2CDB">
     <w:name w:val="Aufzählung Numm 2_CDB"/>
     <w:basedOn w:val="Standard"/>
     <w:link w:val="AufzhlungNumm2CDBZchn"/>
@@ -9027,11 +8574,11 @@
       </w:numPr>
     </w:pPr>
     <w:rPr>
-      <w:rFonts w:cs="Times New Roman" w:eastAsia="Times New Roman"/>
+      <w:rFonts w:eastAsia="Times New Roman" w:cs="Times New Roman"/>
       <w:lang w:eastAsia="de-DE"/>
     </w:rPr>
   </w:style>
-  <w:style w:customStyle="1" w:styleId="AufzhlungNumm3CDB" w:type="paragraph">
+  <w:style w:type="paragraph" w:customStyle="1" w:styleId="AufzhlungNumm3CDB">
     <w:name w:val="Aufzählung Numm 3_CDB"/>
     <w:basedOn w:val="Standard"/>
     <w:link w:val="AufzhlungNumm3CDBZchn"/>
@@ -9044,11 +8591,11 @@
       </w:numPr>
     </w:pPr>
     <w:rPr>
-      <w:rFonts w:cs="Times New Roman" w:eastAsia="Times New Roman"/>
+      <w:rFonts w:eastAsia="Times New Roman" w:cs="Times New Roman"/>
       <w:lang w:eastAsia="de-DE"/>
     </w:rPr>
   </w:style>
-  <w:style w:customStyle="1" w:styleId="Bericht" w:type="paragraph">
+  <w:style w:type="paragraph" w:customStyle="1" w:styleId="Bericht">
     <w:name w:val="Bericht"/>
     <w:basedOn w:val="Standard"/>
     <w:next w:val="Titel"/>
@@ -9058,7 +8605,7 @@
       <w:sz w:val="42"/>
     </w:rPr>
   </w:style>
-  <w:style w:customStyle="1" w:styleId="Kopfzeile2Departement" w:type="paragraph">
+  <w:style w:type="paragraph" w:customStyle="1" w:styleId="Kopfzeile2Departement">
     <w:name w:val="Kopfzeile2Departement"/>
     <w:basedOn w:val="KopfzeileDepartement"/>
     <w:next w:val="KopfzeileFett"/>
@@ -9071,7 +8618,7 @@
       <w:contextualSpacing w:val="0"/>
     </w:pPr>
   </w:style>
-  <w:style w:customStyle="1" w:styleId="Tabellentext" w:type="paragraph">
+  <w:style w:type="paragraph" w:customStyle="1" w:styleId="Tabellentext">
     <w:name w:val="Tabellentext"/>
     <w:basedOn w:val="Standard"/>
     <w:uiPriority w:val="1"/>
@@ -9079,15 +8626,15 @@
     <w:rsid w:val="0086068C"/>
     <w:pPr>
       <w:widowControl/>
-      <w:spacing w:after="40" w:before="40"/>
+      <w:spacing w:before="40" w:after="40"/>
     </w:pPr>
     <w:rPr>
-      <w:rFonts w:cs="Times New Roman" w:eastAsia="Times New Roman"/>
+      <w:rFonts w:eastAsia="Times New Roman" w:cs="Times New Roman"/>
       <w:szCs w:val="16"/>
       <w:lang w:eastAsia="de-DE"/>
     </w:rPr>
   </w:style>
-  <w:style w:customStyle="1" w:styleId="Tabellentitel" w:type="paragraph">
+  <w:style w:type="paragraph" w:customStyle="1" w:styleId="Tabellentitel">
     <w:name w:val="Tabellentitel"/>
     <w:basedOn w:val="Standard"/>
     <w:next w:val="Tabellentext"/>
@@ -9096,16 +8643,16 @@
     <w:rsid w:val="00103AD0"/>
     <w:pPr>
       <w:widowControl/>
-      <w:spacing w:after="40" w:before="40"/>
+      <w:spacing w:before="40" w:after="40"/>
     </w:pPr>
     <w:rPr>
-      <w:rFonts w:cs="Times New Roman" w:eastAsia="Times New Roman"/>
+      <w:rFonts w:eastAsia="Times New Roman" w:cs="Times New Roman"/>
       <w:b/>
       <w:szCs w:val="20"/>
       <w:lang w:eastAsia="de-DE"/>
     </w:rPr>
   </w:style>
-  <w:style w:customStyle="1" w:styleId="PPA" w:type="paragraph">
+  <w:style w:type="paragraph" w:customStyle="1" w:styleId="PPA">
     <w:name w:val="PPA"/>
     <w:basedOn w:val="PP"/>
     <w:next w:val="Standard"/>
@@ -9117,7 +8664,7 @@
       <w:spacing w:before="0" w:line="540" w:lineRule="exact"/>
     </w:pPr>
   </w:style>
-  <w:style w:styleId="Endnotentext" w:type="paragraph">
+  <w:style w:type="paragraph" w:styleId="Endnotentext">
     <w:name w:val="endnote text"/>
     <w:basedOn w:val="Standard"/>
     <w:link w:val="EndnotentextZchn"/>
@@ -9127,14 +8674,14 @@
     <w:rsid w:val="00103AD0"/>
     <w:pPr>
       <w:spacing w:after="60" w:line="240" w:lineRule="auto"/>
-      <w:ind w:hanging="119" w:left="119"/>
+      <w:ind w:left="119" w:hanging="119"/>
     </w:pPr>
     <w:rPr>
       <w:sz w:val="18"/>
       <w:szCs w:val="20"/>
     </w:rPr>
   </w:style>
-  <w:style w:customStyle="1" w:styleId="EndnotentextZchn" w:type="character">
+  <w:style w:type="character" w:customStyle="1" w:styleId="EndnotentextZchn">
     <w:name w:val="Endnotentext Zchn"/>
     <w:basedOn w:val="Absatz-Standardschriftart"/>
     <w:link w:val="Endnotentext"/>
@@ -9145,7 +8692,7 @@
       <w:sz w:val="18"/>
     </w:rPr>
   </w:style>
-  <w:style w:styleId="Funotentext" w:type="paragraph">
+  <w:style w:type="paragraph" w:styleId="Funotentext">
     <w:name w:val="footnote text"/>
     <w:basedOn w:val="Standard"/>
     <w:link w:val="FunotentextZchn"/>
@@ -9162,7 +8709,7 @@
       <w:szCs w:val="20"/>
     </w:rPr>
   </w:style>
-  <w:style w:customStyle="1" w:styleId="FunotentextZchn" w:type="character">
+  <w:style w:type="character" w:customStyle="1" w:styleId="FunotentextZchn">
     <w:name w:val="Fußnotentext Zchn"/>
     <w:basedOn w:val="Absatz-Standardschriftart"/>
     <w:link w:val="Funotentext"/>
@@ -9173,7 +8720,7 @@
       <w:sz w:val="18"/>
     </w:rPr>
   </w:style>
-  <w:style w:customStyle="1" w:styleId="KopfzeileDepartementFett" w:type="paragraph">
+  <w:style w:type="paragraph" w:customStyle="1" w:styleId="KopfzeileDepartementFett">
     <w:name w:val="KopfzeileDepartementFett"/>
     <w:basedOn w:val="KopfzeileDepartement"/>
     <w:next w:val="Kopfzeile"/>
@@ -9185,7 +8732,7 @@
       <w:b/>
     </w:rPr>
   </w:style>
-  <w:style w:customStyle="1" w:styleId="Absatz1Punkt" w:type="paragraph">
+  <w:style w:type="paragraph" w:customStyle="1" w:styleId="Absatz1Punkt">
     <w:name w:val="Absatz1Punkt"/>
     <w:basedOn w:val="Standard"/>
     <w:link w:val="Absatz1PunktZchn"/>
@@ -9195,24 +8742,24 @@
       <w:spacing w:line="240" w:lineRule="auto"/>
     </w:pPr>
     <w:rPr>
-      <w:rFonts w:cs="Arial" w:eastAsia="Times New Roman"/>
+      <w:rFonts w:eastAsia="Times New Roman" w:cs="Arial"/>
       <w:sz w:val="2"/>
       <w:szCs w:val="20"/>
-      <w:lang w:eastAsia="de-CH" w:val="fr-CH"/>
-    </w:rPr>
-  </w:style>
-  <w:style w:customStyle="1" w:styleId="Absatz1PunktZchn" w:type="character">
+      <w:lang w:val="fr-CH" w:eastAsia="de-CH"/>
+    </w:rPr>
+  </w:style>
+  <w:style w:type="character" w:customStyle="1" w:styleId="Absatz1PunktZchn">
     <w:name w:val="Absatz1Punkt Zchn"/>
     <w:basedOn w:val="Absatz-Standardschriftart"/>
     <w:link w:val="Absatz1Punkt"/>
     <w:rsid w:val="00103AD0"/>
     <w:rPr>
-      <w:rFonts w:cs="Arial" w:eastAsia="Times New Roman"/>
+      <w:rFonts w:eastAsia="Times New Roman" w:cs="Arial"/>
       <w:sz w:val="2"/>
-      <w:lang w:eastAsia="de-CH" w:val="fr-CH"/>
-    </w:rPr>
-  </w:style>
-  <w:style w:styleId="Hyperlink" w:type="character">
+      <w:lang w:val="fr-CH" w:eastAsia="de-CH"/>
+    </w:rPr>
+  </w:style>
+  <w:style w:type="character" w:styleId="Hyperlink">
     <w:name w:val="Hyperlink"/>
     <w:aliases w:val="eCH Hyperlink"/>
     <w:uiPriority w:val="99"/>
@@ -9225,7 +8772,7 @@
       <w:u w:val="single"/>
     </w:rPr>
   </w:style>
-  <w:style w:customStyle="1" w:styleId="Nebentitel" w:type="paragraph">
+  <w:style w:type="paragraph" w:customStyle="1" w:styleId="Nebentitel">
     <w:name w:val="Nebentitel"/>
     <w:basedOn w:val="Titel"/>
     <w:rsid w:val="00103AD0"/>
@@ -9234,13 +8781,13 @@
       <w:spacing w:after="240" w:line="240" w:lineRule="auto"/>
     </w:pPr>
     <w:rPr>
-      <w:rFonts w:cs="Times New Roman" w:eastAsia="Times New Roman"/>
+      <w:rFonts w:eastAsia="Times New Roman" w:cs="Times New Roman"/>
       <w:sz w:val="32"/>
       <w:szCs w:val="20"/>
       <w:lang w:eastAsia="de-CH"/>
     </w:rPr>
   </w:style>
-  <w:style w:customStyle="1" w:styleId="Begriff" w:type="paragraph">
+  <w:style w:type="paragraph" w:customStyle="1" w:styleId="Begriff">
     <w:name w:val="Begriff"/>
     <w:basedOn w:val="Textkrper"/>
     <w:rsid w:val="00103AD0"/>
@@ -9249,13 +8796,13 @@
       <w:spacing w:line="360" w:lineRule="auto"/>
     </w:pPr>
     <w:rPr>
-      <w:rFonts w:cs="Times New Roman" w:eastAsia="Times New Roman"/>
+      <w:rFonts w:eastAsia="Times New Roman" w:cs="Times New Roman"/>
       <w:b/>
       <w:szCs w:val="20"/>
       <w:lang w:eastAsia="de-CH"/>
     </w:rPr>
   </w:style>
-  <w:style w:styleId="Textkrper" w:type="paragraph">
+  <w:style w:type="paragraph" w:styleId="Textkrper">
     <w:name w:val="Body Text"/>
     <w:basedOn w:val="Standard"/>
     <w:link w:val="TextkrperZchn"/>
@@ -9264,7 +8811,7 @@
     <w:unhideWhenUsed/>
     <w:rsid w:val="00103AD0"/>
   </w:style>
-  <w:style w:customStyle="1" w:styleId="TextkrperZchn" w:type="character">
+  <w:style w:type="character" w:customStyle="1" w:styleId="TextkrperZchn">
     <w:name w:val="Textkörper Zchn"/>
     <w:basedOn w:val="Absatz-Standardschriftart"/>
     <w:link w:val="Textkrper"/>
@@ -9276,7 +8823,7 @@
       <w:szCs w:val="22"/>
     </w:rPr>
   </w:style>
-  <w:style w:styleId="Abbildungsverzeichnis" w:type="paragraph">
+  <w:style w:type="paragraph" w:styleId="Abbildungsverzeichnis">
     <w:name w:val="table of figures"/>
     <w:basedOn w:val="Standard"/>
     <w:next w:val="Standard"/>
@@ -9286,17 +8833,17 @@
     <w:pPr>
       <w:widowControl/>
       <w:tabs>
-        <w:tab w:leader="dot" w:pos="9072" w:val="right"/>
+        <w:tab w:val="right" w:leader="dot" w:pos="9072"/>
       </w:tabs>
       <w:spacing w:line="360" w:lineRule="auto"/>
     </w:pPr>
     <w:rPr>
-      <w:rFonts w:cs="Times New Roman" w:eastAsia="Times New Roman"/>
+      <w:rFonts w:eastAsia="Times New Roman" w:cs="Times New Roman"/>
       <w:szCs w:val="20"/>
       <w:lang w:eastAsia="de-CH"/>
     </w:rPr>
   </w:style>
-  <w:style w:styleId="Listenabsatz" w:type="paragraph">
+  <w:style w:type="paragraph" w:styleId="Listenabsatz">
     <w:name w:val="List Paragraph"/>
     <w:basedOn w:val="Standard"/>
     <w:link w:val="ListenabsatzZchn"/>
@@ -9307,7 +8854,7 @@
       <w:contextualSpacing/>
     </w:pPr>
   </w:style>
-  <w:style w:customStyle="1" w:styleId="Anhangberschrift" w:type="paragraph">
+  <w:style w:type="paragraph" w:customStyle="1" w:styleId="Anhangberschrift">
     <w:name w:val="Anhang Überschrift"/>
     <w:basedOn w:val="berschrift1"/>
     <w:next w:val="Standard"/>
@@ -9321,13 +8868,13 @@
       </w:numPr>
     </w:pPr>
   </w:style>
-  <w:style w:customStyle="1" w:styleId="AbbildungTabelleBeschriftung" w:type="paragraph">
+  <w:style w:type="paragraph" w:customStyle="1" w:styleId="AbbildungTabelleBeschriftung">
     <w:name w:val="Abbildung/Tabelle Beschriftung"/>
     <w:basedOn w:val="Beschriftung"/>
     <w:link w:val="AbbildungTabelleBeschriftungZchn"/>
     <w:rsid w:val="00103AD0"/>
   </w:style>
-  <w:style w:customStyle="1" w:styleId="BeschriftungZchn" w:type="character">
+  <w:style w:type="character" w:customStyle="1" w:styleId="BeschriftungZchn">
     <w:name w:val="Beschriftung Zchn"/>
     <w:basedOn w:val="Absatz-Standardschriftart"/>
     <w:link w:val="Beschriftung"/>
@@ -9338,7 +8885,7 @@
       <w:szCs w:val="18"/>
     </w:rPr>
   </w:style>
-  <w:style w:customStyle="1" w:styleId="AbbildungTabelleBeschriftungZchn" w:type="character">
+  <w:style w:type="character" w:customStyle="1" w:styleId="AbbildungTabelleBeschriftungZchn">
     <w:name w:val="Abbildung/Tabelle Beschriftung Zchn"/>
     <w:basedOn w:val="BeschriftungZchn"/>
     <w:link w:val="AbbildungTabelleBeschriftung"/>
@@ -9348,7 +8895,7 @@
       <w:szCs w:val="18"/>
     </w:rPr>
   </w:style>
-  <w:style w:customStyle="1" w:styleId="Default" w:type="paragraph">
+  <w:style w:type="paragraph" w:customStyle="1" w:styleId="Default">
     <w:name w:val="Default"/>
     <w:rsid w:val="00103AD0"/>
     <w:pPr>
@@ -9365,7 +8912,7 @@
       <w:lang w:val="de-DE"/>
     </w:rPr>
   </w:style>
-  <w:style w:customStyle="1" w:styleId="Zwischentitel" w:type="paragraph">
+  <w:style w:type="paragraph" w:customStyle="1" w:styleId="Zwischentitel">
     <w:name w:val="Zwischentitel"/>
     <w:basedOn w:val="Standard"/>
     <w:next w:val="Standard"/>
@@ -9383,7 +8930,7 @@
       <w:szCs w:val="20"/>
     </w:rPr>
   </w:style>
-  <w:style w:customStyle="1" w:styleId="Tabellenraster3" w:type="table">
+  <w:style w:type="table" w:customStyle="1" w:styleId="Tabellenraster3">
     <w:name w:val="Tabellenraster3"/>
     <w:basedOn w:val="NormaleTabelle"/>
     <w:next w:val="Tabellenraster"/>
@@ -9393,20 +8940,20 @@
       <w:widowControl w:val="0"/>
     </w:pPr>
     <w:rPr>
-      <w:rFonts w:cs="Times New Roman" w:eastAsia="Calibri"/>
+      <w:rFonts w:eastAsia="Calibri" w:cs="Times New Roman"/>
     </w:rPr>
     <w:tblPr>
       <w:tblBorders>
-        <w:top w:color="000000" w:space="0" w:sz="4" w:val="single"/>
-        <w:left w:color="000000" w:space="0" w:sz="4" w:val="single"/>
-        <w:bottom w:color="000000" w:space="0" w:sz="4" w:val="single"/>
-        <w:right w:color="000000" w:space="0" w:sz="4" w:val="single"/>
-        <w:insideH w:color="000000" w:space="0" w:sz="4" w:val="single"/>
-        <w:insideV w:color="000000" w:space="0" w:sz="4" w:val="single"/>
+        <w:top w:val="single" w:sz="4" w:space="0" w:color="000000"/>
+        <w:left w:val="single" w:sz="4" w:space="0" w:color="000000"/>
+        <w:bottom w:val="single" w:sz="4" w:space="0" w:color="000000"/>
+        <w:right w:val="single" w:sz="4" w:space="0" w:color="000000"/>
+        <w:insideH w:val="single" w:sz="4" w:space="0" w:color="000000"/>
+        <w:insideV w:val="single" w:sz="4" w:space="0" w:color="000000"/>
       </w:tblBorders>
     </w:tblPr>
   </w:style>
-  <w:style w:styleId="Platzhaltertext" w:type="character">
+  <w:style w:type="character" w:styleId="Platzhaltertext">
     <w:name w:val="Placeholder Text"/>
     <w:basedOn w:val="Absatz-Standardschriftart"/>
     <w:uiPriority w:val="99"/>
@@ -9416,7 +8963,7 @@
       <w:color w:val="808080"/>
     </w:rPr>
   </w:style>
-  <w:style w:customStyle="1" w:styleId="Aufzhlung" w:type="paragraph">
+  <w:style w:type="paragraph" w:customStyle="1" w:styleId="Aufzhlung">
     <w:name w:val="• Aufzählung"/>
     <w:basedOn w:val="Liste"/>
     <w:qFormat/>
@@ -9426,10 +8973,10 @@
         <w:numId w:val="12"/>
       </w:numPr>
       <w:spacing w:before="120"/>
-      <w:ind w:hanging="357" w:left="714"/>
+      <w:ind w:left="714" w:hanging="357"/>
     </w:pPr>
   </w:style>
-  <w:style w:customStyle="1" w:styleId="Liste-" w:type="paragraph">
+  <w:style w:type="paragraph" w:customStyle="1" w:styleId="Liste-">
     <w:name w:val="Liste -"/>
     <w:basedOn w:val="Aufzhlung"/>
     <w:link w:val="Liste-Zchn"/>
@@ -9442,20 +8989,20 @@
       <w:spacing w:line="240" w:lineRule="auto"/>
     </w:pPr>
   </w:style>
-  <w:style w:customStyle="1" w:styleId="Aufzhlung1CDBZchn" w:type="character">
+  <w:style w:type="character" w:customStyle="1" w:styleId="Aufzhlung1CDBZchn">
     <w:name w:val="Aufzählung 1_CDB Zchn"/>
     <w:basedOn w:val="Absatz-Standardschriftart"/>
     <w:link w:val="Aufzhlung1CDB"/>
     <w:uiPriority w:val="1"/>
     <w:rsid w:val="00103AD0"/>
     <w:rPr>
-      <w:rFonts w:cs="Times New Roman" w:eastAsia="Times New Roman"/>
+      <w:rFonts w:eastAsia="Times New Roman" w:cs="Times New Roman"/>
       <w:sz w:val="22"/>
       <w:szCs w:val="22"/>
       <w:lang w:eastAsia="de-DE"/>
     </w:rPr>
   </w:style>
-  <w:style w:customStyle="1" w:styleId="Liste1" w:type="paragraph">
+  <w:style w:type="paragraph" w:customStyle="1" w:styleId="Liste1">
     <w:name w:val="Liste 1."/>
     <w:basedOn w:val="Listenabsatz"/>
     <w:link w:val="Liste1Zchn"/>
@@ -9468,7 +9015,7 @@
       <w:spacing w:before="120" w:line="240" w:lineRule="auto"/>
     </w:pPr>
   </w:style>
-  <w:style w:customStyle="1" w:styleId="Liste-Zchn" w:type="character">
+  <w:style w:type="character" w:customStyle="1" w:styleId="Liste-Zchn">
     <w:name w:val="Liste - Zchn"/>
     <w:basedOn w:val="ListenabsatzZchn"/>
     <w:link w:val="Liste-"/>
@@ -9478,20 +9025,20 @@
       <w:szCs w:val="22"/>
     </w:rPr>
   </w:style>
-  <w:style w:customStyle="1" w:styleId="Aufzhlung3CDBZchn" w:type="character">
+  <w:style w:type="character" w:customStyle="1" w:styleId="Aufzhlung3CDBZchn">
     <w:name w:val="Aufzählung 3_CDB Zchn"/>
     <w:basedOn w:val="Absatz-Standardschriftart"/>
     <w:link w:val="Aufzhlung3CDB"/>
     <w:uiPriority w:val="1"/>
     <w:rsid w:val="00103AD0"/>
     <w:rPr>
-      <w:rFonts w:cs="Times New Roman" w:eastAsia="Times New Roman"/>
+      <w:rFonts w:eastAsia="Times New Roman" w:cs="Times New Roman"/>
       <w:sz w:val="22"/>
       <w:szCs w:val="22"/>
       <w:lang w:eastAsia="de-DE"/>
     </w:rPr>
   </w:style>
-  <w:style w:customStyle="1" w:styleId="Listea" w:type="paragraph">
+  <w:style w:type="paragraph" w:customStyle="1" w:styleId="Listea">
     <w:name w:val="Liste a)"/>
     <w:basedOn w:val="Listenabsatz"/>
     <w:link w:val="ListeaZchn"/>
@@ -9504,7 +9051,7 @@
       <w:spacing w:before="120" w:line="240" w:lineRule="auto"/>
     </w:pPr>
   </w:style>
-  <w:style w:customStyle="1" w:styleId="Liste1Zchn" w:type="character">
+  <w:style w:type="character" w:customStyle="1" w:styleId="Liste1Zchn">
     <w:name w:val="Liste 1. Zchn"/>
     <w:basedOn w:val="ListenabsatzZchn"/>
     <w:link w:val="Liste1"/>
@@ -9514,7 +9061,7 @@
       <w:szCs w:val="22"/>
     </w:rPr>
   </w:style>
-  <w:style w:customStyle="1" w:styleId="ListeaZchn" w:type="character">
+  <w:style w:type="character" w:customStyle="1" w:styleId="ListeaZchn">
     <w:name w:val="Liste a) Zchn"/>
     <w:basedOn w:val="ListenabsatzZchn"/>
     <w:link w:val="Listea"/>
@@ -9524,72 +9071,72 @@
       <w:szCs w:val="22"/>
     </w:rPr>
   </w:style>
-  <w:style w:customStyle="1" w:styleId="Aufzhlunga1CDBZchn" w:type="character">
+  <w:style w:type="character" w:customStyle="1" w:styleId="Aufzhlunga1CDBZchn">
     <w:name w:val="Aufzählung a1_CDB Zchn"/>
     <w:basedOn w:val="Absatz-Standardschriftart"/>
     <w:link w:val="Aufzhlunga1CDB"/>
     <w:uiPriority w:val="1"/>
     <w:rsid w:val="00103AD0"/>
     <w:rPr>
-      <w:rFonts w:cs="Times New Roman" w:eastAsia="Times New Roman"/>
+      <w:rFonts w:eastAsia="Times New Roman" w:cs="Times New Roman"/>
       <w:sz w:val="22"/>
       <w:szCs w:val="22"/>
       <w:lang w:eastAsia="de-DE"/>
     </w:rPr>
   </w:style>
-  <w:style w:customStyle="1" w:styleId="Aufzhlunga2CDBZchn" w:type="character">
+  <w:style w:type="character" w:customStyle="1" w:styleId="Aufzhlunga2CDBZchn">
     <w:name w:val="Aufzählung a2_CDB Zchn"/>
     <w:basedOn w:val="Absatz-Standardschriftart"/>
     <w:link w:val="Aufzhlunga2CDB"/>
     <w:uiPriority w:val="1"/>
     <w:rsid w:val="00103AD0"/>
     <w:rPr>
-      <w:rFonts w:cs="Times New Roman" w:eastAsia="Times New Roman"/>
+      <w:rFonts w:eastAsia="Times New Roman" w:cs="Times New Roman"/>
       <w:sz w:val="22"/>
       <w:szCs w:val="22"/>
       <w:lang w:eastAsia="de-DE"/>
     </w:rPr>
   </w:style>
-  <w:style w:customStyle="1" w:styleId="Aufzhlunga3CDBZchn" w:type="character">
+  <w:style w:type="character" w:customStyle="1" w:styleId="Aufzhlunga3CDBZchn">
     <w:name w:val="Aufzählung a3_CDB Zchn"/>
     <w:basedOn w:val="Absatz-Standardschriftart"/>
     <w:link w:val="Aufzhlunga3CDB"/>
     <w:uiPriority w:val="1"/>
     <w:rsid w:val="00103AD0"/>
     <w:rPr>
-      <w:rFonts w:cs="Times New Roman" w:eastAsia="Times New Roman"/>
+      <w:rFonts w:eastAsia="Times New Roman" w:cs="Times New Roman"/>
       <w:sz w:val="22"/>
       <w:szCs w:val="22"/>
       <w:lang w:eastAsia="de-DE"/>
     </w:rPr>
   </w:style>
-  <w:style w:customStyle="1" w:styleId="AufzhlungNumm1CDBZchn" w:type="character">
+  <w:style w:type="character" w:customStyle="1" w:styleId="AufzhlungNumm1CDBZchn">
     <w:name w:val="Aufzählung Numm 1_CDB Zchn"/>
     <w:basedOn w:val="Absatz-Standardschriftart"/>
     <w:link w:val="AufzhlungNumm1CDB"/>
     <w:uiPriority w:val="1"/>
     <w:rsid w:val="00103AD0"/>
     <w:rPr>
-      <w:rFonts w:cs="Times New Roman" w:eastAsia="Times New Roman"/>
+      <w:rFonts w:eastAsia="Times New Roman" w:cs="Times New Roman"/>
       <w:sz w:val="22"/>
       <w:szCs w:val="22"/>
       <w:lang w:eastAsia="de-DE"/>
     </w:rPr>
   </w:style>
-  <w:style w:customStyle="1" w:styleId="AufzhlungNumm2CDBZchn" w:type="character">
+  <w:style w:type="character" w:customStyle="1" w:styleId="AufzhlungNumm2CDBZchn">
     <w:name w:val="Aufzählung Numm 2_CDB Zchn"/>
     <w:basedOn w:val="Absatz-Standardschriftart"/>
     <w:link w:val="AufzhlungNumm2CDB"/>
     <w:uiPriority w:val="1"/>
     <w:rsid w:val="00103AD0"/>
     <w:rPr>
-      <w:rFonts w:cs="Times New Roman" w:eastAsia="Times New Roman"/>
+      <w:rFonts w:eastAsia="Times New Roman" w:cs="Times New Roman"/>
       <w:sz w:val="22"/>
       <w:szCs w:val="22"/>
       <w:lang w:eastAsia="de-DE"/>
     </w:rPr>
   </w:style>
-  <w:style w:customStyle="1" w:styleId="VerzeichnisAbbildungTabelle" w:type="paragraph">
+  <w:style w:type="paragraph" w:customStyle="1" w:styleId="VerzeichnisAbbildungTabelle">
     <w:name w:val="Verzeichnis Abbildung &amp; Tabelle"/>
     <w:basedOn w:val="Abbildungsverzeichnis"/>
     <w:link w:val="VerzeichnisAbbildungTabelleZchn"/>
@@ -9599,44 +9146,44 @@
       <w:noProof/>
     </w:rPr>
   </w:style>
-  <w:style w:customStyle="1" w:styleId="AufzhlungNumm3CDBZchn" w:type="character">
+  <w:style w:type="character" w:customStyle="1" w:styleId="AufzhlungNumm3CDBZchn">
     <w:name w:val="Aufzählung Numm 3_CDB Zchn"/>
     <w:basedOn w:val="Absatz-Standardschriftart"/>
     <w:link w:val="AufzhlungNumm3CDB"/>
     <w:uiPriority w:val="1"/>
     <w:rsid w:val="00103AD0"/>
     <w:rPr>
-      <w:rFonts w:cs="Times New Roman" w:eastAsia="Times New Roman"/>
+      <w:rFonts w:eastAsia="Times New Roman" w:cs="Times New Roman"/>
       <w:sz w:val="22"/>
       <w:szCs w:val="22"/>
       <w:lang w:eastAsia="de-DE"/>
     </w:rPr>
   </w:style>
-  <w:style w:customStyle="1" w:styleId="AbbildungsverzeichnisZchn" w:type="character">
+  <w:style w:type="character" w:customStyle="1" w:styleId="AbbildungsverzeichnisZchn">
     <w:name w:val="Abbildungsverzeichnis Zchn"/>
     <w:basedOn w:val="Absatz-Standardschriftart"/>
     <w:link w:val="Abbildungsverzeichnis"/>
     <w:uiPriority w:val="99"/>
     <w:rsid w:val="00103AD0"/>
     <w:rPr>
-      <w:rFonts w:cs="Times New Roman" w:eastAsia="Times New Roman"/>
+      <w:rFonts w:eastAsia="Times New Roman" w:cs="Times New Roman"/>
       <w:sz w:val="22"/>
       <w:lang w:eastAsia="de-CH"/>
     </w:rPr>
   </w:style>
-  <w:style w:customStyle="1" w:styleId="VerzeichnisAbbildungTabelleZchn" w:type="character">
+  <w:style w:type="character" w:customStyle="1" w:styleId="VerzeichnisAbbildungTabelleZchn">
     <w:name w:val="Verzeichnis Abbildung &amp; Tabelle Zchn"/>
     <w:basedOn w:val="AbbildungsverzeichnisZchn"/>
     <w:link w:val="VerzeichnisAbbildungTabelle"/>
     <w:rsid w:val="00103AD0"/>
     <w:rPr>
-      <w:rFonts w:cs="Times New Roman" w:eastAsia="Times New Roman"/>
+      <w:rFonts w:eastAsia="Times New Roman" w:cs="Times New Roman"/>
       <w:noProof/>
       <w:sz w:val="22"/>
       <w:lang w:eastAsia="de-CH"/>
     </w:rPr>
   </w:style>
-  <w:style w:customStyle="1" w:styleId="ListenabsatzZchn" w:type="character">
+  <w:style w:type="character" w:customStyle="1" w:styleId="ListenabsatzZchn">
     <w:name w:val="Listenabsatz Zchn"/>
     <w:basedOn w:val="Absatz-Standardschriftart"/>
     <w:link w:val="Listenabsatz"/>
@@ -9647,7 +9194,7 @@
       <w:szCs w:val="22"/>
     </w:rPr>
   </w:style>
-  <w:style w:styleId="Standardeinzug" w:type="paragraph">
+  <w:style w:type="paragraph" w:styleId="Standardeinzug">
     <w:name w:val="Normal Indent"/>
     <w:basedOn w:val="Standard"/>
     <w:uiPriority w:val="99"/>
@@ -9658,7 +9205,7 @@
       <w:ind w:left="708"/>
     </w:pPr>
   </w:style>
-  <w:style w:styleId="Liste" w:type="paragraph">
+  <w:style w:type="paragraph" w:styleId="Liste">
     <w:name w:val="List"/>
     <w:basedOn w:val="Standard"/>
     <w:uiPriority w:val="99"/>
@@ -9666,11 +9213,11 @@
     <w:unhideWhenUsed/>
     <w:rsid w:val="00103AD0"/>
     <w:pPr>
-      <w:ind w:hanging="283" w:left="283"/>
+      <w:ind w:left="283" w:hanging="283"/>
       <w:contextualSpacing/>
     </w:pPr>
   </w:style>
-  <w:style w:styleId="BesuchterLink" w:type="character">
+  <w:style w:type="character" w:styleId="BesuchterLink">
     <w:name w:val="FollowedHyperlink"/>
     <w:basedOn w:val="Absatz-Standardschriftart"/>
     <w:uiPriority w:val="99"/>
@@ -9678,11 +9225,11 @@
     <w:unhideWhenUsed/>
     <w:rsid w:val="00103AD0"/>
     <w:rPr>
-      <w:color w:themeColor="followedHyperlink" w:val="800080"/>
+      <w:color w:val="800080" w:themeColor="followedHyperlink"/>
       <w:u w:val="single"/>
     </w:rPr>
   </w:style>
-  <w:style w:customStyle="1" w:styleId="Hyperlinkb" w:type="paragraph">
+  <w:style w:type="paragraph" w:customStyle="1" w:styleId="Hyperlinkb">
     <w:name w:val="Hyperlink_b"/>
     <w:aliases w:val="eCH Hyperlink besucht"/>
     <w:basedOn w:val="HTMLAdresse"/>
@@ -9698,7 +9245,7 @@
       <w:u w:val="single"/>
     </w:rPr>
   </w:style>
-  <w:style w:customStyle="1" w:styleId="HyperlinkbZchn" w:type="character">
+  <w:style w:type="character" w:customStyle="1" w:styleId="HyperlinkbZchn">
     <w:name w:val="Hyperlink_b Zchn"/>
     <w:aliases w:val="eCH Hyperlink besucht Zchn"/>
     <w:basedOn w:val="Absatz-Standardschriftart"/>
@@ -9712,20 +9259,20 @@
       <w:u w:val="single"/>
     </w:rPr>
   </w:style>
-  <w:style w:customStyle="1" w:styleId="Verzeichnistitel" w:type="paragraph">
+  <w:style w:type="paragraph" w:customStyle="1" w:styleId="Verzeichnistitel">
     <w:name w:val="Verzeichnistitel"/>
     <w:basedOn w:val="Standard"/>
     <w:next w:val="Standard"/>
     <w:rsid w:val="00103AD0"/>
     <w:pPr>
-      <w:spacing w:after="180" w:before="260"/>
+      <w:spacing w:before="260" w:after="180"/>
     </w:pPr>
     <w:rPr>
       <w:b/>
       <w:sz w:val="32"/>
     </w:rPr>
   </w:style>
-  <w:style w:customStyle="1" w:styleId="9D0BCDEE3A1345568C40208C061EDFCD" w:type="paragraph">
+  <w:style w:type="paragraph" w:customStyle="1" w:styleId="9D0BCDEE3A1345568C40208C061EDFCD">
     <w:name w:val="9D0BCDEE3A1345568C40208C061EDFCD"/>
     <w:rsid w:val="00103AD0"/>
     <w:pPr>
@@ -9738,7 +9285,7 @@
       <w:lang w:eastAsia="de-CH"/>
     </w:rPr>
   </w:style>
-  <w:style w:styleId="HTMLAdresse" w:type="paragraph">
+  <w:style w:type="paragraph" w:styleId="HTMLAdresse">
     <w:name w:val="HTML Address"/>
     <w:basedOn w:val="Standard"/>
     <w:link w:val="HTMLAdresseZchn"/>
@@ -9754,7 +9301,7 @@
       <w:iCs/>
     </w:rPr>
   </w:style>
-  <w:style w:customStyle="1" w:styleId="HTMLAdresseZchn" w:type="character">
+  <w:style w:type="character" w:customStyle="1" w:styleId="HTMLAdresseZchn">
     <w:name w:val="HTML Adresse Zchn"/>
     <w:basedOn w:val="Absatz-Standardschriftart"/>
     <w:link w:val="HTMLAdresse"/>
@@ -9768,21 +9315,21 @@
       <w:szCs w:val="22"/>
     </w:rPr>
   </w:style>
-  <w:style w:customStyle="1" w:styleId="AnhangberschriftZchn" w:type="character">
+  <w:style w:type="character" w:customStyle="1" w:styleId="AnhangberschriftZchn">
     <w:name w:val="Anhang Überschrift Zchn"/>
     <w:basedOn w:val="berschrift1Zchn"/>
     <w:link w:val="Anhangberschrift"/>
     <w:rsid w:val="008C206D"/>
     <w:rPr>
-      <w:rFonts w:cstheme="majorBidi" w:eastAsiaTheme="majorEastAsia"/>
+      <w:rFonts w:eastAsiaTheme="majorEastAsia" w:cstheme="majorBidi"/>
       <w:b/>
       <w:bCs/>
-      <w:color w:themeColor="text1" w:val="000000"/>
+      <w:color w:val="000000" w:themeColor="text1"/>
       <w:sz w:val="32"/>
       <w:szCs w:val="28"/>
     </w:rPr>
   </w:style>
-  <w:style w:customStyle="1" w:styleId="Austauschformat" w:type="paragraph">
+  <w:style w:type="paragraph" w:customStyle="1" w:styleId="Austauschformat">
     <w:name w:val="Austauschformat"/>
     <w:basedOn w:val="Standard"/>
     <w:link w:val="AustauschformatZchn"/>
@@ -9795,11 +9342,11 @@
     <w:rPr>
       <w:b/>
       <w:bCs/>
-      <w:color w:themeColor="text1" w:val="000000"/>
+      <w:color w:val="000000" w:themeColor="text1"/>
       <w:u w:val="single"/>
     </w:rPr>
   </w:style>
-  <w:style w:customStyle="1" w:styleId="AustauschformatZchn" w:type="character">
+  <w:style w:type="character" w:customStyle="1" w:styleId="AustauschformatZchn">
     <w:name w:val="Austauschformat Zchn"/>
     <w:basedOn w:val="Absatz-Standardschriftart"/>
     <w:link w:val="Austauschformat"/>
@@ -9807,13 +9354,13 @@
     <w:rPr>
       <w:b/>
       <w:bCs/>
-      <w:color w:themeColor="text1" w:val="000000"/>
+      <w:color w:val="000000" w:themeColor="text1"/>
       <w:sz w:val="22"/>
       <w:szCs w:val="22"/>
       <w:u w:val="single"/>
     </w:rPr>
   </w:style>
-  <w:style w:styleId="Kommentarzeichen" w:type="character">
+  <w:style w:type="character" w:styleId="Kommentarzeichen">
     <w:name w:val="annotation reference"/>
     <w:basedOn w:val="Absatz-Standardschriftart"/>
     <w:uiPriority w:val="99"/>
@@ -9825,7 +9372,7 @@
       <w:szCs w:val="16"/>
     </w:rPr>
   </w:style>
-  <w:style w:styleId="Kommentartext" w:type="paragraph">
+  <w:style w:type="paragraph" w:styleId="Kommentartext">
     <w:name w:val="annotation text"/>
     <w:basedOn w:val="Standard"/>
     <w:link w:val="KommentartextZchn"/>
@@ -9841,7 +9388,7 @@
       <w:szCs w:val="20"/>
     </w:rPr>
   </w:style>
-  <w:style w:customStyle="1" w:styleId="KommentartextZchn" w:type="character">
+  <w:style w:type="character" w:customStyle="1" w:styleId="KommentartextZchn">
     <w:name w:val="Kommentartext Zchn"/>
     <w:basedOn w:val="Absatz-Standardschriftart"/>
     <w:link w:val="Kommentartext"/>
@@ -9849,7 +9396,7 @@
     <w:semiHidden/>
     <w:rsid w:val="008368FA"/>
   </w:style>
-  <w:style w:styleId="Kommentarthema" w:type="paragraph">
+  <w:style w:type="paragraph" w:styleId="Kommentarthema">
     <w:name w:val="annotation subject"/>
     <w:basedOn w:val="Kommentartext"/>
     <w:next w:val="Kommentartext"/>
@@ -9863,7 +9410,7 @@
       <w:bCs/>
     </w:rPr>
   </w:style>
-  <w:style w:customStyle="1" w:styleId="KommentarthemaZchn" w:type="character">
+  <w:style w:type="character" w:customStyle="1" w:styleId="KommentarthemaZchn">
     <w:name w:val="Kommentarthema Zchn"/>
     <w:basedOn w:val="KommentartextZchn"/>
     <w:link w:val="Kommentarthema"/>
@@ -9875,241 +9422,1504 @@
       <w:bCs/>
     </w:rPr>
   </w:style>
-  <w:style w:type="paragraph" w:customStyle="1" w:styleId="SourceCode">
-    <w:name w:val="Source Code"/>
-    <w:basedOn w:val="Normal"/>
-    <w:link w:val="VerbatimChar"/>
+</w:styles>
+</file>
+
+<file path=word/glossary/document.xml><?xml version="1.0" encoding="utf-8"?>
+<w:glossaryDocument xmlns:wpc="http://schemas.microsoft.com/office/word/2010/wordprocessingCanvas" xmlns:cx="http://schemas.microsoft.com/office/drawing/2014/chartex" xmlns:cx1="http://schemas.microsoft.com/office/drawing/2015/9/8/chartex" xmlns:cx2="http://schemas.microsoft.com/office/drawing/2015/10/21/chartex" xmlns:cx3="http://schemas.microsoft.com/office/drawing/2016/5/9/chartex" xmlns:cx4="http://schemas.microsoft.com/office/drawing/2016/5/10/chartex" xmlns:cx5="http://schemas.microsoft.com/office/drawing/2016/5/11/chartex" xmlns:cx6="http://schemas.microsoft.com/office/drawing/2016/5/12/chartex" xmlns:cx7="http://schemas.microsoft.com/office/drawing/2016/5/13/chartex" xmlns:cx8="http://schemas.microsoft.com/office/drawing/2016/5/14/chartex" xmlns:mc="http://schemas.openxmlformats.org/markup-compatibility/2006" xmlns:aink="http://schemas.microsoft.com/office/drawing/2016/ink" xmlns:am3d="http://schemas.microsoft.com/office/drawing/2017/model3d" xmlns:o="urn:schemas-microsoft-com:office:office" xmlns:oel="http://schemas.microsoft.com/office/2019/extlst" xmlns:r="http://schemas.openxmlformats.org/officeDocument/2006/relationships" xmlns:m="http://schemas.openxmlformats.org/officeDocument/2006/math" xmlns:v="urn:schemas-microsoft-com:vml" xmlns:wp14="http://schemas.microsoft.com/office/word/2010/wordprocessingDrawing" xmlns:wp="http://schemas.openxmlformats.org/drawingml/2006/wordprocessingDrawing" xmlns:w10="urn:schemas-microsoft-com:office:word" xmlns:w="http://schemas.openxmlformats.org/wordprocessingml/2006/main" xmlns:w14="http://schemas.microsoft.com/office/word/2010/wordml" xmlns:w15="http://schemas.microsoft.com/office/word/2012/wordml" xmlns:w16cex="http://schemas.microsoft.com/office/word/2018/wordml/cex" xmlns:w16cid="http://schemas.microsoft.com/office/word/2016/wordml/cid" xmlns:w16="http://schemas.microsoft.com/office/word/2018/wordml" xmlns:w16du="http://schemas.microsoft.com/office/word/2023/wordml/word16du" xmlns:w16sdtdh="http://schemas.microsoft.com/office/word/2020/wordml/sdtdatahash" xmlns:w16sdtfl="http://schemas.microsoft.com/office/word/2024/wordml/sdtformatlock" xmlns:w16se="http://schemas.microsoft.com/office/word/2015/wordml/symex" xmlns:wpg="http://schemas.microsoft.com/office/word/2010/wordprocessingGroup" xmlns:wpi="http://schemas.microsoft.com/office/word/2010/wordprocessingInk" xmlns:wne="http://schemas.microsoft.com/office/word/2006/wordml" xmlns:wps="http://schemas.microsoft.com/office/word/2010/wordprocessingShape" mc:Ignorable="w14 w15 w16se w16cid w16 w16cex w16sdtdh w16sdtfl w16du wp14">
+  <w:docParts>
+    <w:docPart>
+      <w:docPartPr>
+        <w:name w:val="DE835AEA31C04AFCB22A77607EC40D8F"/>
+        <w:category>
+          <w:name w:val="Allgemein"/>
+          <w:gallery w:val="placeholder"/>
+        </w:category>
+        <w:types>
+          <w:type w:val="bbPlcHdr"/>
+        </w:types>
+        <w:behaviors>
+          <w:behavior w:val="content"/>
+        </w:behaviors>
+        <w:guid w:val="{06CE6F48-177B-40F6-BB39-68AE9C99ECDB}"/>
+      </w:docPartPr>
+      <w:docPartBody>
+        <w:p>
+          <w:pPr>
+            <w:pStyle w:val="DE835AEA31C04AFCB22A77607EC40D8F"/>
+          </w:pPr>
+          <w:r>
+            <w:t>x.x.x</w:t>
+          </w:r>
+        </w:p>
+      </w:docPartBody>
+    </w:docPart>
+    <w:docPart>
+      <w:docPartPr>
+        <w:name w:val="90BAE3B4AB4F49F28C9E9530B43FC646"/>
+        <w:category>
+          <w:name w:val="Allgemein"/>
+          <w:gallery w:val="placeholder"/>
+        </w:category>
+        <w:types>
+          <w:type w:val="bbPlcHdr"/>
+        </w:types>
+        <w:behaviors>
+          <w:behavior w:val="content"/>
+        </w:behaviors>
+        <w:guid w:val="{DD2DEB09-6DCA-42E0-800A-668E196E8401}"/>
+      </w:docPartPr>
+      <w:docPartBody>
+        <w:p>
+          <w:pPr>
+            <w:pStyle w:val="90BAE3B4AB4F49F28C9E9530B43FC646"/>
+          </w:pPr>
+          <w:r>
+            <w:rPr>
+              <w:rStyle w:val="Platzhaltertext"/>
+            </w:rPr>
+            <w:t>Klicken Sie hier, um Text einzugeben.</w:t>
+          </w:r>
+        </w:p>
+      </w:docPartBody>
+    </w:docPart>
+    <w:docPart>
+      <w:docPartPr>
+        <w:name w:val="71F7C710E23042DB9CE5780BA324A922"/>
+        <w:category>
+          <w:name w:val="Allgemein"/>
+          <w:gallery w:val="placeholder"/>
+        </w:category>
+        <w:types>
+          <w:type w:val="bbPlcHdr"/>
+        </w:types>
+        <w:behaviors>
+          <w:behavior w:val="content"/>
+        </w:behaviors>
+        <w:guid w:val="{8DC9E5D0-DCC2-4234-9FA7-C9FC7E1841FA}"/>
+      </w:docPartPr>
+      <w:docPartBody>
+        <w:p>
+          <w:pPr>
+            <w:pStyle w:val="71F7C710E23042DB9CE5780BA324A9221"/>
+          </w:pPr>
+          <w:r>
+            <w:rPr>
+              <w:rStyle w:val="Platzhaltertext"/>
+            </w:rPr>
+            <w:t>Wählen Sie ein Element aus.</w:t>
+          </w:r>
+          <w:r>
+            <w:rPr>
+              <w:rStyle w:val="Platzhaltertext"/>
+            </w:rPr>
+            <w:t>.</w:t>
+          </w:r>
+        </w:p>
+      </w:docPartBody>
+    </w:docPart>
+    <w:docPart>
+      <w:docPartPr>
+        <w:name w:val="75E71EB133EA4B3DA960344AEE1515D4"/>
+        <w:category>
+          <w:name w:val="Allgemein"/>
+          <w:gallery w:val="placeholder"/>
+        </w:category>
+        <w:types>
+          <w:type w:val="bbPlcHdr"/>
+        </w:types>
+        <w:behaviors>
+          <w:behavior w:val="content"/>
+        </w:behaviors>
+        <w:guid w:val="{B0B89305-7F36-461A-9776-402A03D06D62}"/>
+      </w:docPartPr>
+      <w:docPartBody>
+        <w:p>
+          <w:pPr>
+            <w:pStyle w:val="75E71EB133EA4B3DA960344AEE1515D41"/>
+          </w:pPr>
+          <w:r>
+            <w:rPr>
+              <w:rStyle w:val="Platzhaltertext"/>
+            </w:rPr>
+            <w:t>Wählen Sie ein Element aus.</w:t>
+          </w:r>
+        </w:p>
+      </w:docPartBody>
+    </w:docPart>
+    <w:docPart>
+      <w:docPartPr>
+        <w:name w:val="8D62599306644C899D7F99BB2F813D79"/>
+        <w:category>
+          <w:name w:val="Allgemein"/>
+          <w:gallery w:val="placeholder"/>
+        </w:category>
+        <w:types>
+          <w:type w:val="bbPlcHdr"/>
+        </w:types>
+        <w:behaviors>
+          <w:behavior w:val="content"/>
+        </w:behaviors>
+        <w:guid w:val="{869DEEE2-B80D-44A0-982D-A650E5523BDA}"/>
+      </w:docPartPr>
+      <w:docPartBody>
+        <w:p>
+          <w:pPr>
+            <w:pStyle w:val="8D62599306644C899D7F99BB2F813D791"/>
+          </w:pPr>
+          <w:r>
+            <w:rPr>
+              <w:rStyle w:val="Platzhaltertext"/>
+              <w:szCs w:val="22"/>
+            </w:rPr>
+            <w:t>Wählen Sie ein Element aus.</w:t>
+          </w:r>
+        </w:p>
+      </w:docPartBody>
+    </w:docPart>
+    <w:docPart>
+      <w:docPartPr>
+        <w:name w:val="01BE014577F6443EA11F3B5620C10CC6"/>
+        <w:category>
+          <w:name w:val="Allgemein"/>
+          <w:gallery w:val="placeholder"/>
+        </w:category>
+        <w:types>
+          <w:type w:val="bbPlcHdr"/>
+        </w:types>
+        <w:behaviors>
+          <w:behavior w:val="content"/>
+        </w:behaviors>
+        <w:guid w:val="{ECA57561-FD1F-44B9-9EAF-74A0C230D6A0}"/>
+      </w:docPartPr>
+      <w:docPartBody>
+        <w:p>
+          <w:pPr>
+            <w:pStyle w:val="01BE014577F6443EA11F3B5620C10CC6"/>
+          </w:pPr>
+          <w:r>
+            <w:rPr>
+              <w:rStyle w:val="Platzhaltertext"/>
+            </w:rPr>
+            <w:t>Wählen Sie ein Element aus.</w:t>
+          </w:r>
+        </w:p>
+      </w:docPartBody>
+    </w:docPart>
+    <w:docPart>
+      <w:docPartPr>
+        <w:name w:val="37B378CE83354445A0A99C623642EF34"/>
+        <w:category>
+          <w:name w:val="Allgemein"/>
+          <w:gallery w:val="placeholder"/>
+        </w:category>
+        <w:types>
+          <w:type w:val="bbPlcHdr"/>
+        </w:types>
+        <w:behaviors>
+          <w:behavior w:val="content"/>
+        </w:behaviors>
+        <w:guid w:val="{F19826E6-6F7A-478B-9D51-E482F18496DF}"/>
+      </w:docPartPr>
+      <w:docPartBody>
+        <w:p>
+          <w:pPr>
+            <w:pStyle w:val="37B378CE83354445A0A99C623642EF34"/>
+          </w:pPr>
+          <w:r>
+            <w:rPr>
+              <w:rStyle w:val="Platzhaltertext"/>
+            </w:rPr>
+            <w:t>Wählen Sie ein Element aus.</w:t>
+          </w:r>
+        </w:p>
+      </w:docPartBody>
+    </w:docPart>
+    <w:docPart>
+      <w:docPartPr>
+        <w:name w:val="086E44B78C2341F1850192D7CF38F225"/>
+        <w:category>
+          <w:name w:val="Allgemein"/>
+          <w:gallery w:val="placeholder"/>
+        </w:category>
+        <w:types>
+          <w:type w:val="bbPlcHdr"/>
+        </w:types>
+        <w:behaviors>
+          <w:behavior w:val="content"/>
+        </w:behaviors>
+        <w:guid w:val="{BC6384EC-04F5-4382-A00C-80CA17DAC8DF}"/>
+      </w:docPartPr>
+      <w:docPartBody>
+        <w:p>
+          <w:pPr>
+            <w:pStyle w:val="086E44B78C2341F1850192D7CF38F2251"/>
+          </w:pPr>
+          <w:r>
+            <w:rPr>
+              <w:bCs/>
+              <w:lang w:val="de-DE"/>
+            </w:rPr>
+            <w:t>&lt;ID</w:t>
+          </w:r>
+          <w:r>
+            <w:t>&gt;</w:t>
+          </w:r>
+        </w:p>
+      </w:docPartBody>
+    </w:docPart>
+    <w:docPart>
+      <w:docPartPr>
+        <w:name w:val="F0C85C2A66514F7A9425CEEC944C5599"/>
+        <w:category>
+          <w:name w:val="Allgemein"/>
+          <w:gallery w:val="placeholder"/>
+        </w:category>
+        <w:types>
+          <w:type w:val="bbPlcHdr"/>
+        </w:types>
+        <w:behaviors>
+          <w:behavior w:val="content"/>
+        </w:behaviors>
+        <w:guid w:val="{4F097266-325B-44C6-80AE-2BAA5898D565}"/>
+      </w:docPartPr>
+      <w:docPartBody>
+        <w:p>
+          <w:pPr>
+            <w:pStyle w:val="F0C85C2A66514F7A9425CEEC944C5599"/>
+          </w:pPr>
+          <w:r>
+            <w:t>&lt;Name&gt;</w:t>
+          </w:r>
+        </w:p>
+      </w:docPartBody>
+    </w:docPart>
+    <w:docPart>
+      <w:docPartPr>
+        <w:name w:val="BF0711352A154BD2BE6C4676003142BF"/>
+        <w:category>
+          <w:name w:val="Allgemein"/>
+          <w:gallery w:val="placeholder"/>
+        </w:category>
+        <w:types>
+          <w:type w:val="bbPlcHdr"/>
+        </w:types>
+        <w:behaviors>
+          <w:behavior w:val="content"/>
+        </w:behaviors>
+        <w:guid w:val="{BE778131-978A-4BB3-B42F-C7BC30989F92}"/>
+      </w:docPartPr>
+      <w:docPartBody>
+        <w:p>
+          <w:pPr>
+            <w:pStyle w:val="BF0711352A154BD2BE6C4676003142BF"/>
+          </w:pPr>
+          <w:r>
+            <w:rPr>
+              <w:szCs w:val="22"/>
+            </w:rPr>
+            <w:t>x.x.x</w:t>
+          </w:r>
+        </w:p>
+      </w:docPartBody>
+    </w:docPart>
+    <w:docPart>
+      <w:docPartPr>
+        <w:name w:val="9735D7C1ADD346799415F2F8AE957B5B"/>
+        <w:category>
+          <w:name w:val="Allgemein"/>
+          <w:gallery w:val="placeholder"/>
+        </w:category>
+        <w:types>
+          <w:type w:val="bbPlcHdr"/>
+        </w:types>
+        <w:behaviors>
+          <w:behavior w:val="content"/>
+        </w:behaviors>
+        <w:guid w:val="{286DC82B-4951-46DA-946B-4582DD2F191A}"/>
+      </w:docPartPr>
+      <w:docPartBody>
+        <w:p>
+          <w:pPr>
+            <w:pStyle w:val="9735D7C1ADD346799415F2F8AE957B5B1"/>
+          </w:pPr>
+          <w:r>
+            <w:rPr>
+              <w:rStyle w:val="Platzhaltertext"/>
+            </w:rPr>
+            <w:t>Datum Anpassung/Änderung</w:t>
+          </w:r>
+          <w:r>
+            <w:rPr>
+              <w:rStyle w:val="Platzhaltertext"/>
+            </w:rPr>
+            <w:t>.</w:t>
+          </w:r>
+        </w:p>
+      </w:docPartBody>
+    </w:docPart>
+    <w:docPart>
+      <w:docPartPr>
+        <w:name w:val="FE117ECA939D492FA085F2D3887B04F3"/>
+        <w:category>
+          <w:name w:val="Allgemein"/>
+          <w:gallery w:val="placeholder"/>
+        </w:category>
+        <w:types>
+          <w:type w:val="bbPlcHdr"/>
+        </w:types>
+        <w:behaviors>
+          <w:behavior w:val="content"/>
+        </w:behaviors>
+        <w:guid w:val="{0AEC1C4D-3DCE-4990-9E6F-DC628FEA03BE}"/>
+      </w:docPartPr>
+      <w:docPartBody>
+        <w:p>
+          <w:pPr>
+            <w:pStyle w:val="FE117ECA939D492FA085F2D3887B04F31"/>
+          </w:pPr>
+          <w:r>
+            <w:rPr>
+              <w:rStyle w:val="Platzhaltertext"/>
+            </w:rPr>
+            <w:t>Datum Genehmigung</w:t>
+          </w:r>
+          <w:r>
+            <w:rPr>
+              <w:rStyle w:val="Platzhaltertext"/>
+            </w:rPr>
+            <w:t>.</w:t>
+          </w:r>
+        </w:p>
+      </w:docPartBody>
+    </w:docPart>
+    <w:docPart>
+      <w:docPartPr>
+        <w:name w:val="DefaultPlaceholder_-1854013440"/>
+        <w:category>
+          <w:name w:val="Allgemein"/>
+          <w:gallery w:val="placeholder"/>
+        </w:category>
+        <w:types>
+          <w:type w:val="bbPlcHdr"/>
+        </w:types>
+        <w:behaviors>
+          <w:behavior w:val="content"/>
+        </w:behaviors>
+        <w:guid w:val="{AE17EC16-BA97-44B3-854B-5D635B41407C}"/>
+      </w:docPartPr>
+      <w:docPartBody>
+        <w:p>
+          <w:r>
+            <w:rPr>
+              <w:rStyle w:val="Platzhaltertext"/>
+            </w:rPr>
+            <w:t>Klicken oder tippen Sie hier, um Text einzugeben.</w:t>
+          </w:r>
+        </w:p>
+      </w:docPartBody>
+    </w:docPart>
+    <w:docPart>
+      <w:docPartPr>
+        <w:name w:val="3840FDED7BC54ACDA83A99E90F54D2F7"/>
+        <w:category>
+          <w:name w:val="Allgemein"/>
+          <w:gallery w:val="placeholder"/>
+        </w:category>
+        <w:types>
+          <w:type w:val="bbPlcHdr"/>
+        </w:types>
+        <w:behaviors>
+          <w:behavior w:val="content"/>
+        </w:behaviors>
+        <w:guid w:val="{6EBE4A25-CB3F-48C0-BACC-6F09B5ED7B4D}"/>
+      </w:docPartPr>
+      <w:docPartBody>
+        <w:p>
+          <w:pPr>
+            <w:pStyle w:val="3840FDED7BC54ACDA83A99E90F54D2F72"/>
+          </w:pPr>
+          <w:r>
+            <w:rPr>
+              <w:bCs/>
+              <w:lang w:val="de-DE"/>
+            </w:rPr>
+            <w:t>&lt;ID</w:t>
+          </w:r>
+          <w:r>
+            <w:t>&gt;</w:t>
+          </w:r>
+        </w:p>
+      </w:docPartBody>
+    </w:docPart>
+    <w:docPart>
+      <w:docPartPr>
+        <w:name w:val="5D6F5A4688F3443284BDC52A11C3E1EB"/>
+        <w:category>
+          <w:name w:val="Allgemein"/>
+          <w:gallery w:val="placeholder"/>
+        </w:category>
+        <w:types>
+          <w:type w:val="bbPlcHdr"/>
+        </w:types>
+        <w:behaviors>
+          <w:behavior w:val="content"/>
+        </w:behaviors>
+        <w:guid w:val="{8517429B-753E-46E3-BF9B-2A86C1C86921}"/>
+      </w:docPartPr>
+      <w:docPartBody>
+        <w:p>
+          <w:pPr>
+            <w:pStyle w:val="5D6F5A4688F3443284BDC52A11C3E1EB1"/>
+          </w:pPr>
+          <w:r>
+            <w:rPr>
+              <w:bCs/>
+              <w:lang w:val="de-DE"/>
+            </w:rPr>
+            <w:t>&lt;ID</w:t>
+          </w:r>
+          <w:r>
+            <w:t>&gt;</w:t>
+          </w:r>
+        </w:p>
+      </w:docPartBody>
+    </w:docPart>
+    <w:docPart>
+      <w:docPartPr>
+        <w:name w:val="F17F4E7349A449909D58A2C8119DB870"/>
+        <w:category>
+          <w:name w:val="Allgemein"/>
+          <w:gallery w:val="placeholder"/>
+        </w:category>
+        <w:types>
+          <w:type w:val="bbPlcHdr"/>
+        </w:types>
+        <w:behaviors>
+          <w:behavior w:val="content"/>
+        </w:behaviors>
+        <w:guid w:val="{9DEEEF95-F05B-4CCB-A6AE-1A1475B89245}"/>
+      </w:docPartPr>
+      <w:docPartBody>
+        <w:p>
+          <w:pPr>
+            <w:pStyle w:val="F17F4E7349A449909D58A2C8119DB870"/>
+          </w:pPr>
+          <w:r>
+            <w:t>&lt;Name&gt;</w:t>
+          </w:r>
+        </w:p>
+      </w:docPartBody>
+    </w:docPart>
+    <w:docPart>
+      <w:docPartPr>
+        <w:name w:val="CBC76662BEBC46C095E1C211A4801FFA"/>
+        <w:category>
+          <w:name w:val="Allgemein"/>
+          <w:gallery w:val="placeholder"/>
+        </w:category>
+        <w:types>
+          <w:type w:val="bbPlcHdr"/>
+        </w:types>
+        <w:behaviors>
+          <w:behavior w:val="content"/>
+        </w:behaviors>
+        <w:guid w:val="{0F2EB060-2C9F-4FD1-9AB4-E036FAB20E77}"/>
+      </w:docPartPr>
+      <w:docPartBody>
+        <w:p>
+          <w:pPr>
+            <w:pStyle w:val="CBC76662BEBC46C095E1C211A4801FFA"/>
+          </w:pPr>
+          <w:r>
+            <w:t>&lt;ID</w:t>
+          </w:r>
+          <w:r>
+            <w:t>&gt;</w:t>
+          </w:r>
+        </w:p>
+      </w:docPartBody>
+    </w:docPart>
+    <w:docPart>
+      <w:docPartPr>
+        <w:name w:val="0BFF97EA39E346798CBF821364EB72BF"/>
+        <w:category>
+          <w:name w:val="Allgemein"/>
+          <w:gallery w:val="placeholder"/>
+        </w:category>
+        <w:types>
+          <w:type w:val="bbPlcHdr"/>
+        </w:types>
+        <w:behaviors>
+          <w:behavior w:val="content"/>
+        </w:behaviors>
+        <w:guid w:val="{11FB3F0D-AFB3-4692-885E-BA9D1ED5DD89}"/>
+      </w:docPartPr>
+      <w:docPartBody>
+        <w:p>
+          <w:pPr>
+            <w:pStyle w:val="0BFF97EA39E346798CBF821364EB72BF"/>
+          </w:pPr>
+          <w:r>
+            <w:t>&lt;Name&gt;</w:t>
+          </w:r>
+        </w:p>
+      </w:docPartBody>
+    </w:docPart>
+    <w:docPart>
+      <w:docPartPr>
+        <w:name w:val="0662C03382AE4753B4FC349D202E896A"/>
+        <w:category>
+          <w:name w:val="Allgemein"/>
+          <w:gallery w:val="placeholder"/>
+        </w:category>
+        <w:types>
+          <w:type w:val="bbPlcHdr"/>
+        </w:types>
+        <w:behaviors>
+          <w:behavior w:val="content"/>
+        </w:behaviors>
+        <w:guid w:val="{4D70B29F-BCFB-428D-A4AA-B8ABB85B4AD1}"/>
+      </w:docPartPr>
+      <w:docPartBody>
+        <w:p>
+          <w:pPr>
+            <w:pStyle w:val="0662C03382AE4753B4FC349D202E896A"/>
+          </w:pPr>
+          <w:r>
+            <w:t>x.x.x</w:t>
+          </w:r>
+        </w:p>
+      </w:docPartBody>
+    </w:docPart>
+    <w:docPart>
+      <w:docPartPr>
+        <w:name w:val="09A8EA1D3FE34B71B52FCA06A1CDF1F1"/>
+        <w:category>
+          <w:name w:val="Allgemein"/>
+          <w:gallery w:val="placeholder"/>
+        </w:category>
+        <w:types>
+          <w:type w:val="bbPlcHdr"/>
+        </w:types>
+        <w:behaviors>
+          <w:behavior w:val="content"/>
+        </w:behaviors>
+        <w:guid w:val="{0A8A8181-BA75-4F16-A445-88AAFD189B83}"/>
+      </w:docPartPr>
+      <w:docPartBody>
+        <w:p>
+          <w:pPr>
+            <w:pStyle w:val="09A8EA1D3FE34B71B52FCA06A1CDF1F1"/>
+          </w:pPr>
+          <w:r>
+            <w:rPr>
+              <w:b/>
+            </w:rPr>
+            <w:t xml:space="preserve">Wählen Sie </w:t>
+          </w:r>
+          <w:r>
+            <w:rPr>
+              <w:rStyle w:val="Platzhaltertext"/>
+            </w:rPr>
+            <w:t>ein Element aus.</w:t>
+          </w:r>
+        </w:p>
+      </w:docPartBody>
+    </w:docPart>
+    <w:docPart>
+      <w:docPartPr>
+        <w:name w:val="3919592CBF4F41368C482D1FF67AD66A"/>
+        <w:category>
+          <w:name w:val="Allgemein"/>
+          <w:gallery w:val="placeholder"/>
+        </w:category>
+        <w:types>
+          <w:type w:val="bbPlcHdr"/>
+        </w:types>
+        <w:behaviors>
+          <w:behavior w:val="content"/>
+        </w:behaviors>
+        <w:guid w:val="{0D266A17-577A-4F25-8C59-37F12BD561EA}"/>
+      </w:docPartPr>
+      <w:docPartBody>
+        <w:p>
+          <w:pPr>
+            <w:pStyle w:val="3919592CBF4F41368C482D1FF67AD66A"/>
+          </w:pPr>
+          <w:r>
+            <w:rPr>
+              <w:rStyle w:val="Platzhaltertext"/>
+            </w:rPr>
+            <w:t>Klicken Sie hier, um Text einzugeben.</w:t>
+          </w:r>
+        </w:p>
+      </w:docPartBody>
+    </w:docPart>
+    <w:docPart>
+      <w:docPartPr>
+        <w:name w:val="361EB6799C1A4A95A62025BD3AD876D1"/>
+        <w:category>
+          <w:name w:val="Allgemein"/>
+          <w:gallery w:val="placeholder"/>
+        </w:category>
+        <w:types>
+          <w:type w:val="bbPlcHdr"/>
+        </w:types>
+        <w:behaviors>
+          <w:behavior w:val="content"/>
+        </w:behaviors>
+        <w:guid w:val="{F705D302-C523-4FD9-833B-8EF0F03176B1}"/>
+      </w:docPartPr>
+      <w:docPartBody>
+        <w:p>
+          <w:pPr>
+            <w:pStyle w:val="361EB6799C1A4A95A62025BD3AD876D1"/>
+          </w:pPr>
+          <w:r>
+            <w:rPr>
+              <w:rStyle w:val="Platzhaltertext"/>
+            </w:rPr>
+            <w:t>Datum Anpassung</w:t>
+          </w:r>
+          <w:r>
+            <w:rPr>
+              <w:rStyle w:val="Platzhaltertext"/>
+            </w:rPr>
+            <w:t>/Änderung</w:t>
+          </w:r>
+          <w:r>
+            <w:rPr>
+              <w:rStyle w:val="Platzhaltertext"/>
+            </w:rPr>
+            <w:t>.</w:t>
+          </w:r>
+        </w:p>
+      </w:docPartBody>
+    </w:docPart>
+  </w:docParts>
+</w:glossaryDocument>
+</file>
+
+<file path=word/glossary/fontTable.xml><?xml version="1.0" encoding="utf-8"?>
+<w:fonts xmlns:mc="http://schemas.openxmlformats.org/markup-compatibility/2006" xmlns:r="http://schemas.openxmlformats.org/officeDocument/2006/relationships" xmlns:w="http://schemas.openxmlformats.org/wordprocessingml/2006/main" xmlns:w14="http://schemas.microsoft.com/office/word/2010/wordml" xmlns:w15="http://schemas.microsoft.com/office/word/2012/wordml" xmlns:w16cex="http://schemas.microsoft.com/office/word/2018/wordml/cex" xmlns:w16cid="http://schemas.microsoft.com/office/word/2016/wordml/cid" xmlns:w16="http://schemas.microsoft.com/office/word/2018/wordml" xmlns:w16du="http://schemas.microsoft.com/office/word/2023/wordml/word16du" xmlns:w16sdtdh="http://schemas.microsoft.com/office/word/2020/wordml/sdtdatahash" xmlns:w16sdtfl="http://schemas.microsoft.com/office/word/2024/wordml/sdtformatlock" xmlns:w16se="http://schemas.microsoft.com/office/word/2015/wordml/symex" mc:Ignorable="w14 w15 w16se w16cid w16 w16cex w16sdtdh w16sdtfl w16du">
+  <w:font w:name="Arial">
+    <w:panose1 w:val="020B0604020202020204"/>
+    <w:charset w:val="00"/>
+    <w:family w:val="swiss"/>
+    <w:pitch w:val="variable"/>
+    <w:sig w:usb0="E0002EFF" w:usb1="C000785B" w:usb2="00000009" w:usb3="00000000" w:csb0="000001FF" w:csb1="00000000"/>
+  </w:font>
+  <w:font w:name="Times New Roman">
+    <w:panose1 w:val="02020603050405020304"/>
+    <w:charset w:val="00"/>
+    <w:family w:val="roman"/>
+    <w:pitch w:val="variable"/>
+    <w:sig w:usb0="E0002EFF" w:usb1="C000785B" w:usb2="00000009" w:usb3="00000000" w:csb0="000001FF" w:csb1="00000000"/>
+  </w:font>
+  <w:font w:name="Frutiger LT Pro 45 Light">
+    <w:altName w:val="Calibri"/>
+    <w:panose1 w:val="020B0403030504020204"/>
+    <w:charset w:val="00"/>
+    <w:family w:val="swiss"/>
+    <w:pitch w:val="variable"/>
+    <w:sig w:usb0="A00000AF" w:usb1="5000204A" w:usb2="00000000" w:usb3="00000000" w:csb0="00000093" w:csb1="00000000"/>
+  </w:font>
+  <w:font w:name="Symbol">
+    <w:panose1 w:val="05050102010706020507"/>
+    <w:charset w:val="02"/>
+    <w:family w:val="roman"/>
+    <w:pitch w:val="variable"/>
+    <w:sig w:usb0="00000000" w:usb1="10000000" w:usb2="00000000" w:usb3="00000000" w:csb0="80000000" w:csb1="00000000"/>
+  </w:font>
+  <w:font w:name="Courier New">
+    <w:panose1 w:val="02070309020205020404"/>
+    <w:charset w:val="00"/>
+    <w:family w:val="modern"/>
+    <w:pitch w:val="fixed"/>
+    <w:sig w:usb0="E0002EFF" w:usb1="C0007843" w:usb2="00000009" w:usb3="00000000" w:csb0="000001FF" w:csb1="00000000"/>
+  </w:font>
+  <w:font w:name="Wingdings">
+    <w:panose1 w:val="05000000000000000000"/>
+    <w:charset w:val="02"/>
+    <w:family w:val="auto"/>
+    <w:pitch w:val="variable"/>
+    <w:sig w:usb0="00000000" w:usb1="10000000" w:usb2="00000000" w:usb3="00000000" w:csb0="80000000" w:csb1="00000000"/>
+  </w:font>
+  <w:font w:name="Calibri">
+    <w:panose1 w:val="020F0502020204030204"/>
+    <w:charset w:val="00"/>
+    <w:family w:val="swiss"/>
+    <w:pitch w:val="variable"/>
+    <w:sig w:usb0="E4002EFF" w:usb1="C200247B" w:usb2="00000009" w:usb3="00000000" w:csb0="000001FF" w:csb1="00000000"/>
+  </w:font>
+  <w:font w:name="Tahoma">
+    <w:panose1 w:val="020B0604030504040204"/>
+    <w:charset w:val="00"/>
+    <w:family w:val="swiss"/>
+    <w:pitch w:val="variable"/>
+    <w:sig w:usb0="E1002EFF" w:usb1="C000605B" w:usb2="00000029" w:usb3="00000000" w:csb0="000101FF" w:csb1="00000000"/>
+  </w:font>
+  <w:font w:name="Arial Narrow">
+    <w:panose1 w:val="020B0606020202030204"/>
+    <w:charset w:val="00"/>
+    <w:family w:val="swiss"/>
+    <w:pitch w:val="variable"/>
+    <w:sig w:usb0="00000287" w:usb1="00000800" w:usb2="00000000" w:usb3="00000000" w:csb0="0000009F" w:csb1="00000000"/>
+  </w:font>
+  <w:font w:name="Cambria">
+    <w:panose1 w:val="02040503050406030204"/>
+    <w:charset w:val="00"/>
+    <w:family w:val="roman"/>
+    <w:pitch w:val="variable"/>
+    <w:sig w:usb0="E00006FF" w:usb1="420024FF" w:usb2="02000000" w:usb3="00000000" w:csb0="0000019F" w:csb1="00000000"/>
+  </w:font>
+  <w:font w:name="Aptos">
+    <w:charset w:val="00"/>
+    <w:family w:val="swiss"/>
+    <w:pitch w:val="variable"/>
+    <w:sig w:usb0="20000287" w:usb1="00000003" w:usb2="00000000" w:usb3="00000000" w:csb0="0000019F" w:csb1="00000000"/>
+  </w:font>
+  <w:font w:name="Aptos Display">
+    <w:charset w:val="00"/>
+    <w:family w:val="swiss"/>
+    <w:pitch w:val="variable"/>
+    <w:sig w:usb0="20000287" w:usb1="00000003" w:usb2="00000000" w:usb3="00000000" w:csb0="0000019F" w:csb1="00000000"/>
+  </w:font>
+</w:fonts>
+</file>
+
+<file path=word/glossary/settings.xml><?xml version="1.0" encoding="utf-8"?>
+<w:settings xmlns:mc="http://schemas.openxmlformats.org/markup-compatibility/2006" xmlns:o="urn:schemas-microsoft-com:office:office" xmlns:r="http://schemas.openxmlformats.org/officeDocument/2006/relationships" xmlns:m="http://schemas.openxmlformats.org/officeDocument/2006/math" xmlns:v="urn:schemas-microsoft-com:vml" xmlns:w10="urn:schemas-microsoft-com:office:word" xmlns:w="http://schemas.openxmlformats.org/wordprocessingml/2006/main" xmlns:w14="http://schemas.microsoft.com/office/word/2010/wordml" xmlns:w15="http://schemas.microsoft.com/office/word/2012/wordml" xmlns:w16cex="http://schemas.microsoft.com/office/word/2018/wordml/cex" xmlns:w16cid="http://schemas.microsoft.com/office/word/2016/wordml/cid" xmlns:w16="http://schemas.microsoft.com/office/word/2018/wordml" xmlns:w16du="http://schemas.microsoft.com/office/word/2023/wordml/word16du" xmlns:w16sdtdh="http://schemas.microsoft.com/office/word/2020/wordml/sdtdatahash" xmlns:w16sdtfl="http://schemas.microsoft.com/office/word/2024/wordml/sdtformatlock" xmlns:w16se="http://schemas.microsoft.com/office/word/2015/wordml/symex" xmlns:sl="http://schemas.openxmlformats.org/schemaLibrary/2006/main" mc:Ignorable="w14 w15 w16se w16cid w16 w16cex w16sdtdh w16sdtfl w16du">
+  <w:view w:val="normal"/>
+  <w:revisionView w:formatting="0" w:inkAnnotations="0"/>
+  <w:defaultTabStop w:val="708"/>
+  <w:hyphenationZone w:val="425"/>
+  <w:characterSpacingControl w:val="doNotCompress"/>
+  <w:compat>
+    <w:useFELayout/>
+    <w:compatSetting w:name="compatibilityMode" w:uri="http://schemas.microsoft.com/office/word" w:val="15"/>
+    <w:compatSetting w:name="overrideTableStyleFontSizeAndJustification" w:uri="http://schemas.microsoft.com/office/word" w:val="1"/>
+    <w:compatSetting w:name="enableOpenTypeFeatures" w:uri="http://schemas.microsoft.com/office/word" w:val="1"/>
+    <w:compatSetting w:name="doNotFlipMirrorIndents" w:uri="http://schemas.microsoft.com/office/word" w:val="1"/>
+    <w:compatSetting w:name="differentiateMultirowTableHeaders" w:uri="http://schemas.microsoft.com/office/word" w:val="1"/>
+    <w:compatSetting w:name="useWord2013TrackBottomHyphenation" w:uri="http://schemas.microsoft.com/office/word" w:val="1"/>
+  </w:compat>
+  <w:rsids>
+    <w:rsidRoot w:val="00E472FD"/>
+    <w:rsid w:val="00004DF3"/>
+    <w:rsid w:val="00056DF8"/>
+    <w:rsid w:val="000F4AB2"/>
+    <w:rsid w:val="001143FD"/>
+    <w:rsid w:val="00164B02"/>
+    <w:rsid w:val="001775CB"/>
+    <w:rsid w:val="00191958"/>
+    <w:rsid w:val="00206DAD"/>
+    <w:rsid w:val="00266662"/>
+    <w:rsid w:val="00274747"/>
+    <w:rsid w:val="0031410D"/>
+    <w:rsid w:val="00410F19"/>
+    <w:rsid w:val="00500653"/>
+    <w:rsid w:val="00555041"/>
+    <w:rsid w:val="007004C9"/>
+    <w:rsid w:val="0071232E"/>
+    <w:rsid w:val="00797A59"/>
+    <w:rsid w:val="007A32AD"/>
+    <w:rsid w:val="007A7FF0"/>
+    <w:rsid w:val="00807934"/>
+    <w:rsid w:val="00862C11"/>
+    <w:rsid w:val="00872ECF"/>
+    <w:rsid w:val="00882924"/>
+    <w:rsid w:val="008E3E46"/>
+    <w:rsid w:val="008E55C8"/>
+    <w:rsid w:val="00936C67"/>
+    <w:rsid w:val="00987E0F"/>
+    <w:rsid w:val="009A1DF3"/>
+    <w:rsid w:val="009B3AE4"/>
+    <w:rsid w:val="00A50FFC"/>
+    <w:rsid w:val="00AE3D30"/>
+    <w:rsid w:val="00AE6DF0"/>
+    <w:rsid w:val="00B07943"/>
+    <w:rsid w:val="00B65680"/>
+    <w:rsid w:val="00BD4AD9"/>
+    <w:rsid w:val="00BF142C"/>
+    <w:rsid w:val="00CF3F14"/>
+    <w:rsid w:val="00E472FD"/>
+    <w:rsid w:val="00E846C2"/>
+    <w:rsid w:val="00EB45C5"/>
+    <w:rsid w:val="00F65B73"/>
+  </w:rsids>
+  <m:mathPr>
+    <m:mathFont m:val="Cambria Math"/>
+    <m:brkBin m:val="before"/>
+    <m:brkBinSub m:val="--"/>
+    <m:smallFrac m:val="0"/>
+    <m:dispDef/>
+    <m:lMargin m:val="0"/>
+    <m:rMargin m:val="0"/>
+    <m:defJc m:val="centerGroup"/>
+    <m:wrapIndent m:val="1440"/>
+    <m:intLim m:val="subSup"/>
+    <m:naryLim m:val="undOvr"/>
+  </m:mathPr>
+  <w:themeFontLang w:val="de-CH" w:bidi="ar-SA"/>
+  <w:clrSchemeMapping w:bg1="light1" w:t1="dark1" w:bg2="light2" w:t2="dark2" w:accent1="accent1" w:accent2="accent2" w:accent3="accent3" w:accent4="accent4" w:accent5="accent5" w:accent6="accent6" w:hyperlink="hyperlink" w:followedHyperlink="followedHyperlink"/>
+  <w:decimalSymbol w:val="."/>
+  <w:listSeparator w:val=";"/>
+  <w15:chartTrackingRefBased/>
+</w:settings>
+</file>
+
+<file path=word/glossary/styles.xml><?xml version="1.0" encoding="utf-8"?>
+<w:styles xmlns:mc="http://schemas.openxmlformats.org/markup-compatibility/2006" xmlns:r="http://schemas.openxmlformats.org/officeDocument/2006/relationships" xmlns:w="http://schemas.openxmlformats.org/wordprocessingml/2006/main" xmlns:w14="http://schemas.microsoft.com/office/word/2010/wordml" xmlns:w15="http://schemas.microsoft.com/office/word/2012/wordml" xmlns:w16cex="http://schemas.microsoft.com/office/word/2018/wordml/cex" xmlns:w16cid="http://schemas.microsoft.com/office/word/2016/wordml/cid" xmlns:w16="http://schemas.microsoft.com/office/word/2018/wordml" xmlns:w16du="http://schemas.microsoft.com/office/word/2023/wordml/word16du" xmlns:w16sdtdh="http://schemas.microsoft.com/office/word/2020/wordml/sdtdatahash" xmlns:w16sdtfl="http://schemas.microsoft.com/office/word/2024/wordml/sdtformatlock" xmlns:w16se="http://schemas.microsoft.com/office/word/2015/wordml/symex" mc:Ignorable="w14 w15 w16se w16cid w16 w16cex w16sdtdh w16sdtfl w16du">
+  <w:docDefaults>
+    <w:rPrDefault>
+      <w:rPr>
+        <w:rFonts w:asciiTheme="minorHAnsi" w:eastAsiaTheme="minorEastAsia" w:hAnsiTheme="minorHAnsi" w:cstheme="minorBidi"/>
+        <w:sz w:val="22"/>
+        <w:szCs w:val="22"/>
+        <w:lang w:val="de-CH" w:eastAsia="de-CH" w:bidi="ar-SA"/>
+      </w:rPr>
+    </w:rPrDefault>
+    <w:pPrDefault>
+      <w:pPr>
+        <w:spacing w:after="160" w:line="259" w:lineRule="auto"/>
+      </w:pPr>
+    </w:pPrDefault>
+  </w:docDefaults>
+  <w:latentStyles w:defLockedState="0" w:defUIPriority="99" w:defSemiHidden="0" w:defUnhideWhenUsed="0" w:defQFormat="0" w:count="376">
+    <w:lsdException w:name="Normal" w:uiPriority="0" w:qFormat="1"/>
+    <w:lsdException w:name="heading 1" w:uiPriority="9" w:qFormat="1"/>
+    <w:lsdException w:name="heading 2" w:semiHidden="1" w:uiPriority="9" w:unhideWhenUsed="1" w:qFormat="1"/>
+    <w:lsdException w:name="heading 3" w:semiHidden="1" w:uiPriority="9" w:unhideWhenUsed="1" w:qFormat="1"/>
+    <w:lsdException w:name="heading 4" w:semiHidden="1" w:uiPriority="9" w:unhideWhenUsed="1" w:qFormat="1"/>
+    <w:lsdException w:name="heading 5" w:semiHidden="1" w:uiPriority="9" w:unhideWhenUsed="1" w:qFormat="1"/>
+    <w:lsdException w:name="heading 6" w:semiHidden="1" w:uiPriority="9" w:unhideWhenUsed="1" w:qFormat="1"/>
+    <w:lsdException w:name="heading 7" w:semiHidden="1" w:uiPriority="9" w:unhideWhenUsed="1" w:qFormat="1"/>
+    <w:lsdException w:name="heading 8" w:semiHidden="1" w:uiPriority="9" w:unhideWhenUsed="1" w:qFormat="1"/>
+    <w:lsdException w:name="heading 9" w:semiHidden="1" w:uiPriority="9" w:unhideWhenUsed="1" w:qFormat="1"/>
+    <w:lsdException w:name="index 1" w:semiHidden="1" w:unhideWhenUsed="1"/>
+    <w:lsdException w:name="index 2" w:semiHidden="1" w:unhideWhenUsed="1"/>
+    <w:lsdException w:name="index 3" w:semiHidden="1" w:unhideWhenUsed="1"/>
+    <w:lsdException w:name="index 4" w:semiHidden="1" w:unhideWhenUsed="1"/>
+    <w:lsdException w:name="index 5" w:semiHidden="1" w:unhideWhenUsed="1"/>
+    <w:lsdException w:name="index 6" w:semiHidden="1" w:unhideWhenUsed="1"/>
+    <w:lsdException w:name="index 7" w:semiHidden="1" w:unhideWhenUsed="1"/>
+    <w:lsdException w:name="index 8" w:semiHidden="1" w:unhideWhenUsed="1"/>
+    <w:lsdException w:name="index 9" w:semiHidden="1" w:unhideWhenUsed="1"/>
+    <w:lsdException w:name="toc 1" w:semiHidden="1" w:uiPriority="39" w:unhideWhenUsed="1"/>
+    <w:lsdException w:name="toc 2" w:semiHidden="1" w:uiPriority="39" w:unhideWhenUsed="1"/>
+    <w:lsdException w:name="toc 3" w:semiHidden="1" w:uiPriority="39" w:unhideWhenUsed="1"/>
+    <w:lsdException w:name="toc 4" w:semiHidden="1" w:uiPriority="39" w:unhideWhenUsed="1"/>
+    <w:lsdException w:name="toc 5" w:semiHidden="1" w:uiPriority="39" w:unhideWhenUsed="1"/>
+    <w:lsdException w:name="toc 6" w:semiHidden="1" w:uiPriority="39" w:unhideWhenUsed="1"/>
+    <w:lsdException w:name="toc 7" w:semiHidden="1" w:uiPriority="39" w:unhideWhenUsed="1"/>
+    <w:lsdException w:name="toc 8" w:semiHidden="1" w:uiPriority="39" w:unhideWhenUsed="1"/>
+    <w:lsdException w:name="toc 9" w:semiHidden="1" w:uiPriority="39" w:unhideWhenUsed="1"/>
+    <w:lsdException w:name="Normal Indent" w:semiHidden="1" w:unhideWhenUsed="1"/>
+    <w:lsdException w:name="footnote text" w:semiHidden="1" w:unhideWhenUsed="1"/>
+    <w:lsdException w:name="annotation text" w:semiHidden="1" w:unhideWhenUsed="1"/>
+    <w:lsdException w:name="header" w:semiHidden="1" w:unhideWhenUsed="1"/>
+    <w:lsdException w:name="footer" w:semiHidden="1" w:unhideWhenUsed="1"/>
+    <w:lsdException w:name="index heading" w:semiHidden="1" w:unhideWhenUsed="1"/>
+    <w:lsdException w:name="caption" w:semiHidden="1" w:uiPriority="35" w:unhideWhenUsed="1" w:qFormat="1"/>
+    <w:lsdException w:name="table of figures" w:semiHidden="1" w:unhideWhenUsed="1"/>
+    <w:lsdException w:name="envelope address" w:semiHidden="1" w:unhideWhenUsed="1"/>
+    <w:lsdException w:name="envelope return" w:semiHidden="1" w:unhideWhenUsed="1"/>
+    <w:lsdException w:name="footnote reference" w:semiHidden="1" w:unhideWhenUsed="1"/>
+    <w:lsdException w:name="annotation reference" w:semiHidden="1" w:unhideWhenUsed="1"/>
+    <w:lsdException w:name="line number" w:semiHidden="1" w:unhideWhenUsed="1"/>
+    <w:lsdException w:name="page number" w:semiHidden="1" w:unhideWhenUsed="1"/>
+    <w:lsdException w:name="endnote reference" w:semiHidden="1" w:unhideWhenUsed="1"/>
+    <w:lsdException w:name="endnote text" w:semiHidden="1" w:unhideWhenUsed="1"/>
+    <w:lsdException w:name="table of authorities" w:semiHidden="1" w:unhideWhenUsed="1"/>
+    <w:lsdException w:name="macro" w:semiHidden="1" w:unhideWhenUsed="1"/>
+    <w:lsdException w:name="toa heading" w:semiHidden="1" w:unhideWhenUsed="1"/>
+    <w:lsdException w:name="List" w:semiHidden="1" w:unhideWhenUsed="1"/>
+    <w:lsdException w:name="List Bullet" w:semiHidden="1" w:unhideWhenUsed="1"/>
+    <w:lsdException w:name="List Number" w:semiHidden="1" w:unhideWhenUsed="1"/>
+    <w:lsdException w:name="List 2" w:semiHidden="1" w:unhideWhenUsed="1"/>
+    <w:lsdException w:name="List 3" w:semiHidden="1" w:unhideWhenUsed="1"/>
+    <w:lsdException w:name="List 4" w:semiHidden="1" w:unhideWhenUsed="1"/>
+    <w:lsdException w:name="List 5" w:semiHidden="1" w:unhideWhenUsed="1"/>
+    <w:lsdException w:name="List Bullet 2" w:semiHidden="1" w:unhideWhenUsed="1"/>
+    <w:lsdException w:name="List Bullet 3" w:semiHidden="1" w:unhideWhenUsed="1"/>
+    <w:lsdException w:name="List Bullet 4" w:semiHidden="1" w:unhideWhenUsed="1"/>
+    <w:lsdException w:name="List Bullet 5" w:semiHidden="1" w:unhideWhenUsed="1"/>
+    <w:lsdException w:name="List Number 2" w:semiHidden="1" w:unhideWhenUsed="1"/>
+    <w:lsdException w:name="List Number 3" w:semiHidden="1" w:unhideWhenUsed="1"/>
+    <w:lsdException w:name="List Number 4" w:semiHidden="1" w:unhideWhenUsed="1"/>
+    <w:lsdException w:name="List Number 5" w:semiHidden="1" w:unhideWhenUsed="1"/>
+    <w:lsdException w:name="Title" w:uiPriority="10" w:qFormat="1"/>
+    <w:lsdException w:name="Closing" w:semiHidden="1" w:unhideWhenUsed="1"/>
+    <w:lsdException w:name="Signature" w:semiHidden="1" w:unhideWhenUsed="1"/>
+    <w:lsdException w:name="Default Paragraph Font" w:semiHidden="1" w:uiPriority="1" w:unhideWhenUsed="1"/>
+    <w:lsdException w:name="Body Text" w:semiHidden="1" w:unhideWhenUsed="1"/>
+    <w:lsdException w:name="Body Text Indent" w:semiHidden="1" w:unhideWhenUsed="1"/>
+    <w:lsdException w:name="List Continue" w:semiHidden="1" w:unhideWhenUsed="1"/>
+    <w:lsdException w:name="List Continue 2" w:semiHidden="1" w:unhideWhenUsed="1"/>
+    <w:lsdException w:name="List Continue 3" w:semiHidden="1" w:unhideWhenUsed="1"/>
+    <w:lsdException w:name="List Continue 4" w:semiHidden="1" w:unhideWhenUsed="1"/>
+    <w:lsdException w:name="List Continue 5" w:semiHidden="1" w:unhideWhenUsed="1"/>
+    <w:lsdException w:name="Message Header" w:semiHidden="1" w:unhideWhenUsed="1"/>
+    <w:lsdException w:name="Subtitle" w:uiPriority="11" w:qFormat="1"/>
+    <w:lsdException w:name="Salutation" w:semiHidden="1" w:unhideWhenUsed="1"/>
+    <w:lsdException w:name="Date" w:semiHidden="1" w:unhideWhenUsed="1"/>
+    <w:lsdException w:name="Body Text First Indent" w:semiHidden="1" w:unhideWhenUsed="1"/>
+    <w:lsdException w:name="Body Text First Indent 2" w:semiHidden="1" w:unhideWhenUsed="1"/>
+    <w:lsdException w:name="Note Heading" w:semiHidden="1" w:unhideWhenUsed="1"/>
+    <w:lsdException w:name="Body Text 2" w:semiHidden="1" w:unhideWhenUsed="1"/>
+    <w:lsdException w:name="Body Text 3" w:semiHidden="1" w:unhideWhenUsed="1"/>
+    <w:lsdException w:name="Body Text Indent 2" w:semiHidden="1" w:unhideWhenUsed="1"/>
+    <w:lsdException w:name="Body Text Indent 3" w:semiHidden="1" w:unhideWhenUsed="1"/>
+    <w:lsdException w:name="Block Text" w:semiHidden="1" w:unhideWhenUsed="1"/>
+    <w:lsdException w:name="Hyperlink" w:semiHidden="1" w:unhideWhenUsed="1"/>
+    <w:lsdException w:name="FollowedHyperlink" w:semiHidden="1" w:unhideWhenUsed="1"/>
+    <w:lsdException w:name="Strong" w:uiPriority="22" w:qFormat="1"/>
+    <w:lsdException w:name="Emphasis" w:uiPriority="20" w:qFormat="1"/>
+    <w:lsdException w:name="Document Map" w:semiHidden="1" w:unhideWhenUsed="1"/>
+    <w:lsdException w:name="Plain Text" w:semiHidden="1" w:unhideWhenUsed="1"/>
+    <w:lsdException w:name="E-mail Signature" w:semiHidden="1" w:unhideWhenUsed="1"/>
+    <w:lsdException w:name="HTML Top of Form" w:semiHidden="1" w:unhideWhenUsed="1"/>
+    <w:lsdException w:name="HTML Bottom of Form" w:semiHidden="1" w:unhideWhenUsed="1"/>
+    <w:lsdException w:name="Normal (Web)" w:semiHidden="1" w:unhideWhenUsed="1"/>
+    <w:lsdException w:name="HTML Acronym" w:semiHidden="1" w:unhideWhenUsed="1"/>
+    <w:lsdException w:name="HTML Address" w:semiHidden="1" w:unhideWhenUsed="1"/>
+    <w:lsdException w:name="HTML Cite" w:semiHidden="1" w:unhideWhenUsed="1"/>
+    <w:lsdException w:name="HTML Code" w:semiHidden="1" w:unhideWhenUsed="1"/>
+    <w:lsdException w:name="HTML Definition" w:semiHidden="1" w:unhideWhenUsed="1"/>
+    <w:lsdException w:name="HTML Keyboard" w:semiHidden="1" w:unhideWhenUsed="1"/>
+    <w:lsdException w:name="HTML Preformatted" w:semiHidden="1" w:unhideWhenUsed="1"/>
+    <w:lsdException w:name="HTML Sample" w:semiHidden="1" w:unhideWhenUsed="1"/>
+    <w:lsdException w:name="HTML Typewriter" w:semiHidden="1" w:unhideWhenUsed="1"/>
+    <w:lsdException w:name="HTML Variable" w:semiHidden="1" w:unhideWhenUsed="1"/>
+    <w:lsdException w:name="Normal Table" w:semiHidden="1" w:unhideWhenUsed="1"/>
+    <w:lsdException w:name="annotation subject" w:semiHidden="1" w:unhideWhenUsed="1"/>
+    <w:lsdException w:name="No List" w:semiHidden="1" w:unhideWhenUsed="1"/>
+    <w:lsdException w:name="Outline List 1" w:semiHidden="1" w:unhideWhenUsed="1"/>
+    <w:lsdException w:name="Outline List 2" w:semiHidden="1" w:unhideWhenUsed="1"/>
+    <w:lsdException w:name="Outline List 3" w:semiHidden="1" w:unhideWhenUsed="1"/>
+    <w:lsdException w:name="Table Simple 1" w:semiHidden="1" w:unhideWhenUsed="1"/>
+    <w:lsdException w:name="Table Simple 2" w:semiHidden="1" w:unhideWhenUsed="1"/>
+    <w:lsdException w:name="Table Simple 3" w:semiHidden="1" w:unhideWhenUsed="1"/>
+    <w:lsdException w:name="Table Classic 1" w:semiHidden="1" w:unhideWhenUsed="1"/>
+    <w:lsdException w:name="Table Classic 2" w:semiHidden="1" w:unhideWhenUsed="1"/>
+    <w:lsdException w:name="Table Classic 3" w:semiHidden="1" w:unhideWhenUsed="1"/>
+    <w:lsdException w:name="Table Classic 4" w:semiHidden="1" w:unhideWhenUsed="1"/>
+    <w:lsdException w:name="Table Colorful 1" w:semiHidden="1" w:unhideWhenUsed="1"/>
+    <w:lsdException w:name="Table Colorful 2" w:semiHidden="1" w:unhideWhenUsed="1"/>
+    <w:lsdException w:name="Table Colorful 3" w:semiHidden="1" w:unhideWhenUsed="1"/>
+    <w:lsdException w:name="Table Columns 1" w:semiHidden="1" w:unhideWhenUsed="1"/>
+    <w:lsdException w:name="Table Columns 2" w:semiHidden="1" w:unhideWhenUsed="1"/>
+    <w:lsdException w:name="Table Columns 3" w:semiHidden="1" w:unhideWhenUsed="1"/>
+    <w:lsdException w:name="Table Columns 4" w:semiHidden="1" w:unhideWhenUsed="1"/>
+    <w:lsdException w:name="Table Columns 5" w:semiHidden="1" w:unhideWhenUsed="1"/>
+    <w:lsdException w:name="Table Grid 1" w:semiHidden="1" w:unhideWhenUsed="1"/>
+    <w:lsdException w:name="Table Grid 2" w:semiHidden="1" w:unhideWhenUsed="1"/>
+    <w:lsdException w:name="Table Grid 3" w:semiHidden="1" w:unhideWhenUsed="1"/>
+    <w:lsdException w:name="Table Grid 4" w:semiHidden="1" w:unhideWhenUsed="1"/>
+    <w:lsdException w:name="Table Grid 5" w:semiHidden="1" w:unhideWhenUsed="1"/>
+    <w:lsdException w:name="Table Grid 6" w:semiHidden="1" w:unhideWhenUsed="1"/>
+    <w:lsdException w:name="Table Grid 7" w:semiHidden="1" w:unhideWhenUsed="1"/>
+    <w:lsdException w:name="Table Grid 8" w:semiHidden="1" w:unhideWhenUsed="1"/>
+    <w:lsdException w:name="Table List 1" w:semiHidden="1" w:unhideWhenUsed="1"/>
+    <w:lsdException w:name="Table List 2" w:semiHidden="1" w:unhideWhenUsed="1"/>
+    <w:lsdException w:name="Table List 3" w:semiHidden="1" w:unhideWhenUsed="1"/>
+    <w:lsdException w:name="Table List 4" w:semiHidden="1" w:unhideWhenUsed="1"/>
+    <w:lsdException w:name="Table List 5" w:semiHidden="1" w:unhideWhenUsed="1"/>
+    <w:lsdException w:name="Table List 6" w:semiHidden="1" w:unhideWhenUsed="1"/>
+    <w:lsdException w:name="Table List 7" w:semiHidden="1" w:unhideWhenUsed="1"/>
+    <w:lsdException w:name="Table List 8" w:semiHidden="1" w:unhideWhenUsed="1"/>
+    <w:lsdException w:name="Table 3D effects 1" w:semiHidden="1" w:unhideWhenUsed="1"/>
+    <w:lsdException w:name="Table 3D effects 2" w:semiHidden="1" w:unhideWhenUsed="1"/>
+    <w:lsdException w:name="Table 3D effects 3" w:semiHidden="1" w:unhideWhenUsed="1"/>
+    <w:lsdException w:name="Table Contemporary" w:semiHidden="1" w:unhideWhenUsed="1"/>
+    <w:lsdException w:name="Table Elegant" w:semiHidden="1" w:unhideWhenUsed="1"/>
+    <w:lsdException w:name="Table Professional" w:semiHidden="1" w:unhideWhenUsed="1"/>
+    <w:lsdException w:name="Table Subtle 1" w:semiHidden="1" w:unhideWhenUsed="1"/>
+    <w:lsdException w:name="Table Subtle 2" w:semiHidden="1" w:unhideWhenUsed="1"/>
+    <w:lsdException w:name="Table Web 1" w:semiHidden="1" w:unhideWhenUsed="1"/>
+    <w:lsdException w:name="Table Web 2" w:semiHidden="1" w:unhideWhenUsed="1"/>
+    <w:lsdException w:name="Table Web 3" w:semiHidden="1" w:unhideWhenUsed="1"/>
+    <w:lsdException w:name="Balloon Text" w:semiHidden="1" w:unhideWhenUsed="1"/>
+    <w:lsdException w:name="Table Grid" w:uiPriority="39"/>
+    <w:lsdException w:name="Table Theme" w:semiHidden="1" w:unhideWhenUsed="1"/>
+    <w:lsdException w:name="Placeholder Text" w:semiHidden="1"/>
+    <w:lsdException w:name="No Spacing" w:uiPriority="1" w:qFormat="1"/>
+    <w:lsdException w:name="Light Shading" w:uiPriority="60"/>
+    <w:lsdException w:name="Light List" w:uiPriority="61"/>
+    <w:lsdException w:name="Light Grid" w:uiPriority="62"/>
+    <w:lsdException w:name="Medium Shading 1" w:uiPriority="63"/>
+    <w:lsdException w:name="Medium Shading 2" w:uiPriority="64"/>
+    <w:lsdException w:name="Medium List 1" w:uiPriority="65"/>
+    <w:lsdException w:name="Medium List 2" w:uiPriority="66"/>
+    <w:lsdException w:name="Medium Grid 1" w:uiPriority="67"/>
+    <w:lsdException w:name="Medium Grid 2" w:uiPriority="68"/>
+    <w:lsdException w:name="Medium Grid 3" w:uiPriority="69"/>
+    <w:lsdException w:name="Dark List" w:uiPriority="70"/>
+    <w:lsdException w:name="Colorful Shading" w:uiPriority="71"/>
+    <w:lsdException w:name="Colorful List" w:uiPriority="72"/>
+    <w:lsdException w:name="Colorful Grid" w:uiPriority="73"/>
+    <w:lsdException w:name="Light Shading Accent 1" w:uiPriority="60"/>
+    <w:lsdException w:name="Light List Accent 1" w:uiPriority="61"/>
+    <w:lsdException w:name="Light Grid Accent 1" w:uiPriority="62"/>
+    <w:lsdException w:name="Medium Shading 1 Accent 1" w:uiPriority="63"/>
+    <w:lsdException w:name="Medium Shading 2 Accent 1" w:uiPriority="64"/>
+    <w:lsdException w:name="Medium List 1 Accent 1" w:uiPriority="65"/>
+    <w:lsdException w:name="Revision" w:semiHidden="1"/>
+    <w:lsdException w:name="List Paragraph" w:uiPriority="34" w:qFormat="1"/>
+    <w:lsdException w:name="Quote" w:uiPriority="29" w:qFormat="1"/>
+    <w:lsdException w:name="Intense Quote" w:uiPriority="30" w:qFormat="1"/>
+    <w:lsdException w:name="Medium List 2 Accent 1" w:uiPriority="66"/>
+    <w:lsdException w:name="Medium Grid 1 Accent 1" w:uiPriority="67"/>
+    <w:lsdException w:name="Medium Grid 2 Accent 1" w:uiPriority="68"/>
+    <w:lsdException w:name="Medium Grid 3 Accent 1" w:uiPriority="69"/>
+    <w:lsdException w:name="Dark List Accent 1" w:uiPriority="70"/>
+    <w:lsdException w:name="Colorful Shading Accent 1" w:uiPriority="71"/>
+    <w:lsdException w:name="Colorful List Accent 1" w:uiPriority="72"/>
+    <w:lsdException w:name="Colorful Grid Accent 1" w:uiPriority="73"/>
+    <w:lsdException w:name="Light Shading Accent 2" w:uiPriority="60"/>
+    <w:lsdException w:name="Light List Accent 2" w:uiPriority="61"/>
+    <w:lsdException w:name="Light Grid Accent 2" w:uiPriority="62"/>
+    <w:lsdException w:name="Medium Shading 1 Accent 2" w:uiPriority="63"/>
+    <w:lsdException w:name="Medium Shading 2 Accent 2" w:uiPriority="64"/>
+    <w:lsdException w:name="Medium List 1 Accent 2" w:uiPriority="65"/>
+    <w:lsdException w:name="Medium List 2 Accent 2" w:uiPriority="66"/>
+    <w:lsdException w:name="Medium Grid 1 Accent 2" w:uiPriority="67"/>
+    <w:lsdException w:name="Medium Grid 2 Accent 2" w:uiPriority="68"/>
+    <w:lsdException w:name="Medium Grid 3 Accent 2" w:uiPriority="69"/>
+    <w:lsdException w:name="Dark List Accent 2" w:uiPriority="70"/>
+    <w:lsdException w:name="Colorful Shading Accent 2" w:uiPriority="71"/>
+    <w:lsdException w:name="Colorful List Accent 2" w:uiPriority="72"/>
+    <w:lsdException w:name="Colorful Grid Accent 2" w:uiPriority="73"/>
+    <w:lsdException w:name="Light Shading Accent 3" w:uiPriority="60"/>
+    <w:lsdException w:name="Light List Accent 3" w:uiPriority="61"/>
+    <w:lsdException w:name="Light Grid Accent 3" w:uiPriority="62"/>
+    <w:lsdException w:name="Medium Shading 1 Accent 3" w:uiPriority="63"/>
+    <w:lsdException w:name="Medium Shading 2 Accent 3" w:uiPriority="64"/>
+    <w:lsdException w:name="Medium List 1 Accent 3" w:uiPriority="65"/>
+    <w:lsdException w:name="Medium List 2 Accent 3" w:uiPriority="66"/>
+    <w:lsdException w:name="Medium Grid 1 Accent 3" w:uiPriority="67"/>
+    <w:lsdException w:name="Medium Grid 2 Accent 3" w:uiPriority="68"/>
+    <w:lsdException w:name="Medium Grid 3 Accent 3" w:uiPriority="69"/>
+    <w:lsdException w:name="Dark List Accent 3" w:uiPriority="70"/>
+    <w:lsdException w:name="Colorful Shading Accent 3" w:uiPriority="71"/>
+    <w:lsdException w:name="Colorful List Accent 3" w:uiPriority="72"/>
+    <w:lsdException w:name="Colorful Grid Accent 3" w:uiPriority="73"/>
+    <w:lsdException w:name="Light Shading Accent 4" w:uiPriority="60"/>
+    <w:lsdException w:name="Light List Accent 4" w:uiPriority="61"/>
+    <w:lsdException w:name="Light Grid Accent 4" w:uiPriority="62"/>
+    <w:lsdException w:name="Medium Shading 1 Accent 4" w:uiPriority="63"/>
+    <w:lsdException w:name="Medium Shading 2 Accent 4" w:uiPriority="64"/>
+    <w:lsdException w:name="Medium List 1 Accent 4" w:uiPriority="65"/>
+    <w:lsdException w:name="Medium List 2 Accent 4" w:uiPriority="66"/>
+    <w:lsdException w:name="Medium Grid 1 Accent 4" w:uiPriority="67"/>
+    <w:lsdException w:name="Medium Grid 2 Accent 4" w:uiPriority="68"/>
+    <w:lsdException w:name="Medium Grid 3 Accent 4" w:uiPriority="69"/>
+    <w:lsdException w:name="Dark List Accent 4" w:uiPriority="70"/>
+    <w:lsdException w:name="Colorful Shading Accent 4" w:uiPriority="71"/>
+    <w:lsdException w:name="Colorful List Accent 4" w:uiPriority="72"/>
+    <w:lsdException w:name="Colorful Grid Accent 4" w:uiPriority="73"/>
+    <w:lsdException w:name="Light Shading Accent 5" w:uiPriority="60"/>
+    <w:lsdException w:name="Light List Accent 5" w:uiPriority="61"/>
+    <w:lsdException w:name="Light Grid Accent 5" w:uiPriority="62"/>
+    <w:lsdException w:name="Medium Shading 1 Accent 5" w:uiPriority="63"/>
+    <w:lsdException w:name="Medium Shading 2 Accent 5" w:uiPriority="64"/>
+    <w:lsdException w:name="Medium List 1 Accent 5" w:uiPriority="65"/>
+    <w:lsdException w:name="Medium List 2 Accent 5" w:uiPriority="66"/>
+    <w:lsdException w:name="Medium Grid 1 Accent 5" w:uiPriority="67"/>
+    <w:lsdException w:name="Medium Grid 2 Accent 5" w:uiPriority="68"/>
+    <w:lsdException w:name="Medium Grid 3 Accent 5" w:uiPriority="69"/>
+    <w:lsdException w:name="Dark List Accent 5" w:uiPriority="70"/>
+    <w:lsdException w:name="Colorful Shading Accent 5" w:uiPriority="71"/>
+    <w:lsdException w:name="Colorful List Accent 5" w:uiPriority="72"/>
+    <w:lsdException w:name="Colorful Grid Accent 5" w:uiPriority="73"/>
+    <w:lsdException w:name="Light Shading Accent 6" w:uiPriority="60"/>
+    <w:lsdException w:name="Light List Accent 6" w:uiPriority="61"/>
+    <w:lsdException w:name="Light Grid Accent 6" w:uiPriority="62"/>
+    <w:lsdException w:name="Medium Shading 1 Accent 6" w:uiPriority="63"/>
+    <w:lsdException w:name="Medium Shading 2 Accent 6" w:uiPriority="64"/>
+    <w:lsdException w:name="Medium List 1 Accent 6" w:uiPriority="65"/>
+    <w:lsdException w:name="Medium List 2 Accent 6" w:uiPriority="66"/>
+    <w:lsdException w:name="Medium Grid 1 Accent 6" w:uiPriority="67"/>
+    <w:lsdException w:name="Medium Grid 2 Accent 6" w:uiPriority="68"/>
+    <w:lsdException w:name="Medium Grid 3 Accent 6" w:uiPriority="69"/>
+    <w:lsdException w:name="Dark List Accent 6" w:uiPriority="70"/>
+    <w:lsdException w:name="Colorful Shading Accent 6" w:uiPriority="71"/>
+    <w:lsdException w:name="Colorful List Accent 6" w:uiPriority="72"/>
+    <w:lsdException w:name="Colorful Grid Accent 6" w:uiPriority="73"/>
+    <w:lsdException w:name="Subtle Emphasis" w:uiPriority="19" w:qFormat="1"/>
+    <w:lsdException w:name="Intense Emphasis" w:uiPriority="21" w:qFormat="1"/>
+    <w:lsdException w:name="Subtle Reference" w:uiPriority="31" w:qFormat="1"/>
+    <w:lsdException w:name="Intense Reference" w:uiPriority="32" w:qFormat="1"/>
+    <w:lsdException w:name="Book Title" w:uiPriority="33" w:qFormat="1"/>
+    <w:lsdException w:name="Bibliography" w:semiHidden="1" w:uiPriority="37" w:unhideWhenUsed="1"/>
+    <w:lsdException w:name="TOC Heading" w:semiHidden="1" w:uiPriority="39" w:unhideWhenUsed="1" w:qFormat="1"/>
+    <w:lsdException w:name="Plain Table 1" w:uiPriority="41"/>
+    <w:lsdException w:name="Plain Table 2" w:uiPriority="42"/>
+    <w:lsdException w:name="Plain Table 3" w:uiPriority="43"/>
+    <w:lsdException w:name="Plain Table 4" w:uiPriority="44"/>
+    <w:lsdException w:name="Plain Table 5" w:uiPriority="45"/>
+    <w:lsdException w:name="Grid Table Light" w:uiPriority="40"/>
+    <w:lsdException w:name="Grid Table 1 Light" w:uiPriority="46"/>
+    <w:lsdException w:name="Grid Table 2" w:uiPriority="47"/>
+    <w:lsdException w:name="Grid Table 3" w:uiPriority="48"/>
+    <w:lsdException w:name="Grid Table 4" w:uiPriority="49"/>
+    <w:lsdException w:name="Grid Table 5 Dark" w:uiPriority="50"/>
+    <w:lsdException w:name="Grid Table 6 Colorful" w:uiPriority="51"/>
+    <w:lsdException w:name="Grid Table 7 Colorful" w:uiPriority="52"/>
+    <w:lsdException w:name="Grid Table 1 Light Accent 1" w:uiPriority="46"/>
+    <w:lsdException w:name="Grid Table 2 Accent 1" w:uiPriority="47"/>
+    <w:lsdException w:name="Grid Table 3 Accent 1" w:uiPriority="48"/>
+    <w:lsdException w:name="Grid Table 4 Accent 1" w:uiPriority="49"/>
+    <w:lsdException w:name="Grid Table 5 Dark Accent 1" w:uiPriority="50"/>
+    <w:lsdException w:name="Grid Table 6 Colorful Accent 1" w:uiPriority="51"/>
+    <w:lsdException w:name="Grid Table 7 Colorful Accent 1" w:uiPriority="52"/>
+    <w:lsdException w:name="Grid Table 1 Light Accent 2" w:uiPriority="46"/>
+    <w:lsdException w:name="Grid Table 2 Accent 2" w:uiPriority="47"/>
+    <w:lsdException w:name="Grid Table 3 Accent 2" w:uiPriority="48"/>
+    <w:lsdException w:name="Grid Table 4 Accent 2" w:uiPriority="49"/>
+    <w:lsdException w:name="Grid Table 5 Dark Accent 2" w:uiPriority="50"/>
+    <w:lsdException w:name="Grid Table 6 Colorful Accent 2" w:uiPriority="51"/>
+    <w:lsdException w:name="Grid Table 7 Colorful Accent 2" w:uiPriority="52"/>
+    <w:lsdException w:name="Grid Table 1 Light Accent 3" w:uiPriority="46"/>
+    <w:lsdException w:name="Grid Table 2 Accent 3" w:uiPriority="47"/>
+    <w:lsdException w:name="Grid Table 3 Accent 3" w:uiPriority="48"/>
+    <w:lsdException w:name="Grid Table 4 Accent 3" w:uiPriority="49"/>
+    <w:lsdException w:name="Grid Table 5 Dark Accent 3" w:uiPriority="50"/>
+    <w:lsdException w:name="Grid Table 6 Colorful Accent 3" w:uiPriority="51"/>
+    <w:lsdException w:name="Grid Table 7 Colorful Accent 3" w:uiPriority="52"/>
+    <w:lsdException w:name="Grid Table 1 Light Accent 4" w:uiPriority="46"/>
+    <w:lsdException w:name="Grid Table 2 Accent 4" w:uiPriority="47"/>
+    <w:lsdException w:name="Grid Table 3 Accent 4" w:uiPriority="48"/>
+    <w:lsdException w:name="Grid Table 4 Accent 4" w:uiPriority="49"/>
+    <w:lsdException w:name="Grid Table 5 Dark Accent 4" w:uiPriority="50"/>
+    <w:lsdException w:name="Grid Table 6 Colorful Accent 4" w:uiPriority="51"/>
+    <w:lsdException w:name="Grid Table 7 Colorful Accent 4" w:uiPriority="52"/>
+    <w:lsdException w:name="Grid Table 1 Light Accent 5" w:uiPriority="46"/>
+    <w:lsdException w:name="Grid Table 2 Accent 5" w:uiPriority="47"/>
+    <w:lsdException w:name="Grid Table 3 Accent 5" w:uiPriority="48"/>
+    <w:lsdException w:name="Grid Table 4 Accent 5" w:uiPriority="49"/>
+    <w:lsdException w:name="Grid Table 5 Dark Accent 5" w:uiPriority="50"/>
+    <w:lsdException w:name="Grid Table 6 Colorful Accent 5" w:uiPriority="51"/>
+    <w:lsdException w:name="Grid Table 7 Colorful Accent 5" w:uiPriority="52"/>
+    <w:lsdException w:name="Grid Table 1 Light Accent 6" w:uiPriority="46"/>
+    <w:lsdException w:name="Grid Table 2 Accent 6" w:uiPriority="47"/>
+    <w:lsdException w:name="Grid Table 3 Accent 6" w:uiPriority="48"/>
+    <w:lsdException w:name="Grid Table 4 Accent 6" w:uiPriority="49"/>
+    <w:lsdException w:name="Grid Table 5 Dark Accent 6" w:uiPriority="50"/>
+    <w:lsdException w:name="Grid Table 6 Colorful Accent 6" w:uiPriority="51"/>
+    <w:lsdException w:name="Grid Table 7 Colorful Accent 6" w:uiPriority="52"/>
+    <w:lsdException w:name="List Table 1 Light" w:uiPriority="46"/>
+    <w:lsdException w:name="List Table 2" w:uiPriority="47"/>
+    <w:lsdException w:name="List Table 3" w:uiPriority="48"/>
+    <w:lsdException w:name="List Table 4" w:uiPriority="49"/>
+    <w:lsdException w:name="List Table 5 Dark" w:uiPriority="50"/>
+    <w:lsdException w:name="List Table 6 Colorful" w:uiPriority="51"/>
+    <w:lsdException w:name="List Table 7 Colorful" w:uiPriority="52"/>
+    <w:lsdException w:name="List Table 1 Light Accent 1" w:uiPriority="46"/>
+    <w:lsdException w:name="List Table 2 Accent 1" w:uiPriority="47"/>
+    <w:lsdException w:name="List Table 3 Accent 1" w:uiPriority="48"/>
+    <w:lsdException w:name="List Table 4 Accent 1" w:uiPriority="49"/>
+    <w:lsdException w:name="List Table 5 Dark Accent 1" w:uiPriority="50"/>
+    <w:lsdException w:name="List Table 6 Colorful Accent 1" w:uiPriority="51"/>
+    <w:lsdException w:name="List Table 7 Colorful Accent 1" w:uiPriority="52"/>
+    <w:lsdException w:name="List Table 1 Light Accent 2" w:uiPriority="46"/>
+    <w:lsdException w:name="List Table 2 Accent 2" w:uiPriority="47"/>
+    <w:lsdException w:name="List Table 3 Accent 2" w:uiPriority="48"/>
+    <w:lsdException w:name="List Table 4 Accent 2" w:uiPriority="49"/>
+    <w:lsdException w:name="List Table 5 Dark Accent 2" w:uiPriority="50"/>
+    <w:lsdException w:name="List Table 6 Colorful Accent 2" w:uiPriority="51"/>
+    <w:lsdException w:name="List Table 7 Colorful Accent 2" w:uiPriority="52"/>
+    <w:lsdException w:name="List Table 1 Light Accent 3" w:uiPriority="46"/>
+    <w:lsdException w:name="List Table 2 Accent 3" w:uiPriority="47"/>
+    <w:lsdException w:name="List Table 3 Accent 3" w:uiPriority="48"/>
+    <w:lsdException w:name="List Table 4 Accent 3" w:uiPriority="49"/>
+    <w:lsdException w:name="List Table 5 Dark Accent 3" w:uiPriority="50"/>
+    <w:lsdException w:name="List Table 6 Colorful Accent 3" w:uiPriority="51"/>
+    <w:lsdException w:name="List Table 7 Colorful Accent 3" w:uiPriority="52"/>
+    <w:lsdException w:name="List Table 1 Light Accent 4" w:uiPriority="46"/>
+    <w:lsdException w:name="List Table 2 Accent 4" w:uiPriority="47"/>
+    <w:lsdException w:name="List Table 3 Accent 4" w:uiPriority="48"/>
+    <w:lsdException w:name="List Table 4 Accent 4" w:uiPriority="49"/>
+    <w:lsdException w:name="List Table 5 Dark Accent 4" w:uiPriority="50"/>
+    <w:lsdException w:name="List Table 6 Colorful Accent 4" w:uiPriority="51"/>
+    <w:lsdException w:name="List Table 7 Colorful Accent 4" w:uiPriority="52"/>
+    <w:lsdException w:name="List Table 1 Light Accent 5" w:uiPriority="46"/>
+    <w:lsdException w:name="List Table 2 Accent 5" w:uiPriority="47"/>
+    <w:lsdException w:name="List Table 3 Accent 5" w:uiPriority="48"/>
+    <w:lsdException w:name="List Table 4 Accent 5" w:uiPriority="49"/>
+    <w:lsdException w:name="List Table 5 Dark Accent 5" w:uiPriority="50"/>
+    <w:lsdException w:name="List Table 6 Colorful Accent 5" w:uiPriority="51"/>
+    <w:lsdException w:name="List Table 7 Colorful Accent 5" w:uiPriority="52"/>
+    <w:lsdException w:name="List Table 1 Light Accent 6" w:uiPriority="46"/>
+    <w:lsdException w:name="List Table 2 Accent 6" w:uiPriority="47"/>
+    <w:lsdException w:name="List Table 3 Accent 6" w:uiPriority="48"/>
+    <w:lsdException w:name="List Table 4 Accent 6" w:uiPriority="49"/>
+    <w:lsdException w:name="List Table 5 Dark Accent 6" w:uiPriority="50"/>
+    <w:lsdException w:name="List Table 6 Colorful Accent 6" w:uiPriority="51"/>
+    <w:lsdException w:name="List Table 7 Colorful Accent 6" w:uiPriority="52"/>
+    <w:lsdException w:name="Mention" w:semiHidden="1" w:unhideWhenUsed="1"/>
+    <w:lsdException w:name="Smart Hyperlink" w:semiHidden="1" w:unhideWhenUsed="1"/>
+    <w:lsdException w:name="Hashtag" w:semiHidden="1" w:unhideWhenUsed="1"/>
+    <w:lsdException w:name="Unresolved Mention" w:semiHidden="1" w:unhideWhenUsed="1"/>
+    <w:lsdException w:name="Smart Link" w:semiHidden="1" w:unhideWhenUsed="1"/>
+  </w:latentStyles>
+  <w:style w:type="paragraph" w:default="1" w:styleId="Standard">
+    <w:name w:val="Normal"/>
+    <w:qFormat/>
+  </w:style>
+  <w:style w:type="character" w:default="1" w:styleId="Absatz-Standardschriftart">
+    <w:name w:val="Default Paragraph Font"/>
+    <w:uiPriority w:val="1"/>
+    <w:semiHidden/>
+    <w:unhideWhenUsed/>
+  </w:style>
+  <w:style w:type="table" w:default="1" w:styleId="NormaleTabelle">
+    <w:name w:val="Normal Table"/>
+    <w:uiPriority w:val="99"/>
+    <w:semiHidden/>
+    <w:unhideWhenUsed/>
+    <w:tblPr>
+      <w:tblInd w:w="0" w:type="dxa"/>
+      <w:tblCellMar>
+        <w:top w:w="0" w:type="dxa"/>
+        <w:left w:w="108" w:type="dxa"/>
+        <w:bottom w:w="0" w:type="dxa"/>
+        <w:right w:w="108" w:type="dxa"/>
+      </w:tblCellMar>
+    </w:tblPr>
+  </w:style>
+  <w:style w:type="numbering" w:default="1" w:styleId="KeineListe">
+    <w:name w:val="No List"/>
+    <w:uiPriority w:val="99"/>
+    <w:semiHidden/>
+    <w:unhideWhenUsed/>
+  </w:style>
+  <w:style w:type="character" w:styleId="Platzhaltertext">
+    <w:name w:val="Placeholder Text"/>
+    <w:basedOn w:val="Absatz-Standardschriftart"/>
+    <w:uiPriority w:val="99"/>
+    <w:semiHidden/>
+    <w:rsid w:val="00882924"/>
+    <w:rPr>
+      <w:color w:val="808080"/>
+    </w:rPr>
+  </w:style>
+  <w:style w:type="paragraph" w:customStyle="1" w:styleId="DE835AEA31C04AFCB22A77607EC40D8F">
+    <w:name w:val="DE835AEA31C04AFCB22A77607EC40D8F"/>
+  </w:style>
+  <w:style w:type="paragraph" w:customStyle="1" w:styleId="37B378CE83354445A0A99C623642EF34">
+    <w:name w:val="37B378CE83354445A0A99C623642EF34"/>
+    <w:rsid w:val="00BF142C"/>
     <w:pPr>
-      <w:wordWrap w:val="off"/>
+      <w:spacing w:before="40" w:after="40" w:line="288" w:lineRule="auto"/>
     </w:pPr>
-  </w:style>
-  <w:style w:type="character" w:customStyle="1" w:styleId="KeywordTok">
-    <w:name w:val="KeywordTok"/>
-    <w:basedOn w:val="VerbatimChar"/>
-    <w:rPr>
-      <w:color w:val="007020"/>
+    <w:rPr>
+      <w:rFonts w:ascii="Arial" w:eastAsia="Times New Roman" w:hAnsi="Arial" w:cs="Times New Roman"/>
+      <w:szCs w:val="16"/>
+      <w:lang w:eastAsia="de-DE"/>
+    </w:rPr>
+  </w:style>
+  <w:style w:type="paragraph" w:customStyle="1" w:styleId="90BAE3B4AB4F49F28C9E9530B43FC646">
+    <w:name w:val="90BAE3B4AB4F49F28C9E9530B43FC646"/>
+  </w:style>
+  <w:style w:type="paragraph" w:customStyle="1" w:styleId="01BE014577F6443EA11F3B5620C10CC6">
+    <w:name w:val="01BE014577F6443EA11F3B5620C10CC6"/>
+    <w:rsid w:val="00BF142C"/>
+    <w:pPr>
+      <w:widowControl w:val="0"/>
+      <w:spacing w:after="120" w:line="288" w:lineRule="auto"/>
+    </w:pPr>
+    <w:rPr>
+      <w:rFonts w:ascii="Arial" w:eastAsiaTheme="minorHAnsi" w:hAnsi="Arial"/>
+      <w:lang w:eastAsia="en-US"/>
+    </w:rPr>
+  </w:style>
+  <w:style w:type="paragraph" w:customStyle="1" w:styleId="F0C85C2A66514F7A9425CEEC944C5599">
+    <w:name w:val="F0C85C2A66514F7A9425CEEC944C5599"/>
+    <w:rsid w:val="00191958"/>
+  </w:style>
+  <w:style w:type="paragraph" w:customStyle="1" w:styleId="3840FDED7BC54ACDA83A99E90F54D2F72">
+    <w:name w:val="3840FDED7BC54ACDA83A99E90F54D2F72"/>
+    <w:rsid w:val="00E846C2"/>
+    <w:pPr>
+      <w:spacing w:before="40" w:after="40" w:line="288" w:lineRule="auto"/>
+    </w:pPr>
+    <w:rPr>
+      <w:rFonts w:ascii="Arial" w:eastAsia="Times New Roman" w:hAnsi="Arial" w:cs="Times New Roman"/>
+      <w:szCs w:val="16"/>
+      <w:lang w:eastAsia="de-DE"/>
+    </w:rPr>
+  </w:style>
+  <w:style w:type="paragraph" w:customStyle="1" w:styleId="F17F4E7349A449909D58A2C8119DB870">
+    <w:name w:val="F17F4E7349A449909D58A2C8119DB870"/>
+    <w:rsid w:val="00056DF8"/>
+  </w:style>
+  <w:style w:type="paragraph" w:customStyle="1" w:styleId="CBC76662BEBC46C095E1C211A4801FFA">
+    <w:name w:val="CBC76662BEBC46C095E1C211A4801FFA"/>
+    <w:rsid w:val="00004DF3"/>
+  </w:style>
+  <w:style w:type="paragraph" w:customStyle="1" w:styleId="0BFF97EA39E346798CBF821364EB72BF">
+    <w:name w:val="0BFF97EA39E346798CBF821364EB72BF"/>
+    <w:rsid w:val="00004DF3"/>
+  </w:style>
+  <w:style w:type="paragraph" w:customStyle="1" w:styleId="0662C03382AE4753B4FC349D202E896A">
+    <w:name w:val="0662C03382AE4753B4FC349D202E896A"/>
+    <w:rsid w:val="00004DF3"/>
+  </w:style>
+  <w:style w:type="paragraph" w:customStyle="1" w:styleId="3919592CBF4F41368C482D1FF67AD66A">
+    <w:name w:val="3919592CBF4F41368C482D1FF67AD66A"/>
+    <w:rsid w:val="00004DF3"/>
+  </w:style>
+  <w:style w:type="paragraph" w:customStyle="1" w:styleId="086E44B78C2341F1850192D7CF38F2251">
+    <w:name w:val="086E44B78C2341F1850192D7CF38F2251"/>
+    <w:rsid w:val="00882924"/>
+    <w:pPr>
+      <w:widowControl w:val="0"/>
+      <w:spacing w:after="120" w:line="288" w:lineRule="auto"/>
+    </w:pPr>
+    <w:rPr>
+      <w:rFonts w:ascii="Arial" w:eastAsiaTheme="majorEastAsia" w:hAnsi="Arial" w:cstheme="majorBidi"/>
       <w:b/>
-    </w:rPr>
-  </w:style>
-  <w:style w:type="character" w:customStyle="1" w:styleId="DataTypeTok">
-    <w:name w:val="DataTypeTok"/>
-    <w:basedOn w:val="VerbatimChar"/>
-    <w:rPr>
-      <w:color w:val="902000"/>
-    </w:rPr>
-  </w:style>
-  <w:style w:type="character" w:customStyle="1" w:styleId="DecValTok">
-    <w:name w:val="DecValTok"/>
-    <w:basedOn w:val="VerbatimChar"/>
-    <w:rPr>
-      <w:color w:val="40a070"/>
-    </w:rPr>
-  </w:style>
-  <w:style w:type="character" w:customStyle="1" w:styleId="BaseNTok">
-    <w:name w:val="BaseNTok"/>
-    <w:basedOn w:val="VerbatimChar"/>
-    <w:rPr>
-      <w:color w:val="40a070"/>
-    </w:rPr>
-  </w:style>
-  <w:style w:type="character" w:customStyle="1" w:styleId="FloatTok">
-    <w:name w:val="FloatTok"/>
-    <w:basedOn w:val="VerbatimChar"/>
-    <w:rPr>
-      <w:color w:val="40a070"/>
-    </w:rPr>
-  </w:style>
-  <w:style w:type="character" w:customStyle="1" w:styleId="ConstantTok">
-    <w:name w:val="ConstantTok"/>
-    <w:basedOn w:val="VerbatimChar"/>
-    <w:rPr>
-      <w:color w:val="880000"/>
-    </w:rPr>
-  </w:style>
-  <w:style w:type="character" w:customStyle="1" w:styleId="CharTok">
-    <w:name w:val="CharTok"/>
-    <w:basedOn w:val="VerbatimChar"/>
-    <w:rPr>
-      <w:color w:val="4070a0"/>
-    </w:rPr>
-  </w:style>
-  <w:style w:type="character" w:customStyle="1" w:styleId="SpecialCharTok">
-    <w:name w:val="SpecialCharTok"/>
-    <w:basedOn w:val="VerbatimChar"/>
-    <w:rPr>
-      <w:color w:val="4070a0"/>
-    </w:rPr>
-  </w:style>
-  <w:style w:type="character" w:customStyle="1" w:styleId="StringTok">
-    <w:name w:val="StringTok"/>
-    <w:basedOn w:val="VerbatimChar"/>
-    <w:rPr>
-      <w:color w:val="4070a0"/>
-    </w:rPr>
-  </w:style>
-  <w:style w:type="character" w:customStyle="1" w:styleId="VerbatimStringTok">
-    <w:name w:val="VerbatimStringTok"/>
-    <w:basedOn w:val="VerbatimChar"/>
-    <w:rPr>
-      <w:color w:val="4070a0"/>
-    </w:rPr>
-  </w:style>
-  <w:style w:type="character" w:customStyle="1" w:styleId="SpecialStringTok">
-    <w:name w:val="SpecialStringTok"/>
-    <w:basedOn w:val="VerbatimChar"/>
-    <w:rPr>
-      <w:color w:val="bb6688"/>
-    </w:rPr>
-  </w:style>
-  <w:style w:type="character" w:customStyle="1" w:styleId="ImportTok">
-    <w:name w:val="ImportTok"/>
-    <w:basedOn w:val="VerbatimChar"/>
-    <w:rPr>
-      <w:color w:val="008000"/>
-      <w:b/>
-    </w:rPr>
-  </w:style>
-  <w:style w:type="character" w:customStyle="1" w:styleId="CommentTok">
-    <w:name w:val="CommentTok"/>
-    <w:basedOn w:val="VerbatimChar"/>
-    <w:rPr>
-      <w:color w:val="60a0b0"/>
-      <w:i/>
-    </w:rPr>
-  </w:style>
-  <w:style w:type="character" w:customStyle="1" w:styleId="DocumentationTok">
-    <w:name w:val="DocumentationTok"/>
-    <w:basedOn w:val="VerbatimChar"/>
-    <w:rPr>
-      <w:color w:val="ba2121"/>
-      <w:i/>
-    </w:rPr>
-  </w:style>
-  <w:style w:type="character" w:customStyle="1" w:styleId="AnnotationTok">
-    <w:name w:val="AnnotationTok"/>
-    <w:basedOn w:val="VerbatimChar"/>
-    <w:rPr>
-      <w:color w:val="60a0b0"/>
-      <w:b/>
-      <w:i/>
-    </w:rPr>
-  </w:style>
-  <w:style w:type="character" w:customStyle="1" w:styleId="CommentVarTok">
-    <w:name w:val="CommentVarTok"/>
-    <w:basedOn w:val="VerbatimChar"/>
-    <w:rPr>
-      <w:color w:val="60a0b0"/>
-      <w:b/>
-      <w:i/>
-    </w:rPr>
-  </w:style>
-  <w:style w:type="character" w:customStyle="1" w:styleId="OtherTok">
-    <w:name w:val="OtherTok"/>
-    <w:basedOn w:val="VerbatimChar"/>
-    <w:rPr>
-      <w:color w:val="007020"/>
-    </w:rPr>
-  </w:style>
-  <w:style w:type="character" w:customStyle="1" w:styleId="FunctionTok">
-    <w:name w:val="FunctionTok"/>
-    <w:basedOn w:val="VerbatimChar"/>
-    <w:rPr>
-      <w:color w:val="06287e"/>
-    </w:rPr>
-  </w:style>
-  <w:style w:type="character" w:customStyle="1" w:styleId="VariableTok">
-    <w:name w:val="VariableTok"/>
-    <w:basedOn w:val="VerbatimChar"/>
-    <w:rPr>
-      <w:color w:val="19177c"/>
-    </w:rPr>
-  </w:style>
-  <w:style w:type="character" w:customStyle="1" w:styleId="ControlFlowTok">
-    <w:name w:val="ControlFlowTok"/>
-    <w:basedOn w:val="VerbatimChar"/>
-    <w:rPr>
-      <w:color w:val="007020"/>
-      <w:b/>
-    </w:rPr>
-  </w:style>
-  <w:style w:type="character" w:customStyle="1" w:styleId="OperatorTok">
-    <w:name w:val="OperatorTok"/>
-    <w:basedOn w:val="VerbatimChar"/>
-    <w:rPr>
-      <w:color w:val="666666"/>
-    </w:rPr>
-  </w:style>
-  <w:style w:type="character" w:customStyle="1" w:styleId="BuiltInTok">
-    <w:name w:val="BuiltInTok"/>
-    <w:basedOn w:val="VerbatimChar"/>
-    <w:rPr>
-      <w:color w:val="008000"/>
-    </w:rPr>
-  </w:style>
-  <w:style w:type="character" w:customStyle="1" w:styleId="ExtensionTok">
-    <w:name w:val="ExtensionTok"/>
-    <w:basedOn w:val="VerbatimChar"/>
-    <w:rPr/>
-  </w:style>
-  <w:style w:type="character" w:customStyle="1" w:styleId="PreprocessorTok">
-    <w:name w:val="PreprocessorTok"/>
-    <w:basedOn w:val="VerbatimChar"/>
-    <w:rPr>
-      <w:color w:val="bc7a00"/>
-    </w:rPr>
-  </w:style>
-  <w:style w:type="character" w:customStyle="1" w:styleId="AttributeTok">
-    <w:name w:val="AttributeTok"/>
-    <w:basedOn w:val="VerbatimChar"/>
-    <w:rPr>
-      <w:color w:val="7d9029"/>
-    </w:rPr>
-  </w:style>
-  <w:style w:type="character" w:customStyle="1" w:styleId="RegionMarkerTok">
-    <w:name w:val="RegionMarkerTok"/>
-    <w:basedOn w:val="VerbatimChar"/>
-    <w:rPr/>
-  </w:style>
-  <w:style w:type="character" w:customStyle="1" w:styleId="InformationTok">
-    <w:name w:val="InformationTok"/>
-    <w:basedOn w:val="VerbatimChar"/>
-    <w:rPr>
-      <w:color w:val="60a0b0"/>
-      <w:b/>
-      <w:i/>
-    </w:rPr>
-  </w:style>
-  <w:style w:type="character" w:customStyle="1" w:styleId="WarningTok">
-    <w:name w:val="WarningTok"/>
-    <w:basedOn w:val="VerbatimChar"/>
-    <w:rPr>
-      <w:color w:val="60a0b0"/>
-      <w:b/>
-      <w:i/>
-    </w:rPr>
-  </w:style>
-  <w:style w:type="character" w:customStyle="1" w:styleId="AlertTok">
-    <w:name w:val="AlertTok"/>
-    <w:basedOn w:val="VerbatimChar"/>
-    <w:rPr>
-      <w:color w:val="ff0000"/>
-      <w:b/>
-    </w:rPr>
-  </w:style>
-  <w:style w:type="character" w:customStyle="1" w:styleId="ErrorTok">
-    <w:name w:val="ErrorTok"/>
-    <w:basedOn w:val="VerbatimChar"/>
-    <w:rPr>
-      <w:color w:val="ff0000"/>
-      <w:b/>
-    </w:rPr>
-  </w:style>
-  <w:style w:type="character" w:customStyle="1" w:styleId="NormalTok">
-    <w:name w:val="NormalTok"/>
-    <w:basedOn w:val="VerbatimChar"/>
-    <w:rPr/>
+      <w:color w:val="000000" w:themeColor="text1"/>
+      <w:sz w:val="36"/>
+      <w:szCs w:val="52"/>
+      <w:lang w:eastAsia="en-US"/>
+    </w:rPr>
+  </w:style>
+  <w:style w:type="paragraph" w:customStyle="1" w:styleId="5D6F5A4688F3443284BDC52A11C3E1EB1">
+    <w:name w:val="5D6F5A4688F3443284BDC52A11C3E1EB1"/>
+    <w:rsid w:val="00882924"/>
+    <w:pPr>
+      <w:spacing w:before="40" w:after="40" w:line="288" w:lineRule="auto"/>
+    </w:pPr>
+    <w:rPr>
+      <w:rFonts w:ascii="Arial" w:eastAsia="Times New Roman" w:hAnsi="Arial" w:cs="Times New Roman"/>
+      <w:szCs w:val="16"/>
+      <w:lang w:eastAsia="de-DE"/>
+    </w:rPr>
+  </w:style>
+  <w:style w:type="paragraph" w:customStyle="1" w:styleId="71F7C710E23042DB9CE5780BA324A9221">
+    <w:name w:val="71F7C710E23042DB9CE5780BA324A9221"/>
+    <w:rsid w:val="00882924"/>
+    <w:pPr>
+      <w:spacing w:before="40" w:after="40" w:line="288" w:lineRule="auto"/>
+    </w:pPr>
+    <w:rPr>
+      <w:rFonts w:ascii="Arial" w:eastAsia="Times New Roman" w:hAnsi="Arial" w:cs="Times New Roman"/>
+      <w:szCs w:val="16"/>
+      <w:lang w:eastAsia="de-DE"/>
+    </w:rPr>
+  </w:style>
+  <w:style w:type="paragraph" w:customStyle="1" w:styleId="75E71EB133EA4B3DA960344AEE1515D41">
+    <w:name w:val="75E71EB133EA4B3DA960344AEE1515D41"/>
+    <w:rsid w:val="00882924"/>
+    <w:pPr>
+      <w:spacing w:before="40" w:after="40" w:line="288" w:lineRule="auto"/>
+    </w:pPr>
+    <w:rPr>
+      <w:rFonts w:ascii="Arial" w:eastAsia="Times New Roman" w:hAnsi="Arial" w:cs="Times New Roman"/>
+      <w:szCs w:val="16"/>
+      <w:lang w:eastAsia="de-DE"/>
+    </w:rPr>
+  </w:style>
+  <w:style w:type="paragraph" w:customStyle="1" w:styleId="FE117ECA939D492FA085F2D3887B04F31">
+    <w:name w:val="FE117ECA939D492FA085F2D3887B04F31"/>
+    <w:rsid w:val="00882924"/>
+    <w:pPr>
+      <w:spacing w:before="40" w:after="40" w:line="288" w:lineRule="auto"/>
+    </w:pPr>
+    <w:rPr>
+      <w:rFonts w:ascii="Arial" w:eastAsia="Times New Roman" w:hAnsi="Arial" w:cs="Times New Roman"/>
+      <w:szCs w:val="16"/>
+      <w:lang w:eastAsia="de-DE"/>
+    </w:rPr>
+  </w:style>
+  <w:style w:type="paragraph" w:customStyle="1" w:styleId="9735D7C1ADD346799415F2F8AE957B5B1">
+    <w:name w:val="9735D7C1ADD346799415F2F8AE957B5B1"/>
+    <w:rsid w:val="00882924"/>
+    <w:pPr>
+      <w:spacing w:before="40" w:after="40" w:line="288" w:lineRule="auto"/>
+    </w:pPr>
+    <w:rPr>
+      <w:rFonts w:ascii="Arial" w:eastAsia="Times New Roman" w:hAnsi="Arial" w:cs="Times New Roman"/>
+      <w:szCs w:val="16"/>
+      <w:lang w:eastAsia="de-DE"/>
+    </w:rPr>
+  </w:style>
+  <w:style w:type="paragraph" w:customStyle="1" w:styleId="BF0711352A154BD2BE6C4676003142BF">
+    <w:name w:val="BF0711352A154BD2BE6C4676003142BF"/>
+    <w:rsid w:val="00882924"/>
+    <w:pPr>
+      <w:spacing w:before="40" w:after="40" w:line="288" w:lineRule="auto"/>
+    </w:pPr>
+    <w:rPr>
+      <w:rFonts w:ascii="Arial" w:eastAsia="Times New Roman" w:hAnsi="Arial" w:cs="Times New Roman"/>
+      <w:szCs w:val="16"/>
+      <w:lang w:eastAsia="de-DE"/>
+    </w:rPr>
+  </w:style>
+  <w:style w:type="paragraph" w:customStyle="1" w:styleId="8D62599306644C899D7F99BB2F813D791">
+    <w:name w:val="8D62599306644C899D7F99BB2F813D791"/>
+    <w:rsid w:val="00882924"/>
+    <w:pPr>
+      <w:spacing w:before="40" w:after="40" w:line="288" w:lineRule="auto"/>
+    </w:pPr>
+    <w:rPr>
+      <w:rFonts w:ascii="Arial" w:eastAsia="Times New Roman" w:hAnsi="Arial" w:cs="Times New Roman"/>
+      <w:szCs w:val="16"/>
+      <w:lang w:eastAsia="de-DE"/>
+    </w:rPr>
+  </w:style>
+  <w:style w:type="paragraph" w:customStyle="1" w:styleId="09A8EA1D3FE34B71B52FCA06A1CDF1F1">
+    <w:name w:val="09A8EA1D3FE34B71B52FCA06A1CDF1F1"/>
+    <w:rsid w:val="00882924"/>
+    <w:pPr>
+      <w:widowControl w:val="0"/>
+      <w:pBdr>
+        <w:top w:val="single" w:sz="4" w:space="1" w:color="auto"/>
+      </w:pBdr>
+      <w:tabs>
+        <w:tab w:val="right" w:pos="9921"/>
+      </w:tabs>
+      <w:spacing w:after="0" w:line="360" w:lineRule="auto"/>
+    </w:pPr>
+    <w:rPr>
+      <w:rFonts w:ascii="Arial" w:eastAsiaTheme="minorHAnsi" w:hAnsi="Arial"/>
+      <w:noProof/>
+      <w:sz w:val="20"/>
+      <w:lang w:eastAsia="en-US"/>
+    </w:rPr>
+  </w:style>
+  <w:style w:type="paragraph" w:customStyle="1" w:styleId="361EB6799C1A4A95A62025BD3AD876D1">
+    <w:name w:val="361EB6799C1A4A95A62025BD3AD876D1"/>
+    <w:rsid w:val="00882924"/>
+    <w:pPr>
+      <w:widowControl w:val="0"/>
+      <w:pBdr>
+        <w:top w:val="single" w:sz="4" w:space="1" w:color="auto"/>
+      </w:pBdr>
+      <w:tabs>
+        <w:tab w:val="right" w:pos="9921"/>
+      </w:tabs>
+      <w:spacing w:after="0" w:line="360" w:lineRule="auto"/>
+    </w:pPr>
+    <w:rPr>
+      <w:rFonts w:ascii="Arial" w:eastAsiaTheme="minorHAnsi" w:hAnsi="Arial"/>
+      <w:noProof/>
+      <w:sz w:val="20"/>
+      <w:lang w:eastAsia="en-US"/>
+    </w:rPr>
   </w:style>
 </w:styles>
+</file>
+
+<file path=word/glossary/webSettings.xml><?xml version="1.0" encoding="utf-8"?>
+<w:webSettings xmlns:mc="http://schemas.openxmlformats.org/markup-compatibility/2006" xmlns:r="http://schemas.openxmlformats.org/officeDocument/2006/relationships" xmlns:w="http://schemas.openxmlformats.org/wordprocessingml/2006/main" xmlns:w14="http://schemas.microsoft.com/office/word/2010/wordml" xmlns:w15="http://schemas.microsoft.com/office/word/2012/wordml" xmlns:w16cex="http://schemas.microsoft.com/office/word/2018/wordml/cex" xmlns:w16cid="http://schemas.microsoft.com/office/word/2016/wordml/cid" xmlns:w16="http://schemas.microsoft.com/office/word/2018/wordml" xmlns:w16du="http://schemas.microsoft.com/office/word/2023/wordml/word16du" xmlns:w16sdtdh="http://schemas.microsoft.com/office/word/2020/wordml/sdtdatahash" xmlns:w16sdtfl="http://schemas.microsoft.com/office/word/2024/wordml/sdtformatlock" xmlns:w16se="http://schemas.microsoft.com/office/word/2015/wordml/symex" mc:Ignorable="w14 w15 w16se w16cid w16 w16cex w16sdtdh w16sdtfl w16du">
+  <w:optimizeForBrowser/>
+  <w:allowPNG/>
+</w:webSettings>
 </file>
 
 <file path=word/theme/theme1.xml><?xml version="1.0" encoding="utf-8"?>
@@ -10393,4 +11203,16 @@
   <a:objectDefaults/>
   <a:extraClrSchemeLst/>
 </a:theme>
+</file>
+
+<file path=customXml/item1.xml><?xml version="1.0" encoding="utf-8"?>
+<b:Sources xmlns:b="http://schemas.openxmlformats.org/officeDocument/2006/bibliography" xmlns="http://schemas.openxmlformats.org/officeDocument/2006/bibliography" SelectedStyle="\APA.XSL" StyleName="APA"/>
+</file>
+
+<file path=customXml/itemProps1.xml><?xml version="1.0" encoding="utf-8"?>
+<ds:datastoreItem xmlns:ds="http://schemas.openxmlformats.org/officeDocument/2006/customXml" ds:itemID="{06C7BA8E-25C9-44AA-AF94-D00D51932BD3}">
+  <ds:schemaRefs>
+    <ds:schemaRef ds:uri="http://schemas.openxmlformats.org/officeDocument/2006/bibliography"/>
+  </ds:schemaRefs>
+</ds:datastoreItem>
 </file>
--- a/build/index.docx
+++ b/build/index.docx
@@ -6,9 +6,37 @@
       <w:pPr>
         <w:pStyle w:val="Titel"/>
       </w:pPr>
-      <w:r>
-        <w:t>eCH-0XXX – Titel des Standards</w:t>
-      </w:r>
+      <w:bookmarkStart w:id="100" w:name="eCHNummer"/>
+      <w:sdt>
+        <w:sdtPr>
+          <w:alias w:val="eCH-Dossier Nr."/>
+          <w:tag w:val="eCH-Dossier Nr."/>
+          <w:lock w:val="sdtLocked"/>
+        </w:sdtPr>
+        <w:sdtContent>
+          <w:r>
+            <w:t xml:space="preserve">eCH-0XXX</w:t>
+          </w:r>
+        </w:sdtContent>
+      </w:sdt>
+      <w:bookmarkEnd w:id="100"/>
+      <w:r>
+        <w:t xml:space="preserve"> – </w:t>
+      </w:r>
+      <w:bookmarkStart w:id="101" w:name="eCHName"/>
+      <w:sdt>
+        <w:sdtPr>
+          <w:alias w:val="eCH-Dossier Name"/>
+          <w:tag w:val="eCH-Dossier Name"/>
+          <w:lock w:val="sdtLocked"/>
+        </w:sdtPr>
+        <w:sdtContent>
+          <w:r>
+            <w:t xml:space="preserve">Titel des Standards</w:t>
+          </w:r>
+        </w:sdtContent>
+      </w:sdt>
+      <w:bookmarkEnd w:id="101"/>
     </w:p>
     <w:tbl>
       <w:tblPr>
@@ -46,9 +74,20 @@
             <w:pPr>
               <w:pStyle w:val="Tabellentext"/>
             </w:pPr>
-            <w:r>
-              <w:t>Titel des Standards</w:t>
-            </w:r>
+            <w:fldSimple w:instr=" REF  eCHName ">
+              <w:sdt>
+                <w:sdtPr>
+                  <w:alias w:val="Rechte Maustaste - Feld aktualisieren"/>
+                  <w:tag w:val="eCHName"/>
+                  <w:lock w:val="sdtLocked"/>
+                </w:sdtPr>
+                <w:sdtContent>
+                  <w:r>
+                    <w:t xml:space="preserve">Titel des Standards</w:t>
+                  </w:r>
+                </w:sdtContent>
+              </w:sdt>
+            </w:fldSimple>
           </w:p>
         </w:tc>
       </w:tr>
@@ -74,9 +113,20 @@
             <w:pPr>
               <w:pStyle w:val="Tabellentext"/>
             </w:pPr>
-            <w:r>
-              <w:t>eCH-0XXX</w:t>
-            </w:r>
+            <w:fldSimple w:instr=" REF  eCHNummer ">
+              <w:sdt>
+                <w:sdtPr>
+                  <w:alias w:val="Rechte Maustaste - Feld aktualisieren"/>
+                  <w:tag w:val="eCHNummer"/>
+                  <w:lock w:val="sdtLocked"/>
+                </w:sdtPr>
+                <w:sdtContent>
+                  <w:r>
+                    <w:t xml:space="preserve">eCH-0XXX</w:t>
+                  </w:r>
+                </w:sdtContent>
+              </w:sdt>
+            </w:fldSimple>
           </w:p>
         </w:tc>
       </w:tr>
@@ -214,9 +264,22 @@
             <w:pPr>
               <w:pStyle w:val="Tabellentext"/>
             </w:pPr>
-            <w:r>
-              <w:t>JJJJ-MM-TT</w:t>
-            </w:r>
+            <w:sdt>
+              <w:sdtPr>
+                <w:lock w:val="sdtLocked"/>
+                <w:date w:fullDate="2024-01-01T00:00:00Z">
+                  <w:dateFormat w:val="yyyy-MM-dd"/>
+                  <w:lid w:val="de-CH"/>
+                  <w:storeMappedDataAs w:val="dateTime"/>
+                  <w:calendar w:val="gregorian"/>
+                </w:date>
+              </w:sdtPr>
+              <w:sdtContent>
+                <w:r>
+                  <w:t>JJJJ-MM-TT</w:t>
+                </w:r>
+              </w:sdtContent>
+            </w:sdt>
           </w:p>
         </w:tc>
       </w:tr>
@@ -242,9 +305,22 @@
             <w:pPr>
               <w:pStyle w:val="Tabellentext"/>
             </w:pPr>
-            <w:r>
-              <w:t>JJJJ-MM-TT</w:t>
-            </w:r>
+            <w:sdt>
+              <w:sdtPr>
+                <w:lock w:val="sdtLocked"/>
+                <w:date w:fullDate="2024-01-01T00:00:00Z">
+                  <w:dateFormat w:val="yyyy-MM-dd"/>
+                  <w:lid w:val="de-CH"/>
+                  <w:storeMappedDataAs w:val="dateTime"/>
+                  <w:calendar w:val="gregorian"/>
+                </w:date>
+              </w:sdtPr>
+              <w:sdtContent>
+                <w:r>
+                  <w:t>JJJJ-MM-TT</w:t>
+                </w:r>
+              </w:sdtContent>
+            </w:sdt>
           </w:p>
         </w:tc>
       </w:tr>
@@ -270,9 +346,33 @@
             <w:pPr>
               <w:pStyle w:val="Tabellentext"/>
             </w:pPr>
+            <w:sdt>
+              <w:sdtPr>
+                <w:alias w:val="Version"/>
+                <w:tag w:val="Version"/>
+                <w:lock w:val="sdtLocked"/>
+              </w:sdtPr>
+              <w:sdtContent>
+                <w:r>
+                  <w:t xml:space="preserve">x.x.x</w:t>
+                </w:r>
+              </w:sdtContent>
+            </w:sdt>
             <w:r>
-              <w:t>x.x.x – Aufgehoben</w:t>
+              <w:t xml:space="preserve"> – </w:t>
             </w:r>
+            <w:sdt>
+              <w:sdtPr>
+                <w:alias w:val="Antragsart"/>
+                <w:tag w:val="Antragsart"/>
+                <w:lock w:val="sdtLocked"/>
+              </w:sdtPr>
+              <w:sdtContent>
+                <w:r>
+                  <w:t xml:space="preserve">Aufgehoben</w:t>
+                </w:r>
+              </w:sdtContent>
+            </w:sdt>
           </w:p>
         </w:tc>
       </w:tr>
@@ -452,20 +552,6 @@
     </w:p>
     <w:p>
       <w:pPr>
-        <w:pStyle w:val="Nebentitel"/>
-      </w:pPr>
-      <w:r>
-        <w:t>Hinweis</w:t>
-      </w:r>
-    </w:p>
-    <w:p>
-      <w:pPr/>
-      <w:r>
-        <w:t>Im vorliegenden Dokument wird bei der Bezeichnung von Personen eine geschlechtsneutrale Formulierung verwendet. Basis bildet der Leitfaden der Bundeskanzlei. Je nach Situation kommen Paarformen (Bürgerinnen und Bürger), geschlechtsabstrakte Formen (versicherte Person), geschlechtsneutrale Formen (Versicherte) oder Umschreibungen ohne Personenbezug zum Einsatz. Das generische Maskulin (Bürger) ist nicht zulässig. Vollformen werden in fortlaufenden Texten verwendet. In verknappten Textpassagen, namentlich in Tabellen, können Kurzformen verwendet werden (Referent/in). Genderstern und ähnliche Schreibweisen werden nicht verwendet.</w:t>
-      </w:r>
-    </w:p>
-    <w:p>
-      <w:pPr>
         <w:pStyle w:val="TitelInhaltsverzeichnis"/>
       </w:pPr>
       <w:r>
@@ -484,10 +570,44 @@
     </w:p>
     <w:p>
       <w:pPr>
+        <w:pStyle w:val="Nebentitel"/>
+      </w:pPr>
+      <w:r>
+        <w:t>Hinweis</w:t>
+      </w:r>
+    </w:p>
+    <w:p>
+      <w:pPr/>
+      <w:r>
+        <w:t>Im vorliegenden Dokument wird bei der Bezeichnung von Personen eine geschlechtsneutrale Formulierung verwendet. Basis bildet der Leitfaden der Bundeskanzlei. Je nach Situation kommen Paarformen (Bürgerinnen und Bürger), geschlechtsabstrakte Formen (versicherte Person), geschlechtsneutrale Formen (Versicherte) oder Umschreibungen ohne Personenbezug zum Einsatz. Das generische Maskulin (Bürger) ist nicht zulässig. Vollformen werden in fortlaufenden Texten verwendet. In verknappten Textpassagen, namentlich in Tabellen, können Kurzformen verwendet werden (Referent/in). Genderstern und ähnliche Schreibweisen werden nicht verwendet.</w:t>
+      </w:r>
+    </w:p>
+    <w:p>
+      <w:pPr/>
+      <w:r>
+        <w:rPr>
+          <w:b w:val="0"/>
+          <w:i w:val="0"/>
+        </w:rPr>
+        <w:t>[[einleitung]]</w:t>
+      </w:r>
+    </w:p>
+    <w:p>
+      <w:pPr>
         <w:pStyle w:val="berschrift1"/>
       </w:pPr>
       <w:r>
         <w:t>Einleitung</w:t>
+      </w:r>
+    </w:p>
+    <w:p>
+      <w:pPr/>
+      <w:r>
+        <w:rPr>
+          <w:b w:val="0"/>
+          <w:i w:val="0"/>
+        </w:rPr>
+        <w:t>[[status]]</w:t>
       </w:r>
     </w:p>
     <w:p>
@@ -505,15 +625,7 @@
           <w:b w:val="0"/>
           <w:i/>
         </w:rPr>
-        <w:t>Wählen Sie ein Element aus.</w:t>
-      </w:r>
-    </w:p>
-    <w:p>
-      <w:pPr>
-        <w:pStyle w:val="berschrift2"/>
-      </w:pPr>
-      <w:r>
-        <w:t>Anwendungsgebiet</w:t>
+        <w:t>{doc-status}</w:t>
       </w:r>
     </w:p>
     <w:p>
@@ -523,24 +635,25 @@
           <w:b w:val="0"/>
           <w:i w:val="0"/>
         </w:rPr>
-        <w:t>Die Angaben in diesem Kapitel sollen dem Leser einen raschen Überblick geben, wofür dieser Standard gedacht ist.</w:t>
-        <w:br/>
+        <w:t>[[anwendungsgebiet]]</w:t>
       </w:r>
     </w:p>
     <w:p>
       <w:pPr>
-        <w:pStyle w:val="Aufzhlung"/>
-      </w:pPr>
-      <w:r>
-        <w:t>Benennung der Aufgabenbereiche gem. [eCH-0122: Architektur E-Government Schweiz: Grundlagen]</w:t>
+        <w:pStyle w:val="berschrift2"/>
+      </w:pPr>
+      <w:r>
+        <w:t>Anwendungsgebiet</w:t>
       </w:r>
     </w:p>
     <w:p>
-      <w:pPr>
-        <w:pStyle w:val="Aufzhlung"/>
-      </w:pPr>
-      <w:r>
-        <w:t>Konkrete Meldeflüsse mit entsprechenden Kommunikationspartnern</w:t>
+      <w:pPr/>
+      <w:r>
+        <w:rPr>
+          <w:b w:val="0"/>
+          <w:i w:val="0"/>
+        </w:rPr>
+        <w:t>==== Die Angaben in diesem Kapitel sollen dem Leser einen raschen Überblick geben, wofür dieser Standard gedacht ist. Hinweise zu folgenden Sachverhalten können dabei hilfreich sein:</w:t>
       </w:r>
     </w:p>
     <w:p>
@@ -548,7 +661,83 @@
         <w:pStyle w:val="Aufzhlung"/>
       </w:pPr>
       <w:r>
-        <w:t>Konkrete UseCases die vom Standard unterstützt werden</w:t>
+        <w:t>Benennung der Aufgabenbereiche gem. [eCH-0122: Architektur E-Government Schweiz: Grundlagen], +</w:t>
+      </w:r>
+    </w:p>
+    <w:p>
+      <w:pPr/>
+      <w:r>
+        <w:rPr>
+          <w:b w:val="0"/>
+          <w:i w:val="0"/>
+        </w:rPr>
+        <w:t>Beispiel «Bauen»</w:t>
+      </w:r>
+    </w:p>
+    <w:p>
+      <w:pPr>
+        <w:pStyle w:val="Aufzhlung"/>
+      </w:pPr>
+      <w:r>
+        <w:t>Konkrete Meldeflüsse mit entsprechenden Kommunikationspartnern, +</w:t>
+      </w:r>
+    </w:p>
+    <w:p>
+      <w:pPr/>
+      <w:r>
+        <w:rPr>
+          <w:b w:val="0"/>
+          <w:i w:val="0"/>
+        </w:rPr>
+        <w:t>Beispiel «Datenaustausch zwischen Baugesuchstellern und Bewilligungsbehörden»</w:t>
+      </w:r>
+    </w:p>
+    <w:p>
+      <w:pPr>
+        <w:pStyle w:val="Aufzhlung"/>
+      </w:pPr>
+      <w:r>
+        <w:t>Konkrete UseCases die vom Standard unterstützt werden, +</w:t>
+      </w:r>
+    </w:p>
+    <w:p>
+      <w:pPr/>
+      <w:r>
+        <w:rPr>
+          <w:b w:val="0"/>
+          <w:i w:val="0"/>
+        </w:rPr>
+        <w:t>Beispiel «Abwickeln elektronisches Baugesuch»</w:t>
+      </w:r>
+    </w:p>
+    <w:p>
+      <w:pPr/>
+      <w:r>
+        <w:rPr>
+          <w:b w:val="0"/>
+          <w:i w:val="0"/>
+        </w:rPr>
+        <w:t>====</w:t>
+      </w:r>
+    </w:p>
+    <w:p>
+      <w:pPr/>
+      <w:r>
+        <w:rPr>
+          <w:b w:val="0"/>
+          <w:i/>
+        </w:rPr>
+        <w:t>&lt;Anwendungsgebiet beschreiben&gt;</w:t>
+      </w:r>
+    </w:p>
+    <w:p>
+      <w:pPr/>
+      <w:r>
+        <w:rPr>
+          <w:b w:val="0"/>
+          <w:i w:val="0"/>
+        </w:rPr>
+        <w:t>[[titel-1]]</w:t>
       </w:r>
     </w:p>
     <w:p>
@@ -572,7 +761,7 @@
     <w:p>
       <w:pPr/>
       <w:r>
-        <w:t>[Bild nicht gefunden: docs/images/placeholder.png]</w:t>
+        <w:t>[Bild nicht gefunden: docs/images/images/placeholder.png]</w:t>
       </w:r>
     </w:p>
     <w:p>
@@ -592,35 +781,39 @@
       </w:r>
     </w:p>
     <w:p>
-      <w:pPr>
-        <w:pStyle w:val="berschrift2"/>
-      </w:pPr>
-      <w:r>
-        <w:t>Titel 2</w:t>
+      <w:pPr/>
+      <w:r>
+        <w:rPr>
+          <w:b w:val="0"/>
+          <w:i w:val="0"/>
+        </w:rPr>
+        <w:t>[[titel-2]]</w:t>
       </w:r>
     </w:p>
     <w:p>
       <w:pPr>
-        <w:pStyle w:val="berschrift3"/>
-      </w:pPr>
-      <w:r>
-        <w:t>Titel 3</w:t>
+        <w:pStyle w:val="berschrift2"/>
+      </w:pPr>
+      <w:r>
+        <w:t>Titel 2</w:t>
       </w:r>
     </w:p>
     <w:p>
-      <w:pPr>
-        <w:pStyle w:val="Untertitel"/>
-      </w:pPr>
-      <w:r>
-        <w:t>Untertitel</w:t>
+      <w:pPr/>
+      <w:r>
+        <w:rPr>
+          <w:b w:val="0"/>
+          <w:i w:val="0"/>
+        </w:rPr>
+        <w:t>[[titel-3]]</w:t>
       </w:r>
     </w:p>
     <w:p>
       <w:pPr>
-        <w:pStyle w:val="Austauschformat"/>
-      </w:pPr>
-      <w:r>
-        <w:t>Austauschformat</w:t>
+        <w:pStyle w:val="berschrift3"/>
+      </w:pPr>
+      <w:r>
+        <w:t>Titel 3</w:t>
       </w:r>
     </w:p>
     <w:p>
@@ -628,47 +821,71 @@
         <w:pStyle w:val="Aufzhlung"/>
       </w:pPr>
       <w:r>
-        <w:t>Aufzählung Ebene 1</w:t>
+        <w:t>Untertitel</w:t>
       </w:r>
     </w:p>
     <w:p>
       <w:pPr>
-        <w:pStyle w:val="Liste-"/>
-      </w:pPr>
-      <w:r>
-        <w:t>Aufzählung Ebene 2</w:t>
+        <w:pStyle w:val="Austauschformat"/>
+      </w:pPr>
+      <w:r>
+        <w:t>Austauschformat</w:t>
       </w:r>
     </w:p>
     <w:p>
       <w:pPr>
-        <w:pStyle w:val="Liste-"/>
-      </w:pPr>
-      <w:r>
-        <w:t>Aufzählung Ebene 3</w:t>
+        <w:pStyle w:val="Aufzhlung"/>
+      </w:pPr>
+      <w:r>
+        <w:t>Aufzählung Ebene 1</w:t>
       </w:r>
     </w:p>
     <w:p>
       <w:pPr>
-        <w:pStyle w:val="Liste1"/>
-      </w:pPr>
-      <w:r>
-        <w:t>Aufzählung Nummeriert Ebene 1</w:t>
+        <w:pStyle w:val="Liste-"/>
+      </w:pPr>
+      <w:r>
+        <w:t>Aufzählung Ebene 2</w:t>
       </w:r>
     </w:p>
     <w:p>
       <w:pPr>
-        <w:pStyle w:val="Liste1"/>
-      </w:pPr>
-      <w:r>
-        <w:t>Aufzählung Nummeriert Ebene 2</w:t>
+        <w:pStyle w:val="Liste-"/>
+      </w:pPr>
+      <w:r>
+        <w:t>Aufzählung Ebene 3</w:t>
       </w:r>
     </w:p>
     <w:p>
       <w:pPr>
-        <w:pStyle w:val="Listea"/>
-      </w:pPr>
-      <w:r>
-        <w:t>Aufzählung Alpha Ebene 1</w:t>
+        <w:pStyle w:val="Liste1"/>
+      </w:pPr>
+      <w:r>
+        <w:t>Aufzählung Ebene 2</w:t>
+      </w:r>
+    </w:p>
+    <w:p>
+      <w:pPr>
+        <w:pStyle w:val="Liste-"/>
+      </w:pPr>
+      <w:r>
+        <w:t>Aufzählung Ebene 3</w:t>
+      </w:r>
+    </w:p>
+    <w:p>
+      <w:pPr>
+        <w:pStyle w:val="Liste1"/>
+      </w:pPr>
+      <w:r>
+        <w:t>Aufzählung Ebene 1</w:t>
+      </w:r>
+    </w:p>
+    <w:p>
+      <w:pPr>
+        <w:pStyle w:val="Liste-"/>
+      </w:pPr>
+      <w:r>
+        <w:t>Aufzählung Ebene 1</w:t>
       </w:r>
     </w:p>
     <w:tbl>
@@ -678,11 +895,6 @@
         <w:tblLook w:firstColumn="1" w:firstRow="1" w:lastColumn="0" w:lastRow="0" w:noHBand="0" w:noVBand="1" w:val="04A0"/>
       </w:tblPr>
       <w:tblGrid>
-        <w:gridCol w:w="3070"/>
-        <w:gridCol w:w="3070"/>
-        <w:gridCol w:w="3071"/>
-      </w:tblGrid>
-      <w:tblGrid>
         <w:gridCol w:w="3307"/>
         <w:gridCol w:w="3307"/>
         <w:gridCol w:w="3307"/>
@@ -690,7 +902,7 @@
       <w:tr>
         <w:tc>
           <w:tcPr>
-            <w:tcW w:type="dxa" w:w="3070"/>
+            <w:tcW w:type="dxa" w:w="3307"/>
           </w:tcPr>
           <w:p>
             <w:pPr>
@@ -703,7 +915,7 @@
         </w:tc>
         <w:tc>
           <w:tcPr>
-            <w:tcW w:type="dxa" w:w="3070"/>
+            <w:tcW w:type="dxa" w:w="3307"/>
           </w:tcPr>
           <w:p>
             <w:pPr>
@@ -716,7 +928,7 @@
         </w:tc>
         <w:tc>
           <w:tcPr>
-            <w:tcW w:type="dxa" w:w="3071"/>
+            <w:tcW w:type="dxa" w:w="3307"/>
           </w:tcPr>
           <w:p>
             <w:pPr>
@@ -731,7 +943,7 @@
       <w:tr>
         <w:tc>
           <w:tcPr>
-            <w:tcW w:type="dxa" w:w="3070"/>
+            <w:tcW w:type="dxa" w:w="3307"/>
           </w:tcPr>
           <w:p>
             <w:pPr>
@@ -744,7 +956,7 @@
         </w:tc>
         <w:tc>
           <w:tcPr>
-            <w:tcW w:type="dxa" w:w="3070"/>
+            <w:tcW w:type="dxa" w:w="3307"/>
           </w:tcPr>
           <w:p>
             <w:pPr>
@@ -757,7 +969,7 @@
         </w:tc>
         <w:tc>
           <w:tcPr>
-            <w:tcW w:type="dxa" w:w="3071"/>
+            <w:tcW w:type="dxa" w:w="3307"/>
           </w:tcPr>
           <w:p>
             <w:pPr>
@@ -772,7 +984,7 @@
       <w:tr>
         <w:tc>
           <w:tcPr>
-            <w:tcW w:type="dxa" w:w="3070"/>
+            <w:tcW w:type="dxa" w:w="3307"/>
           </w:tcPr>
           <w:p>
             <w:pPr>
@@ -785,7 +997,7 @@
         </w:tc>
         <w:tc>
           <w:tcPr>
-            <w:tcW w:type="dxa" w:w="3070"/>
+            <w:tcW w:type="dxa" w:w="3307"/>
           </w:tcPr>
           <w:p>
             <w:pPr>
@@ -798,7 +1010,7 @@
         </w:tc>
         <w:tc>
           <w:tcPr>
-            <w:tcW w:type="dxa" w:w="3071"/>
+            <w:tcW w:type="dxa" w:w="3307"/>
           </w:tcPr>
           <w:p>
             <w:pPr>
@@ -828,6 +1040,16 @@
       </w:r>
     </w:p>
     <w:p>
+      <w:pPr/>
+      <w:r>
+        <w:rPr>
+          <w:b w:val="0"/>
+          <w:i w:val="0"/>
+        </w:rPr>
+        <w:t>[[titel-4]]</w:t>
+      </w:r>
+    </w:p>
+    <w:p>
       <w:pPr>
         <w:pStyle w:val="berschrift4"/>
       </w:pPr>
@@ -846,6 +1068,16 @@
       </w:r>
     </w:p>
     <w:p>
+      <w:pPr/>
+      <w:r>
+        <w:rPr>
+          <w:b w:val="0"/>
+          <w:i w:val="0"/>
+        </w:rPr>
+        <w:t>[[titel-5]]</w:t>
+      </w:r>
+    </w:p>
+    <w:p>
       <w:pPr>
         <w:pStyle w:val="berschrift5"/>
       </w:pPr>
@@ -864,6 +1096,16 @@
       </w:r>
     </w:p>
     <w:p>
+      <w:pPr/>
+      <w:r>
+        <w:rPr>
+          <w:b w:val="0"/>
+          <w:i w:val="0"/>
+        </w:rPr>
+        <w:t>[[sicherheitsueberlegungen]]</w:t>
+      </w:r>
+    </w:p>
+    <w:p>
       <w:pPr>
         <w:pStyle w:val="berschrift1"/>
       </w:pPr>
@@ -886,10 +1128,29 @@
       <w:r>
         <w:rPr>
           <w:b w:val="0"/>
-          <w:i/>
+          <w:i w:val="0"/>
         </w:rPr>
-        <w:t>&lt;Hinweis auf explizit relevante gesetzliche Grundlagen, oder ein Hinweis, dass bei der Umsetzung die relevanten gesetzlichen Grundlagen zu beachten sind.&gt;</w:t>
-        <w:br/>
+        <w:t>==== &lt;Hinweis auf explizit relevante gesetzliche Grundlagen, oder ein Hinweis, dass bei der Umsetzung die relevanten gesetzlichen Grundlagen zu beachten sind.&gt;</w:t>
+      </w:r>
+    </w:p>
+    <w:p>
+      <w:pPr/>
+      <w:r>
+        <w:rPr>
+          <w:b w:val="0"/>
+          <w:i w:val="0"/>
+        </w:rPr>
+        <w:t>====</w:t>
+      </w:r>
+    </w:p>
+    <w:p>
+      <w:pPr/>
+      <w:r>
+        <w:rPr>
+          <w:b w:val="0"/>
+          <w:i w:val="0"/>
+        </w:rPr>
+        <w:t>[[haftungsausschluss]]</w:t>
       </w:r>
     </w:p>
     <w:p>
@@ -956,18 +1217,24 @@
           <w:b w:val="0"/>
           <w:i w:val="0"/>
         </w:rPr>
-        <w:t xml:space="preserve"> haftet in keinem Fall für Entscheidungen oder Massnahmen, welche den Benutzenden auf Grund dieser Dokumente trifft und / oder ergreift. Die Benutzenden sind verpflichtet, die Dokumente vor deren Nutzung selbst zu überprüfen und sich gegebenenfalls beraten zu lassen. eCH-Standards können und sollen die technische, organisatorische oder juristische Beratung im konkreten Einzelfall nicht ersetzen.</w:t>
+        <w:t xml:space="preserve"> haftet in keinem Fall für Entscheidungen oder Massnahmen, welche den Benutzenden auf Grund dieser Dokumente trifft und / oder ergreift. Die Benutzenden sind verpflichtet, die Dokumente vor deren Nutzung selbst zu überprüfen und sich gegebenenfalls beraten zu lassen.</w:t>
       </w:r>
     </w:p>
     <w:p>
       <w:pPr/>
+      <w:r>
+        <w:rPr>
+          <w:b/>
+          <w:i w:val="0"/>
+        </w:rPr>
+        <w:t>eCH</w:t>
+      </w:r>
       <w:r>
         <w:rPr>
           <w:b w:val="0"/>
           <w:i w:val="0"/>
         </w:rPr>
-        <w:t>In eCH-Standards referenzierte Dokumente, Verfahren, Methoden, Produkte und Standards sind unter Umständen markenrechtlich, urheberrechtlich oder patentrechtlich geschützt. Es liegt in der ausschliesslichen Verantwortlichkeit der Benutzenden, sich die allenfalls erforderlichen Rechte bei den jeweils berechtigten Personen und/oder Organisationen zu beschaffen.</w:t>
-        <w:br/>
+        <w:t>-Standards können und sollen die technische, organisatorische oder juristische Beratung im konkreten Einzelfall nicht ersetzen.</w:t>
       </w:r>
     </w:p>
     <w:p>
@@ -977,27 +1244,21 @@
           <w:b w:val="0"/>
           <w:i w:val="0"/>
         </w:rPr>
-        <w:t>Obwohl der Verein eCH all seine Sorgfalt darauf verwendet, die eCH-Standards sorgfältig auszuarbeiten, kann keine Zusicherung oder Garantie auf Aktualität, Vollständigkeit, Richtigkeit bzw. Fehlerfreiheit der zur Verfügung gestellten Informationen und Dokumente gegeben werden. Der Inhalt von eCH-Standards kann jederzeit und ohne Ankündigung geändert werden.</w:t>
-        <w:br/>
-      </w:r>
-    </w:p>
-    <w:p>
-      <w:pPr/>
+        <w:t xml:space="preserve">In </w:t>
+      </w:r>
+      <w:r>
+        <w:rPr>
+          <w:b/>
+          <w:i w:val="0"/>
+        </w:rPr>
+        <w:t>eCH</w:t>
+      </w:r>
       <w:r>
         <w:rPr>
           <w:b w:val="0"/>
           <w:i w:val="0"/>
         </w:rPr>
-        <w:t>Jede Haftung für Schäden, welche den Benutzenden aus dem Gebrauch der eCH-Standards entstehen ist, soweit gesetzlich zulässig, wegbedungen.</w:t>
-        <w:br/>
-      </w:r>
-    </w:p>
-    <w:p>
-      <w:pPr>
-        <w:pStyle w:val="berschrift1"/>
-      </w:pPr>
-      <w:r>
-        <w:t>Urheberrechte</w:t>
+        <w:t>-Standards referenzierte Dokumente, Verfahren, Methoden, Produkte und Standards sind unter Umständen markenrechtlich, urheberrechtlich oder patentrechtlich geschützt. Es liegt in der ausschliesslichen Verantwortlichkeit der Benutzenden, sich die allenfalls erforderlichen Rechte bei den jeweils berechtigten Personen und/oder Organisationen zu beschaffen.</w:t>
       </w:r>
     </w:p>
     <w:p>
@@ -1007,49 +1268,234 @@
           <w:b w:val="0"/>
           <w:i w:val="0"/>
         </w:rPr>
-        <w:t>Wer eCH-Standards erarbeitet, behält das geistige Eigentum an diesen. Allerdings verpflichten sich die Erarbeitenden, ihr betreffendes geistiges Eigentum oder ihre Rechte an geistigem Eigentum anderer, sofern möglich, den jeweiligen Fachgruppen und dem Verein eCH kostenlos zur uneingeschränkten Nutzung und Weiterentwicklung im Rahmen des Vereinszweckes zur Verfügung zu stellen.</w:t>
-        <w:br/>
-      </w:r>
-    </w:p>
-    <w:p>
-      <w:pPr/>
+        <w:t xml:space="preserve">Obwohl der Verein </w:t>
+      </w:r>
+      <w:r>
+        <w:rPr>
+          <w:b/>
+          <w:i w:val="0"/>
+        </w:rPr>
+        <w:t>eCH</w:t>
+      </w:r>
       <w:r>
         <w:rPr>
           <w:b w:val="0"/>
           <w:i w:val="0"/>
         </w:rPr>
-        <w:t>Die von den Fachgruppen erarbeiteten Standards können unter Nennung der jeweiligen urhebenden Person von eCH unentgeltlich und uneingeschränkt genutzt, weiterverbreitet und weiterentwickelt werden.</w:t>
-        <w:br/>
-      </w:r>
-    </w:p>
-    <w:p>
-      <w:pPr/>
+        <w:t xml:space="preserve"> all seine Sorgfalt darauf verwendet, die </w:t>
+      </w:r>
+      <w:r>
+        <w:rPr>
+          <w:b/>
+          <w:i w:val="0"/>
+        </w:rPr>
+        <w:t>eCH</w:t>
+      </w:r>
       <w:r>
         <w:rPr>
           <w:b w:val="0"/>
           <w:i w:val="0"/>
         </w:rPr>
-        <w:t>eCH-Standards sind vollständig dokumentiert und frei von lizenz- und/oder patentrechtlichen Einschränkungen. Die dazugehörige Dokumentation kann unentgeltlich bezogen werden.</w:t>
-        <w:br/>
-      </w:r>
-    </w:p>
-    <w:p>
-      <w:pPr/>
+        <w:t xml:space="preserve">-Standards sorgfältig auszuarbeiten, kann keine Zusicherung oder Garantie auf Aktualität, Vollständigkeit, Richtigkeit bzw. Fehlerfreiheit der zur Verfügung gestellten Informationen und Dokumente gegeben werden. Der Inhalt von </w:t>
+      </w:r>
+      <w:r>
+        <w:rPr>
+          <w:b/>
+          <w:i w:val="0"/>
+        </w:rPr>
+        <w:t>eCH</w:t>
+      </w:r>
       <w:r>
         <w:rPr>
           <w:b w:val="0"/>
           <w:i w:val="0"/>
         </w:rPr>
-        <w:t>Diese Bestimmungen gelten ausschliesslich für die von eCH erarbeiteten Standards, nicht jedoch für Standards oder Produkte Dritter, auf welche in den eCH-Standards Bezug genommen wird. Die Standards enthalten die entsprechenden Hinweise auf die Rechte Dritter.</w:t>
-        <w:br/>
+        <w:t>-Standards kann jederzeit und ohne Ankündigung geändert werden.</w:t>
       </w:r>
     </w:p>
     <w:p>
+      <w:pPr/>
+      <w:r>
+        <w:rPr>
+          <w:b w:val="0"/>
+          <w:i w:val="0"/>
+        </w:rPr>
+        <w:t xml:space="preserve">Jede Haftung für Schäden, welche den Benutzenden aus dem Gebrauch der </w:t>
+      </w:r>
+      <w:r>
+        <w:rPr>
+          <w:b/>
+          <w:i w:val="0"/>
+        </w:rPr>
+        <w:t>eCH</w:t>
+      </w:r>
+      <w:r>
+        <w:rPr>
+          <w:b w:val="0"/>
+          <w:i w:val="0"/>
+        </w:rPr>
+        <w:t>-Standards entstehen ist, soweit gesetzlich zulässig, wegbedungen.</w:t>
+      </w:r>
+    </w:p>
+    <w:p>
+      <w:pPr/>
+      <w:r>
+        <w:rPr>
+          <w:b w:val="0"/>
+          <w:i w:val="0"/>
+        </w:rPr>
+        <w:t>[[urheberrechte]]</w:t>
+      </w:r>
+    </w:p>
+    <w:p>
+      <w:pPr>
+        <w:pStyle w:val="berschrift1"/>
+      </w:pPr>
+      <w:r>
+        <w:t>Urheberrechte</w:t>
+      </w:r>
+    </w:p>
+    <w:p>
+      <w:pPr/>
+      <w:r>
+        <w:rPr>
+          <w:b w:val="0"/>
+          <w:i w:val="0"/>
+        </w:rPr>
+        <w:t xml:space="preserve">Wer </w:t>
+      </w:r>
+      <w:r>
+        <w:rPr>
+          <w:b/>
+          <w:i w:val="0"/>
+        </w:rPr>
+        <w:t>eCH</w:t>
+      </w:r>
+      <w:r>
+        <w:rPr>
+          <w:b w:val="0"/>
+          <w:i w:val="0"/>
+        </w:rPr>
+        <w:t xml:space="preserve">-Standards erarbeitet, behält das geistige Eigentum an diesen. Allerdings verpflichten sich die Erarbeitenden, ihr betreffendes geistiges Eigentum oder ihre Rechte an geistigem Eigentum anderer, sofern möglich, den jeweiligen Fachgruppen und dem Verein </w:t>
+      </w:r>
+      <w:r>
+        <w:rPr>
+          <w:b/>
+          <w:i w:val="0"/>
+        </w:rPr>
+        <w:t>eCH</w:t>
+      </w:r>
+      <w:r>
+        <w:rPr>
+          <w:b w:val="0"/>
+          <w:i w:val="0"/>
+        </w:rPr>
+        <w:t xml:space="preserve"> kostenlos zur uneingeschränkten Nutzung und Weiterentwicklung im Rahmen des Vereinszweckes zur Verfügung zu stellen.</w:t>
+      </w:r>
+    </w:p>
+    <w:p>
+      <w:pPr/>
+      <w:r>
+        <w:rPr>
+          <w:b w:val="0"/>
+          <w:i w:val="0"/>
+        </w:rPr>
+        <w:t xml:space="preserve">Die von den Fachgruppen erarbeiteten Standards können unter Nennung der jeweiligen urhebenden Person von </w:t>
+      </w:r>
+      <w:r>
+        <w:rPr>
+          <w:b/>
+          <w:i w:val="0"/>
+        </w:rPr>
+        <w:t>eCH</w:t>
+      </w:r>
+      <w:r>
+        <w:rPr>
+          <w:b w:val="0"/>
+          <w:i w:val="0"/>
+        </w:rPr>
+        <w:t xml:space="preserve"> unentgeltlich und uneingeschränkt genutzt, weiterverbreitet und weiterentwickelt werden.</w:t>
+      </w:r>
+    </w:p>
+    <w:p>
+      <w:pPr/>
+      <w:r>
+        <w:rPr>
+          <w:b/>
+          <w:i w:val="0"/>
+        </w:rPr>
+        <w:t>eCH</w:t>
+      </w:r>
+      <w:r>
+        <w:rPr>
+          <w:b w:val="0"/>
+          <w:i w:val="0"/>
+        </w:rPr>
+        <w:t>-Standards sind vollständig dokumentiert und frei von lizenz- und/oder patentrechtlichen Einschränkungen. Die dazugehörige Dokumentation kann unentgeltlich bezogen werden.</w:t>
+      </w:r>
+    </w:p>
+    <w:p>
+      <w:pPr/>
+      <w:r>
+        <w:rPr>
+          <w:b w:val="0"/>
+          <w:i w:val="0"/>
+        </w:rPr>
+        <w:t xml:space="preserve">Diese Bestimmungen gelten ausschliesslich für die von </w:t>
+      </w:r>
+      <w:r>
+        <w:rPr>
+          <w:b/>
+          <w:i w:val="0"/>
+        </w:rPr>
+        <w:t>eCH</w:t>
+      </w:r>
+      <w:r>
+        <w:rPr>
+          <w:b w:val="0"/>
+          <w:i w:val="0"/>
+        </w:rPr>
+        <w:t xml:space="preserve"> erarbeiteten Standards, nicht jedoch für Standards oder Produkte Dritter, auf welche in den </w:t>
+      </w:r>
+      <w:r>
+        <w:rPr>
+          <w:b/>
+          <w:i w:val="0"/>
+        </w:rPr>
+        <w:t>eCH</w:t>
+      </w:r>
+      <w:r>
+        <w:rPr>
+          <w:b w:val="0"/>
+          <w:i w:val="0"/>
+        </w:rPr>
+        <w:t>-Standards Bezug genommen wird. Die Standards enthalten die entsprechenden Hinweise auf die Rechte Dritter.</w:t>
+      </w:r>
+    </w:p>
+    <w:p>
       <w:pPr>
         <w:pStyle w:val="Anhangberschrift"/>
       </w:pPr>
       <w:r>
         <w:t>Anhang A – Referenzen &amp; Bibliographie</w:t>
+      </w:r>
+    </w:p>
+    <w:p>
+      <w:pPr/>
+      <w:r>
+        <w:rPr>
+          <w:b w:val="0"/>
+          <w:i w:val="0"/>
+        </w:rPr>
+        <w:t>[[anhang-a]]</w:t>
+      </w:r>
+    </w:p>
+    <w:p>
+      <w:pPr>
+        <w:pStyle w:val="berschrift1"/>
+      </w:pPr>
+      <w:r>
+        <w:t>Referenzen &amp; Bibliographie</w:t>
       </w:r>
     </w:p>
     <w:p>
@@ -1060,6 +1506,42 @@
           <w:i/>
         </w:rPr>
         <w:t>&lt;Keine&gt;</w:t>
+      </w:r>
+    </w:p>
+    <w:p>
+      <w:pPr>
+        <w:pStyle w:val="Anhangberschrift"/>
+      </w:pPr>
+      <w:r>
+        <w:t>Anhang B – Mitarbeit &amp; Überprüfung</w:t>
+      </w:r>
+    </w:p>
+    <w:p>
+      <w:pPr/>
+      <w:r>
+        <w:rPr>
+          <w:b w:val="0"/>
+          <w:i w:val="0"/>
+        </w:rPr>
+        <w:t>[[anhang-b]]</w:t>
+      </w:r>
+    </w:p>
+    <w:p>
+      <w:pPr>
+        <w:pStyle w:val="berschrift1"/>
+      </w:pPr>
+      <w:r>
+        <w:t>Mitarbeit &amp; Überprüfung</w:t>
+      </w:r>
+    </w:p>
+    <w:p>
+      <w:pPr/>
+      <w:r>
+        <w:rPr>
+          <w:b w:val="0"/>
+          <w:i/>
+        </w:rPr>
+        <w:t>&lt;Hier sind alle Mitarbeiterinnen und Mitarbeiter aufzuführen, die an dieser Version des Dokuments mitgearbeitet haben.&gt;</w:t>
       </w:r>
     </w:p>
     <w:tbl>
@@ -1069,75 +1551,17 @@
         <w:tblLook w:firstColumn="1" w:firstRow="1" w:lastColumn="0" w:lastRow="0" w:noHBand="0" w:noVBand="1" w:val="04A0"/>
       </w:tblPr>
       <w:tblGrid>
-        <w:gridCol w:w="1500"/>
-        <w:gridCol w:w="7711"/>
+        <w:gridCol w:w="15000"/>
+        <w:gridCol w:w="35000"/>
       </w:tblGrid>
       <w:tblGrid>
-  </w:tblGrid>
+        <w:gridCol w:w="4960"/>
+        <w:gridCol w:w="4960"/>
+      </w:tblGrid>
       <w:tr>
         <w:tc>
           <w:tcPr>
-            <w:tcW w:type="dxa" w:w="1500"/>
-          </w:tcPr>
-          <w:p>
-            <w:pPr>
-              <w:pStyle w:val="Tabellentext"/>
-            </w:pPr>
-            <w:r>
-              <w:t>[Ref]</w:t>
-            </w:r>
-          </w:p>
-        </w:tc>
-        <w:tc>
-          <w:tcPr>
-            <w:tcW w:type="dxa" w:w="7711"/>
-          </w:tcPr>
-          <w:p>
-            <w:pPr>
-              <w:pStyle w:val="Tabellentext"/>
-            </w:pPr>
-            <w:r>
-              <w:t>&lt;Referenz&gt;</w:t>
-            </w:r>
-          </w:p>
-        </w:tc>
-      </w:tr>
-    </w:tbl>
-    <w:p>
-      <w:pPr>
-        <w:pStyle w:val="Anhangberschrift"/>
-      </w:pPr>
-      <w:r>
-        <w:t>Anhang B – Mitarbeit &amp; Überprüfung</w:t>
-      </w:r>
-    </w:p>
-    <w:p>
-      <w:pPr/>
-      <w:r>
-        <w:rPr>
-          <w:b w:val="0"/>
-          <w:i/>
-        </w:rPr>
-        <w:t>&lt;Hier sind alle Mitarbeiterinnen und Mitarbeiter aufzuführen, die an dieser Version des Dokuments mitgearbeitet haben.&gt;</w:t>
-        <w:br/>
-      </w:r>
-    </w:p>
-    <w:tbl>
-      <w:tblPr>
-        <w:tblStyle w:val="Tabellenraster"/>
-        <w:tblW w:type="auto" w:w="0"/>
-        <w:tblLook w:firstColumn="1" w:firstRow="1" w:lastColumn="0" w:lastRow="0" w:noHBand="0" w:noVBand="1" w:val="04A0"/>
-      </w:tblPr>
-      <w:tblGrid>
-        <w:gridCol w:w="4605"/>
-        <w:gridCol w:w="4606"/>
-      </w:tblGrid>
-      <w:tblGrid>
-  </w:tblGrid>
-      <w:tr>
-        <w:tc>
-          <w:tcPr>
-            <w:tcW w:type="dxa" w:w="4605"/>
+            <w:tcW w:type="dxa" w:w="15000"/>
           </w:tcPr>
           <w:p>
             <w:pPr>
@@ -1150,7 +1574,7 @@
         </w:tc>
         <w:tc>
           <w:tcPr>
-            <w:tcW w:type="dxa" w:w="4606"/>
+            <w:tcW w:type="dxa" w:w="35000"/>
           </w:tcPr>
           <w:p>
             <w:pPr>
@@ -1165,7 +1589,7 @@
       <w:tr>
         <w:tc>
           <w:tcPr>
-            <w:tcW w:type="dxa" w:w="4605"/>
+            <w:tcW w:type="dxa" w:w="15000"/>
           </w:tcPr>
           <w:p>
             <w:pPr>
@@ -1178,7 +1602,7 @@
         </w:tc>
         <w:tc>
           <w:tcPr>
-            <w:tcW w:type="dxa" w:w="4606"/>
+            <w:tcW w:type="dxa" w:w="35000"/>
           </w:tcPr>
           <w:p>
             <w:pPr>
@@ -1199,6 +1623,24 @@
         <w:t>Anhang C – Abkürzungen und Glossar</w:t>
       </w:r>
     </w:p>
+    <w:p>
+      <w:pPr/>
+      <w:r>
+        <w:rPr>
+          <w:b w:val="0"/>
+          <w:i w:val="0"/>
+        </w:rPr>
+        <w:t>[[anhang-c]]</w:t>
+      </w:r>
+    </w:p>
+    <w:p>
+      <w:pPr>
+        <w:pStyle w:val="berschrift1"/>
+      </w:pPr>
+      <w:r>
+        <w:t>Abkürzungen und Glossar</w:t>
+      </w:r>
+    </w:p>
     <w:tbl>
       <w:tblPr>
         <w:tblStyle w:val="Tabellenraster"/>
@@ -1206,15 +1648,17 @@
         <w:tblLook w:firstColumn="1" w:firstRow="1" w:lastColumn="0" w:lastRow="0" w:noHBand="0" w:noVBand="1" w:val="04A0"/>
       </w:tblPr>
       <w:tblGrid>
-        <w:gridCol w:w="2000"/>
-        <w:gridCol w:w="7211"/>
+        <w:gridCol w:w="10000"/>
+        <w:gridCol w:w="40000"/>
       </w:tblGrid>
       <w:tblGrid>
-  </w:tblGrid>
+        <w:gridCol w:w="4960"/>
+        <w:gridCol w:w="4960"/>
+      </w:tblGrid>
       <w:tr>
         <w:tc>
           <w:tcPr>
-            <w:tcW w:type="dxa" w:w="2000"/>
+            <w:tcW w:type="dxa" w:w="10000"/>
           </w:tcPr>
           <w:p>
             <w:pPr>
@@ -1227,7 +1671,7 @@
         </w:tc>
         <w:tc>
           <w:tcPr>
-            <w:tcW w:type="dxa" w:w="7211"/>
+            <w:tcW w:type="dxa" w:w="40000"/>
           </w:tcPr>
           <w:p>
             <w:pPr>
@@ -1242,7 +1686,7 @@
       <w:tr>
         <w:tc>
           <w:tcPr>
-            <w:tcW w:type="dxa" w:w="2000"/>
+            <w:tcW w:type="dxa" w:w="10000"/>
           </w:tcPr>
           <w:p>
             <w:pPr>
@@ -1255,7 +1699,7 @@
         </w:tc>
         <w:tc>
           <w:tcPr>
-            <w:tcW w:type="dxa" w:w="7211"/>
+            <w:tcW w:type="dxa" w:w="40000"/>
           </w:tcPr>
           <w:p>
             <w:pPr>
@@ -1281,9 +1725,17 @@
       <w:r>
         <w:rPr>
           <w:b w:val="0"/>
-          <w:i/>
+          <w:i w:val="0"/>
         </w:rPr>
-        <w:t>&lt;Dies ist die erste Version.&gt;</w:t>
+        <w:t>[[anhang-d]]</w:t>
+      </w:r>
+    </w:p>
+    <w:p>
+      <w:pPr>
+        <w:pStyle w:val="berschrift1"/>
+      </w:pPr>
+      <w:r>
+        <w:t>Änderungen gegenüber Vorversion</w:t>
       </w:r>
     </w:p>
     <w:p>
@@ -1293,235 +1745,7 @@
           <w:b w:val="0"/>
           <w:i/>
         </w:rPr>
-        <w:t>&lt;oder eine detaillierte Zusammenstellung der Änderungen gegenüber der Vorversion&gt;</w:t>
-        <w:br/>
-      </w:r>
-    </w:p>
-    <w:tbl>
-      <w:tblPr>
-        <w:tblStyle w:val="Tabellenraster"/>
-        <w:tblW w:type="auto" w:w="0"/>
-        <w:tblLook w:firstColumn="1" w:firstRow="1" w:lastColumn="0" w:lastRow="0" w:noHBand="0" w:noVBand="1" w:val="04A0"/>
-      </w:tblPr>
-      <w:tblGrid>
-        <w:gridCol w:w="1500"/>
-        <w:gridCol w:w="1000"/>
-        <w:gridCol w:w="5000"/>
-        <w:gridCol w:w="1711"/>
-      </w:tblGrid>
-      <w:tblGrid>
-        <w:gridCol w:w="2480"/>
-        <w:gridCol w:w="2480"/>
-        <w:gridCol w:w="2480"/>
-        <w:gridCol w:w="2480"/>
-      </w:tblGrid>
-      <w:tr>
-        <w:tc>
-          <w:tcPr>
-            <w:tcW w:type="dxa" w:w="1500"/>
-          </w:tcPr>
-          <w:p>
-            <w:pPr>
-              <w:pStyle w:val="Tabellentitel"/>
-            </w:pPr>
-            <w:r>
-              <w:t>Kapitel</w:t>
-            </w:r>
-          </w:p>
-        </w:tc>
-        <w:tc>
-          <w:tcPr>
-            <w:tcW w:type="dxa" w:w="1000"/>
-          </w:tcPr>
-          <w:p>
-            <w:pPr>
-              <w:pStyle w:val="Tabellentitel"/>
-            </w:pPr>
-            <w:r>
-              <w:t>Seite</w:t>
-            </w:r>
-          </w:p>
-        </w:tc>
-        <w:tc>
-          <w:tcPr>
-            <w:tcW w:type="dxa" w:w="5000"/>
-          </w:tcPr>
-          <w:p>
-            <w:pPr>
-              <w:pStyle w:val="Tabellentitel"/>
-            </w:pPr>
-            <w:r>
-              <w:t>Anpassung</w:t>
-            </w:r>
-          </w:p>
-        </w:tc>
-        <w:tc>
-          <w:tcPr>
-            <w:tcW w:type="dxa" w:w="1711"/>
-          </w:tcPr>
-          <w:p>
-            <w:pPr>
-              <w:pStyle w:val="Tabellentitel"/>
-            </w:pPr>
-            <w:r>
-              <w:t>RFC Nr.</w:t>
-            </w:r>
-          </w:p>
-        </w:tc>
-      </w:tr>
-      <w:tr>
-        <w:tc>
-          <w:tcPr>
-            <w:tcW w:type="dxa" w:w="1500"/>
-          </w:tcPr>
-          <w:p>
-            <w:pPr>
-              <w:pStyle w:val="Tabellentext"/>
-            </w:pPr>
-            <w:r/>
-          </w:p>
-        </w:tc>
-        <w:tc>
-          <w:tcPr>
-            <w:tcW w:type="dxa" w:w="1000"/>
-          </w:tcPr>
-          <w:p>
-            <w:pPr>
-              <w:pStyle w:val="Tabellentext"/>
-            </w:pPr>
-            <w:r/>
-          </w:p>
-        </w:tc>
-        <w:tc>
-          <w:tcPr>
-            <w:tcW w:type="dxa" w:w="5000"/>
-          </w:tcPr>
-          <w:p>
-            <w:pPr>
-              <w:pStyle w:val="Tabellentext"/>
-            </w:pPr>
-            <w:r/>
-          </w:p>
-        </w:tc>
-        <w:tc>
-          <w:tcPr>
-            <w:tcW w:type="dxa" w:w="1711"/>
-          </w:tcPr>
-          <w:p>
-            <w:pPr>
-              <w:pStyle w:val="Tabellentext"/>
-            </w:pPr>
-            <w:r/>
-          </w:p>
-        </w:tc>
-      </w:tr>
-      <w:tr>
-        <w:tc>
-          <w:tcPr>
-            <w:tcW w:type="dxa" w:w="1500"/>
-          </w:tcPr>
-          <w:p>
-            <w:pPr>
-              <w:pStyle w:val="Tabellentext"/>
-            </w:pPr>
-            <w:r/>
-          </w:p>
-        </w:tc>
-        <w:tc>
-          <w:tcPr>
-            <w:tcW w:type="dxa" w:w="1000"/>
-          </w:tcPr>
-          <w:p>
-            <w:pPr>
-              <w:pStyle w:val="Tabellentext"/>
-            </w:pPr>
-            <w:r/>
-          </w:p>
-        </w:tc>
-        <w:tc>
-          <w:tcPr>
-            <w:tcW w:type="dxa" w:w="5000"/>
-          </w:tcPr>
-          <w:p>
-            <w:pPr>
-              <w:pStyle w:val="Tabellentext"/>
-            </w:pPr>
-            <w:r/>
-          </w:p>
-        </w:tc>
-        <w:tc>
-          <w:tcPr>
-            <w:tcW w:type="dxa" w:w="1711"/>
-          </w:tcPr>
-          <w:p>
-            <w:pPr>
-              <w:pStyle w:val="Tabellentext"/>
-            </w:pPr>
-            <w:r/>
-          </w:p>
-        </w:tc>
-      </w:tr>
-      <w:tr>
-        <w:tc>
-          <w:tcPr>
-            <w:tcW w:type="dxa" w:w="1500"/>
-          </w:tcPr>
-          <w:p>
-            <w:pPr>
-              <w:pStyle w:val="Tabellentext"/>
-            </w:pPr>
-            <w:r/>
-          </w:p>
-        </w:tc>
-        <w:tc>
-          <w:tcPr>
-            <w:tcW w:type="dxa" w:w="1000"/>
-          </w:tcPr>
-          <w:p>
-            <w:pPr>
-              <w:pStyle w:val="Tabellentext"/>
-            </w:pPr>
-            <w:r/>
-          </w:p>
-        </w:tc>
-        <w:tc>
-          <w:tcPr>
-            <w:tcW w:type="dxa" w:w="5000"/>
-          </w:tcPr>
-          <w:p>
-            <w:pPr>
-              <w:pStyle w:val="Tabellentext"/>
-            </w:pPr>
-            <w:r/>
-          </w:p>
-        </w:tc>
-        <w:tc>
-          <w:tcPr>
-            <w:tcW w:type="dxa" w:w="1711"/>
-          </w:tcPr>
-          <w:p>
-            <w:pPr>
-              <w:pStyle w:val="Tabellentext"/>
-            </w:pPr>
-            <w:r/>
-          </w:p>
-        </w:tc>
-      </w:tr>
-    </w:tbl>
-    <w:p>
-      <w:pPr>
-        <w:pStyle w:val="Beschriftung"/>
-      </w:pPr>
-      <w:r>
-        <w:t xml:space="preserve">Tabelle </w:t>
-      </w:r>
-      <w:fldSimple w:instr=" SEQ Tabelle \* ARABIC ">
-        <w:r>
-          <w:t>2</w:t>
-        </w:r>
-      </w:fldSimple>
-      <w:r>
-        <w:t xml:space="preserve">: Änderungen gegenüber Vorversion</w:t>
+        <w:t>&lt;Dies ist die erste Version.&gt;</w:t>
       </w:r>
     </w:p>
     <w:p>

--- a/build/index.docx
+++ b/build/index.docx
@@ -1508,6 +1508,77 @@
         <w:t>&lt;Keine&gt;</w:t>
       </w:r>
     </w:p>
+    <w:tbl>
+      <w:tblPr>
+        <w:tblStyle w:val="Tabellenraster"/>
+        <w:tblW w:type="auto" w:w="0"/>
+        <w:tblLook w:firstColumn="1" w:firstRow="1" w:lastColumn="0" w:lastRow="0" w:noHBand="0" w:noVBand="1" w:val="04A0"/>
+      </w:tblPr>
+      <w:tblGrid>
+        <w:gridCol w:w="7500"/>
+        <w:gridCol w:w="42500"/>
+      </w:tblGrid>
+      <w:tblGrid>
+        <w:gridCol w:w="4960"/>
+        <w:gridCol w:w="4960"/>
+      </w:tblGrid>
+      <w:tr>
+        <w:tc>
+          <w:tcPr>
+            <w:tcW w:type="dxa" w:w="7500"/>
+          </w:tcPr>
+          <w:p>
+            <w:pPr>
+              <w:pStyle w:val="Tabellentext"/>
+            </w:pPr>
+            <w:r>
+              <w:t>[Ref1]</w:t>
+            </w:r>
+          </w:p>
+        </w:tc>
+        <w:tc>
+          <w:tcPr>
+            <w:tcW w:type="dxa" w:w="42500"/>
+          </w:tcPr>
+          <w:p>
+            <w:pPr>
+              <w:pStyle w:val="Tabellentext"/>
+            </w:pPr>
+            <w:r>
+              <w:t>&lt;Vollständige Referenz&gt;</w:t>
+            </w:r>
+          </w:p>
+        </w:tc>
+      </w:tr>
+      <w:tr>
+        <w:tc>
+          <w:tcPr>
+            <w:tcW w:type="dxa" w:w="7500"/>
+          </w:tcPr>
+          <w:p>
+            <w:pPr>
+              <w:pStyle w:val="Tabellentext"/>
+            </w:pPr>
+            <w:r>
+              <w:t>[Ref2]</w:t>
+            </w:r>
+          </w:p>
+        </w:tc>
+        <w:tc>
+          <w:tcPr>
+            <w:tcW w:type="dxa" w:w="42500"/>
+          </w:tcPr>
+          <w:p>
+            <w:pPr>
+              <w:pStyle w:val="Tabellentext"/>
+            </w:pPr>
+            <w:r>
+              <w:t>&lt;Vollständige Referenz&gt;</w:t>
+            </w:r>
+          </w:p>
+        </w:tc>
+      </w:tr>
+    </w:tbl>
     <w:p>
       <w:pPr>
         <w:pStyle w:val="Anhangberschrift"/>

--- a/build/index.docx
+++ b/build/index.docx
@@ -579,17 +579,11 @@
     <w:p>
       <w:pPr/>
       <w:r>
-        <w:t>Im vorliegenden Dokument wird bei der Bezeichnung von Personen eine geschlechtsneutrale Formulierung verwendet. Basis bildet der Leitfaden der Bundeskanzlei. Je nach Situation kommen Paarformen (Bürgerinnen und Bürger), geschlechtsabstrakte Formen (versicherte Person), geschlechtsneutrale Formen (Versicherte) oder Umschreibungen ohne Personenbezug zum Einsatz. Das generische Maskulin (Bürger) ist nicht zulässig. Vollformen werden in fortlaufenden Texten verwendet. In verknappten Textpassagen, namentlich in Tabellen, können Kurzformen verwendet werden (Referent/in). Genderstern und ähnliche Schreibweisen werden nicht verwendet.</w:t>
-      </w:r>
-    </w:p>
-    <w:p>
-      <w:pPr/>
-      <w:r>
         <w:rPr>
           <w:b w:val="0"/>
           <w:i w:val="0"/>
         </w:rPr>
-        <w:t>[[einleitung]]</w:t>
+        <w:t>==== Im vorliegenden Dokument wird bei der Bezeichnung von Personen eine geschlechtsneutrale Formulierung verwendet. Basis bildet der https://www.bk.admin.ch/bk/de/home/dokumentation/sprachen/hilfsmittel-textredaktion/leitfaden-zum-geschlechtergerechten-formulieren.html[Leitfaden] der Bundeskanzlei. Je nach Situation kommen Paarformen (Bürgerinnen und Bürger), geschlechtsabstrakte Formen (versicherte Person), geschlechtsneutrale Formen (Versicherte) oder Umschreibungen ohne Personenbezug zum Einsatz. Das generische Maskulin (Bürger) ist nicht zulässig. Vollformen werden in fortlaufenden Texten verwendet, also in Texten, die aus ausformulierten Sätzen bestehen. In verknappten Textpassagen, namentlich in Tabellen, können Kurzformen verwendet werden. Dabei wird die Kurzform mit Schrägstrich, aber ohne Auslassungsstrich verwendet (Referent/in). Genderstern und ähnliche Schreibweisen werden nicht verwendet. ====</w:t>
       </w:r>
     </w:p>
     <w:p>
@@ -598,16 +592,6 @@
       </w:pPr>
       <w:r>
         <w:t>Einleitung</w:t>
-      </w:r>
-    </w:p>
-    <w:p>
-      <w:pPr/>
-      <w:r>
-        <w:rPr>
-          <w:b w:val="0"/>
-          <w:i w:val="0"/>
-        </w:rPr>
-        <w:t>[[status]]</w:t>
       </w:r>
     </w:p>
     <w:p>
@@ -629,16 +613,6 @@
       </w:r>
     </w:p>
     <w:p>
-      <w:pPr/>
-      <w:r>
-        <w:rPr>
-          <w:b w:val="0"/>
-          <w:i w:val="0"/>
-        </w:rPr>
-        <w:t>[[anwendungsgebiet]]</w:t>
-      </w:r>
-    </w:p>
-    <w:p>
       <w:pPr>
         <w:pStyle w:val="berschrift2"/>
       </w:pPr>
@@ -707,17 +681,7 @@
           <w:b w:val="0"/>
           <w:i w:val="0"/>
         </w:rPr>
-        <w:t>Beispiel «Abwickeln elektronisches Baugesuch»</w:t>
-      </w:r>
-    </w:p>
-    <w:p>
-      <w:pPr/>
-      <w:r>
-        <w:rPr>
-          <w:b w:val="0"/>
-          <w:i w:val="0"/>
-        </w:rPr>
-        <w:t>====</w:t>
+        <w:t>Beispiel «Abwickeln elektronisches Baugesuch» ====</w:t>
       </w:r>
     </w:p>
     <w:p>
@@ -728,16 +692,6 @@
           <w:i/>
         </w:rPr>
         <w:t>&lt;Anwendungsgebiet beschreiben&gt;</w:t>
-      </w:r>
-    </w:p>
-    <w:p>
-      <w:pPr/>
-      <w:r>
-        <w:rPr>
-          <w:b w:val="0"/>
-          <w:i w:val="0"/>
-        </w:rPr>
-        <w:t>[[titel-1]]</w:t>
       </w:r>
     </w:p>
     <w:p>
@@ -781,31 +735,11 @@
       </w:r>
     </w:p>
     <w:p>
-      <w:pPr/>
-      <w:r>
-        <w:rPr>
-          <w:b w:val="0"/>
-          <w:i w:val="0"/>
-        </w:rPr>
-        <w:t>[[titel-2]]</w:t>
-      </w:r>
-    </w:p>
-    <w:p>
       <w:pPr>
         <w:pStyle w:val="berschrift2"/>
       </w:pPr>
       <w:r>
         <w:t>Titel 2</w:t>
-      </w:r>
-    </w:p>
-    <w:p>
-      <w:pPr/>
-      <w:r>
-        <w:rPr>
-          <w:b w:val="0"/>
-          <w:i w:val="0"/>
-        </w:rPr>
-        <w:t>[[titel-3]]</w:t>
       </w:r>
     </w:p>
     <w:p>
@@ -895,6 +829,11 @@
         <w:tblLook w:firstColumn="1" w:firstRow="1" w:lastColumn="0" w:lastRow="0" w:noHBand="0" w:noVBand="1" w:val="04A0"/>
       </w:tblPr>
       <w:tblGrid>
+        <w:gridCol w:w="3000"/>
+        <w:gridCol w:w="3000"/>
+        <w:gridCol w:w="3000"/>
+      </w:tblGrid>
+      <w:tblGrid>
         <w:gridCol w:w="3307"/>
         <w:gridCol w:w="3307"/>
         <w:gridCol w:w="3307"/>
@@ -902,7 +841,7 @@
       <w:tr>
         <w:tc>
           <w:tcPr>
-            <w:tcW w:type="dxa" w:w="3307"/>
+            <w:tcW w:type="dxa" w:w="3000"/>
           </w:tcPr>
           <w:p>
             <w:pPr>
@@ -915,7 +854,7 @@
         </w:tc>
         <w:tc>
           <w:tcPr>
-            <w:tcW w:type="dxa" w:w="3307"/>
+            <w:tcW w:type="dxa" w:w="3000"/>
           </w:tcPr>
           <w:p>
             <w:pPr>
@@ -928,7 +867,7 @@
         </w:tc>
         <w:tc>
           <w:tcPr>
-            <w:tcW w:type="dxa" w:w="3307"/>
+            <w:tcW w:type="dxa" w:w="3000"/>
           </w:tcPr>
           <w:p>
             <w:pPr>
@@ -943,7 +882,7 @@
       <w:tr>
         <w:tc>
           <w:tcPr>
-            <w:tcW w:type="dxa" w:w="3307"/>
+            <w:tcW w:type="dxa" w:w="3000"/>
           </w:tcPr>
           <w:p>
             <w:pPr>
@@ -956,7 +895,7 @@
         </w:tc>
         <w:tc>
           <w:tcPr>
-            <w:tcW w:type="dxa" w:w="3307"/>
+            <w:tcW w:type="dxa" w:w="3000"/>
           </w:tcPr>
           <w:p>
             <w:pPr>
@@ -969,7 +908,7 @@
         </w:tc>
         <w:tc>
           <w:tcPr>
-            <w:tcW w:type="dxa" w:w="3307"/>
+            <w:tcW w:type="dxa" w:w="3000"/>
           </w:tcPr>
           <w:p>
             <w:pPr>
@@ -984,7 +923,7 @@
       <w:tr>
         <w:tc>
           <w:tcPr>
-            <w:tcW w:type="dxa" w:w="3307"/>
+            <w:tcW w:type="dxa" w:w="3000"/>
           </w:tcPr>
           <w:p>
             <w:pPr>
@@ -997,7 +936,7 @@
         </w:tc>
         <w:tc>
           <w:tcPr>
-            <w:tcW w:type="dxa" w:w="3307"/>
+            <w:tcW w:type="dxa" w:w="3000"/>
           </w:tcPr>
           <w:p>
             <w:pPr>
@@ -1010,7 +949,7 @@
         </w:tc>
         <w:tc>
           <w:tcPr>
-            <w:tcW w:type="dxa" w:w="3307"/>
+            <w:tcW w:type="dxa" w:w="3000"/>
           </w:tcPr>
           <w:p>
             <w:pPr>
@@ -1037,16 +976,6 @@
       </w:fldSimple>
       <w:r>
         <w:t xml:space="preserve">: Text</w:t>
-      </w:r>
-    </w:p>
-    <w:p>
-      <w:pPr/>
-      <w:r>
-        <w:rPr>
-          <w:b w:val="0"/>
-          <w:i w:val="0"/>
-        </w:rPr>
-        <w:t>[[titel-4]]</w:t>
       </w:r>
     </w:p>
     <w:p>
@@ -1068,16 +997,6 @@
       </w:r>
     </w:p>
     <w:p>
-      <w:pPr/>
-      <w:r>
-        <w:rPr>
-          <w:b w:val="0"/>
-          <w:i w:val="0"/>
-        </w:rPr>
-        <w:t>[[titel-5]]</w:t>
-      </w:r>
-    </w:p>
-    <w:p>
       <w:pPr>
         <w:pStyle w:val="berschrift5"/>
       </w:pPr>
@@ -1093,16 +1012,6 @@
           <w:i w:val="0"/>
         </w:rPr>
         <w:t>Text</w:t>
-      </w:r>
-    </w:p>
-    <w:p>
-      <w:pPr/>
-      <w:r>
-        <w:rPr>
-          <w:b w:val="0"/>
-          <w:i w:val="0"/>
-        </w:rPr>
-        <w:t>[[sicherheitsueberlegungen]]</w:t>
       </w:r>
     </w:p>
     <w:p>
@@ -1130,27 +1039,7 @@
           <w:b w:val="0"/>
           <w:i w:val="0"/>
         </w:rPr>
-        <w:t>==== &lt;Hinweis auf explizit relevante gesetzliche Grundlagen, oder ein Hinweis, dass bei der Umsetzung die relevanten gesetzlichen Grundlagen zu beachten sind.&gt;</w:t>
-      </w:r>
-    </w:p>
-    <w:p>
-      <w:pPr/>
-      <w:r>
-        <w:rPr>
-          <w:b w:val="0"/>
-          <w:i w:val="0"/>
-        </w:rPr>
-        <w:t>====</w:t>
-      </w:r>
-    </w:p>
-    <w:p>
-      <w:pPr/>
-      <w:r>
-        <w:rPr>
-          <w:b w:val="0"/>
-          <w:i w:val="0"/>
-        </w:rPr>
-        <w:t>[[haftungsausschluss]]</w:t>
+        <w:t>==== &lt;Hinweis auf explizit relevante gesetzliche Grundlagen, oder ein Hinweis, dass bei der Umsetzung die relevanten gesetzlichen Grundlagen zu beachten sind.&gt; ====</w:t>
       </w:r>
     </w:p>
     <w:p>
@@ -1217,11 +1106,8 @@
           <w:b w:val="0"/>
           <w:i w:val="0"/>
         </w:rPr>
-        <w:t xml:space="preserve"> haftet in keinem Fall für Entscheidungen oder Massnahmen, welche den Benutzenden auf Grund dieser Dokumente trifft und / oder ergreift. Die Benutzenden sind verpflichtet, die Dokumente vor deren Nutzung selbst zu überprüfen und sich gegebenenfalls beraten zu lassen.</w:t>
+        <w:t xml:space="preserve"> haftet in keinem Fall für Entscheidungen oder Massnahmen, welche den Benutzenden auf Grund dieser Dokumente trifft und / oder ergreift. Die Benutzenden sind verpflichtet, die Dokumente vor deren Nutzung selbst zu überprüfen und sich gegebenenfalls beraten zu lassen. </w:t>
       </w:r>
-    </w:p>
-    <w:p>
-      <w:pPr/>
       <w:r>
         <w:rPr>
           <w:b/>
@@ -1335,16 +1221,6 @@
           <w:i w:val="0"/>
         </w:rPr>
         <w:t>-Standards entstehen ist, soweit gesetzlich zulässig, wegbedungen.</w:t>
-      </w:r>
-    </w:p>
-    <w:p>
-      <w:pPr/>
-      <w:r>
-        <w:rPr>
-          <w:b w:val="0"/>
-          <w:i w:val="0"/>
-        </w:rPr>
-        <w:t>[[urheberrechte]]</w:t>
       </w:r>
     </w:p>
     <w:p>
@@ -1485,24 +1361,6 @@
       <w:r>
         <w:rPr>
           <w:b w:val="0"/>
-          <w:i w:val="0"/>
-        </w:rPr>
-        <w:t>[[anhang-a]]</w:t>
-      </w:r>
-    </w:p>
-    <w:p>
-      <w:pPr>
-        <w:pStyle w:val="berschrift1"/>
-      </w:pPr>
-      <w:r>
-        <w:t>Referenzen &amp; Bibliographie</w:t>
-      </w:r>
-    </w:p>
-    <w:p>
-      <w:pPr/>
-      <w:r>
-        <w:rPr>
-          <w:b w:val="0"/>
           <w:i/>
         </w:rPr>
         <w:t>&lt;Keine&gt;</w:t>
@@ -1585,24 +1443,6 @@
       </w:pPr>
       <w:r>
         <w:t>Anhang B – Mitarbeit &amp; Überprüfung</w:t>
-      </w:r>
-    </w:p>
-    <w:p>
-      <w:pPr/>
-      <w:r>
-        <w:rPr>
-          <w:b w:val="0"/>
-          <w:i w:val="0"/>
-        </w:rPr>
-        <w:t>[[anhang-b]]</w:t>
-      </w:r>
-    </w:p>
-    <w:p>
-      <w:pPr>
-        <w:pStyle w:val="berschrift1"/>
-      </w:pPr>
-      <w:r>
-        <w:t>Mitarbeit &amp; Überprüfung</w:t>
       </w:r>
     </w:p>
     <w:p>
@@ -1694,24 +1534,6 @@
         <w:t>Anhang C – Abkürzungen und Glossar</w:t>
       </w:r>
     </w:p>
-    <w:p>
-      <w:pPr/>
-      <w:r>
-        <w:rPr>
-          <w:b w:val="0"/>
-          <w:i w:val="0"/>
-        </w:rPr>
-        <w:t>[[anhang-c]]</w:t>
-      </w:r>
-    </w:p>
-    <w:p>
-      <w:pPr>
-        <w:pStyle w:val="berschrift1"/>
-      </w:pPr>
-      <w:r>
-        <w:t>Abkürzungen und Glossar</w:t>
-      </w:r>
-    </w:p>
     <w:tbl>
       <w:tblPr>
         <w:tblStyle w:val="Tabellenraster"/>
@@ -1789,24 +1611,6 @@
       </w:pPr>
       <w:r>
         <w:t>Anhang D – Änderungen gegenüber Vorversion</w:t>
-      </w:r>
-    </w:p>
-    <w:p>
-      <w:pPr/>
-      <w:r>
-        <w:rPr>
-          <w:b w:val="0"/>
-          <w:i w:val="0"/>
-        </w:rPr>
-        <w:t>[[anhang-d]]</w:t>
-      </w:r>
-    </w:p>
-    <w:p>
-      <w:pPr>
-        <w:pStyle w:val="berschrift1"/>
-      </w:pPr>
-      <w:r>
-        <w:t>Änderungen gegenüber Vorversion</w:t>
       </w:r>
     </w:p>
     <w:p>

--- a/build/index.docx
+++ b/build/index.docx
@@ -562,11 +562,24 @@
       <w:pPr>
         <w:pStyle w:val="Verzeichnis1"/>
       </w:pPr>
-      <w:fldSimple w:instr=" TOC \o &quot;1-5&quot; \h \z \u ">
-        <w:r>
-          <w:t>[Inhaltsverzeichnis wird beim Öffnen in Word aktualisiert]</w:t>
-        </w:r>
-      </w:fldSimple>
+      <w:r>
+        <w:fldChar w:fldCharType="begin" w:dirty="true"/>
+      </w:r>
+      <w:r>
+        <w:instrText xml:space="preserve"> TOC \o "1-5" \h \z \u </w:instrText>
+      </w:r>
+      <w:r>
+        <w:fldChar w:fldCharType="separate"/>
+      </w:r>
+      <w:r>
+        <w:rPr>
+          <w:noProof/>
+        </w:rPr>
+        <w:t>[Inhaltsverzeichnis wird beim Öffnen in Word aktualisiert]</w:t>
+      </w:r>
+      <w:r>
+        <w:fldChar w:fldCharType="end"/>
+      </w:r>
     </w:p>
     <w:p>
       <w:pPr>
@@ -1635,11 +1648,24 @@
       <w:pPr>
         <w:pStyle w:val="Abbildungsverzeichnis"/>
       </w:pPr>
-      <w:fldSimple w:instr=" TOC \h \z \c &quot;Abbildung&quot; ">
-        <w:r>
-          <w:t>[Abbildung-Verzeichnis wird beim Öffnen in Word aktualisiert]</w:t>
-        </w:r>
-      </w:fldSimple>
+      <w:r>
+        <w:fldChar w:fldCharType="begin" w:dirty="true"/>
+      </w:r>
+      <w:r>
+        <w:instrText xml:space="preserve"> TOC \h \z \c "Abbildung" </w:instrText>
+      </w:r>
+      <w:r>
+        <w:fldChar w:fldCharType="separate"/>
+      </w:r>
+      <w:r>
+        <w:rPr>
+          <w:noProof/>
+        </w:rPr>
+        <w:t>[Abbildung-Verzeichnis wird beim Öffnen in Word aktualisiert]</w:t>
+      </w:r>
+      <w:r>
+        <w:fldChar w:fldCharType="end"/>
+      </w:r>
     </w:p>
     <w:p>
       <w:pPr>
@@ -1653,11 +1679,24 @@
       <w:pPr>
         <w:pStyle w:val="Abbildungsverzeichnis"/>
       </w:pPr>
-      <w:fldSimple w:instr=" TOC \h \z \c &quot;Tabelle&quot; ">
-        <w:r>
-          <w:t>[Tabelle-Verzeichnis wird beim Öffnen in Word aktualisiert]</w:t>
-        </w:r>
-      </w:fldSimple>
+      <w:r>
+        <w:fldChar w:fldCharType="begin" w:dirty="true"/>
+      </w:r>
+      <w:r>
+        <w:instrText xml:space="preserve"> TOC \h \z \c "Tabelle" </w:instrText>
+      </w:r>
+      <w:r>
+        <w:fldChar w:fldCharType="separate"/>
+      </w:r>
+      <w:r>
+        <w:rPr>
+          <w:noProof/>
+        </w:rPr>
+        <w:t>[Tabelle-Verzeichnis wird beim Öffnen in Word aktualisiert]</w:t>
+      </w:r>
+      <w:r>
+        <w:fldChar w:fldCharType="end"/>
+      </w:r>
     </w:p>
     <w:sectPr>
       <w:headerReference w:type="default" r:id="rId13"/>

--- a/build/index.docx
+++ b/build/index.docx
@@ -2,11 +2,11 @@
 <file path=word/document.xml><?xml version="1.0" encoding="utf-8"?>
 <w:document xmlns:wpc="http://schemas.microsoft.com/office/word/2010/wordprocessingCanvas" xmlns:cx="http://schemas.microsoft.com/office/drawing/2014/chartex" xmlns:cx1="http://schemas.microsoft.com/office/drawing/2015/9/8/chartex" xmlns:cx2="http://schemas.microsoft.com/office/drawing/2015/10/21/chartex" xmlns:cx3="http://schemas.microsoft.com/office/drawing/2016/5/9/chartex" xmlns:cx4="http://schemas.microsoft.com/office/drawing/2016/5/10/chartex" xmlns:cx5="http://schemas.microsoft.com/office/drawing/2016/5/11/chartex" xmlns:cx6="http://schemas.microsoft.com/office/drawing/2016/5/12/chartex" xmlns:cx7="http://schemas.microsoft.com/office/drawing/2016/5/13/chartex" xmlns:cx8="http://schemas.microsoft.com/office/drawing/2016/5/14/chartex" xmlns:mc="http://schemas.openxmlformats.org/markup-compatibility/2006" xmlns:aink="http://schemas.microsoft.com/office/drawing/2016/ink" xmlns:am3d="http://schemas.microsoft.com/office/drawing/2017/model3d" xmlns:o="urn:schemas-microsoft-com:office:office" xmlns:oel="http://schemas.microsoft.com/office/2019/extlst" xmlns:r="http://schemas.openxmlformats.org/officeDocument/2006/relationships" xmlns:m="http://schemas.openxmlformats.org/officeDocument/2006/math" xmlns:v="urn:schemas-microsoft-com:vml" xmlns:wp14="http://schemas.microsoft.com/office/word/2010/wordprocessingDrawing" xmlns:wp="http://schemas.openxmlformats.org/drawingml/2006/wordprocessingDrawing" xmlns:w10="urn:schemas-microsoft-com:office:word" xmlns:w="http://schemas.openxmlformats.org/wordprocessingml/2006/main" xmlns:w14="http://schemas.microsoft.com/office/word/2010/wordml" xmlns:w15="http://schemas.microsoft.com/office/word/2012/wordml" xmlns:w16cex="http://schemas.microsoft.com/office/word/2018/wordml/cex" xmlns:w16cid="http://schemas.microsoft.com/office/word/2016/wordml/cid" xmlns:w16="http://schemas.microsoft.com/office/word/2018/wordml" xmlns:w16du="http://schemas.microsoft.com/office/word/2023/wordml/word16du" xmlns:w16sdtdh="http://schemas.microsoft.com/office/word/2020/wordml/sdtdatahash" xmlns:w16sdtfl="http://schemas.microsoft.com/office/word/2024/wordml/sdtformatlock" xmlns:w16se="http://schemas.microsoft.com/office/word/2015/wordml/symex" xmlns:wpg="http://schemas.microsoft.com/office/word/2010/wordprocessingGroup" xmlns:wpi="http://schemas.microsoft.com/office/word/2010/wordprocessingInk" xmlns:wne="http://schemas.microsoft.com/office/word/2006/wordml" xmlns:wps="http://schemas.microsoft.com/office/word/2010/wordprocessingShape" mc:Ignorable="w14 w15 w16se w16cid w16 w16cex w16sdtdh w16sdtfl w16du wp14">
   <w:body>
+    <w:bookmarkStart w:id="0" w:name="eCHNummer"/>
     <w:p>
       <w:pPr>
         <w:pStyle w:val="Titel"/>
       </w:pPr>
-      <w:bookmarkStart w:id="100" w:name="eCHNummer"/>
       <w:sdt>
         <w:sdtPr>
           <w:alias w:val="eCH-Dossier Nr."/>
@@ -19,11 +19,11 @@
           </w:r>
         </w:sdtContent>
       </w:sdt>
-      <w:bookmarkEnd w:id="100"/>
+      <w:bookmarkEnd w:id="0"/>
       <w:r>
         <w:t xml:space="preserve"> – </w:t>
       </w:r>
-      <w:bookmarkStart w:id="101" w:name="eCHName"/>
+      <w:bookmarkStart w:id="1" w:name="eCHName"/>
       <w:sdt>
         <w:sdtPr>
           <w:alias w:val="eCH-Dossier Name"/>
@@ -36,7 +36,7 @@
           </w:r>
         </w:sdtContent>
       </w:sdt>
-      <w:bookmarkEnd w:id="101"/>
+      <w:bookmarkEnd w:id="1"/>
     </w:p>
     <w:tbl>
       <w:tblPr>
